--- a/docs/Smart_Accounting_Platform_Report.docx
+++ b/docs/Smart_Accounting_Platform_Report.docx
@@ -192,7 +192,7 @@
         <w:spacing w:after="80"/>
       </w:pPr>
       <w:r>
-        <w:t>التقنيات المستخدمة</w:t>
+        <w:t>التقنيات المستخدمة (موسع)</w:t>
       </w:r>
     </w:p>
     <w:p>
@@ -228,7 +228,7 @@
         <w:spacing w:after="80"/>
       </w:pPr>
       <w:r>
-        <w:t>التحديث التلقائي</w:t>
+        <w:t>نظام التحديث التلقائي</w:t>
       </w:r>
     </w:p>
     <w:p>
@@ -237,7 +237,7 @@
         <w:spacing w:after="80"/>
       </w:pPr>
       <w:r>
-        <w:t>الاختبارات</w:t>
+        <w:t>الاختبارات وضمان الجودة</w:t>
       </w:r>
     </w:p>
     <w:p>
@@ -292,7 +292,7 @@
     </w:p>
     <w:p>
       <w:r>
-        <w:t>تم تطوير المنصة باستخدام لغة Python وإطار العمل PyQt5، مع الاعتماد على أحدث التقنيات في تحليل البيانات والرسوم البيانية والتقارير.</w:t>
+        <w:t>تم تطوير المنصة باستخدام لغة Python وإطار العمل PyQt5، مع الاعتماد على أحدث التقنيات في تحليل البيانات والرسوم البيانية والتقارير. المشروع هو تطبيق سطح مكتب (Desktop Application) يعمل على نظام Windows 10/11، مع إمكانية تشغيله بشكل محمول (Portable) أو من خلال مثبت (Installer).</w:t>
       </w:r>
     </w:p>
     <w:p>
@@ -346,6 +346,14 @@
       </w:pPr>
       <w:r>
         <w:t>تتيح التحديث التلقائي للبرنامج</w:t>
+      </w:r>
+    </w:p>
+    <w:p>
+      <w:pPr>
+        <w:pStyle w:val="ListBullet"/>
+      </w:pPr>
+      <w:r>
+        <w:t>تكون مفتوحة المصدر وقابلة للتطوير</w:t>
       </w:r>
     </w:p>
     <w:p>
@@ -391,7 +399,7 @@
         <w:t xml:space="preserve">ج. </w:t>
       </w:r>
       <w:r>
-        <w:t>تطبيق النظام الجبائي الجزائري بشكل كامل (IBS، TVA، IRG، CNAS، CNAC)</w:t>
+        <w:t>تطبيق النظام الجبائي الجزائري بشكل كامل (IBS، TVA، IRG، CNAS، CNAC، VF)</w:t>
       </w:r>
     </w:p>
     <w:p>
@@ -413,7 +421,7 @@
         <w:t xml:space="preserve">هـ. </w:t>
       </w:r>
       <w:r>
-        <w:t>دعم 3 لغات: العربية، الإنجليزية، الفرنسية</w:t>
+        <w:t>دعم 3 لغات: العربية، الإنجليزية، الفرنسية مع تبديل فوري</w:t>
       </w:r>
     </w:p>
     <w:p>
@@ -435,7 +443,7 @@
         <w:t xml:space="preserve">ز. </w:t>
       </w:r>
       <w:r>
-        <w:t>تطبيق نظام التحديث التلقائي (Auto-update)</w:t>
+        <w:t>تطبيق نظام التحديث التلقائي (Auto-update) كامل</w:t>
       </w:r>
     </w:p>
     <w:p>
@@ -450,6 +458,28 @@
       </w:r>
     </w:p>
     <w:p>
+      <w:r>
+        <w:rPr>
+          <w:b/>
+        </w:rPr>
+        <w:t xml:space="preserve">ط. </w:t>
+      </w:r>
+      <w:r>
+        <w:t>توفير تقارير متعددة الصيغ (PDF/Excel/HTML/TXT)</w:t>
+      </w:r>
+    </w:p>
+    <w:p>
+      <w:r>
+        <w:rPr>
+          <w:b/>
+        </w:rPr>
+        <w:t xml:space="preserve">ي. </w:t>
+      </w:r>
+      <w:r>
+        <w:t>دعم 3 ثيمات (فاتح، داكن، عصري)</w:t>
+      </w:r>
+    </w:p>
+    <w:p>
       <w:pPr>
         <w:pStyle w:val="Heading1"/>
       </w:pPr>
@@ -464,12 +494,7 @@
     </w:p>
     <w:p>
       <w:r>
-        <w:t>بالإضافة إلى ذلك، يعتبر المشروع مرجعاً تعليمياً متكاملاً يجمع بين المحاسبة المالية، تحليل البيانات، الذكاء الاصطناعي، وهندسة البرمجيات.</w:t>
-      </w:r>
-    </w:p>
-    <w:p>
-      <w:r>
-        <w:br w:type="page"/>
+        <w:t>بالإضافة إلى ذلك، يعتبر المشروع مرجعاً تعليمياً متكاملاً يجمع بين المحاسبة المالية، تحليل البيانات، الذكاء الاصطناعي، وهندسة البرمجيات. حيث يمكن للطلاب تعلم كيفية بناء نظام محاسبي متكامل من الصفر باستخدام أحدث التقنيات.</w:t>
       </w:r>
     </w:p>
     <w:p>
@@ -581,7 +606,7 @@
                 <w:rFonts w:ascii="Amiri" w:hAnsi="Amiri"/>
                 <w:sz w:val="20"/>
               </w:rPr>
-              <w:t>مفتوح المصدر، وحدات متعددة</w:t>
+              <w:t>مفتوح المصدر، وحدات متعددة، مجتمع كبير</w:t>
             </w:r>
           </w:p>
         </w:tc>
@@ -595,7 +620,7 @@
                 <w:rFonts w:ascii="Amiri" w:hAnsi="Amiri"/>
                 <w:sz w:val="20"/>
               </w:rPr>
-              <w:t>معقد، لا يدعم الجباية الجزائرية</w:t>
+              <w:t>معقد، لا يدعم الجباية الجزائرية، يحتاج خادم</w:t>
             </w:r>
           </w:p>
         </w:tc>
@@ -625,7 +650,7 @@
                 <w:rFonts w:ascii="Amiri" w:hAnsi="Amiri"/>
                 <w:sz w:val="20"/>
               </w:rPr>
-              <w:t>قوي، يدعم العربية</w:t>
+              <w:t>قوي، يدعم العربية، معترف به دولياً</w:t>
             </w:r>
           </w:p>
         </w:tc>
@@ -639,7 +664,7 @@
                 <w:rFonts w:ascii="Amiri" w:hAnsi="Amiri"/>
                 <w:sz w:val="20"/>
               </w:rPr>
-              <w:t>مكلف، نظام مغلق</w:t>
+              <w:t>مكلف جداً، نظام مغلق، لا يدعم الجباية الجزائرية</w:t>
             </w:r>
           </w:p>
         </w:tc>
@@ -669,7 +694,7 @@
                 <w:rFonts w:ascii="Amiri" w:hAnsi="Amiri"/>
                 <w:sz w:val="20"/>
               </w:rPr>
-              <w:t>سهل الاستخدام</w:t>
+              <w:t>سهل الاستخدام، مناسب للشركات الصغيرة</w:t>
             </w:r>
           </w:p>
         </w:tc>
@@ -713,7 +738,7 @@
                 <w:rFonts w:ascii="Amiri" w:hAnsi="Amiri"/>
                 <w:sz w:val="20"/>
               </w:rPr>
-              <w:t>سحابي، بالعربية</w:t>
+              <w:t>سحابي، بالعربية، دعم فني محلي</w:t>
             </w:r>
           </w:p>
         </w:tc>
@@ -727,7 +752,7 @@
                 <w:rFonts w:ascii="Amiri" w:hAnsi="Amiri"/>
                 <w:sz w:val="20"/>
               </w:rPr>
-              <w:t>لا يدعم التحليل المتقدم</w:t>
+              <w:t>لا يدعم التحليل المتقدم، حدود في عدد المستخدمين</w:t>
             </w:r>
           </w:p>
         </w:tc>
@@ -743,7 +768,7 @@
                 <w:rFonts w:ascii="Amiri" w:hAnsi="Amiri"/>
                 <w:sz w:val="20"/>
               </w:rPr>
-              <w:t>Excel</w:t>
+              <w:t>Excel + يدوي</w:t>
             </w:r>
           </w:p>
         </w:tc>
@@ -757,7 +782,7 @@
                 <w:rFonts w:ascii="Amiri" w:hAnsi="Amiri"/>
                 <w:sz w:val="20"/>
               </w:rPr>
-              <w:t>مرن، متاح</w:t>
+              <w:t>مرن، متاح للجميع، لا يحتاج خبرة برمجية</w:t>
             </w:r>
           </w:p>
         </w:tc>
@@ -771,7 +796,7 @@
                 <w:rFonts w:ascii="Amiri" w:hAnsi="Amiri"/>
                 <w:sz w:val="20"/>
               </w:rPr>
-              <w:t>يدوي، عرضة للأخطاء</w:t>
+              <w:t>يدوي بالكامل، عرضة للأخطاء، لا يوجد أمان</w:t>
             </w:r>
           </w:p>
         </w:tc>
@@ -780,7 +805,7 @@
     <w:p/>
     <w:p>
       <w:r>
-        <w:t>يتميز هذا المشروع عن سابقاته بدمج النظام الجبائي الجزائري بشكل كامل، وتوفير تحليل مالي متقدم مع 28 نسبة مالية، ودعم 3 لغات، ونظام تحديث تلقائي.</w:t>
+        <w:t>يتميز هذا المشروع عن سابقاته بدمج النظام الجبائي الجزائري بشكل كامل، وتوفير تحليل مالي متقدم مع 28 نسبة مالية، ودعم 3 لغات، ونظام تحديث تلقائي. كما أنه مفتوح المصدر بالكامل (رخصة MIT)، مما يسمح لأي مطور بتعديله وتطويره.</w:t>
       </w:r>
     </w:p>
     <w:p>
@@ -793,7 +818,15 @@
     </w:p>
     <w:p>
       <w:r>
-        <w:t>تم اعتماد منهجية التطوير التكراري (Iterative Development) مع اتباع بروتوكول التعديل الجراحي (Surgical Editing Protocol) لضمان:</w:t>
+        <w:t>تم اعتماد منهجية التطوير التكراري (Iterative Development) مع اتباع بروتوكول التعديل الجراحي (Surgical Editing Protocol).</w:t>
+      </w:r>
+    </w:p>
+    <w:p>
+      <w:r>
+        <w:rPr>
+          <w:b/>
+        </w:rPr>
+        <w:t>مبادئ المنهجية:</w:t>
       </w:r>
     </w:p>
     <w:p>
@@ -801,7 +834,7 @@
         <w:pStyle w:val="ListBullet"/>
       </w:pPr>
       <w:r>
-        <w:t>عدم تخريب الميزات الموجودة أثناء إضافة ميزات جديدة</w:t>
+        <w:t>المس فقط ما يجب لمسه: لا تحسين تنسيق كود مجاور، لا إعادة صياغة تعليقات قديمة</w:t>
       </w:r>
     </w:p>
     <w:p>
@@ -809,7 +842,7 @@
         <w:pStyle w:val="ListBullet"/>
       </w:pPr>
       <w:r>
-        <w:t>الالتزام بمبدأ DRY (Don't Repeat Yourself)</w:t>
+        <w:t>مطابقة الأسلوب: الالتزام بأسلوب الكود الحالي تماماً حتى لو كان غير مثالي</w:t>
       </w:r>
     </w:p>
     <w:p>
@@ -817,7 +850,7 @@
         <w:pStyle w:val="ListBullet"/>
       </w:pPr>
       <w:r>
-        <w:t>اختبار كل تعديل قبل دمجه</w:t>
+        <w:t>تحليل التأثير: قراءة PROJECT_MAP.md، تحديد الملفات المتأثرة بدقة قبل كل تغيير</w:t>
       </w:r>
     </w:p>
     <w:p>
@@ -825,7 +858,7 @@
         <w:pStyle w:val="ListBullet"/>
       </w:pPr>
       <w:r>
-        <w:t>توثيق كل تغيير في PROJECT_MAP.md</w:t>
+        <w:t>السلامة المعمارية والتجريد: الالتزام بـ DRY، استخدام طبقة Shared/Core</w:t>
       </w:r>
     </w:p>
     <w:p>
@@ -833,7 +866,15 @@
         <w:pStyle w:val="ListBullet"/>
       </w:pPr>
       <w:r>
-        <w:t>تطوير موجه بالأهداف (Goal-Driven Development)</w:t>
+        <w:t>التحقق والنجاح: كتابة الاختبار أولاً (TDD)، تأكده من فشله، ثم اجعله ينجح</w:t>
+      </w:r>
+    </w:p>
+    <w:p>
+      <w:pPr>
+        <w:pStyle w:val="ListBullet"/>
+      </w:pPr>
+      <w:r>
+        <w:t>مزامنة الحالة: تحديث PROJECT_MAP.md فوراً بعد كل تعديل</w:t>
       </w:r>
     </w:p>
     <w:p/>
@@ -852,37 +893,42 @@
     </w:p>
     <w:p>
       <w:r>
-        <w:t>2. تصميم قاعدة البيانات والهيكلة</w:t>
-      </w:r>
-    </w:p>
-    <w:p>
-      <w:r>
-        <w:t>3. تطوير الوحدات الأساسية (حسابات، تحليل، تدقيق)</w:t>
-      </w:r>
-    </w:p>
-    <w:p>
-      <w:r>
-        <w:t>4. تطوير واجهات المستخدم</w:t>
-      </w:r>
-    </w:p>
-    <w:p>
-      <w:r>
-        <w:t>5. تطبيق النظام الجبائي الجزائري</w:t>
-      </w:r>
-    </w:p>
-    <w:p>
-      <w:r>
-        <w:t>6. إضافة تقنيات الذكاء الاصطناعي</w:t>
-      </w:r>
-    </w:p>
-    <w:p>
-      <w:r>
-        <w:t>7. الاختبار والتحسين المستمر</w:t>
-      </w:r>
-    </w:p>
-    <w:p>
-      <w:r>
-        <w:t>8. النشر والتوزيع</w:t>
+        <w:t>2. تصميم قاعدة البيانات والهيكلة (11 جدول)</w:t>
+      </w:r>
+    </w:p>
+    <w:p>
+      <w:r>
+        <w:t>3. تطوير الوحدات الأساسية (calculations.py, analysis.py, audit.py)</w:t>
+      </w:r>
+    </w:p>
+    <w:p>
+      <w:r>
+        <w:t>4. تطوير واجهات المستخدم (22 شاشة)</w:t>
+      </w:r>
+    </w:p>
+    <w:p>
+      <w:r>
+        <w:t>5. تطبيق النظام الجبائي الجزائري (tax.py + tax_config.json)</w:t>
+      </w:r>
+    </w:p>
+    <w:p>
+      <w:r>
+        <w:t>6. إضافة تقنيات الذكاء الاصطناعي (ChatView)</w:t>
+      </w:r>
+    </w:p>
+    <w:p>
+      <w:r>
+        <w:t>7. الاختبار والتحسين المستمر (351 اختبار)</w:t>
+      </w:r>
+    </w:p>
+    <w:p>
+      <w:r>
+        <w:t>8. النشر والتوزيع (Nuitka + Inno Setup + GitHub)</w:t>
+      </w:r>
+    </w:p>
+    <w:p>
+      <w:r>
+        <w:br w:type="page"/>
       </w:r>
     </w:p>
     <w:p>
@@ -904,6 +950,3998 @@
       </w:pPr>
       <w:r>
         <w:t>7.1 الطبقات</w:t>
+      </w:r>
+    </w:p>
+    <w:tbl>
+      <w:tblPr>
+        <w:tblStyle w:val="TableGrid"/>
+        <w:tblW w:type="auto" w:w="0"/>
+        <w:jc w:val="center"/>
+        <w:tblLook w:firstColumn="1" w:firstRow="1" w:lastColumn="0" w:lastRow="0" w:noHBand="0" w:noVBand="1" w:val="04A0"/>
+      </w:tblPr>
+      <w:tblGrid>
+        <w:gridCol w:w="2351"/>
+        <w:gridCol w:w="2351"/>
+        <w:gridCol w:w="2351"/>
+        <w:gridCol w:w="2351"/>
+      </w:tblGrid>
+      <w:tr>
+        <w:tc>
+          <w:tcPr>
+            <w:tcW w:type="dxa" w:w="2351"/>
+            <w:shd w:fill="1F4E79" w:val="clear"/>
+          </w:tcPr>
+          <w:p>
+            <w:pPr>
+              <w:jc w:val="center"/>
+            </w:pPr>
+            <w:r>
+              <w:rPr>
+                <w:b/>
+                <w:color w:val="FFFFFF"/>
+                <w:sz w:val="20"/>
+              </w:rPr>
+              <w:t>الطبقة</w:t>
+            </w:r>
+          </w:p>
+        </w:tc>
+        <w:tc>
+          <w:tcPr>
+            <w:tcW w:type="dxa" w:w="2351"/>
+            <w:shd w:fill="1F4E79" w:val="clear"/>
+          </w:tcPr>
+          <w:p>
+            <w:pPr>
+              <w:jc w:val="center"/>
+            </w:pPr>
+            <w:r>
+              <w:rPr>
+                <w:b/>
+                <w:color w:val="FFFFFF"/>
+                <w:sz w:val="20"/>
+              </w:rPr>
+              <w:t>المسؤولية</w:t>
+            </w:r>
+          </w:p>
+        </w:tc>
+        <w:tc>
+          <w:tcPr>
+            <w:tcW w:type="dxa" w:w="2351"/>
+            <w:shd w:fill="1F4E79" w:val="clear"/>
+          </w:tcPr>
+          <w:p>
+            <w:pPr>
+              <w:jc w:val="center"/>
+            </w:pPr>
+            <w:r>
+              <w:rPr>
+                <w:b/>
+                <w:color w:val="FFFFFF"/>
+                <w:sz w:val="20"/>
+              </w:rPr>
+              <w:t>التقنيات</w:t>
+            </w:r>
+          </w:p>
+        </w:tc>
+        <w:tc>
+          <w:tcPr>
+            <w:tcW w:type="dxa" w:w="2351"/>
+            <w:shd w:fill="1F4E79" w:val="clear"/>
+          </w:tcPr>
+          <w:p>
+            <w:pPr>
+              <w:jc w:val="center"/>
+            </w:pPr>
+            <w:r>
+              <w:rPr>
+                <w:b/>
+                <w:color w:val="FFFFFF"/>
+                <w:sz w:val="20"/>
+              </w:rPr>
+              <w:t>الملفات</w:t>
+            </w:r>
+          </w:p>
+        </w:tc>
+      </w:tr>
+      <w:tr>
+        <w:tc>
+          <w:tcPr>
+            <w:tcW w:type="dxa" w:w="2351"/>
+          </w:tcPr>
+          <w:p>
+            <w:r>
+              <w:rPr>
+                <w:rFonts w:ascii="Amiri" w:hAnsi="Amiri"/>
+                <w:sz w:val="20"/>
+              </w:rPr>
+              <w:t>Presentation (UI)</w:t>
+            </w:r>
+          </w:p>
+        </w:tc>
+        <w:tc>
+          <w:tcPr>
+            <w:tcW w:type="dxa" w:w="2351"/>
+          </w:tcPr>
+          <w:p>
+            <w:r>
+              <w:rPr>
+                <w:rFonts w:ascii="Amiri" w:hAnsi="Amiri"/>
+                <w:sz w:val="20"/>
+              </w:rPr>
+              <w:t>واجهات المستخدم والتفاعل</w:t>
+            </w:r>
+          </w:p>
+        </w:tc>
+        <w:tc>
+          <w:tcPr>
+            <w:tcW w:type="dxa" w:w="2351"/>
+          </w:tcPr>
+          <w:p>
+            <w:r>
+              <w:rPr>
+                <w:rFonts w:ascii="Amiri" w:hAnsi="Amiri"/>
+                <w:sz w:val="20"/>
+              </w:rPr>
+              <w:t>PyQt5، QSS، i18n</w:t>
+            </w:r>
+          </w:p>
+        </w:tc>
+        <w:tc>
+          <w:tcPr>
+            <w:tcW w:type="dxa" w:w="2351"/>
+          </w:tcPr>
+          <w:p>
+            <w:r>
+              <w:rPr>
+                <w:rFonts w:ascii="Amiri" w:hAnsi="Amiri"/>
+                <w:sz w:val="20"/>
+              </w:rPr>
+              <w:t>ui/*.py، ui/views/*.py</w:t>
+            </w:r>
+          </w:p>
+        </w:tc>
+      </w:tr>
+      <w:tr>
+        <w:tc>
+          <w:tcPr>
+            <w:tcW w:type="dxa" w:w="2351"/>
+          </w:tcPr>
+          <w:p>
+            <w:r>
+              <w:rPr>
+                <w:rFonts w:ascii="Amiri" w:hAnsi="Amiri"/>
+                <w:sz w:val="20"/>
+              </w:rPr>
+              <w:t>Business Logic</w:t>
+            </w:r>
+          </w:p>
+        </w:tc>
+        <w:tc>
+          <w:tcPr>
+            <w:tcW w:type="dxa" w:w="2351"/>
+          </w:tcPr>
+          <w:p>
+            <w:r>
+              <w:rPr>
+                <w:rFonts w:ascii="Amiri" w:hAnsi="Amiri"/>
+                <w:sz w:val="20"/>
+              </w:rPr>
+              <w:t>المنطق التجاري والحسابات</w:t>
+            </w:r>
+          </w:p>
+        </w:tc>
+        <w:tc>
+          <w:tcPr>
+            <w:tcW w:type="dxa" w:w="2351"/>
+          </w:tcPr>
+          <w:p>
+            <w:r>
+              <w:rPr>
+                <w:rFonts w:ascii="Amiri" w:hAnsi="Amiri"/>
+                <w:sz w:val="20"/>
+              </w:rPr>
+              <w:t>Python، Pandas، numpy</w:t>
+            </w:r>
+          </w:p>
+        </w:tc>
+        <w:tc>
+          <w:tcPr>
+            <w:tcW w:type="dxa" w:w="2351"/>
+          </w:tcPr>
+          <w:p>
+            <w:r>
+              <w:rPr>
+                <w:rFonts w:ascii="Amiri" w:hAnsi="Amiri"/>
+                <w:sz w:val="20"/>
+              </w:rPr>
+              <w:t>modules/*.py</w:t>
+            </w:r>
+          </w:p>
+        </w:tc>
+      </w:tr>
+      <w:tr>
+        <w:tc>
+          <w:tcPr>
+            <w:tcW w:type="dxa" w:w="2351"/>
+          </w:tcPr>
+          <w:p>
+            <w:r>
+              <w:rPr>
+                <w:rFonts w:ascii="Amiri" w:hAnsi="Amiri"/>
+                <w:sz w:val="20"/>
+              </w:rPr>
+              <w:t>Data Access</w:t>
+            </w:r>
+          </w:p>
+        </w:tc>
+        <w:tc>
+          <w:tcPr>
+            <w:tcW w:type="dxa" w:w="2351"/>
+          </w:tcPr>
+          <w:p>
+            <w:r>
+              <w:rPr>
+                <w:rFonts w:ascii="Amiri" w:hAnsi="Amiri"/>
+                <w:sz w:val="20"/>
+              </w:rPr>
+              <w:t>التعامل مع قاعدة البيانات</w:t>
+            </w:r>
+          </w:p>
+        </w:tc>
+        <w:tc>
+          <w:tcPr>
+            <w:tcW w:type="dxa" w:w="2351"/>
+          </w:tcPr>
+          <w:p>
+            <w:r>
+              <w:rPr>
+                <w:rFonts w:ascii="Amiri" w:hAnsi="Amiri"/>
+                <w:sz w:val="20"/>
+              </w:rPr>
+              <w:t>SQLite، sqlite3</w:t>
+            </w:r>
+          </w:p>
+        </w:tc>
+        <w:tc>
+          <w:tcPr>
+            <w:tcW w:type="dxa" w:w="2351"/>
+          </w:tcPr>
+          <w:p>
+            <w:r>
+              <w:rPr>
+                <w:rFonts w:ascii="Amiri" w:hAnsi="Amiri"/>
+                <w:sz w:val="20"/>
+              </w:rPr>
+              <w:t>database/*.py</w:t>
+            </w:r>
+          </w:p>
+        </w:tc>
+      </w:tr>
+      <w:tr>
+        <w:tc>
+          <w:tcPr>
+            <w:tcW w:type="dxa" w:w="2351"/>
+          </w:tcPr>
+          <w:p>
+            <w:r>
+              <w:rPr>
+                <w:rFonts w:ascii="Amiri" w:hAnsi="Amiri"/>
+                <w:sz w:val="20"/>
+              </w:rPr>
+              <w:t>Utils/Shared</w:t>
+            </w:r>
+          </w:p>
+        </w:tc>
+        <w:tc>
+          <w:tcPr>
+            <w:tcW w:type="dxa" w:w="2351"/>
+          </w:tcPr>
+          <w:p>
+            <w:r>
+              <w:rPr>
+                <w:rFonts w:ascii="Amiri" w:hAnsi="Amiri"/>
+                <w:sz w:val="20"/>
+              </w:rPr>
+              <w:t>أدوات مشتركة ومكتبات</w:t>
+            </w:r>
+          </w:p>
+        </w:tc>
+        <w:tc>
+          <w:tcPr>
+            <w:tcW w:type="dxa" w:w="2351"/>
+          </w:tcPr>
+          <w:p>
+            <w:r>
+              <w:rPr>
+                <w:rFonts w:ascii="Amiri" w:hAnsi="Amiri"/>
+                <w:sz w:val="20"/>
+              </w:rPr>
+              <w:t>Validators، Formatters، Security</w:t>
+            </w:r>
+          </w:p>
+        </w:tc>
+        <w:tc>
+          <w:tcPr>
+            <w:tcW w:type="dxa" w:w="2351"/>
+          </w:tcPr>
+          <w:p>
+            <w:r>
+              <w:rPr>
+                <w:rFonts w:ascii="Amiri" w:hAnsi="Amiri"/>
+                <w:sz w:val="20"/>
+              </w:rPr>
+              <w:t>utils/*.py</w:t>
+            </w:r>
+          </w:p>
+        </w:tc>
+      </w:tr>
+      <w:tr>
+        <w:tc>
+          <w:tcPr>
+            <w:tcW w:type="dxa" w:w="2351"/>
+          </w:tcPr>
+          <w:p>
+            <w:r>
+              <w:rPr>
+                <w:rFonts w:ascii="Amiri" w:hAnsi="Amiri"/>
+                <w:sz w:val="20"/>
+              </w:rPr>
+              <w:t>Resources</w:t>
+            </w:r>
+          </w:p>
+        </w:tc>
+        <w:tc>
+          <w:tcPr>
+            <w:tcW w:type="dxa" w:w="2351"/>
+          </w:tcPr>
+          <w:p>
+            <w:r>
+              <w:rPr>
+                <w:rFonts w:ascii="Amiri" w:hAnsi="Amiri"/>
+                <w:sz w:val="20"/>
+              </w:rPr>
+              <w:t>الموارد والثيمات</w:t>
+            </w:r>
+          </w:p>
+        </w:tc>
+        <w:tc>
+          <w:tcPr>
+            <w:tcW w:type="dxa" w:w="2351"/>
+          </w:tcPr>
+          <w:p>
+            <w:r>
+              <w:rPr>
+                <w:rFonts w:ascii="Amiri" w:hAnsi="Amiri"/>
+                <w:sz w:val="20"/>
+              </w:rPr>
+              <w:t>QSS، JSON، TTF</w:t>
+            </w:r>
+          </w:p>
+        </w:tc>
+        <w:tc>
+          <w:tcPr>
+            <w:tcW w:type="dxa" w:w="2351"/>
+          </w:tcPr>
+          <w:p>
+            <w:r>
+              <w:rPr>
+                <w:rFonts w:ascii="Amiri" w:hAnsi="Amiri"/>
+                <w:sz w:val="20"/>
+              </w:rPr>
+              <w:t>ui/resources/*.py</w:t>
+            </w:r>
+          </w:p>
+        </w:tc>
+      </w:tr>
+    </w:tbl>
+    <w:p/>
+    <w:p>
+      <w:pPr>
+        <w:pStyle w:val="Heading2"/>
+      </w:pPr>
+      <w:r>
+        <w:t>7.2 هيكل الملفات</w:t>
+      </w:r>
+    </w:p>
+    <w:p>
+      <w:r>
+        <w:t>الهيكل العام للمشروع:</w:t>
+      </w:r>
+    </w:p>
+    <w:p>
+      <w:pPr>
+        <w:spacing w:before="80" w:after="80"/>
+      </w:pPr>
+      <w:r>
+        <w:rPr>
+          <w:rFonts w:ascii="Consolas" w:hAnsi="Consolas"/>
+          <w:sz w:val="16"/>
+        </w:rPr>
+        <w:t>Accounting_Platform/</w:t>
+        <w:br/>
+        <w:t>├── config.py                      # الإعدادات الرئيسية (v3.1.2)</w:t>
+        <w:br/>
+        <w:t>├── installer.iss                  # Inno Setup Script</w:t>
+        <w:br/>
+        <w:t>├── PROJECT_MAP.md                 # خريطة المشروع</w:t>
+        <w:br/>
+        <w:t>├── AGENTS.md                      # بروتوكول التعديل الجراحي</w:t>
+        <w:br/>
+        <w:t>├── database/                      # طبقة البيانات (11 جدول)</w:t>
+        <w:br/>
+        <w:t>├── modules/                       # المنطق التجاري (8 وحدات)</w:t>
+        <w:br/>
+        <w:t>├── ui/                            # واجهات المستخدم (22 شاشة)</w:t>
+        <w:br/>
+        <w:t>├── utils/                         # أدوات مشتركة (4 وحدات)</w:t>
+        <w:br/>
+        <w:t>├── docs/                          # موقع GitHub Pages + الوثائق</w:t>
+        <w:br/>
+        <w:t>└── tests/                         # 351 اختبار وحدة</w:t>
+      </w:r>
+    </w:p>
+    <w:p>
+      <w:pPr>
+        <w:pStyle w:val="Heading2"/>
+      </w:pPr>
+      <w:r>
+        <w:t>7.3 تدفق البيانات</w:t>
+      </w:r>
+    </w:p>
+    <w:p>
+      <w:r>
+        <w:t>التدفق العام للبيانات في النظام:</w:t>
+      </w:r>
+    </w:p>
+    <w:p>
+      <w:pPr>
+        <w:spacing w:before="80" w:after="80"/>
+      </w:pPr>
+      <w:r>
+        <w:rPr>
+          <w:rFonts w:ascii="Consolas" w:hAnsi="Consolas"/>
+          <w:sz w:val="16"/>
+        </w:rPr>
+        <w:t>واجهة الإدخال (DataEntryView)</w:t>
+        <w:br/>
+        <w:t xml:space="preserve">        ↓</w:t>
+        <w:br/>
+        <w:t xml:space="preserve">    AppState (حالة التطبيق)</w:t>
+        <w:br/>
+        <w:t xml:space="preserve">        ↓</w:t>
+        <w:br/>
+        <w:t xml:space="preserve">    CalculationEngine (حساب 28 نسبة)</w:t>
+        <w:br/>
+        <w:t xml:space="preserve">        ↓</w:t>
+        <w:br/>
+        <w:t xml:space="preserve">    AnalysisEngine (تحليل DuPont + اتجاهات)</w:t>
+        <w:br/>
+        <w:t xml:space="preserve">        ↓</w:t>
+        <w:br/>
+        <w:t xml:space="preserve">    AuditEngine (8 فحوصات تدقيق)</w:t>
+        <w:br/>
+        <w:t xml:space="preserve">        ↓</w:t>
+        <w:br/>
+        <w:t xml:space="preserve">    TaxEngine (الجباية الجزائرية)</w:t>
+        <w:br/>
+        <w:t xml:space="preserve">        ↓</w:t>
+        <w:br/>
+        <w:t xml:space="preserve">    ReportingEngine (PDF/Excel/HTML/TXT)</w:t>
+        <w:br/>
+        <w:t xml:space="preserve">        ↓</w:t>
+        <w:br/>
+        <w:t xml:space="preserve">    DashboardView (4 رسوم بيانية)</w:t>
+      </w:r>
+    </w:p>
+    <w:p>
+      <w:pPr>
+        <w:pStyle w:val="Heading1"/>
+      </w:pPr>
+      <w:r>
+        <w:t>8. التقنيات المستخدمة</w:t>
+      </w:r>
+    </w:p>
+    <w:p>
+      <w:r>
+        <w:t>تم اختيار التقنيات بناءً على معايير: الأداء، سهولة التطوير، التوافق مع النظام، المجتمع النشط، والتكلفة (جميعها مفتوحة المصدر ومجانية).</w:t>
+      </w:r>
+    </w:p>
+    <w:p>
+      <w:pPr>
+        <w:pStyle w:val="Heading2"/>
+      </w:pPr>
+      <w:r>
+        <w:t>8.1 لغة Python</w:t>
+      </w:r>
+    </w:p>
+    <w:tbl>
+      <w:tblPr>
+        <w:tblStyle w:val="TableGrid"/>
+        <w:tblW w:type="auto" w:w="0"/>
+        <w:jc w:val="center"/>
+        <w:tblLook w:firstColumn="1" w:firstRow="1" w:lastColumn="0" w:lastRow="0" w:noHBand="0" w:noVBand="1" w:val="04A0"/>
+      </w:tblPr>
+      <w:tblGrid>
+        <w:gridCol w:w="4703"/>
+        <w:gridCol w:w="4703"/>
+      </w:tblGrid>
+      <w:tr>
+        <w:tc>
+          <w:tcPr>
+            <w:tcW w:type="dxa" w:w="4703"/>
+            <w:shd w:fill="1F4E79" w:val="clear"/>
+          </w:tcPr>
+          <w:p>
+            <w:pPr>
+              <w:jc w:val="center"/>
+            </w:pPr>
+            <w:r>
+              <w:rPr>
+                <w:b/>
+                <w:color w:val="FFFFFF"/>
+                <w:sz w:val="20"/>
+              </w:rPr>
+              <w:t>التقنية</w:t>
+            </w:r>
+          </w:p>
+        </w:tc>
+        <w:tc>
+          <w:tcPr>
+            <w:tcW w:type="dxa" w:w="4703"/>
+            <w:shd w:fill="1F4E79" w:val="clear"/>
+          </w:tcPr>
+          <w:p>
+            <w:pPr>
+              <w:jc w:val="center"/>
+            </w:pPr>
+            <w:r>
+              <w:rPr>
+                <w:b/>
+                <w:color w:val="FFFFFF"/>
+                <w:sz w:val="20"/>
+              </w:rPr>
+              <w:t>القيمة</w:t>
+            </w:r>
+          </w:p>
+        </w:tc>
+      </w:tr>
+      <w:tr>
+        <w:tc>
+          <w:tcPr>
+            <w:tcW w:type="dxa" w:w="4703"/>
+          </w:tcPr>
+          <w:p>
+            <w:r>
+              <w:rPr>
+                <w:rFonts w:ascii="Amiri" w:hAnsi="Amiri"/>
+                <w:sz w:val="20"/>
+              </w:rPr>
+              <w:t>الإصدار</w:t>
+            </w:r>
+          </w:p>
+        </w:tc>
+        <w:tc>
+          <w:tcPr>
+            <w:tcW w:type="dxa" w:w="4703"/>
+          </w:tcPr>
+          <w:p>
+            <w:r>
+              <w:rPr>
+                <w:rFonts w:ascii="Amiri" w:hAnsi="Amiri"/>
+                <w:sz w:val="20"/>
+              </w:rPr>
+              <w:t>3.13.14</w:t>
+            </w:r>
+          </w:p>
+        </w:tc>
+      </w:tr>
+      <w:tr>
+        <w:tc>
+          <w:tcPr>
+            <w:tcW w:type="dxa" w:w="4703"/>
+          </w:tcPr>
+          <w:p>
+            <w:r>
+              <w:rPr>
+                <w:rFonts w:ascii="Amiri" w:hAnsi="Amiri"/>
+                <w:sz w:val="20"/>
+              </w:rPr>
+              <w:t>نوع التشغيل</w:t>
+            </w:r>
+          </w:p>
+        </w:tc>
+        <w:tc>
+          <w:tcPr>
+            <w:tcW w:type="dxa" w:w="4703"/>
+          </w:tcPr>
+          <w:p>
+            <w:r>
+              <w:rPr>
+                <w:rFonts w:ascii="Amiri" w:hAnsi="Amiri"/>
+                <w:sz w:val="20"/>
+              </w:rPr>
+              <w:t>CPython + Nuitka (C compiled)</w:t>
+            </w:r>
+          </w:p>
+        </w:tc>
+      </w:tr>
+      <w:tr>
+        <w:tc>
+          <w:tcPr>
+            <w:tcW w:type="dxa" w:w="4703"/>
+          </w:tcPr>
+          <w:p>
+            <w:r>
+              <w:rPr>
+                <w:rFonts w:ascii="Amiri" w:hAnsi="Amiri"/>
+                <w:sz w:val="20"/>
+              </w:rPr>
+              <w:t>الاستخدام</w:t>
+            </w:r>
+          </w:p>
+        </w:tc>
+        <w:tc>
+          <w:tcPr>
+            <w:tcW w:type="dxa" w:w="4703"/>
+          </w:tcPr>
+          <w:p>
+            <w:r>
+              <w:rPr>
+                <w:rFonts w:ascii="Amiri" w:hAnsi="Amiri"/>
+                <w:sz w:val="20"/>
+              </w:rPr>
+              <w:t>المنطق التجاري، الحسابات، التحليل، الواجهات</w:t>
+            </w:r>
+          </w:p>
+        </w:tc>
+      </w:tr>
+    </w:tbl>
+    <w:p/>
+    <w:p>
+      <w:r>
+        <w:t>تم اختيار Python لعدة أسباب: سهولة التعلم والقراءة، مجتمع كبير ونشط، مكتبات غنية لتحليل البيانات والرسوم البيانية، والقدرة على تحويل الكود إلى تطبيق مستقل (Standalone) باستخدام Nuitka.</w:t>
+      </w:r>
+    </w:p>
+    <w:p>
+      <w:r>
+        <w:t>آلية العمل: يتم تشغيل Python كتطبيق سطح مكتب عبر PyQt5. عند التوزيع، يتم تحويل الكود إلى C عبر Nuitka ثم ربطه في ملف EXE واحد.</w:t>
+      </w:r>
+    </w:p>
+    <w:p>
+      <w:pPr>
+        <w:pStyle w:val="Heading2"/>
+      </w:pPr>
+      <w:r>
+        <w:t>8.2 PyQt5 — إطار عمل واجهات المستخدم</w:t>
+      </w:r>
+    </w:p>
+    <w:tbl>
+      <w:tblPr>
+        <w:tblStyle w:val="TableGrid"/>
+        <w:tblW w:type="auto" w:w="0"/>
+        <w:jc w:val="center"/>
+        <w:tblLook w:firstColumn="1" w:firstRow="1" w:lastColumn="0" w:lastRow="0" w:noHBand="0" w:noVBand="1" w:val="04A0"/>
+      </w:tblPr>
+      <w:tblGrid>
+        <w:gridCol w:w="4703"/>
+        <w:gridCol w:w="4703"/>
+      </w:tblGrid>
+      <w:tr>
+        <w:tc>
+          <w:tcPr>
+            <w:tcW w:type="dxa" w:w="4703"/>
+            <w:shd w:fill="1F4E79" w:val="clear"/>
+          </w:tcPr>
+          <w:p>
+            <w:pPr>
+              <w:jc w:val="center"/>
+            </w:pPr>
+            <w:r>
+              <w:rPr>
+                <w:b/>
+                <w:color w:val="FFFFFF"/>
+                <w:sz w:val="20"/>
+              </w:rPr>
+              <w:t>المكون</w:t>
+            </w:r>
+          </w:p>
+        </w:tc>
+        <w:tc>
+          <w:tcPr>
+            <w:tcW w:type="dxa" w:w="4703"/>
+            <w:shd w:fill="1F4E79" w:val="clear"/>
+          </w:tcPr>
+          <w:p>
+            <w:pPr>
+              <w:jc w:val="center"/>
+            </w:pPr>
+            <w:r>
+              <w:rPr>
+                <w:b/>
+                <w:color w:val="FFFFFF"/>
+                <w:sz w:val="20"/>
+              </w:rPr>
+              <w:t>الوصف</w:t>
+            </w:r>
+          </w:p>
+        </w:tc>
+      </w:tr>
+      <w:tr>
+        <w:tc>
+          <w:tcPr>
+            <w:tcW w:type="dxa" w:w="4703"/>
+          </w:tcPr>
+          <w:p>
+            <w:r>
+              <w:rPr>
+                <w:rFonts w:ascii="Amiri" w:hAnsi="Amiri"/>
+                <w:sz w:val="20"/>
+              </w:rPr>
+              <w:t>QMainWindow</w:t>
+            </w:r>
+          </w:p>
+        </w:tc>
+        <w:tc>
+          <w:tcPr>
+            <w:tcW w:type="dxa" w:w="4703"/>
+          </w:tcPr>
+          <w:p>
+            <w:r>
+              <w:rPr>
+                <w:rFonts w:ascii="Amiri" w:hAnsi="Amiri"/>
+                <w:sz w:val="20"/>
+              </w:rPr>
+              <w:t>النافذة الرئيسية مع القوائم وشريط الحالة</w:t>
+            </w:r>
+          </w:p>
+        </w:tc>
+      </w:tr>
+      <w:tr>
+        <w:tc>
+          <w:tcPr>
+            <w:tcW w:type="dxa" w:w="4703"/>
+          </w:tcPr>
+          <w:p>
+            <w:r>
+              <w:rPr>
+                <w:rFonts w:ascii="Amiri" w:hAnsi="Amiri"/>
+                <w:sz w:val="20"/>
+              </w:rPr>
+              <w:t>QStackedWidget</w:t>
+            </w:r>
+          </w:p>
+        </w:tc>
+        <w:tc>
+          <w:tcPr>
+            <w:tcW w:type="dxa" w:w="4703"/>
+          </w:tcPr>
+          <w:p>
+            <w:r>
+              <w:rPr>
+                <w:rFonts w:ascii="Amiri" w:hAnsi="Amiri"/>
+                <w:sz w:val="20"/>
+              </w:rPr>
+              <w:t>تبديل بين 22 شاشة بدون إعادة تحميل</w:t>
+            </w:r>
+          </w:p>
+        </w:tc>
+      </w:tr>
+      <w:tr>
+        <w:tc>
+          <w:tcPr>
+            <w:tcW w:type="dxa" w:w="4703"/>
+          </w:tcPr>
+          <w:p>
+            <w:r>
+              <w:rPr>
+                <w:rFonts w:ascii="Amiri" w:hAnsi="Amiri"/>
+                <w:sz w:val="20"/>
+              </w:rPr>
+              <w:t>QListWidget</w:t>
+            </w:r>
+          </w:p>
+        </w:tc>
+        <w:tc>
+          <w:tcPr>
+            <w:tcW w:type="dxa" w:w="4703"/>
+          </w:tcPr>
+          <w:p>
+            <w:r>
+              <w:rPr>
+                <w:rFonts w:ascii="Amiri" w:hAnsi="Amiri"/>
+                <w:sz w:val="20"/>
+              </w:rPr>
+              <w:t>القائمة الجانبية (Sidebar) للتنقل</w:t>
+            </w:r>
+          </w:p>
+        </w:tc>
+      </w:tr>
+      <w:tr>
+        <w:tc>
+          <w:tcPr>
+            <w:tcW w:type="dxa" w:w="4703"/>
+          </w:tcPr>
+          <w:p>
+            <w:r>
+              <w:rPr>
+                <w:rFonts w:ascii="Amiri" w:hAnsi="Amiri"/>
+                <w:sz w:val="20"/>
+              </w:rPr>
+              <w:t>QMessageBox</w:t>
+            </w:r>
+          </w:p>
+        </w:tc>
+        <w:tc>
+          <w:tcPr>
+            <w:tcW w:type="dxa" w:w="4703"/>
+          </w:tcPr>
+          <w:p>
+            <w:r>
+              <w:rPr>
+                <w:rFonts w:ascii="Amiri" w:hAnsi="Amiri"/>
+                <w:sz w:val="20"/>
+              </w:rPr>
+              <w:t>رسائل التأكيد والتنبيهات</w:t>
+            </w:r>
+          </w:p>
+        </w:tc>
+      </w:tr>
+      <w:tr>
+        <w:tc>
+          <w:tcPr>
+            <w:tcW w:type="dxa" w:w="4703"/>
+          </w:tcPr>
+          <w:p>
+            <w:r>
+              <w:rPr>
+                <w:rFonts w:ascii="Amiri" w:hAnsi="Amiri"/>
+                <w:sz w:val="20"/>
+              </w:rPr>
+              <w:t>QProgressDialog</w:t>
+            </w:r>
+          </w:p>
+        </w:tc>
+        <w:tc>
+          <w:tcPr>
+            <w:tcW w:type="dxa" w:w="4703"/>
+          </w:tcPr>
+          <w:p>
+            <w:r>
+              <w:rPr>
+                <w:rFonts w:ascii="Amiri" w:hAnsi="Amiri"/>
+                <w:sz w:val="20"/>
+              </w:rPr>
+              <w:t>شريط تقدم التحميل أثناء التحديث</w:t>
+            </w:r>
+          </w:p>
+        </w:tc>
+      </w:tr>
+      <w:tr>
+        <w:tc>
+          <w:tcPr>
+            <w:tcW w:type="dxa" w:w="4703"/>
+          </w:tcPr>
+          <w:p>
+            <w:r>
+              <w:rPr>
+                <w:rFonts w:ascii="Amiri" w:hAnsi="Amiri"/>
+                <w:sz w:val="20"/>
+              </w:rPr>
+              <w:t>QThread + pyqtSignal</w:t>
+            </w:r>
+          </w:p>
+        </w:tc>
+        <w:tc>
+          <w:tcPr>
+            <w:tcW w:type="dxa" w:w="4703"/>
+          </w:tcPr>
+          <w:p>
+            <w:r>
+              <w:rPr>
+                <w:rFonts w:ascii="Amiri" w:hAnsi="Amiri"/>
+                <w:sz w:val="20"/>
+              </w:rPr>
+              <w:t>المعالجة غير المتزامنة (فحص التحديثات)</w:t>
+            </w:r>
+          </w:p>
+        </w:tc>
+      </w:tr>
+      <w:tr>
+        <w:tc>
+          <w:tcPr>
+            <w:tcW w:type="dxa" w:w="4703"/>
+          </w:tcPr>
+          <w:p>
+            <w:r>
+              <w:rPr>
+                <w:rFonts w:ascii="Amiri" w:hAnsi="Amiri"/>
+                <w:sz w:val="20"/>
+              </w:rPr>
+              <w:t>QSS (QStyleSheet)</w:t>
+            </w:r>
+          </w:p>
+        </w:tc>
+        <w:tc>
+          <w:tcPr>
+            <w:tcW w:type="dxa" w:w="4703"/>
+          </w:tcPr>
+          <w:p>
+            <w:r>
+              <w:rPr>
+                <w:rFonts w:ascii="Amiri" w:hAnsi="Amiri"/>
+                <w:sz w:val="20"/>
+              </w:rPr>
+              <w:t>3 ثيمات مخصصة (فاتح/داكن/عصري)</w:t>
+            </w:r>
+          </w:p>
+        </w:tc>
+      </w:tr>
+    </w:tbl>
+    <w:p/>
+    <w:p>
+      <w:r>
+        <w:t>آلية العمل: يتم إنشاء MainWindow (QMainWindow) عند بدء التشغيل. تحتوي على QStackedWidget يضم 22 شاشة (QWidget). التنقل بين الشاشات يتم عبر QListWidget جانبي. يتم تحميل الشاشات عند الطلب (Lazy Loading) لتحسين الأداء.</w:t>
+      </w:r>
+    </w:p>
+    <w:p>
+      <w:pPr>
+        <w:spacing w:before="80" w:after="80"/>
+      </w:pPr>
+      <w:r>
+        <w:rPr>
+          <w:rFonts w:ascii="Consolas" w:hAnsi="Consolas"/>
+          <w:sz w:val="16"/>
+        </w:rPr>
+        <w:t># مثال: كيفية عمل التنقل بين الشاشات في MainWindow</w:t>
+        <w:br/>
+        <w:t>def _switch_view(self, index):</w:t>
+        <w:br/>
+        <w:t xml:space="preserve">    widget = self._get_or_create_view(index)</w:t>
+        <w:br/>
+        <w:t xml:space="preserve">    self.stacked_widget.setCurrentWidget(widget)</w:t>
+        <w:br/>
+        <w:t xml:space="preserve">    self.sidebar_list.setCurrentRow(index - 1)</w:t>
+      </w:r>
+    </w:p>
+    <w:p>
+      <w:pPr>
+        <w:pStyle w:val="Heading2"/>
+      </w:pPr>
+      <w:r>
+        <w:t>8.3 SQLite — قاعدة البيانات</w:t>
+      </w:r>
+    </w:p>
+    <w:tbl>
+      <w:tblPr>
+        <w:tblStyle w:val="TableGrid"/>
+        <w:tblW w:type="auto" w:w="0"/>
+        <w:jc w:val="center"/>
+        <w:tblLook w:firstColumn="1" w:firstRow="1" w:lastColumn="0" w:lastRow="0" w:noHBand="0" w:noVBand="1" w:val="04A0"/>
+      </w:tblPr>
+      <w:tblGrid>
+        <w:gridCol w:w="4703"/>
+        <w:gridCol w:w="4703"/>
+      </w:tblGrid>
+      <w:tr>
+        <w:tc>
+          <w:tcPr>
+            <w:tcW w:type="dxa" w:w="4703"/>
+            <w:shd w:fill="1F4E79" w:val="clear"/>
+          </w:tcPr>
+          <w:p>
+            <w:pPr>
+              <w:jc w:val="center"/>
+            </w:pPr>
+            <w:r>
+              <w:rPr>
+                <w:b/>
+                <w:color w:val="FFFFFF"/>
+                <w:sz w:val="20"/>
+              </w:rPr>
+              <w:t>الميزة</w:t>
+            </w:r>
+          </w:p>
+        </w:tc>
+        <w:tc>
+          <w:tcPr>
+            <w:tcW w:type="dxa" w:w="4703"/>
+            <w:shd w:fill="1F4E79" w:val="clear"/>
+          </w:tcPr>
+          <w:p>
+            <w:pPr>
+              <w:jc w:val="center"/>
+            </w:pPr>
+            <w:r>
+              <w:rPr>
+                <w:b/>
+                <w:color w:val="FFFFFF"/>
+                <w:sz w:val="20"/>
+              </w:rPr>
+              <w:t>الوصف</w:t>
+            </w:r>
+          </w:p>
+        </w:tc>
+      </w:tr>
+      <w:tr>
+        <w:tc>
+          <w:tcPr>
+            <w:tcW w:type="dxa" w:w="4703"/>
+          </w:tcPr>
+          <w:p>
+            <w:r>
+              <w:rPr>
+                <w:rFonts w:ascii="Amiri" w:hAnsi="Amiri"/>
+                <w:sz w:val="20"/>
+              </w:rPr>
+              <w:t>النوع</w:t>
+            </w:r>
+          </w:p>
+        </w:tc>
+        <w:tc>
+          <w:tcPr>
+            <w:tcW w:type="dxa" w:w="4703"/>
+          </w:tcPr>
+          <w:p>
+            <w:r>
+              <w:rPr>
+                <w:rFonts w:ascii="Amiri" w:hAnsi="Amiri"/>
+                <w:sz w:val="20"/>
+              </w:rPr>
+              <w:t>قاعدة بيانات علائقية مدمجة (Embedded)</w:t>
+            </w:r>
+          </w:p>
+        </w:tc>
+      </w:tr>
+      <w:tr>
+        <w:tc>
+          <w:tcPr>
+            <w:tcW w:type="dxa" w:w="4703"/>
+          </w:tcPr>
+          <w:p>
+            <w:r>
+              <w:rPr>
+                <w:rFonts w:ascii="Amiri" w:hAnsi="Amiri"/>
+                <w:sz w:val="20"/>
+              </w:rPr>
+              <w:t>الإصدار</w:t>
+            </w:r>
+          </w:p>
+        </w:tc>
+        <w:tc>
+          <w:tcPr>
+            <w:tcW w:type="dxa" w:w="4703"/>
+          </w:tcPr>
+          <w:p>
+            <w:r>
+              <w:rPr>
+                <w:rFonts w:ascii="Amiri" w:hAnsi="Amiri"/>
+                <w:sz w:val="20"/>
+              </w:rPr>
+              <w:t>SQLite 3.x عبر Python sqlite3</w:t>
+            </w:r>
+          </w:p>
+        </w:tc>
+      </w:tr>
+      <w:tr>
+        <w:tc>
+          <w:tcPr>
+            <w:tcW w:type="dxa" w:w="4703"/>
+          </w:tcPr>
+          <w:p>
+            <w:r>
+              <w:rPr>
+                <w:rFonts w:ascii="Amiri" w:hAnsi="Amiri"/>
+                <w:sz w:val="20"/>
+              </w:rPr>
+              <w:t>عدد الجداول</w:t>
+            </w:r>
+          </w:p>
+        </w:tc>
+        <w:tc>
+          <w:tcPr>
+            <w:tcW w:type="dxa" w:w="4703"/>
+          </w:tcPr>
+          <w:p>
+            <w:r>
+              <w:rPr>
+                <w:rFonts w:ascii="Amiri" w:hAnsi="Amiri"/>
+                <w:sz w:val="20"/>
+              </w:rPr>
+              <w:t>11 جدول (حسابات، معاملات، مستخدمين، إلخ)</w:t>
+            </w:r>
+          </w:p>
+        </w:tc>
+      </w:tr>
+      <w:tr>
+        <w:tc>
+          <w:tcPr>
+            <w:tcW w:type="dxa" w:w="4703"/>
+          </w:tcPr>
+          <w:p>
+            <w:r>
+              <w:rPr>
+                <w:rFonts w:ascii="Amiri" w:hAnsi="Amiri"/>
+                <w:sz w:val="20"/>
+              </w:rPr>
+              <w:t>التشفير</w:t>
+            </w:r>
+          </w:p>
+        </w:tc>
+        <w:tc>
+          <w:tcPr>
+            <w:tcW w:type="dxa" w:w="4703"/>
+          </w:tcPr>
+          <w:p>
+            <w:r>
+              <w:rPr>
+                <w:rFonts w:ascii="Amiri" w:hAnsi="Amiri"/>
+                <w:sz w:val="20"/>
+              </w:rPr>
+              <w:t>تشفير قاعدة البيانات عبر cryptography</w:t>
+            </w:r>
+          </w:p>
+        </w:tc>
+      </w:tr>
+      <w:tr>
+        <w:tc>
+          <w:tcPr>
+            <w:tcW w:type="dxa" w:w="4703"/>
+          </w:tcPr>
+          <w:p>
+            <w:r>
+              <w:rPr>
+                <w:rFonts w:ascii="Amiri" w:hAnsi="Amiri"/>
+                <w:sz w:val="20"/>
+              </w:rPr>
+              <w:t>الموقع</w:t>
+            </w:r>
+          </w:p>
+        </w:tc>
+        <w:tc>
+          <w:tcPr>
+            <w:tcW w:type="dxa" w:w="4703"/>
+          </w:tcPr>
+          <w:p>
+            <w:r>
+              <w:rPr>
+                <w:rFonts w:ascii="Amiri" w:hAnsi="Amiri"/>
+                <w:sz w:val="20"/>
+              </w:rPr>
+              <w:t>ملف واحد (accounting_platform.db) في مجلد التطبيق</w:t>
+            </w:r>
+          </w:p>
+        </w:tc>
+      </w:tr>
+    </w:tbl>
+    <w:p/>
+    <w:p>
+      <w:r>
+        <w:t>آلية العمل: يتم إنشاء قاعدة البيانات SQLite عند أول تشغيل للتطبيق. جدول db_schema.py يحتوي على تعريف 11 جدول مع العلاقات بينهم. يتم التعامل مع قاعدة البيانات عبر db_operations.py الذي يوفر دوال الإضافة والتحديث والاستعلام.</w:t>
+      </w:r>
+    </w:p>
+    <w:p>
+      <w:pPr>
+        <w:spacing w:before="80" w:after="80"/>
+      </w:pPr>
+      <w:r>
+        <w:rPr>
+          <w:rFonts w:ascii="Consolas" w:hAnsi="Consolas"/>
+          <w:sz w:val="16"/>
+        </w:rPr>
+        <w:t># مثال: تعريف جدول الحسابات</w:t>
+        <w:br/>
+        <w:t>CREATE TABLE accounts (</w:t>
+        <w:br/>
+        <w:t xml:space="preserve">    id INTEGER PRIMARY KEY AUTOINCREMENT,</w:t>
+        <w:br/>
+        <w:t xml:space="preserve">    name TEXT NOT NULL,</w:t>
+        <w:br/>
+        <w:t xml:space="preserve">    type TEXT CHECK(type IN ('asset','liability','equity','revenue','expense')),</w:t>
+        <w:br/>
+        <w:t xml:space="preserve">    code TEXT UNIQUE,</w:t>
+        <w:br/>
+        <w:t xml:space="preserve">    balance REAL DEFAULT 0,</w:t>
+        <w:br/>
+        <w:t xml:space="preserve">    created_at TIMESTAMP DEFAULT CURRENT_TIMESTAMP</w:t>
+        <w:br/>
+        <w:t>);</w:t>
+      </w:r>
+    </w:p>
+    <w:p>
+      <w:pPr>
+        <w:pStyle w:val="Heading2"/>
+      </w:pPr>
+      <w:r>
+        <w:t>8.4 Pandas — تحليل البيانات</w:t>
+      </w:r>
+    </w:p>
+    <w:p>
+      <w:r>
+        <w:t>مكتبة Python الرائدة لتحليل البيانات. تستخدم في المشروع لـ:</w:t>
+      </w:r>
+    </w:p>
+    <w:p>
+      <w:pPr>
+        <w:pStyle w:val="ListBullet"/>
+      </w:pPr>
+      <w:r>
+        <w:t>حساب 28 نسبة مالية عبر عمليات DataFrame</w:t>
+      </w:r>
+    </w:p>
+    <w:p>
+      <w:pPr>
+        <w:pStyle w:val="ListBullet"/>
+      </w:pPr>
+      <w:r>
+        <w:t>تحليل الاتجاهات المالية (Trend Analysis)</w:t>
+      </w:r>
+    </w:p>
+    <w:p>
+      <w:pPr>
+        <w:pStyle w:val="ListBullet"/>
+      </w:pPr>
+      <w:r>
+        <w:t>تجمع البيانات من مصادر متعددة</w:t>
+      </w:r>
+    </w:p>
+    <w:p>
+      <w:pPr>
+        <w:pStyle w:val="ListBullet"/>
+      </w:pPr>
+      <w:r>
+        <w:t>تطبيق عمليات إحصائية وتحويلية على البيانات</w:t>
+      </w:r>
+    </w:p>
+    <w:p>
+      <w:pPr>
+        <w:pStyle w:val="ListBullet"/>
+      </w:pPr>
+      <w:r>
+        <w:t>تحضير البيانات للرسوم البيانية</w:t>
+      </w:r>
+    </w:p>
+    <w:p/>
+    <w:p>
+      <w:r>
+        <w:t>آلية العمل: يتم تخزين البيانات المالية في DataFrame من Pandas. كل عملية حسابية (نسبة مالية، تحليل، تدقيق) تتم عبر دوال Pandasمثل groupby()، agg()، apply()، merge().</w:t>
+      </w:r>
+    </w:p>
+    <w:p>
+      <w:pPr>
+        <w:pStyle w:val="Heading2"/>
+      </w:pPr>
+      <w:r>
+        <w:t>8.5 Matplotlib — الرسوم البيانية</w:t>
+      </w:r>
+    </w:p>
+    <w:p>
+      <w:r>
+        <w:t>مكتبة الرسوم البيانية الأساسية في Python. تستخدم في المشروع لـ:</w:t>
+      </w:r>
+    </w:p>
+    <w:p>
+      <w:pPr>
+        <w:pStyle w:val="ListBullet"/>
+      </w:pPr>
+      <w:r>
+        <w:t>لوحة التحكم: 4 رسوم بيانية (أعمدة، خطوط، دائرية)</w:t>
+      </w:r>
+    </w:p>
+    <w:p>
+      <w:pPr>
+        <w:pStyle w:val="ListBullet"/>
+      </w:pPr>
+      <w:r>
+        <w:t>المعايير المرجعية: مخطط الرادار (Radar Chart) + Bar Chart</w:t>
+      </w:r>
+    </w:p>
+    <w:p>
+      <w:pPr>
+        <w:pStyle w:val="ListBullet"/>
+      </w:pPr>
+      <w:r>
+        <w:t>تحليل DuPont: شجرة العوامل</w:t>
+      </w:r>
+    </w:p>
+    <w:p>
+      <w:pPr>
+        <w:pStyle w:val="ListBullet"/>
+      </w:pPr>
+      <w:r>
+        <w:t>تحليل التعادل: نقطة التعادل بيانياً</w:t>
+      </w:r>
+    </w:p>
+    <w:p>
+      <w:pPr>
+        <w:pStyle w:val="ListBullet"/>
+      </w:pPr>
+      <w:r>
+        <w:t>التنبؤات المالية: خطوط الاتجاه</w:t>
+      </w:r>
+    </w:p>
+    <w:p>
+      <w:r>
+        <w:t>آلية العمل: يتم دمج Matplotlib مع PyQt5 عبر FigureCanvasQTAgg. يتم تحديث الرسوم تلقائياً عند تغير البيانات أو تغير القطاع.</w:t>
+      </w:r>
+    </w:p>
+    <w:p>
+      <w:pPr>
+        <w:pStyle w:val="Heading2"/>
+      </w:pPr>
+      <w:r>
+        <w:t>8.6 FPDF2 — تصدير PDF بالعربية</w:t>
+      </w:r>
+    </w:p>
+    <w:p>
+      <w:r>
+        <w:t>مكتبة متخصصة في إنشاء ملفات PDF. تم اختيارها لقدرتها على دعم الخطوط العربية.</w:t>
+      </w:r>
+    </w:p>
+    <w:p>
+      <w:r>
+        <w:t>آلية العمل: يتم تحميل خط Amiri (6 أنواع) كخط مضمّن (Embedded Font) في PDF. يتم إنشاء التقرير صفحة بصفحة مع دعم الكتابة من اليمين لليسار (RTL) للغة العربية.</w:t>
+      </w:r>
+    </w:p>
+    <w:p>
+      <w:pPr>
+        <w:pStyle w:val="Heading2"/>
+      </w:pPr>
+      <w:r>
+        <w:t>8.7 Nuitka — تحويل Python إلى C/EXE</w:t>
+      </w:r>
+    </w:p>
+    <w:p>
+      <w:r>
+        <w:t>Nuitka هو مترجم Python يحول كود Python إلى C ثم يجمعه إلى ملف تنفيذي. تم استخدامه لإنشاء نسخة مستقلة من التطبيق (Standalone EXE).</w:t>
+      </w:r>
+    </w:p>
+    <w:p>
+      <w:r>
+        <w:t>آلية العمل: يقوم Nuitka بتحليل كود Python بالكامل، وتحويله إلى كود C، ثم تجميعه باستخدام Zig C compiler. الناتج هو مجلد run_ui.dist/ يحتوي على SmartAccounting.exe ومكتبات DLL اللازمة. يتم بعد ذلك تجميع هذا المجلد في مثبت Inno Setup.</w:t>
+      </w:r>
+    </w:p>
+    <w:p>
+      <w:pPr>
+        <w:spacing w:before="80" w:after="80"/>
+      </w:pPr>
+      <w:r>
+        <w:rPr>
+          <w:rFonts w:ascii="Consolas" w:hAnsi="Consolas"/>
+          <w:sz w:val="16"/>
+        </w:rPr>
+        <w:t># أمر البناء (build_nuitka.bat)</w:t>
+        <w:br/>
+        <w:t>python -m nuitka --standalone --windows-console-mode=disable</w:t>
+        <w:br/>
+        <w:t xml:space="preserve">    --enable-plugin=pyqt5 --include-data-dir=ui/resources=ui/resources</w:t>
+        <w:br/>
+        <w:t xml:space="preserve">    --include-data-dir=modules=modules ui/run_ui.py</w:t>
+      </w:r>
+    </w:p>
+    <w:p>
+      <w:pPr>
+        <w:pStyle w:val="Heading2"/>
+      </w:pPr>
+      <w:r>
+        <w:t>8.8 Inno Setup — إنشاء المثبت</w:t>
+      </w:r>
+    </w:p>
+    <w:p>
+      <w:r>
+        <w:t>أداة إنشاء مثبتات Windows. تستخدم لتوزيع التطبيق مع تجربة تثبيت احترافية.</w:t>
+      </w:r>
+    </w:p>
+    <w:p>
+      <w:r>
+        <w:t>آلية العمل: يأخذ Inno Setup ملف installer.iss الذي يحدد: المسار (Program Files)، اختصارات Start Menu، إلغاء التثبيت. الميزات الخاصة: AppMutex=SmartAccountingMutex لضمان إغلاق التطبيق قبل التثبيت، CloseApplications=force لإغلاق التطبيق قسراً، skipifsilent في [Run] لمنع التشغيل التلقائي أثناء التحديث الصامت.</w:t>
+      </w:r>
+    </w:p>
+    <w:p>
+      <w:pPr>
+        <w:pStyle w:val="Heading2"/>
+      </w:pPr>
+      <w:r>
+        <w:t>8.9 Cryptography — التشفير والأمان</w:t>
+      </w:r>
+    </w:p>
+    <w:p>
+      <w:r>
+        <w:t>مكتبة Python للتشفير. تستخدم في المشروع لـ:</w:t>
+      </w:r>
+    </w:p>
+    <w:p>
+      <w:pPr>
+        <w:pStyle w:val="ListBullet"/>
+      </w:pPr>
+      <w:r>
+        <w:t>تشفير كلمات المرور في قاعدة البيانات (bcrypt-like)</w:t>
+      </w:r>
+    </w:p>
+    <w:p>
+      <w:pPr>
+        <w:pStyle w:val="ListBullet"/>
+      </w:pPr>
+      <w:r>
+        <w:t>توليد رموز المصادقة الثنائية (2FA)</w:t>
+      </w:r>
+    </w:p>
+    <w:p>
+      <w:pPr>
+        <w:pStyle w:val="ListBullet"/>
+      </w:pPr>
+      <w:r>
+        <w:t>تشفير البيانات الحساسة</w:t>
+      </w:r>
+    </w:p>
+    <w:p>
+      <w:pPr>
+        <w:pStyle w:val="ListBullet"/>
+      </w:pPr>
+      <w:r>
+        <w:t>التحقق من سلامة البيانات</w:t>
+      </w:r>
+    </w:p>
+    <w:p>
+      <w:pPr>
+        <w:pStyle w:val="Heading2"/>
+      </w:pPr>
+      <w:r>
+        <w:t>8.10 OpenPyXL — تصدير Excel</w:t>
+      </w:r>
+    </w:p>
+    <w:p>
+      <w:r>
+        <w:t>مكتبة للتعامل مع ملفات Excel (.xlsx). تستخدم لتصدير التقارير المالية إلى Excel مع تنسيق احترافي (ألوان، حدود، عرض أعمدة).</w:t>
+      </w:r>
+    </w:p>
+    <w:p>
+      <w:r>
+        <w:t>آلية العمل: يتم إنشاء مصنف Excel (Workbook)، إضافة أوراق، تعبئة البيانات، تطبيق التنسيق (خط عريض للعناوين، ألوان خلفية، تنسيق الأرقام).</w:t>
+      </w:r>
+    </w:p>
+    <w:p>
+      <w:pPr>
+        <w:pStyle w:val="Heading1"/>
+      </w:pPr>
+      <w:r>
+        <w:t>9. وصف الوحدات البرمجية</w:t>
+      </w:r>
+    </w:p>
+    <w:p>
+      <w:pPr>
+        <w:pStyle w:val="Heading2"/>
+      </w:pPr>
+      <w:r>
+        <w:t>9.1 محرك الحسابات (modules/calculations.py)</w:t>
+      </w:r>
+    </w:p>
+    <w:p>
+      <w:r>
+        <w:rPr>
+          <w:b/>
+          <w:color w:val="0066CC"/>
+          <w:sz w:val="20"/>
+        </w:rPr>
+        <w:t>【الموقع: 28 نسبة - 7 مجالات - 3 تصنيفات】</w:t>
+      </w:r>
+    </w:p>
+    <w:p>
+      <w:r>
+        <w:t>يقوم بحساب 28 نسبة مالية موزعة على 7 مجالات رئيسية:</w:t>
+      </w:r>
+    </w:p>
+    <w:p>
+      <w:r>
+        <w:t>• السيولة (4 نسب): التداول، السريعة، النقدية، الدفاعية</w:t>
+      </w:r>
+    </w:p>
+    <w:p>
+      <w:r>
+        <w:t>• الربحية (5 نسب): هامش الربح الإجمالي، الصافي، العائد على الأصول (ROA)، العائد على حقوق الملكية (ROE)، هامش الربح التشغيلي</w:t>
+      </w:r>
+    </w:p>
+    <w:p>
+      <w:r>
+        <w:t>• الكفاءة (5 نسب): دوران الأصول، المخزون، المدينين، الدائنين، دورة التحويل النقدي</w:t>
+      </w:r>
+    </w:p>
+    <w:p>
+      <w:r>
+        <w:t>• المديونية (4 نسب): إجمالي المديونية، تغطية الفوائد، الرافعة المالية، مضاعف حقوق الملكية</w:t>
+      </w:r>
+    </w:p>
+    <w:p>
+      <w:r>
+        <w:t>• السوق (3 نسب): ربحية السهم (EPS)، القيمة الدفترية، مضاعف الربحية (P/E)</w:t>
+      </w:r>
+    </w:p>
+    <w:p>
+      <w:r>
+        <w:t>• النمو (4 نسب): نمو الإيرادات، الأصول، الأرباح، التدفق النقدي</w:t>
+      </w:r>
+    </w:p>
+    <w:p>
+      <w:r>
+        <w:t>• تحليل DuPont: 3 عوامل (الربحية × الكفاءة × الرافعة)</w:t>
+      </w:r>
+    </w:p>
+    <w:p>
+      <w:r>
+        <w:t>آلية العمل: تستقبل الدالة calculate_ratios() كائن FinancialData، وتقوم بحساب كل نسبة عبر دوال منفصلة، ثم تجمع النتائج في قاموس (dict) مرتب حسب المجموعة. يتم استخدام Pandas DataFrame للحسابات المتوسطة.</w:t>
+      </w:r>
+    </w:p>
+    <w:p>
+      <w:pPr>
+        <w:pStyle w:val="Heading2"/>
+      </w:pPr>
+      <w:r>
+        <w:t>9.2 محرك التحليل (modules/analysis.py)</w:t>
+      </w:r>
+    </w:p>
+    <w:p>
+      <w:r>
+        <w:rPr>
+          <w:b/>
+          <w:color w:val="0066CC"/>
+          <w:sz w:val="20"/>
+        </w:rPr>
+        <w:t>【الموقع: DuPont - اتجاهات - رأس المال - تدفقات - سيناريوهات】</w:t>
+      </w:r>
+    </w:p>
+    <w:p>
+      <w:r>
+        <w:t>يقدم 5 أنواع من التحليل المالي:</w:t>
+      </w:r>
+    </w:p>
+    <w:p>
+      <w:r>
+        <w:t>• تحليل DuPont (3 عوامل): صافي الربح ÷ الإيرادات × الإيرادات ÷ الأصول × الأصول ÷ حقوق الملكية</w:t>
+      </w:r>
+    </w:p>
+    <w:p>
+      <w:r>
+        <w:t>• تحليل DuPont (5 عوامل): إضافة العبء الضريبي وعبء الفوائد</w:t>
+      </w:r>
+    </w:p>
+    <w:p>
+      <w:r>
+        <w:t>• تحليل رأس المال العامل: الأصول المتداولة - الخصوم المتداولة، مع حساب رأس المال العامل الصافي</w:t>
+      </w:r>
+    </w:p>
+    <w:p>
+      <w:r>
+        <w:t>• تحليل التدفقات النقدية: التشغيلية، الاستثمارية، التمويلية</w:t>
+      </w:r>
+    </w:p>
+    <w:p>
+      <w:r>
+        <w:t>• تحليل الاتجاهات: مقارنة سنوية للنسب مع حساب نسب النمو</w:t>
+      </w:r>
+    </w:p>
+    <w:p>
+      <w:r>
+        <w:t>• تحليل السيناريوهات: افتراضي (متفائل، محايد، متشائم)</w:t>
+      </w:r>
+    </w:p>
+    <w:p>
+      <w:pPr>
+        <w:pStyle w:val="Heading2"/>
+      </w:pPr>
+      <w:r>
+        <w:t>9.3 محرك التدقيق (modules/audit.py)</w:t>
+      </w:r>
+    </w:p>
+    <w:p>
+      <w:r>
+        <w:rPr>
+          <w:b/>
+          <w:color w:val="0066CC"/>
+          <w:sz w:val="20"/>
+        </w:rPr>
+        <w:t>【الموقع: 8 فحوصات تدقيق مالي آلية】</w:t>
+      </w:r>
+    </w:p>
+    <w:p>
+      <w:r>
+        <w:t>يقوم بتدقيق مالي آل يشمل 8 فحوصات:</w:t>
+      </w:r>
+    </w:p>
+    <w:p>
+      <w:r>
+        <w:t>1. صحة معادلة الميزانية: الأصول = الخصوم + حقوق الملكية</w:t>
+      </w:r>
+    </w:p>
+    <w:p>
+      <w:r>
+        <w:t>2. صحة قائمة الدخل: الإيرادات - المصروفات = صافي الربح</w:t>
+      </w:r>
+    </w:p>
+    <w:p>
+      <w:r>
+        <w:t>3. صحة التدفقات النقدية: التغيير في النقدية = مجموع التدفقات</w:t>
+      </w:r>
+    </w:p>
+    <w:p>
+      <w:r>
+        <w:t>4. تحليل الانحرافات: مقارنة القيم الفعلية مع الميزانية</w:t>
+      </w:r>
+    </w:p>
+    <w:p>
+      <w:r>
+        <w:t>5. فحص نسب السيولة: هل النسب ضمن الحدود الآمنة</w:t>
+      </w:r>
+    </w:p>
+    <w:p>
+      <w:r>
+        <w:t>6. فحص نسب الربحية: هل الربحية إيجابية</w:t>
+      </w:r>
+    </w:p>
+    <w:p>
+      <w:r>
+        <w:t>7. فحص نسب المديونية: هل المديونية ضمن الحدود المسموحة</w:t>
+      </w:r>
+    </w:p>
+    <w:p>
+      <w:r>
+        <w:t>8. فحص الاستمرارية: هل هناك مؤشرات على وجود مشاكل مالية</w:t>
+      </w:r>
+    </w:p>
+    <w:p>
+      <w:r>
+        <w:t>آلية العمل: كل فحص يرجع كائن AuditResult يحتوي على: الحالة (pass/fail/warning)، القيمة الفعلية، القيمة المتوقعة، الرسالة التوضيحية.</w:t>
+      </w:r>
+    </w:p>
+    <w:p>
+      <w:pPr>
+        <w:pStyle w:val="Heading2"/>
+      </w:pPr>
+      <w:r>
+        <w:t>9.4 النظام الجبائي الجزائري (modules/tax.py)</w:t>
+      </w:r>
+    </w:p>
+    <w:p>
+      <w:r>
+        <w:rPr>
+          <w:b/>
+          <w:color w:val="0066CC"/>
+          <w:sz w:val="20"/>
+        </w:rPr>
+        <w:t>【الموقع: IBS - TVA - IRG - CNAS - CNAC - VF】</w:t>
+      </w:r>
+    </w:p>
+    <w:p>
+      <w:r>
+        <w:t>تطبيق كامل للنظام الجبائي الجزائري:</w:t>
+      </w:r>
+    </w:p>
+    <w:p>
+      <w:r>
+        <w:t>• IBS (ضريبة أرباح الشركات):</w:t>
+      </w:r>
+    </w:p>
+    <w:p>
+      <w:r>
+        <w:t>- النشاط الإنتاجي: 19%</w:t>
+      </w:r>
+    </w:p>
+    <w:p>
+      <w:r>
+        <w:t>- النشاط التجاري والخدمات: 26%</w:t>
+      </w:r>
+    </w:p>
+    <w:p>
+      <w:r>
+        <w:t>- الحد الأدنى: حسب رقم الأعمال</w:t>
+      </w:r>
+    </w:p>
+    <w:p>
+      <w:r>
+        <w:t>• TVA (ضريبة القيمة المضافة):</w:t>
+      </w:r>
+    </w:p>
+    <w:p>
+      <w:r>
+        <w:t>- المعدل القياسي: 19%</w:t>
+      </w:r>
+    </w:p>
+    <w:p>
+      <w:r>
+        <w:t>- المعدل المخفض: 9% (المواد الغذائية الأساسية)</w:t>
+      </w:r>
+    </w:p>
+    <w:p>
+      <w:r>
+        <w:t>- المعدل الصفري: 0% (التصدير)</w:t>
+      </w:r>
+    </w:p>
+    <w:p>
+      <w:r>
+        <w:t>• IRG (ضريبة الدخل الإجمالي):</w:t>
+      </w:r>
+    </w:p>
+    <w:p>
+      <w:r>
+        <w:t>- تصاعدية من 0% إلى 35%</w:t>
+      </w:r>
+    </w:p>
+    <w:p>
+      <w:r>
+        <w:t>- الإعفاء الأساسي: 30,000 دج شهرياً</w:t>
+      </w:r>
+    </w:p>
+    <w:p>
+      <w:r>
+        <w:t>- خصم 50% من الدخل الخاضع للضريبة</w:t>
+      </w:r>
+    </w:p>
+    <w:p>
+      <w:r>
+        <w:t>• CNAS: 11% ضمان اجتماعي</w:t>
+      </w:r>
+    </w:p>
+    <w:p>
+      <w:r>
+        <w:t>• CNAC: 1% تأمين البطالة</w:t>
+      </w:r>
+    </w:p>
+    <w:p>
+      <w:r>
+        <w:t>• VF (الرسم المقطوع): 0.5% من رقم الأعمال</w:t>
+      </w:r>
+    </w:p>
+    <w:p>
+      <w:r>
+        <w:t>يتم قراءة المعدلات من tax_config.json لتسهيل التحديث.</w:t>
+      </w:r>
+    </w:p>
+    <w:p>
+      <w:pPr>
+        <w:pStyle w:val="Heading2"/>
+      </w:pPr>
+      <w:r>
+        <w:t>9.5 المعايير المرجعية (modules/benchmarks.py)</w:t>
+      </w:r>
+    </w:p>
+    <w:p>
+      <w:r>
+        <w:rPr>
+          <w:b/>
+          <w:color w:val="0066CC"/>
+          <w:sz w:val="20"/>
+        </w:rPr>
+        <w:t>【الموقع: 7 قطاعات × 10 نسب مالية】</w:t>
+      </w:r>
+    </w:p>
+    <w:p>
+      <w:r>
+        <w:t>مقارنة الأداء المالي مع معايير 7 قطاعات صناعية:</w:t>
+      </w:r>
+    </w:p>
+    <w:p>
+      <w:r>
+        <w:t>• الصناعات التحويلية — Manufacturing</w:t>
+      </w:r>
+    </w:p>
+    <w:p>
+      <w:r>
+        <w:t>• التجارة والتوزيع — Trading &amp; Distribution</w:t>
+      </w:r>
+    </w:p>
+    <w:p>
+      <w:r>
+        <w:t>• الخدمات — Services</w:t>
+      </w:r>
+    </w:p>
+    <w:p>
+      <w:r>
+        <w:t>• البناء والأشغال العمومية — Construction &amp; Public Works</w:t>
+      </w:r>
+    </w:p>
+    <w:p>
+      <w:r>
+        <w:t>• الفلاحة — Agriculture</w:t>
+      </w:r>
+    </w:p>
+    <w:p>
+      <w:r>
+        <w:t>• النقل واللوجستيك — Transport &amp; Logistics</w:t>
+      </w:r>
+    </w:p>
+    <w:p>
+      <w:r>
+        <w:t>• التكنولوجيا — Technology</w:t>
+      </w:r>
+    </w:p>
+    <w:p>
+      <w:r>
+        <w:t>لكل قطاع 10 نسب مالية مع: الحد الأدنى، الحد الأقصى، والمتوسط. يتم حساب الانحراف عن المعيار كنسبة مئوية.</w:t>
+      </w:r>
+    </w:p>
+    <w:p>
+      <w:pPr>
+        <w:pStyle w:val="Heading2"/>
+      </w:pPr>
+      <w:r>
+        <w:t>9.6 فحص التحديثات (modules/update_checker.py)</w:t>
+      </w:r>
+    </w:p>
+    <w:p>
+      <w:r>
+        <w:rPr>
+          <w:b/>
+          <w:color w:val="0066CC"/>
+          <w:sz w:val="20"/>
+        </w:rPr>
+        <w:t>【الموقع: فحص - تحميل - تثبيت - إعادة تشغيل】</w:t>
+      </w:r>
+    </w:p>
+    <w:p>
+      <w:r>
+        <w:t>نظام تحديث تلقائي كامل:</w:t>
+      </w:r>
+    </w:p>
+    <w:p>
+      <w:r>
+        <w:t>• الفحص: عند بدء التشغيل، يتم فتح اتصال HTTPS بـ GitHub Pages لقراءة docs/version.json</w:t>
+      </w:r>
+    </w:p>
+    <w:p>
+      <w:r>
+        <w:t>• المقارنة: مقارنة APP_VERSION المحلي مع remote_version</w:t>
+      </w:r>
+    </w:p>
+    <w:p>
+      <w:r>
+        <w:t>• الإعلام: عرض QMessageBox مع قائمة التغييرات (changelog)</w:t>
+      </w:r>
+    </w:p>
+    <w:p>
+      <w:r>
+        <w:t>• التحميل: تحميل المثبت مع QProgressDialog (شريط تقدم)</w:t>
+      </w:r>
+    </w:p>
+    <w:p>
+      <w:r>
+        <w:t>• التثبيت: تشغيل المثبت بـ /SILENT (صامت)</w:t>
+      </w:r>
+    </w:p>
+    <w:p>
+      <w:r>
+        <w:t>• إعادة التشغيل: Batch script ينتظر 2 ثانية ثم يشغل التطبيق الجديد</w:t>
+      </w:r>
+    </w:p>
+    <w:p>
+      <w:pPr>
+        <w:pStyle w:val="Heading2"/>
+      </w:pPr>
+      <w:r>
+        <w:t>9.7 إدارة المستخدمين (modules/user_manager.py)</w:t>
+      </w:r>
+    </w:p>
+    <w:p>
+      <w:r>
+        <w:rPr>
+          <w:b/>
+          <w:color w:val="0066CC"/>
+          <w:sz w:val="20"/>
+        </w:rPr>
+        <w:t>【الموقع: 4 أدوار - 16 صلاحية - 2FA - استعادة كلمة المرور】</w:t>
+      </w:r>
+    </w:p>
+    <w:p>
+      <w:r>
+        <w:t>نظام صلاحيات وأمان كامل:</w:t>
+      </w:r>
+    </w:p>
+    <w:p>
+      <w:r>
+        <w:t>• 4 أدوار:</w:t>
+      </w:r>
+    </w:p>
+    <w:p>
+      <w:r>
+        <w:t>- مدير (Admin): كل الصلاحيات</w:t>
+      </w:r>
+    </w:p>
+    <w:p>
+      <w:r>
+        <w:t>- محاسب (Accountant): إدخال البيانات، عرض التقارير</w:t>
+      </w:r>
+    </w:p>
+    <w:p>
+      <w:r>
+        <w:t>- مراجع (Auditor): عرض وتحليل فقط</w:t>
+      </w:r>
+    </w:p>
+    <w:p>
+      <w:r>
+        <w:t>- مشاهد (Viewer): عرض فقط</w:t>
+      </w:r>
+    </w:p>
+    <w:p>
+      <w:r>
+        <w:t>• 16 صلاحية دقيقة: إدخال، تعديل، حذف، تصدير، طباعة، إدارة مستخدمين...</w:t>
+      </w:r>
+    </w:p>
+    <w:p>
+      <w:r>
+        <w:t>• 2FA: رمز تحقق من 6 أرقام عبر SecurityView</w:t>
+      </w:r>
+    </w:p>
+    <w:p>
+      <w:r>
+        <w:t>• استعادة كلمة المرور: 3 خطوات (البريد → رمز → كلمة جديدة)</w:t>
+      </w:r>
+    </w:p>
+    <w:p>
+      <w:r>
+        <w:t>• تخزين آمن: كلمات المرور مشفرة (bcrypt-like)</w:t>
+      </w:r>
+    </w:p>
+    <w:p>
+      <w:pPr>
+        <w:pStyle w:val="Heading2"/>
+      </w:pPr>
+      <w:r>
+        <w:t>9.8 التقارير (modules/reporting.py)</w:t>
+      </w:r>
+    </w:p>
+    <w:p>
+      <w:r>
+        <w:rPr>
+          <w:b/>
+          <w:color w:val="0066CC"/>
+          <w:sz w:val="20"/>
+        </w:rPr>
+        <w:t>【الموقع: TXT - HTML - PDF (عربي) - Excel】</w:t>
+      </w:r>
+    </w:p>
+    <w:p>
+      <w:r>
+        <w:t>نظام تقارير متعدد الصيغ:</w:t>
+      </w:r>
+    </w:p>
+    <w:p>
+      <w:r>
+        <w:t>• TXT: تقارير نصية بسيطة وسريعة</w:t>
+      </w:r>
+    </w:p>
+    <w:p>
+      <w:r>
+        <w:t>• HTML: تقارير ويب مع تنسيق جميل</w:t>
+      </w:r>
+    </w:p>
+    <w:p>
+      <w:r>
+        <w:t>• PDF: تقارير بالعربية باستخدام خط Amiri المضمن</w:t>
+      </w:r>
+    </w:p>
+    <w:p>
+      <w:r>
+        <w:t>• Excel: تقارير مع تنسيق (ألوان، أعمدة، أرقام)</w:t>
+      </w:r>
+    </w:p>
+    <w:p>
+      <w:r>
+        <w:br w:type="page"/>
+      </w:r>
+    </w:p>
+    <w:p>
+      <w:pPr>
+        <w:pStyle w:val="Heading1"/>
+      </w:pPr>
+      <w:r>
+        <w:t>10. واجهات المستخدم</w:t>
+      </w:r>
+    </w:p>
+    <w:p>
+      <w:r>
+        <w:t>يحتوي النظام على 22 شاشة تفاعلية، مقسمة كالتالي:</w:t>
+      </w:r>
+    </w:p>
+    <w:tbl>
+      <w:tblPr>
+        <w:tblStyle w:val="TableGrid"/>
+        <w:tblW w:type="auto" w:w="0"/>
+        <w:jc w:val="center"/>
+        <w:tblLook w:firstColumn="1" w:firstRow="1" w:lastColumn="0" w:lastRow="0" w:noHBand="0" w:noVBand="1" w:val="04A0"/>
+      </w:tblPr>
+      <w:tblGrid>
+        <w:gridCol w:w="2351"/>
+        <w:gridCol w:w="2351"/>
+        <w:gridCol w:w="2351"/>
+        <w:gridCol w:w="2351"/>
+      </w:tblGrid>
+      <w:tr>
+        <w:tc>
+          <w:tcPr>
+            <w:tcW w:type="dxa" w:w="2351"/>
+            <w:shd w:fill="1F4E79" w:val="clear"/>
+          </w:tcPr>
+          <w:p>
+            <w:pPr>
+              <w:jc w:val="center"/>
+            </w:pPr>
+            <w:r>
+              <w:rPr>
+                <w:b/>
+                <w:color w:val="FFFFFF"/>
+                <w:sz w:val="20"/>
+              </w:rPr>
+              <w:t>#</w:t>
+            </w:r>
+          </w:p>
+        </w:tc>
+        <w:tc>
+          <w:tcPr>
+            <w:tcW w:type="dxa" w:w="2351"/>
+            <w:shd w:fill="1F4E79" w:val="clear"/>
+          </w:tcPr>
+          <w:p>
+            <w:pPr>
+              <w:jc w:val="center"/>
+            </w:pPr>
+            <w:r>
+              <w:rPr>
+                <w:b/>
+                <w:color w:val="FFFFFF"/>
+                <w:sz w:val="20"/>
+              </w:rPr>
+              <w:t>الشاشة</w:t>
+            </w:r>
+          </w:p>
+        </w:tc>
+        <w:tc>
+          <w:tcPr>
+            <w:tcW w:type="dxa" w:w="2351"/>
+            <w:shd w:fill="1F4E79" w:val="clear"/>
+          </w:tcPr>
+          <w:p>
+            <w:pPr>
+              <w:jc w:val="center"/>
+            </w:pPr>
+            <w:r>
+              <w:rPr>
+                <w:b/>
+                <w:color w:val="FFFFFF"/>
+                <w:sz w:val="20"/>
+              </w:rPr>
+              <w:t>الوصف</w:t>
+            </w:r>
+          </w:p>
+        </w:tc>
+        <w:tc>
+          <w:tcPr>
+            <w:tcW w:type="dxa" w:w="2351"/>
+            <w:shd w:fill="1F4E79" w:val="clear"/>
+          </w:tcPr>
+          <w:p>
+            <w:pPr>
+              <w:jc w:val="center"/>
+            </w:pPr>
+            <w:r>
+              <w:rPr>
+                <w:b/>
+                <w:color w:val="FFFFFF"/>
+                <w:sz w:val="20"/>
+              </w:rPr>
+              <w:t>المفتاح</w:t>
+            </w:r>
+          </w:p>
+        </w:tc>
+      </w:tr>
+      <w:tr>
+        <w:tc>
+          <w:tcPr>
+            <w:tcW w:type="dxa" w:w="2351"/>
+          </w:tcPr>
+          <w:p>
+            <w:r>
+              <w:rPr>
+                <w:rFonts w:ascii="Amiri" w:hAnsi="Amiri"/>
+                <w:sz w:val="20"/>
+              </w:rPr>
+              <w:t>1</w:t>
+            </w:r>
+          </w:p>
+        </w:tc>
+        <w:tc>
+          <w:tcPr>
+            <w:tcW w:type="dxa" w:w="2351"/>
+          </w:tcPr>
+          <w:p>
+            <w:r>
+              <w:rPr>
+                <w:rFonts w:ascii="Amiri" w:hAnsi="Amiri"/>
+                <w:sz w:val="20"/>
+              </w:rPr>
+              <w:t>LoginView</w:t>
+            </w:r>
+          </w:p>
+        </w:tc>
+        <w:tc>
+          <w:tcPr>
+            <w:tcW w:type="dxa" w:w="2351"/>
+          </w:tcPr>
+          <w:p>
+            <w:r>
+              <w:rPr>
+                <w:rFonts w:ascii="Amiri" w:hAnsi="Amiri"/>
+                <w:sz w:val="20"/>
+              </w:rPr>
+              <w:t>تسجيل الدخول + استعادة كلمة المرور (3 خطوات)</w:t>
+            </w:r>
+          </w:p>
+        </w:tc>
+        <w:tc>
+          <w:tcPr>
+            <w:tcW w:type="dxa" w:w="2351"/>
+          </w:tcPr>
+          <w:p>
+            <w:r>
+              <w:rPr>
+                <w:rFonts w:ascii="Amiri" w:hAnsi="Amiri"/>
+                <w:sz w:val="20"/>
+              </w:rPr>
+              <w:t>-</w:t>
+            </w:r>
+          </w:p>
+        </w:tc>
+      </w:tr>
+      <w:tr>
+        <w:tc>
+          <w:tcPr>
+            <w:tcW w:type="dxa" w:w="2351"/>
+          </w:tcPr>
+          <w:p>
+            <w:r>
+              <w:rPr>
+                <w:rFonts w:ascii="Amiri" w:hAnsi="Amiri"/>
+                <w:sz w:val="20"/>
+              </w:rPr>
+              <w:t>2</w:t>
+            </w:r>
+          </w:p>
+        </w:tc>
+        <w:tc>
+          <w:tcPr>
+            <w:tcW w:type="dxa" w:w="2351"/>
+          </w:tcPr>
+          <w:p>
+            <w:r>
+              <w:rPr>
+                <w:rFonts w:ascii="Amiri" w:hAnsi="Amiri"/>
+                <w:sz w:val="20"/>
+              </w:rPr>
+              <w:t>DataEntryView</w:t>
+            </w:r>
+          </w:p>
+        </w:tc>
+        <w:tc>
+          <w:tcPr>
+            <w:tcW w:type="dxa" w:w="2351"/>
+          </w:tcPr>
+          <w:p>
+            <w:r>
+              <w:rPr>
+                <w:rFonts w:ascii="Amiri" w:hAnsi="Amiri"/>
+                <w:sz w:val="20"/>
+              </w:rPr>
+              <w:t>إدخال البيانات المالية (22 حقل)</w:t>
+            </w:r>
+          </w:p>
+        </w:tc>
+        <w:tc>
+          <w:tcPr>
+            <w:tcW w:type="dxa" w:w="2351"/>
+          </w:tcPr>
+          <w:p>
+            <w:r>
+              <w:rPr>
+                <w:rFonts w:ascii="Amiri" w:hAnsi="Amiri"/>
+                <w:sz w:val="20"/>
+              </w:rPr>
+              <w:t>Ctrl+1</w:t>
+            </w:r>
+          </w:p>
+        </w:tc>
+      </w:tr>
+      <w:tr>
+        <w:tc>
+          <w:tcPr>
+            <w:tcW w:type="dxa" w:w="2351"/>
+          </w:tcPr>
+          <w:p>
+            <w:r>
+              <w:rPr>
+                <w:rFonts w:ascii="Amiri" w:hAnsi="Amiri"/>
+                <w:sz w:val="20"/>
+              </w:rPr>
+              <w:t>3</w:t>
+            </w:r>
+          </w:p>
+        </w:tc>
+        <w:tc>
+          <w:tcPr>
+            <w:tcW w:type="dxa" w:w="2351"/>
+          </w:tcPr>
+          <w:p>
+            <w:r>
+              <w:rPr>
+                <w:rFonts w:ascii="Amiri" w:hAnsi="Amiri"/>
+                <w:sz w:val="20"/>
+              </w:rPr>
+              <w:t>DashboardView</w:t>
+            </w:r>
+          </w:p>
+        </w:tc>
+        <w:tc>
+          <w:tcPr>
+            <w:tcW w:type="dxa" w:w="2351"/>
+          </w:tcPr>
+          <w:p>
+            <w:r>
+              <w:rPr>
+                <w:rFonts w:ascii="Amiri" w:hAnsi="Amiri"/>
+                <w:sz w:val="20"/>
+              </w:rPr>
+              <w:t>لوحة التحكم (4 رسوم بيانية)</w:t>
+            </w:r>
+          </w:p>
+        </w:tc>
+        <w:tc>
+          <w:tcPr>
+            <w:tcW w:type="dxa" w:w="2351"/>
+          </w:tcPr>
+          <w:p>
+            <w:r>
+              <w:rPr>
+                <w:rFonts w:ascii="Amiri" w:hAnsi="Amiri"/>
+                <w:sz w:val="20"/>
+              </w:rPr>
+              <w:t>Ctrl+2</w:t>
+            </w:r>
+          </w:p>
+        </w:tc>
+      </w:tr>
+      <w:tr>
+        <w:tc>
+          <w:tcPr>
+            <w:tcW w:type="dxa" w:w="2351"/>
+          </w:tcPr>
+          <w:p>
+            <w:r>
+              <w:rPr>
+                <w:rFonts w:ascii="Amiri" w:hAnsi="Amiri"/>
+                <w:sz w:val="20"/>
+              </w:rPr>
+              <w:t>4</w:t>
+            </w:r>
+          </w:p>
+        </w:tc>
+        <w:tc>
+          <w:tcPr>
+            <w:tcW w:type="dxa" w:w="2351"/>
+          </w:tcPr>
+          <w:p>
+            <w:r>
+              <w:rPr>
+                <w:rFonts w:ascii="Amiri" w:hAnsi="Amiri"/>
+                <w:sz w:val="20"/>
+              </w:rPr>
+              <w:t>RatiosView</w:t>
+            </w:r>
+          </w:p>
+        </w:tc>
+        <w:tc>
+          <w:tcPr>
+            <w:tcW w:type="dxa" w:w="2351"/>
+          </w:tcPr>
+          <w:p>
+            <w:r>
+              <w:rPr>
+                <w:rFonts w:ascii="Amiri" w:hAnsi="Amiri"/>
+                <w:sz w:val="20"/>
+              </w:rPr>
+              <w:t>28 نسبة مالية في بطاقات</w:t>
+            </w:r>
+          </w:p>
+        </w:tc>
+        <w:tc>
+          <w:tcPr>
+            <w:tcW w:type="dxa" w:w="2351"/>
+          </w:tcPr>
+          <w:p>
+            <w:r>
+              <w:rPr>
+                <w:rFonts w:ascii="Amiri" w:hAnsi="Amiri"/>
+                <w:sz w:val="20"/>
+              </w:rPr>
+              <w:t>Ctrl+3</w:t>
+            </w:r>
+          </w:p>
+        </w:tc>
+      </w:tr>
+      <w:tr>
+        <w:tc>
+          <w:tcPr>
+            <w:tcW w:type="dxa" w:w="2351"/>
+          </w:tcPr>
+          <w:p>
+            <w:r>
+              <w:rPr>
+                <w:rFonts w:ascii="Amiri" w:hAnsi="Amiri"/>
+                <w:sz w:val="20"/>
+              </w:rPr>
+              <w:t>5</w:t>
+            </w:r>
+          </w:p>
+        </w:tc>
+        <w:tc>
+          <w:tcPr>
+            <w:tcW w:type="dxa" w:w="2351"/>
+          </w:tcPr>
+          <w:p>
+            <w:r>
+              <w:rPr>
+                <w:rFonts w:ascii="Amiri" w:hAnsi="Amiri"/>
+                <w:sz w:val="20"/>
+              </w:rPr>
+              <w:t>AnalysisView</w:t>
+            </w:r>
+          </w:p>
+        </w:tc>
+        <w:tc>
+          <w:tcPr>
+            <w:tcW w:type="dxa" w:w="2351"/>
+          </w:tcPr>
+          <w:p>
+            <w:r>
+              <w:rPr>
+                <w:rFonts w:ascii="Amiri" w:hAnsi="Amiri"/>
+                <w:sz w:val="20"/>
+              </w:rPr>
+              <w:t>تحليل DuPont + رأس مال عامل</w:t>
+            </w:r>
+          </w:p>
+        </w:tc>
+        <w:tc>
+          <w:tcPr>
+            <w:tcW w:type="dxa" w:w="2351"/>
+          </w:tcPr>
+          <w:p>
+            <w:r>
+              <w:rPr>
+                <w:rFonts w:ascii="Amiri" w:hAnsi="Amiri"/>
+                <w:sz w:val="20"/>
+              </w:rPr>
+              <w:t>Ctrl+4</w:t>
+            </w:r>
+          </w:p>
+        </w:tc>
+      </w:tr>
+      <w:tr>
+        <w:tc>
+          <w:tcPr>
+            <w:tcW w:type="dxa" w:w="2351"/>
+          </w:tcPr>
+          <w:p>
+            <w:r>
+              <w:rPr>
+                <w:rFonts w:ascii="Amiri" w:hAnsi="Amiri"/>
+                <w:sz w:val="20"/>
+              </w:rPr>
+              <w:t>6</w:t>
+            </w:r>
+          </w:p>
+        </w:tc>
+        <w:tc>
+          <w:tcPr>
+            <w:tcW w:type="dxa" w:w="2351"/>
+          </w:tcPr>
+          <w:p>
+            <w:r>
+              <w:rPr>
+                <w:rFonts w:ascii="Amiri" w:hAnsi="Amiri"/>
+                <w:sz w:val="20"/>
+              </w:rPr>
+              <w:t>AuditView</w:t>
+            </w:r>
+          </w:p>
+        </w:tc>
+        <w:tc>
+          <w:tcPr>
+            <w:tcW w:type="dxa" w:w="2351"/>
+          </w:tcPr>
+          <w:p>
+            <w:r>
+              <w:rPr>
+                <w:rFonts w:ascii="Amiri" w:hAnsi="Amiri"/>
+                <w:sz w:val="20"/>
+              </w:rPr>
+              <w:t>8 فحوصات تدقيق مالي</w:t>
+            </w:r>
+          </w:p>
+        </w:tc>
+        <w:tc>
+          <w:tcPr>
+            <w:tcW w:type="dxa" w:w="2351"/>
+          </w:tcPr>
+          <w:p>
+            <w:r>
+              <w:rPr>
+                <w:rFonts w:ascii="Amiri" w:hAnsi="Amiri"/>
+                <w:sz w:val="20"/>
+              </w:rPr>
+              <w:t>Ctrl+5</w:t>
+            </w:r>
+          </w:p>
+        </w:tc>
+      </w:tr>
+      <w:tr>
+        <w:tc>
+          <w:tcPr>
+            <w:tcW w:type="dxa" w:w="2351"/>
+          </w:tcPr>
+          <w:p>
+            <w:r>
+              <w:rPr>
+                <w:rFonts w:ascii="Amiri" w:hAnsi="Amiri"/>
+                <w:sz w:val="20"/>
+              </w:rPr>
+              <w:t>7</w:t>
+            </w:r>
+          </w:p>
+        </w:tc>
+        <w:tc>
+          <w:tcPr>
+            <w:tcW w:type="dxa" w:w="2351"/>
+          </w:tcPr>
+          <w:p>
+            <w:r>
+              <w:rPr>
+                <w:rFonts w:ascii="Amiri" w:hAnsi="Amiri"/>
+                <w:sz w:val="20"/>
+              </w:rPr>
+              <w:t>TaxView</w:t>
+            </w:r>
+          </w:p>
+        </w:tc>
+        <w:tc>
+          <w:tcPr>
+            <w:tcW w:type="dxa" w:w="2351"/>
+          </w:tcPr>
+          <w:p>
+            <w:r>
+              <w:rPr>
+                <w:rFonts w:ascii="Amiri" w:hAnsi="Amiri"/>
+                <w:sz w:val="20"/>
+              </w:rPr>
+              <w:t>نظام جبائي (3 تبويبات)</w:t>
+            </w:r>
+          </w:p>
+        </w:tc>
+        <w:tc>
+          <w:tcPr>
+            <w:tcW w:type="dxa" w:w="2351"/>
+          </w:tcPr>
+          <w:p>
+            <w:r>
+              <w:rPr>
+                <w:rFonts w:ascii="Amiri" w:hAnsi="Amiri"/>
+                <w:sz w:val="20"/>
+              </w:rPr>
+              <w:t>Ctrl+6</w:t>
+            </w:r>
+          </w:p>
+        </w:tc>
+      </w:tr>
+      <w:tr>
+        <w:tc>
+          <w:tcPr>
+            <w:tcW w:type="dxa" w:w="2351"/>
+          </w:tcPr>
+          <w:p>
+            <w:r>
+              <w:rPr>
+                <w:rFonts w:ascii="Amiri" w:hAnsi="Amiri"/>
+                <w:sz w:val="20"/>
+              </w:rPr>
+              <w:t>8</w:t>
+            </w:r>
+          </w:p>
+        </w:tc>
+        <w:tc>
+          <w:tcPr>
+            <w:tcW w:type="dxa" w:w="2351"/>
+          </w:tcPr>
+          <w:p>
+            <w:r>
+              <w:rPr>
+                <w:rFonts w:ascii="Amiri" w:hAnsi="Amiri"/>
+                <w:sz w:val="20"/>
+              </w:rPr>
+              <w:t>BenchmarksView</w:t>
+            </w:r>
+          </w:p>
+        </w:tc>
+        <w:tc>
+          <w:tcPr>
+            <w:tcW w:type="dxa" w:w="2351"/>
+          </w:tcPr>
+          <w:p>
+            <w:r>
+              <w:rPr>
+                <w:rFonts w:ascii="Amiri" w:hAnsi="Amiri"/>
+                <w:sz w:val="20"/>
+              </w:rPr>
+              <w:t>معايير مرجعية (رادار/Bar)</w:t>
+            </w:r>
+          </w:p>
+        </w:tc>
+        <w:tc>
+          <w:tcPr>
+            <w:tcW w:type="dxa" w:w="2351"/>
+          </w:tcPr>
+          <w:p>
+            <w:r>
+              <w:rPr>
+                <w:rFonts w:ascii="Amiri" w:hAnsi="Amiri"/>
+                <w:sz w:val="20"/>
+              </w:rPr>
+              <w:t>Ctrl+7</w:t>
+            </w:r>
+          </w:p>
+        </w:tc>
+      </w:tr>
+      <w:tr>
+        <w:tc>
+          <w:tcPr>
+            <w:tcW w:type="dxa" w:w="2351"/>
+          </w:tcPr>
+          <w:p>
+            <w:r>
+              <w:rPr>
+                <w:rFonts w:ascii="Amiri" w:hAnsi="Amiri"/>
+                <w:sz w:val="20"/>
+              </w:rPr>
+              <w:t>9</w:t>
+            </w:r>
+          </w:p>
+        </w:tc>
+        <w:tc>
+          <w:tcPr>
+            <w:tcW w:type="dxa" w:w="2351"/>
+          </w:tcPr>
+          <w:p>
+            <w:r>
+              <w:rPr>
+                <w:rFonts w:ascii="Amiri" w:hAnsi="Amiri"/>
+                <w:sz w:val="20"/>
+              </w:rPr>
+              <w:t>TaxCalendarView</w:t>
+            </w:r>
+          </w:p>
+        </w:tc>
+        <w:tc>
+          <w:tcPr>
+            <w:tcW w:type="dxa" w:w="2351"/>
+          </w:tcPr>
+          <w:p>
+            <w:r>
+              <w:rPr>
+                <w:rFonts w:ascii="Amiri" w:hAnsi="Amiri"/>
+                <w:sz w:val="20"/>
+              </w:rPr>
+              <w:t>تقويم جبائي + تذكيرات</w:t>
+            </w:r>
+          </w:p>
+        </w:tc>
+        <w:tc>
+          <w:tcPr>
+            <w:tcW w:type="dxa" w:w="2351"/>
+          </w:tcPr>
+          <w:p>
+            <w:r>
+              <w:rPr>
+                <w:rFonts w:ascii="Amiri" w:hAnsi="Amiri"/>
+                <w:sz w:val="20"/>
+              </w:rPr>
+              <w:t>Ctrl+8</w:t>
+            </w:r>
+          </w:p>
+        </w:tc>
+      </w:tr>
+      <w:tr>
+        <w:tc>
+          <w:tcPr>
+            <w:tcW w:type="dxa" w:w="2351"/>
+          </w:tcPr>
+          <w:p>
+            <w:r>
+              <w:rPr>
+                <w:rFonts w:ascii="Amiri" w:hAnsi="Amiri"/>
+                <w:sz w:val="20"/>
+              </w:rPr>
+              <w:t>10</w:t>
+            </w:r>
+          </w:p>
+        </w:tc>
+        <w:tc>
+          <w:tcPr>
+            <w:tcW w:type="dxa" w:w="2351"/>
+          </w:tcPr>
+          <w:p>
+            <w:r>
+              <w:rPr>
+                <w:rFonts w:ascii="Amiri" w:hAnsi="Amiri"/>
+                <w:sz w:val="20"/>
+              </w:rPr>
+              <w:t>ReportsView</w:t>
+            </w:r>
+          </w:p>
+        </w:tc>
+        <w:tc>
+          <w:tcPr>
+            <w:tcW w:type="dxa" w:w="2351"/>
+          </w:tcPr>
+          <w:p>
+            <w:r>
+              <w:rPr>
+                <w:rFonts w:ascii="Amiri" w:hAnsi="Amiri"/>
+                <w:sz w:val="20"/>
+              </w:rPr>
+              <w:t>تقارير متعددة الصيغ</w:t>
+            </w:r>
+          </w:p>
+        </w:tc>
+        <w:tc>
+          <w:tcPr>
+            <w:tcW w:type="dxa" w:w="2351"/>
+          </w:tcPr>
+          <w:p>
+            <w:r>
+              <w:rPr>
+                <w:rFonts w:ascii="Amiri" w:hAnsi="Amiri"/>
+                <w:sz w:val="20"/>
+              </w:rPr>
+              <w:t>Ctrl+9</w:t>
+            </w:r>
+          </w:p>
+        </w:tc>
+      </w:tr>
+      <w:tr>
+        <w:tc>
+          <w:tcPr>
+            <w:tcW w:type="dxa" w:w="2351"/>
+          </w:tcPr>
+          <w:p>
+            <w:r>
+              <w:rPr>
+                <w:rFonts w:ascii="Amiri" w:hAnsi="Amiri"/>
+                <w:sz w:val="20"/>
+              </w:rPr>
+              <w:t>11</w:t>
+            </w:r>
+          </w:p>
+        </w:tc>
+        <w:tc>
+          <w:tcPr>
+            <w:tcW w:type="dxa" w:w="2351"/>
+          </w:tcPr>
+          <w:p>
+            <w:r>
+              <w:rPr>
+                <w:rFonts w:ascii="Amiri" w:hAnsi="Amiri"/>
+                <w:sz w:val="20"/>
+              </w:rPr>
+              <w:t>ScenariosView</w:t>
+            </w:r>
+          </w:p>
+        </w:tc>
+        <w:tc>
+          <w:tcPr>
+            <w:tcW w:type="dxa" w:w="2351"/>
+          </w:tcPr>
+          <w:p>
+            <w:r>
+              <w:rPr>
+                <w:rFonts w:ascii="Amiri" w:hAnsi="Amiri"/>
+                <w:sz w:val="20"/>
+              </w:rPr>
+              <w:t>تحليل سيناريوهات</w:t>
+            </w:r>
+          </w:p>
+        </w:tc>
+        <w:tc>
+          <w:tcPr>
+            <w:tcW w:type="dxa" w:w="2351"/>
+          </w:tcPr>
+          <w:p>
+            <w:r>
+              <w:rPr>
+                <w:rFonts w:ascii="Amiri" w:hAnsi="Amiri"/>
+                <w:sz w:val="20"/>
+              </w:rPr>
+              <w:t>-</w:t>
+            </w:r>
+          </w:p>
+        </w:tc>
+      </w:tr>
+      <w:tr>
+        <w:tc>
+          <w:tcPr>
+            <w:tcW w:type="dxa" w:w="2351"/>
+          </w:tcPr>
+          <w:p>
+            <w:r>
+              <w:rPr>
+                <w:rFonts w:ascii="Amiri" w:hAnsi="Amiri"/>
+                <w:sz w:val="20"/>
+              </w:rPr>
+              <w:t>12</w:t>
+            </w:r>
+          </w:p>
+        </w:tc>
+        <w:tc>
+          <w:tcPr>
+            <w:tcW w:type="dxa" w:w="2351"/>
+          </w:tcPr>
+          <w:p>
+            <w:r>
+              <w:rPr>
+                <w:rFonts w:ascii="Amiri" w:hAnsi="Amiri"/>
+                <w:sz w:val="20"/>
+              </w:rPr>
+              <w:t>ForecastingView</w:t>
+            </w:r>
+          </w:p>
+        </w:tc>
+        <w:tc>
+          <w:tcPr>
+            <w:tcW w:type="dxa" w:w="2351"/>
+          </w:tcPr>
+          <w:p>
+            <w:r>
+              <w:rPr>
+                <w:rFonts w:ascii="Amiri" w:hAnsi="Amiri"/>
+                <w:sz w:val="20"/>
+              </w:rPr>
+              <w:t>تنبؤات مالية</w:t>
+            </w:r>
+          </w:p>
+        </w:tc>
+        <w:tc>
+          <w:tcPr>
+            <w:tcW w:type="dxa" w:w="2351"/>
+          </w:tcPr>
+          <w:p>
+            <w:r>
+              <w:rPr>
+                <w:rFonts w:ascii="Amiri" w:hAnsi="Amiri"/>
+                <w:sz w:val="20"/>
+              </w:rPr>
+              <w:t>-</w:t>
+            </w:r>
+          </w:p>
+        </w:tc>
+      </w:tr>
+      <w:tr>
+        <w:tc>
+          <w:tcPr>
+            <w:tcW w:type="dxa" w:w="2351"/>
+          </w:tcPr>
+          <w:p>
+            <w:r>
+              <w:rPr>
+                <w:rFonts w:ascii="Amiri" w:hAnsi="Amiri"/>
+                <w:sz w:val="20"/>
+              </w:rPr>
+              <w:t>13</w:t>
+            </w:r>
+          </w:p>
+        </w:tc>
+        <w:tc>
+          <w:tcPr>
+            <w:tcW w:type="dxa" w:w="2351"/>
+          </w:tcPr>
+          <w:p>
+            <w:r>
+              <w:rPr>
+                <w:rFonts w:ascii="Amiri" w:hAnsi="Amiri"/>
+                <w:sz w:val="20"/>
+              </w:rPr>
+              <w:t>BreakevenView</w:t>
+            </w:r>
+          </w:p>
+        </w:tc>
+        <w:tc>
+          <w:tcPr>
+            <w:tcW w:type="dxa" w:w="2351"/>
+          </w:tcPr>
+          <w:p>
+            <w:r>
+              <w:rPr>
+                <w:rFonts w:ascii="Amiri" w:hAnsi="Amiri"/>
+                <w:sz w:val="20"/>
+              </w:rPr>
+              <w:t>تحليل تعادل</w:t>
+            </w:r>
+          </w:p>
+        </w:tc>
+        <w:tc>
+          <w:tcPr>
+            <w:tcW w:type="dxa" w:w="2351"/>
+          </w:tcPr>
+          <w:p>
+            <w:r>
+              <w:rPr>
+                <w:rFonts w:ascii="Amiri" w:hAnsi="Amiri"/>
+                <w:sz w:val="20"/>
+              </w:rPr>
+              <w:t>-</w:t>
+            </w:r>
+          </w:p>
+        </w:tc>
+      </w:tr>
+      <w:tr>
+        <w:tc>
+          <w:tcPr>
+            <w:tcW w:type="dxa" w:w="2351"/>
+          </w:tcPr>
+          <w:p>
+            <w:r>
+              <w:rPr>
+                <w:rFonts w:ascii="Amiri" w:hAnsi="Amiri"/>
+                <w:sz w:val="20"/>
+              </w:rPr>
+              <w:t>14</w:t>
+            </w:r>
+          </w:p>
+        </w:tc>
+        <w:tc>
+          <w:tcPr>
+            <w:tcW w:type="dxa" w:w="2351"/>
+          </w:tcPr>
+          <w:p>
+            <w:r>
+              <w:rPr>
+                <w:rFonts w:ascii="Amiri" w:hAnsi="Amiri"/>
+                <w:sz w:val="20"/>
+              </w:rPr>
+              <w:t>ChatView</w:t>
+            </w:r>
+          </w:p>
+        </w:tc>
+        <w:tc>
+          <w:tcPr>
+            <w:tcW w:type="dxa" w:w="2351"/>
+          </w:tcPr>
+          <w:p>
+            <w:r>
+              <w:rPr>
+                <w:rFonts w:ascii="Amiri" w:hAnsi="Amiri"/>
+                <w:sz w:val="20"/>
+              </w:rPr>
+              <w:t>شات ذكي (AI)</w:t>
+            </w:r>
+          </w:p>
+        </w:tc>
+        <w:tc>
+          <w:tcPr>
+            <w:tcW w:type="dxa" w:w="2351"/>
+          </w:tcPr>
+          <w:p>
+            <w:r>
+              <w:rPr>
+                <w:rFonts w:ascii="Amiri" w:hAnsi="Amiri"/>
+                <w:sz w:val="20"/>
+              </w:rPr>
+              <w:t>-</w:t>
+            </w:r>
+          </w:p>
+        </w:tc>
+      </w:tr>
+      <w:tr>
+        <w:tc>
+          <w:tcPr>
+            <w:tcW w:type="dxa" w:w="2351"/>
+          </w:tcPr>
+          <w:p>
+            <w:r>
+              <w:rPr>
+                <w:rFonts w:ascii="Amiri" w:hAnsi="Amiri"/>
+                <w:sz w:val="20"/>
+              </w:rPr>
+              <w:t>15</w:t>
+            </w:r>
+          </w:p>
+        </w:tc>
+        <w:tc>
+          <w:tcPr>
+            <w:tcW w:type="dxa" w:w="2351"/>
+          </w:tcPr>
+          <w:p>
+            <w:r>
+              <w:rPr>
+                <w:rFonts w:ascii="Amiri" w:hAnsi="Amiri"/>
+                <w:sz w:val="20"/>
+              </w:rPr>
+              <w:t>SecurityView</w:t>
+            </w:r>
+          </w:p>
+        </w:tc>
+        <w:tc>
+          <w:tcPr>
+            <w:tcW w:type="dxa" w:w="2351"/>
+          </w:tcPr>
+          <w:p>
+            <w:r>
+              <w:rPr>
+                <w:rFonts w:ascii="Amiri" w:hAnsi="Amiri"/>
+                <w:sz w:val="20"/>
+              </w:rPr>
+              <w:t>مصادقة ثنائية</w:t>
+            </w:r>
+          </w:p>
+        </w:tc>
+        <w:tc>
+          <w:tcPr>
+            <w:tcW w:type="dxa" w:w="2351"/>
+          </w:tcPr>
+          <w:p>
+            <w:r>
+              <w:rPr>
+                <w:rFonts w:ascii="Amiri" w:hAnsi="Amiri"/>
+                <w:sz w:val="20"/>
+              </w:rPr>
+              <w:t>-</w:t>
+            </w:r>
+          </w:p>
+        </w:tc>
+      </w:tr>
+      <w:tr>
+        <w:tc>
+          <w:tcPr>
+            <w:tcW w:type="dxa" w:w="2351"/>
+          </w:tcPr>
+          <w:p>
+            <w:r>
+              <w:rPr>
+                <w:rFonts w:ascii="Amiri" w:hAnsi="Amiri"/>
+                <w:sz w:val="20"/>
+              </w:rPr>
+              <w:t>16</w:t>
+            </w:r>
+          </w:p>
+        </w:tc>
+        <w:tc>
+          <w:tcPr>
+            <w:tcW w:type="dxa" w:w="2351"/>
+          </w:tcPr>
+          <w:p>
+            <w:r>
+              <w:rPr>
+                <w:rFonts w:ascii="Amiri" w:hAnsi="Amiri"/>
+                <w:sz w:val="20"/>
+              </w:rPr>
+              <w:t>UserManagementView</w:t>
+            </w:r>
+          </w:p>
+        </w:tc>
+        <w:tc>
+          <w:tcPr>
+            <w:tcW w:type="dxa" w:w="2351"/>
+          </w:tcPr>
+          <w:p>
+            <w:r>
+              <w:rPr>
+                <w:rFonts w:ascii="Amiri" w:hAnsi="Amiri"/>
+                <w:sz w:val="20"/>
+              </w:rPr>
+              <w:t>إدارة المستخدمين</w:t>
+            </w:r>
+          </w:p>
+        </w:tc>
+        <w:tc>
+          <w:tcPr>
+            <w:tcW w:type="dxa" w:w="2351"/>
+          </w:tcPr>
+          <w:p>
+            <w:r>
+              <w:rPr>
+                <w:rFonts w:ascii="Amiri" w:hAnsi="Amiri"/>
+                <w:sz w:val="20"/>
+              </w:rPr>
+              <w:t>-</w:t>
+            </w:r>
+          </w:p>
+        </w:tc>
+      </w:tr>
+      <w:tr>
+        <w:tc>
+          <w:tcPr>
+            <w:tcW w:type="dxa" w:w="2351"/>
+          </w:tcPr>
+          <w:p>
+            <w:r>
+              <w:rPr>
+                <w:rFonts w:ascii="Amiri" w:hAnsi="Amiri"/>
+                <w:sz w:val="20"/>
+              </w:rPr>
+              <w:t>17</w:t>
+            </w:r>
+          </w:p>
+        </w:tc>
+        <w:tc>
+          <w:tcPr>
+            <w:tcW w:type="dxa" w:w="2351"/>
+          </w:tcPr>
+          <w:p>
+            <w:r>
+              <w:rPr>
+                <w:rFonts w:ascii="Amiri" w:hAnsi="Amiri"/>
+                <w:sz w:val="20"/>
+              </w:rPr>
+              <w:t>SettingsView</w:t>
+            </w:r>
+          </w:p>
+        </w:tc>
+        <w:tc>
+          <w:tcPr>
+            <w:tcW w:type="dxa" w:w="2351"/>
+          </w:tcPr>
+          <w:p>
+            <w:r>
+              <w:rPr>
+                <w:rFonts w:ascii="Amiri" w:hAnsi="Amiri"/>
+                <w:sz w:val="20"/>
+              </w:rPr>
+              <w:t>إعدادات (لغة/ثيم/API)</w:t>
+            </w:r>
+          </w:p>
+        </w:tc>
+        <w:tc>
+          <w:tcPr>
+            <w:tcW w:type="dxa" w:w="2351"/>
+          </w:tcPr>
+          <w:p>
+            <w:r>
+              <w:rPr>
+                <w:rFonts w:ascii="Amiri" w:hAnsi="Amiri"/>
+                <w:sz w:val="20"/>
+              </w:rPr>
+              <w:t>Ctrl+,</w:t>
+            </w:r>
+          </w:p>
+        </w:tc>
+      </w:tr>
+      <w:tr>
+        <w:tc>
+          <w:tcPr>
+            <w:tcW w:type="dxa" w:w="2351"/>
+          </w:tcPr>
+          <w:p>
+            <w:r>
+              <w:rPr>
+                <w:rFonts w:ascii="Amiri" w:hAnsi="Amiri"/>
+                <w:sz w:val="20"/>
+              </w:rPr>
+              <w:t>18</w:t>
+            </w:r>
+          </w:p>
+        </w:tc>
+        <w:tc>
+          <w:tcPr>
+            <w:tcW w:type="dxa" w:w="2351"/>
+          </w:tcPr>
+          <w:p>
+            <w:r>
+              <w:rPr>
+                <w:rFonts w:ascii="Amiri" w:hAnsi="Amiri"/>
+                <w:sz w:val="20"/>
+              </w:rPr>
+              <w:t>ImportExportView</w:t>
+            </w:r>
+          </w:p>
+        </w:tc>
+        <w:tc>
+          <w:tcPr>
+            <w:tcW w:type="dxa" w:w="2351"/>
+          </w:tcPr>
+          <w:p>
+            <w:r>
+              <w:rPr>
+                <w:rFonts w:ascii="Amiri" w:hAnsi="Amiri"/>
+                <w:sz w:val="20"/>
+              </w:rPr>
+              <w:t>استيراد/تصدير</w:t>
+            </w:r>
+          </w:p>
+        </w:tc>
+        <w:tc>
+          <w:tcPr>
+            <w:tcW w:type="dxa" w:w="2351"/>
+          </w:tcPr>
+          <w:p>
+            <w:r>
+              <w:rPr>
+                <w:rFonts w:ascii="Amiri" w:hAnsi="Amiri"/>
+                <w:sz w:val="20"/>
+              </w:rPr>
+              <w:t>Ctrl+E</w:t>
+            </w:r>
+          </w:p>
+        </w:tc>
+      </w:tr>
+      <w:tr>
+        <w:tc>
+          <w:tcPr>
+            <w:tcW w:type="dxa" w:w="2351"/>
+          </w:tcPr>
+          <w:p>
+            <w:r>
+              <w:rPr>
+                <w:rFonts w:ascii="Amiri" w:hAnsi="Amiri"/>
+                <w:sz w:val="20"/>
+              </w:rPr>
+              <w:t>19</w:t>
+            </w:r>
+          </w:p>
+        </w:tc>
+        <w:tc>
+          <w:tcPr>
+            <w:tcW w:type="dxa" w:w="2351"/>
+          </w:tcPr>
+          <w:p>
+            <w:r>
+              <w:rPr>
+                <w:rFonts w:ascii="Amiri" w:hAnsi="Amiri"/>
+                <w:sz w:val="20"/>
+              </w:rPr>
+              <w:t>ScenariosView</w:t>
+            </w:r>
+          </w:p>
+        </w:tc>
+        <w:tc>
+          <w:tcPr>
+            <w:tcW w:type="dxa" w:w="2351"/>
+          </w:tcPr>
+          <w:p>
+            <w:r>
+              <w:rPr>
+                <w:rFonts w:ascii="Amiri" w:hAnsi="Amiri"/>
+                <w:sz w:val="20"/>
+              </w:rPr>
+              <w:t>تحليل مقارن</w:t>
+            </w:r>
+          </w:p>
+        </w:tc>
+        <w:tc>
+          <w:tcPr>
+            <w:tcW w:type="dxa" w:w="2351"/>
+          </w:tcPr>
+          <w:p>
+            <w:r>
+              <w:rPr>
+                <w:rFonts w:ascii="Amiri" w:hAnsi="Amiri"/>
+                <w:sz w:val="20"/>
+              </w:rPr>
+              <w:t>-</w:t>
+            </w:r>
+          </w:p>
+        </w:tc>
+      </w:tr>
+      <w:tr>
+        <w:tc>
+          <w:tcPr>
+            <w:tcW w:type="dxa" w:w="2351"/>
+          </w:tcPr>
+          <w:p>
+            <w:r>
+              <w:rPr>
+                <w:rFonts w:ascii="Amiri" w:hAnsi="Amiri"/>
+                <w:sz w:val="20"/>
+              </w:rPr>
+              <w:t>20</w:t>
+            </w:r>
+          </w:p>
+        </w:tc>
+        <w:tc>
+          <w:tcPr>
+            <w:tcW w:type="dxa" w:w="2351"/>
+          </w:tcPr>
+          <w:p>
+            <w:r>
+              <w:rPr>
+                <w:rFonts w:ascii="Amiri" w:hAnsi="Amiri"/>
+                <w:sz w:val="20"/>
+              </w:rPr>
+              <w:t>ComparativeView</w:t>
+            </w:r>
+          </w:p>
+        </w:tc>
+        <w:tc>
+          <w:tcPr>
+            <w:tcW w:type="dxa" w:w="2351"/>
+          </w:tcPr>
+          <w:p>
+            <w:r>
+              <w:rPr>
+                <w:rFonts w:ascii="Amiri" w:hAnsi="Amiri"/>
+                <w:sz w:val="20"/>
+              </w:rPr>
+              <w:t>مقارنة سنوية</w:t>
+            </w:r>
+          </w:p>
+        </w:tc>
+        <w:tc>
+          <w:tcPr>
+            <w:tcW w:type="dxa" w:w="2351"/>
+          </w:tcPr>
+          <w:p>
+            <w:r>
+              <w:rPr>
+                <w:rFonts w:ascii="Amiri" w:hAnsi="Amiri"/>
+                <w:sz w:val="20"/>
+              </w:rPr>
+              <w:t>-</w:t>
+            </w:r>
+          </w:p>
+        </w:tc>
+      </w:tr>
+      <w:tr>
+        <w:tc>
+          <w:tcPr>
+            <w:tcW w:type="dxa" w:w="2351"/>
+          </w:tcPr>
+          <w:p>
+            <w:r>
+              <w:rPr>
+                <w:rFonts w:ascii="Amiri" w:hAnsi="Amiri"/>
+                <w:sz w:val="20"/>
+              </w:rPr>
+              <w:t>21</w:t>
+            </w:r>
+          </w:p>
+        </w:tc>
+        <w:tc>
+          <w:tcPr>
+            <w:tcW w:type="dxa" w:w="2351"/>
+          </w:tcPr>
+          <w:p>
+            <w:r>
+              <w:rPr>
+                <w:rFonts w:ascii="Amiri" w:hAnsi="Amiri"/>
+                <w:sz w:val="20"/>
+              </w:rPr>
+              <w:t>CashFlowView</w:t>
+            </w:r>
+          </w:p>
+        </w:tc>
+        <w:tc>
+          <w:tcPr>
+            <w:tcW w:type="dxa" w:w="2351"/>
+          </w:tcPr>
+          <w:p>
+            <w:r>
+              <w:rPr>
+                <w:rFonts w:ascii="Amiri" w:hAnsi="Amiri"/>
+                <w:sz w:val="20"/>
+              </w:rPr>
+              <w:t>التدفقات النقدية</w:t>
+            </w:r>
+          </w:p>
+        </w:tc>
+        <w:tc>
+          <w:tcPr>
+            <w:tcW w:type="dxa" w:w="2351"/>
+          </w:tcPr>
+          <w:p>
+            <w:r>
+              <w:rPr>
+                <w:rFonts w:ascii="Amiri" w:hAnsi="Amiri"/>
+                <w:sz w:val="20"/>
+              </w:rPr>
+              <w:t>-</w:t>
+            </w:r>
+          </w:p>
+        </w:tc>
+      </w:tr>
+      <w:tr>
+        <w:tc>
+          <w:tcPr>
+            <w:tcW w:type="dxa" w:w="2351"/>
+          </w:tcPr>
+          <w:p>
+            <w:r>
+              <w:rPr>
+                <w:rFonts w:ascii="Amiri" w:hAnsi="Amiri"/>
+                <w:sz w:val="20"/>
+              </w:rPr>
+              <w:t>22</w:t>
+            </w:r>
+          </w:p>
+        </w:tc>
+        <w:tc>
+          <w:tcPr>
+            <w:tcW w:type="dxa" w:w="2351"/>
+          </w:tcPr>
+          <w:p>
+            <w:r>
+              <w:rPr>
+                <w:rFonts w:ascii="Amiri" w:hAnsi="Amiri"/>
+                <w:sz w:val="20"/>
+              </w:rPr>
+              <w:t>NotificationView</w:t>
+            </w:r>
+          </w:p>
+        </w:tc>
+        <w:tc>
+          <w:tcPr>
+            <w:tcW w:type="dxa" w:w="2351"/>
+          </w:tcPr>
+          <w:p>
+            <w:r>
+              <w:rPr>
+                <w:rFonts w:ascii="Amiri" w:hAnsi="Amiri"/>
+                <w:sz w:val="20"/>
+              </w:rPr>
+              <w:t>الإشعارات</w:t>
+            </w:r>
+          </w:p>
+        </w:tc>
+        <w:tc>
+          <w:tcPr>
+            <w:tcW w:type="dxa" w:w="2351"/>
+          </w:tcPr>
+          <w:p>
+            <w:r>
+              <w:rPr>
+                <w:rFonts w:ascii="Amiri" w:hAnsi="Amiri"/>
+                <w:sz w:val="20"/>
+              </w:rPr>
+              <w:t>-</w:t>
+            </w:r>
+          </w:p>
+        </w:tc>
+      </w:tr>
+    </w:tbl>
+    <w:p/>
+    <w:p>
+      <w:pPr>
+        <w:pStyle w:val="Heading2"/>
+      </w:pPr>
+      <w:r>
+        <w:t>10.1 المميزات العامة</w:t>
+      </w:r>
+    </w:p>
+    <w:p>
+      <w:pPr>
+        <w:pStyle w:val="ListBullet"/>
+      </w:pPr>
+      <w:r>
+        <w:t>دعم 3 لغات (عربي RTL، إنجليزي LTR، فرنسي LTR) مع تبديل فوري عبر SettingsView</w:t>
+      </w:r>
+    </w:p>
+    <w:p>
+      <w:pPr>
+        <w:pStyle w:val="ListBullet"/>
+      </w:pPr>
+      <w:r>
+        <w:t>3 ثيمات: فاتح (Light)، داكن (Dark)، عصري (Modern)</w:t>
+      </w:r>
+    </w:p>
+    <w:p>
+      <w:pPr>
+        <w:pStyle w:val="ListBullet"/>
+      </w:pPr>
+      <w:r>
+        <w:t>اختصارات لوحة المفاتيح (Ctrl+1-9, Ctrl+Q, Ctrl+S, Ctrl+P, Ctrl+E)</w:t>
+      </w:r>
+    </w:p>
+    <w:p>
+      <w:pPr>
+        <w:pStyle w:val="ListBullet"/>
+      </w:pPr>
+      <w:r>
+        <w:t>شريط حالة ديناميكي يعرض آخر تحديث</w:t>
+      </w:r>
+    </w:p>
+    <w:p>
+      <w:pPr>
+        <w:pStyle w:val="ListBullet"/>
+      </w:pPr>
+      <w:r>
+        <w:t>بطاقات إحصائية في أعلى كل شاشة (إجمالي، متوسط، تغير)</w:t>
+      </w:r>
+    </w:p>
+    <w:p>
+      <w:pPr>
+        <w:pStyle w:val="ListBullet"/>
+      </w:pPr>
+      <w:r>
+        <w:t>نظام Lazy Loading لتحسين الأداء (تحميل الشاشات عند الطلب)</w:t>
+      </w:r>
+    </w:p>
+    <w:p>
+      <w:pPr>
+        <w:pStyle w:val="ListBullet"/>
+      </w:pPr>
+      <w:r>
+        <w:t>حالة التطبيق (AppState) تنتقل بين الشاشات عبر pyqtSignal</w:t>
+      </w:r>
+    </w:p>
+    <w:p>
+      <w:pPr>
+        <w:pStyle w:val="Heading2"/>
+      </w:pPr>
+      <w:r>
+        <w:t>10.2 التنقل بين الشاشات</w:t>
+      </w:r>
+    </w:p>
+    <w:p>
+      <w:r>
+        <w:t>يتم التنقل بين الشاشات عبر القائمة الجانبية (Sidebar) أو اختصارات لوحة المفاتيح (Ctrl+1-9). كل شاشة يتم تحميلها مرة واحدة فقط (Lazy Loading) ويتم إعادة استخدامها. عند تغيير البيانات المالية، يتم إرسال إشارة (pyqtSignal) لتحديث جميع الشاشات تلقائياً.</w:t>
+      </w:r>
+    </w:p>
+    <w:p>
+      <w:r>
+        <w:br w:type="page"/>
+      </w:r>
+    </w:p>
+    <w:p>
+      <w:pPr>
+        <w:pStyle w:val="Heading1"/>
+      </w:pPr>
+      <w:r>
+        <w:t>11. النظام الجبائي الجزائري</w:t>
+      </w:r>
+    </w:p>
+    <w:p>
+      <w:r>
+        <w:t>يعتبر النظام الجبائي الجزائري من أكثر الأنظمة تعقيداً في المنطقة، حيث يجمع بين ضرائب متعددة ومعدلات متفاوتة حسب النشاط والقطاع. تم تطوير هذا الموديول ليشمل جميع الجوانب الأساسية للجباية الجزائرية.</w:t>
+      </w:r>
+    </w:p>
+    <w:p>
+      <w:pPr>
+        <w:pStyle w:val="Heading2"/>
+      </w:pPr>
+      <w:r>
+        <w:t>11.1 IBS (ضريبة أرباح الشركات)</w:t>
+      </w:r>
+    </w:p>
+    <w:p>
+      <w:r>
+        <w:t>Impôt sur les Bénéfices des Sociétés</w:t>
+      </w:r>
+    </w:p>
+    <w:p>
+      <w:r>
+        <w:t>تحسب ضريبة أرباح الشركات بناءً على صافي الربح الخاضع للضريبة:</w:t>
+      </w:r>
+    </w:p>
+    <w:p>
+      <w:r>
+        <w:t>المعدلات:</w:t>
+      </w:r>
+    </w:p>
+    <w:p>
+      <w:r>
+        <w:t>- النشاط الإنتاجي (صناعة، فلاحة): 19%</w:t>
+      </w:r>
+    </w:p>
+    <w:p>
+      <w:r>
+        <w:t>- النشاط التجاري والخدمات: 26%</w:t>
+      </w:r>
+    </w:p>
+    <w:p>
+      <w:r>
+        <w:t>- الشركات الجديدة: إعفاء لمدة 3 سنوات</w:t>
+      </w:r>
+    </w:p>
+    <w:p>
+      <w:r>
+        <w:t>الحد الأدنى:</w:t>
+      </w:r>
+    </w:p>
+    <w:p>
+      <w:r>
+        <w:t>- 500,000 دج للشركات ذات رقم أعمال &gt; 5,000,000 دج</w:t>
+      </w:r>
+    </w:p>
+    <w:p>
+      <w:r>
+        <w:t>- النسبة: 0.5% من رقم الأعمال</w:t>
+      </w:r>
+    </w:p>
+    <w:p>
+      <w:r>
+        <w:t>آلية الحساب:</w:t>
+      </w:r>
+    </w:p>
+    <w:p>
+      <w:r>
+        <w:t>IBS = صافي الربح × المعدل</w:t>
+      </w:r>
+    </w:p>
+    <w:p>
+      <w:r>
+        <w:t>الحد الأدنى = max(IBS المحسوبة، IBS الأدنى)</w:t>
+      </w:r>
+    </w:p>
+    <w:p>
+      <w:pPr>
+        <w:pStyle w:val="Heading2"/>
+      </w:pPr>
+      <w:r>
+        <w:t>11.2 TVA (ضريبة القيمة المضافة)</w:t>
+      </w:r>
+    </w:p>
+    <w:p>
+      <w:r>
+        <w:t>Taxe sur la Valeur Ajoutée</w:t>
+      </w:r>
+    </w:p>
+    <w:p>
+      <w:r>
+        <w:t>تحسب TVA على القيمة المضافة في كل مرحلة من مراحل الإنتاج والتوزيع:</w:t>
+      </w:r>
+    </w:p>
+    <w:p>
+      <w:r>
+        <w:t>المعدلات:</w:t>
+      </w:r>
+    </w:p>
+    <w:p>
+      <w:r>
+        <w:t>- المعدل القياسي: 19% (معظم السلع والخدمات)</w:t>
+      </w:r>
+    </w:p>
+    <w:p>
+      <w:r>
+        <w:t>- المعدل المخفض: 9% (المواد الغذائية الأساسية، الكهرباء، الغاز)</w:t>
+      </w:r>
+    </w:p>
+    <w:p>
+      <w:r>
+        <w:t>- المعدل الصفري: 0% (التصدير، بعض الأدوية)</w:t>
+      </w:r>
+    </w:p>
+    <w:p>
+      <w:r>
+        <w:t>- الإعفاء: بعض الخدمات المالية والتعليمية</w:t>
+      </w:r>
+    </w:p>
+    <w:p>
+      <w:r>
+        <w:t>آلية الحساب:</w:t>
+      </w:r>
+    </w:p>
+    <w:p>
+      <w:r>
+        <w:t>TVA المستحقة = TVA على المبيعات - TVA على المشتريات</w:t>
+      </w:r>
+    </w:p>
+    <w:p>
+      <w:r>
+        <w:t>TVA على المبيعات = رقم الأعمال × المعدل</w:t>
+      </w:r>
+    </w:p>
+    <w:p>
+      <w:r>
+        <w:t>TVA على المشتريات = المشتريات الخاضعة × المعدل</w:t>
+      </w:r>
+    </w:p>
+    <w:p>
+      <w:pPr>
+        <w:pStyle w:val="Heading2"/>
+      </w:pPr>
+      <w:r>
+        <w:t>11.3 IRG (ضريبة الدخل الإجمالي)</w:t>
+      </w:r>
+    </w:p>
+    <w:p>
+      <w:r>
+        <w:t>Impôt sur le Revenu Global</w:t>
+      </w:r>
+    </w:p>
+    <w:p>
+      <w:r>
+        <w:t>ضريبة تصاعدية على الدخل الفردي (المرتبات والأجور):</w:t>
+      </w:r>
+    </w:p>
+    <w:p>
+      <w:r>
+        <w:t>الشرائح الضريبية (2026):</w:t>
+      </w:r>
+    </w:p>
+    <w:p>
+      <w:r>
+        <w:t>- 0 - 30,000 دج: 0% (إعفاء)</w:t>
+      </w:r>
+    </w:p>
+    <w:p>
+      <w:r>
+        <w:t>- 30,001 - 120,000 دج: 20%</w:t>
+      </w:r>
+    </w:p>
+    <w:p>
+      <w:r>
+        <w:t>- 120,001 - 240,000 دج: 30%</w:t>
+      </w:r>
+    </w:p>
+    <w:p>
+      <w:r>
+        <w:t>- أكثر من 240,000 دج: 35%</w:t>
+      </w:r>
+    </w:p>
+    <w:p>
+      <w:r>
+        <w:t>آلية الحساب:</w:t>
+      </w:r>
+    </w:p>
+    <w:p>
+      <w:r>
+        <w:t>الدخل الخاضع = الدخل الإجمالي - الاشتراكات الاجتماعية</w:t>
+      </w:r>
+    </w:p>
+    <w:p>
+      <w:r>
+        <w:t>الخصم = 50% من الدخل الخاضع</w:t>
+      </w:r>
+    </w:p>
+    <w:p>
+      <w:r>
+        <w:t>IRG = تطبيق الشريحة على (الدخل الخاضع - الخصم)</w:t>
+      </w:r>
+    </w:p>
+    <w:p>
+      <w:pPr>
+        <w:pStyle w:val="Heading2"/>
+      </w:pPr>
+      <w:r>
+        <w:t>11.4 CNAS (الضمان الاجتماعي)</w:t>
+      </w:r>
+    </w:p>
+    <w:p>
+      <w:r>
+        <w:t>Caisse Nationale des Assurances Sociales</w:t>
+      </w:r>
+    </w:p>
+    <w:p>
+      <w:r>
+        <w:t>الاشتراكات الشهرية:</w:t>
+      </w:r>
+    </w:p>
+    <w:p>
+      <w:r>
+        <w:t>- القسط: 11% من الأجر الخاضع</w:t>
+      </w:r>
+    </w:p>
+    <w:p>
+      <w:r>
+        <w:t>- 7% يتحملها صاحب العمل</w:t>
+      </w:r>
+    </w:p>
+    <w:p>
+      <w:r>
+        <w:t>- 4% يتحملها العامل</w:t>
+      </w:r>
+    </w:p>
+    <w:p>
+      <w:r>
+        <w:t>التغطية:</w:t>
+      </w:r>
+    </w:p>
+    <w:p>
+      <w:r>
+        <w:t>- التأمين الصحي</w:t>
+      </w:r>
+    </w:p>
+    <w:p>
+      <w:r>
+        <w:t>- التقاعد</w:t>
+      </w:r>
+    </w:p>
+    <w:p>
+      <w:r>
+        <w:t>- تعويضات البطالة</w:t>
+      </w:r>
+    </w:p>
+    <w:p>
+      <w:r>
+        <w:t>- حوادث العمل</w:t>
+      </w:r>
+    </w:p>
+    <w:p>
+      <w:pPr>
+        <w:pStyle w:val="Heading2"/>
+      </w:pPr>
+      <w:r>
+        <w:t>11.5 CNAC (صندوق البطالة)</w:t>
+      </w:r>
+    </w:p>
+    <w:p>
+      <w:r>
+        <w:t>Caisse Nationale d'Assurance Chômage</w:t>
+      </w:r>
+    </w:p>
+    <w:p>
+      <w:r>
+        <w:t>الاشتراكات:</w:t>
+      </w:r>
+    </w:p>
+    <w:p>
+      <w:r>
+        <w:t>- القسط: 1% من الأجر الخاضع</w:t>
+      </w:r>
+    </w:p>
+    <w:p>
+      <w:r>
+        <w:t>- يتحملها العامل بالكامل</w:t>
+      </w:r>
+    </w:p>
+    <w:p>
+      <w:r>
+        <w:t>التغطية:</w:t>
+      </w:r>
+    </w:p>
+    <w:p>
+      <w:r>
+        <w:t>- تعويضات البطالة</w:t>
+      </w:r>
+    </w:p>
+    <w:p>
+      <w:r>
+        <w:t>- إعادة التأهيل المهني</w:t>
+      </w:r>
+    </w:p>
+    <w:p>
+      <w:pPr>
+        <w:pStyle w:val="Heading2"/>
+      </w:pPr>
+      <w:r>
+        <w:t>11.6 VF (الرسم المقطوع)</w:t>
+      </w:r>
+    </w:p>
+    <w:p>
+      <w:r>
+        <w:t>Versement Forfaitaire</w:t>
+      </w:r>
+    </w:p>
+    <w:p>
+      <w:r>
+        <w:t>ضريبة على الشركات غير المنتظمة:</w:t>
+      </w:r>
+    </w:p>
+    <w:p>
+      <w:r>
+        <w:t>- المعدل: 0.5% من رقم الأعمال</w:t>
+      </w:r>
+    </w:p>
+    <w:p>
+      <w:r>
+        <w:t>- تفرض على الشركات التي لا تقدم تصريحاتها بانتظام</w:t>
+      </w:r>
+    </w:p>
+    <w:p>
+      <w:r>
+        <w:t>- إضافية إلى IBS</w:t>
+      </w:r>
+    </w:p>
+    <w:p>
+      <w:r>
+        <w:t>آلية الحساب:</w:t>
+      </w:r>
+    </w:p>
+    <w:p>
+      <w:r>
+        <w:t>VF = رقم الأعمال × 0.5%</w:t>
+      </w:r>
+    </w:p>
+    <w:p>
+      <w:pPr>
+        <w:pStyle w:val="Heading2"/>
+      </w:pPr>
+      <w:r>
+        <w:t>11.7 المحاكاة الجبائية الكاملة</w:t>
+      </w:r>
+    </w:p>
+    <w:p>
+      <w:r>
+        <w:t>Simulation Fiscale Intégrée</w:t>
+      </w:r>
+    </w:p>
+    <w:p>
+      <w:r>
+        <w:t>تقوم TaxView بمحاكاة جبائية كاملة تشمل:</w:t>
+      </w:r>
+    </w:p>
+    <w:p>
+      <w:r>
+        <w:t>1. إدخال البيانات المالية الأساسية</w:t>
+      </w:r>
+    </w:p>
+    <w:p>
+      <w:r>
+        <w:t>2. حساب جميع الضرائب تلقائياً</w:t>
+      </w:r>
+    </w:p>
+    <w:p>
+      <w:r>
+        <w:t>3. عرض ملخص الجباية (Total Tax Burden)</w:t>
+      </w:r>
+    </w:p>
+    <w:p>
+      <w:r>
+        <w:t>4. تحليل العبء الجبائي (Tax Burden Analysis)</w:t>
+      </w:r>
+    </w:p>
+    <w:p>
+      <w:r>
+        <w:t>5. إنشاء تقارير جبائية قابلة للتصدير</w:t>
+      </w:r>
+    </w:p>
+    <w:p>
+      <w:r>
+        <w:t>المخرجات:</w:t>
+      </w:r>
+    </w:p>
+    <w:p>
+      <w:r>
+        <w:t>- إجمالي الضرائب المستحقة</w:t>
+      </w:r>
+    </w:p>
+    <w:p>
+      <w:r>
+        <w:t>- نسبة العبء الجبائي = إجمالي الضرائب ÷ الإيرادات</w:t>
+      </w:r>
+    </w:p>
+    <w:p>
+      <w:r>
+        <w:t>- تحليل شهري/سنوي</w:t>
+      </w:r>
+    </w:p>
+    <w:p>
+      <w:r>
+        <w:br w:type="page"/>
+      </w:r>
+    </w:p>
+    <w:p>
+      <w:pPr>
+        <w:pStyle w:val="Heading1"/>
+      </w:pPr>
+      <w:r>
+        <w:t>12. نظام التحديث التلقائي</w:t>
+      </w:r>
+    </w:p>
+    <w:p>
+      <w:r>
+        <w:t>تم تطوير نظام تحديث تلقائي مستوحى من نظام تحديث opencode. يسمح النظام بتحديث التطبيق بنقرة واحدة دون الحاجة لفتح المتصفح.</w:t>
+      </w:r>
+    </w:p>
+    <w:p>
+      <w:pPr>
+        <w:pStyle w:val="Heading2"/>
+      </w:pPr>
+      <w:r>
+        <w:t>12.1 آلية العمل</w:t>
+      </w:r>
+    </w:p>
+    <w:p>
+      <w:r>
+        <w:t>1. عند بدء التشغيل: يتم إنشاء خيط (Thread) منفصل لفحص التحديثات</w:t>
+      </w:r>
+    </w:p>
+    <w:p>
+      <w:r>
+        <w:t>2. الخيط يفتح HTTPS: https://khalilmebarek-creator.github.io/SmartAccounting/version.json</w:t>
+      </w:r>
+    </w:p>
+    <w:p>
+      <w:r>
+        <w:t>3. يقرأ الإصدار الحالي من الملف البعيد ويقارنه مع APP_VERSION المحلي</w:t>
+      </w:r>
+    </w:p>
+    <w:p>
+      <w:r>
+        <w:t>4. إذا كان الإصدار البعيد أحدث، يتم إرسال إشارة (pyqtSignal) للواجهة الرئيسية</w:t>
+      </w:r>
+    </w:p>
+    <w:p>
+      <w:r>
+        <w:t>5. تظهر رسالة (QMessageBox) مع قائمة التغييرات</w:t>
+      </w:r>
+    </w:p>
+    <w:p>
+      <w:r>
+        <w:t>6. عند الضغط على Yes: تفتح نافذة تحميل (QProgressDialog)</w:t>
+      </w:r>
+    </w:p>
+    <w:p>
+      <w:r>
+        <w:t>7. يتم تحميل المثبت الجديد في مجلد Temp مع إظهار التقدم</w:t>
+      </w:r>
+    </w:p>
+    <w:p>
+      <w:r>
+        <w:t>8. بعد اكتمال التحميل: يتم إنشاء Batch Script (.bat) في Temp</w:t>
+      </w:r>
+    </w:p>
+    <w:p>
+      <w:r>
+        <w:t>9. البatch script: ينتظر 2 ثانية ← يشغل المثبت بـ /SILENT ← يشغل التطبيق الجديد</w:t>
+      </w:r>
+    </w:p>
+    <w:p>
+      <w:r>
+        <w:t>10. التطبيق الحالي يغلق (QApplication.quit())</w:t>
+      </w:r>
+    </w:p>
+    <w:p>
+      <w:pPr>
+        <w:pStyle w:val="Heading2"/>
+      </w:pPr>
+      <w:r>
+        <w:t>12.2 تدفق الكود</w:t>
+      </w:r>
+    </w:p>
+    <w:p>
+      <w:pPr>
+        <w:spacing w:before="80" w:after="80"/>
+      </w:pPr>
+      <w:r>
+        <w:rPr>
+          <w:rFonts w:ascii="Consolas" w:hAnsi="Consolas"/>
+          <w:sz w:val="16"/>
+        </w:rPr>
+        <w:t>_check_for_updates()</w:t>
+        <w:br/>
+        <w:t xml:space="preserve">    ↓</w:t>
+        <w:br/>
+        <w:t>check_updates_async(callback=_on_update_check_done)</w:t>
+        <w:br/>
+        <w:t xml:space="preserve">    ↓</w:t>
+        <w:br/>
+        <w:t>_on_update_check_done(has_update=True)</w:t>
+        <w:br/>
+        <w:t xml:space="preserve">    ↓</w:t>
+        <w:br/>
+        <w:t>emit update_ready(info)  →  _show_update_safe(info)</w:t>
+        <w:br/>
+        <w:t xml:space="preserve">    ↓</w:t>
+        <w:br/>
+        <w:t>[User clicks Yes]</w:t>
+        <w:br/>
+        <w:t xml:space="preserve">    ↓</w:t>
+        <w:br/>
+        <w:t>_perform_update(info)</w:t>
+        <w:br/>
+        <w:t xml:space="preserve">    ↓</w:t>
+        <w:br/>
+        <w:t>download_installer(url, progress_callback)</w:t>
+        <w:br/>
+        <w:t xml:space="preserve">    ↓</w:t>
+        <w:br/>
+        <w:t>_on_download_done(path)</w:t>
+        <w:br/>
+        <w:t xml:space="preserve">    ↓</w:t>
+        <w:br/>
+        <w:t>Batch Script: timeout 2 → start /wait installer /SILENT → start app</w:t>
+        <w:br/>
+        <w:t xml:space="preserve">    ↓</w:t>
+        <w:br/>
+        <w:t>QApplication.quit()</w:t>
+      </w:r>
+    </w:p>
+    <w:p>
+      <w:pPr>
+        <w:pStyle w:val="Heading2"/>
+      </w:pPr>
+      <w:r>
+        <w:t>12.3 المكونات</w:t>
       </w:r>
     </w:p>
     <w:tbl>
@@ -934,7 +4972,7 @@
                 <w:color w:val="FFFFFF"/>
                 <w:sz w:val="20"/>
               </w:rPr>
-              <w:t>الطبقة</w:t>
+              <w:t>المكون</w:t>
             </w:r>
           </w:p>
         </w:tc>
@@ -953,7 +4991,7 @@
                 <w:color w:val="FFFFFF"/>
                 <w:sz w:val="20"/>
               </w:rPr>
-              <w:t>المسؤولية</w:t>
+              <w:t>الملف</w:t>
             </w:r>
           </w:p>
         </w:tc>
@@ -972,7 +5010,7 @@
                 <w:color w:val="FFFFFF"/>
                 <w:sz w:val="20"/>
               </w:rPr>
-              <w:t>التقنيات</w:t>
+              <w:t>الدور</w:t>
             </w:r>
           </w:p>
         </w:tc>
@@ -988,7 +5026,7 @@
                 <w:rFonts w:ascii="Amiri" w:hAnsi="Amiri"/>
                 <w:sz w:val="20"/>
               </w:rPr>
-              <w:t>Presentation (UI)</w:t>
+              <w:t>UpdateChecker</w:t>
             </w:r>
           </w:p>
         </w:tc>
@@ -1002,7 +5040,7 @@
                 <w:rFonts w:ascii="Amiri" w:hAnsi="Amiri"/>
                 <w:sz w:val="20"/>
               </w:rPr>
-              <w:t>واجهات المستخدم والتفاعل</w:t>
+              <w:t>modules/update_checker.py</w:t>
             </w:r>
           </w:p>
         </w:tc>
@@ -1016,7 +5054,7 @@
                 <w:rFonts w:ascii="Amiri" w:hAnsi="Amiri"/>
                 <w:sz w:val="20"/>
               </w:rPr>
-              <w:t>PyQt5, QSS</w:t>
+              <w:t>فحص الإصدارات ومقارنتها</w:t>
             </w:r>
           </w:p>
         </w:tc>
@@ -1032,7 +5070,7 @@
                 <w:rFonts w:ascii="Amiri" w:hAnsi="Amiri"/>
                 <w:sz w:val="20"/>
               </w:rPr>
-              <w:t>Business Logic</w:t>
+              <w:t>MainWindow</w:t>
             </w:r>
           </w:p>
         </w:tc>
@@ -1046,7 +5084,7 @@
                 <w:rFonts w:ascii="Amiri" w:hAnsi="Amiri"/>
                 <w:sz w:val="20"/>
               </w:rPr>
-              <w:t>المنطق التجاري والحسابات</w:t>
+              <w:t>ui/main_window.py</w:t>
             </w:r>
           </w:p>
         </w:tc>
@@ -1060,7 +5098,7 @@
                 <w:rFonts w:ascii="Amiri" w:hAnsi="Amiri"/>
                 <w:sz w:val="20"/>
               </w:rPr>
-              <w:t>Python, Pandas</w:t>
+              <w:t>عرض الرسالة وإدارة التحميل</w:t>
             </w:r>
           </w:p>
         </w:tc>
@@ -1076,7 +5114,7 @@
                 <w:rFonts w:ascii="Amiri" w:hAnsi="Amiri"/>
                 <w:sz w:val="20"/>
               </w:rPr>
-              <w:t>Data Access</w:t>
+              <w:t>DownloadThread</w:t>
             </w:r>
           </w:p>
         </w:tc>
@@ -1090,7 +5128,7 @@
                 <w:rFonts w:ascii="Amiri" w:hAnsi="Amiri"/>
                 <w:sz w:val="20"/>
               </w:rPr>
-              <w:t>التعامل مع قاعدة البيانات</w:t>
+              <w:t>ui/main_window.py</w:t>
             </w:r>
           </w:p>
         </w:tc>
@@ -1104,7 +5142,7 @@
                 <w:rFonts w:ascii="Amiri" w:hAnsi="Amiri"/>
                 <w:sz w:val="20"/>
               </w:rPr>
-              <w:t>SQLite, Cryptography</w:t>
+              <w:t>تحميل المثبت في خيط منفصل</w:t>
             </w:r>
           </w:p>
         </w:tc>
@@ -1120,7 +5158,7 @@
                 <w:rFonts w:ascii="Amiri" w:hAnsi="Amiri"/>
                 <w:sz w:val="20"/>
               </w:rPr>
-              <w:t>Utils/Shared</w:t>
+              <w:t>Batch Script</w:t>
             </w:r>
           </w:p>
         </w:tc>
@@ -1134,7 +5172,7 @@
                 <w:rFonts w:ascii="Amiri" w:hAnsi="Amiri"/>
                 <w:sz w:val="20"/>
               </w:rPr>
-              <w:t>أدوات مشتركة</w:t>
+              <w:t>TEMP/smart_update_*.bat</w:t>
             </w:r>
           </w:p>
         </w:tc>
@@ -1148,181 +5186,7 @@
                 <w:rFonts w:ascii="Amiri" w:hAnsi="Amiri"/>
                 <w:sz w:val="20"/>
               </w:rPr>
-              <w:t>Validators, Formatters</w:t>
-            </w:r>
-          </w:p>
-        </w:tc>
-      </w:tr>
-    </w:tbl>
-    <w:p/>
-    <w:p>
-      <w:pPr>
-        <w:pStyle w:val="Heading2"/>
-      </w:pPr>
-      <w:r>
-        <w:t>7.2 هيكل الملفات</w:t>
-      </w:r>
-    </w:p>
-    <w:p>
-      <w:r>
-        <w:t>الهيكل العام للمشروع:</w:t>
-      </w:r>
-    </w:p>
-    <w:p>
-      <w:r>
-        <w:rPr>
-          <w:rFonts w:ascii="Consolas" w:hAnsi="Consolas"/>
-          <w:sz w:val="16"/>
-        </w:rPr>
-        <w:t>&lt;code&gt;</w:t>
-        <w:br/>
-        <w:t>Accounting_Platform/</w:t>
-        <w:br/>
-        <w:t>├── config.py                      # الإعدادات الرئيسية</w:t>
-        <w:br/>
-        <w:t>├── installer.iss                  # Inno Setup</w:t>
-        <w:br/>
-        <w:t>├── database/                      # طبقة البيانات</w:t>
-        <w:br/>
-        <w:t>│   ├── db_connection.py</w:t>
-        <w:br/>
-        <w:t>│   ├── db_schema.py               # 11 جدول</w:t>
-        <w:br/>
-        <w:t>│   └── db_operations.py</w:t>
-        <w:br/>
-        <w:t>├── modules/                       # المنطق التجاري</w:t>
-        <w:br/>
-        <w:t>│   ├── calculations.py            # 28 نسبة مالية</w:t>
-        <w:br/>
-        <w:t>│   ├── analysis.py                # تحليل DuPont, اتجاهات</w:t>
-        <w:br/>
-        <w:t>│   ├── audit.py                   # تدقيق مالي (8 فحوصات)</w:t>
-        <w:br/>
-        <w:t>│   ├── benchmarks.py              # 7 قطاعات × 10 نسب</w:t>
-        <w:br/>
-        <w:t>│   ├── tax.py                     # محرك جبائي جزائري</w:t>
-        <w:br/>
-        <w:t>│   ├── reporting.py               # تقارير PDF/Excel</w:t>
-        <w:br/>
-        <w:t>│   ├── update_checker.py          # فحص التحديثات</w:t>
-        <w:br/>
-        <w:t>│   └── user_manager.py            # إدارة المستخدمين</w:t>
-        <w:br/>
-        <w:t>├── ui/                            # واجهات المستخدم</w:t>
-        <w:br/>
-        <w:t>│   ├── main_window.py             # 22 شاشة رئيسية</w:t>
-        <w:br/>
-        <w:t>│   ├── app_state.py               # حالة التطبيق</w:t>
-        <w:br/>
-        <w:t>│   ├── views/                     # الشاشات</w:t>
-        <w:br/>
-        <w:t>│   │   ├── login_view.py</w:t>
-        <w:br/>
-        <w:t>│   │   ├── data_entry.py</w:t>
-        <w:br/>
-        <w:t>│   │   ├── dashboard.py</w:t>
-        <w:br/>
-        <w:t>│   │   ├── tax_view.py</w:t>
-        <w:br/>
-        <w:t>│   │   └── ...</w:t>
-        <w:br/>
-        <w:t>│   └── resources/</w:t>
-        <w:br/>
-        <w:t>│       ├── i18n.py                # 300+ مفتاح (AR/EN/FR)</w:t>
-        <w:br/>
-        <w:t>│       ├── style.qss / dark / modern</w:t>
-        <w:br/>
-        <w:t>│       └── fonts/ (Amiri)</w:t>
-        <w:br/>
-        <w:t>├── utils/                         # أدوات مشتركة</w:t>
-        <w:br/>
-        <w:t>├── docs/                          # الموقع التعريفي</w:t>
-        <w:br/>
-        <w:t>└── tests/                         # 351 اختبار</w:t>
-        <w:br/>
-        <w:t>&lt;/code&gt;</w:t>
-      </w:r>
-    </w:p>
-    <w:p>
-      <w:r>
-        <w:br w:type="page"/>
-      </w:r>
-    </w:p>
-    <w:p>
-      <w:pPr>
-        <w:pStyle w:val="Heading1"/>
-      </w:pPr>
-      <w:r>
-        <w:t>8. التقنيات المستخدمة</w:t>
-      </w:r>
-    </w:p>
-    <w:tbl>
-      <w:tblPr>
-        <w:tblStyle w:val="TableGrid"/>
-        <w:tblW w:type="auto" w:w="0"/>
-        <w:jc w:val="center"/>
-        <w:tblLook w:firstColumn="1" w:firstRow="1" w:lastColumn="0" w:lastRow="0" w:noHBand="0" w:noVBand="1" w:val="04A0"/>
-      </w:tblPr>
-      <w:tblGrid>
-        <w:gridCol w:w="3135"/>
-        <w:gridCol w:w="3135"/>
-        <w:gridCol w:w="3135"/>
-      </w:tblGrid>
-      <w:tr>
-        <w:tc>
-          <w:tcPr>
-            <w:tcW w:type="dxa" w:w="3135"/>
-            <w:shd w:fill="1F4E79" w:val="clear"/>
-          </w:tcPr>
-          <w:p>
-            <w:pPr>
-              <w:jc w:val="center"/>
-            </w:pPr>
-            <w:r>
-              <w:rPr>
-                <w:b/>
-                <w:color w:val="FFFFFF"/>
-                <w:sz w:val="20"/>
-              </w:rPr>
-              <w:t>التقنية</w:t>
-            </w:r>
-          </w:p>
-        </w:tc>
-        <w:tc>
-          <w:tcPr>
-            <w:tcW w:type="dxa" w:w="3135"/>
-            <w:shd w:fill="1F4E79" w:val="clear"/>
-          </w:tcPr>
-          <w:p>
-            <w:pPr>
-              <w:jc w:val="center"/>
-            </w:pPr>
-            <w:r>
-              <w:rPr>
-                <w:b/>
-                <w:color w:val="FFFFFF"/>
-                <w:sz w:val="20"/>
-              </w:rPr>
-              <w:t>الغرض</w:t>
-            </w:r>
-          </w:p>
-        </w:tc>
-        <w:tc>
-          <w:tcPr>
-            <w:tcW w:type="dxa" w:w="3135"/>
-            <w:shd w:fill="1F4E79" w:val="clear"/>
-          </w:tcPr>
-          <w:p>
-            <w:pPr>
-              <w:jc w:val="center"/>
-            </w:pPr>
-            <w:r>
-              <w:rPr>
-                <w:b/>
-                <w:color w:val="FFFFFF"/>
-                <w:sz w:val="20"/>
-              </w:rPr>
-              <w:t>الإصدار</w:t>
+              <w:t>انتظار التثبيت ثم إعادة التشغيل</w:t>
             </w:r>
           </w:p>
         </w:tc>
@@ -1338,7 +5202,7 @@
                 <w:rFonts w:ascii="Amiri" w:hAnsi="Amiri"/>
                 <w:sz w:val="20"/>
               </w:rPr>
-              <w:t>Python</w:t>
+              <w:t>AppMutex</w:t>
             </w:r>
           </w:p>
         </w:tc>
@@ -1352,7 +5216,7 @@
                 <w:rFonts w:ascii="Amiri" w:hAnsi="Amiri"/>
                 <w:sz w:val="20"/>
               </w:rPr>
-              <w:t>لغة البرمجة الأساسية</w:t>
+              <w:t>ui/run_ui.py</w:t>
             </w:r>
           </w:p>
         </w:tc>
@@ -1366,7 +5230,7 @@
                 <w:rFonts w:ascii="Amiri" w:hAnsi="Amiri"/>
                 <w:sz w:val="20"/>
               </w:rPr>
-              <w:t>3.13.14</w:t>
+              <w:t>كشف التطبيق وإغلاقه أثناء التحديث</w:t>
             </w:r>
           </w:p>
         </w:tc>
@@ -1382,7 +5246,7 @@
                 <w:rFonts w:ascii="Amiri" w:hAnsi="Amiri"/>
                 <w:sz w:val="20"/>
               </w:rPr>
-              <w:t>PyQt5</w:t>
+              <w:t>version.json</w:t>
             </w:r>
           </w:p>
         </w:tc>
@@ -1396,7 +5260,7 @@
                 <w:rFonts w:ascii="Amiri" w:hAnsi="Amiri"/>
                 <w:sz w:val="20"/>
               </w:rPr>
-              <w:t>إطار عمل واجهات المستخدم</w:t>
+              <w:t>docs/version.json</w:t>
             </w:r>
           </w:p>
         </w:tc>
@@ -1410,1769 +5274,7 @@
                 <w:rFonts w:ascii="Amiri" w:hAnsi="Amiri"/>
                 <w:sz w:val="20"/>
               </w:rPr>
-              <w:t>5.15.x</w:t>
-            </w:r>
-          </w:p>
-        </w:tc>
-      </w:tr>
-      <w:tr>
-        <w:tc>
-          <w:tcPr>
-            <w:tcW w:type="dxa" w:w="3135"/>
-          </w:tcPr>
-          <w:p>
-            <w:r>
-              <w:rPr>
-                <w:rFonts w:ascii="Amiri" w:hAnsi="Amiri"/>
-                <w:sz w:val="20"/>
-              </w:rPr>
-              <w:t>SQLite</w:t>
-            </w:r>
-          </w:p>
-        </w:tc>
-        <w:tc>
-          <w:tcPr>
-            <w:tcW w:type="dxa" w:w="3135"/>
-          </w:tcPr>
-          <w:p>
-            <w:r>
-              <w:rPr>
-                <w:rFonts w:ascii="Amiri" w:hAnsi="Amiri"/>
-                <w:sz w:val="20"/>
-              </w:rPr>
-              <w:t>قاعدة البيانات المحلية</w:t>
-            </w:r>
-          </w:p>
-        </w:tc>
-        <w:tc>
-          <w:tcPr>
-            <w:tcW w:type="dxa" w:w="3135"/>
-          </w:tcPr>
-          <w:p>
-            <w:r>
-              <w:rPr>
-                <w:rFonts w:ascii="Amiri" w:hAnsi="Amiri"/>
-                <w:sz w:val="20"/>
-              </w:rPr>
-              <w:t>3.x</w:t>
-            </w:r>
-          </w:p>
-        </w:tc>
-      </w:tr>
-      <w:tr>
-        <w:tc>
-          <w:tcPr>
-            <w:tcW w:type="dxa" w:w="3135"/>
-          </w:tcPr>
-          <w:p>
-            <w:r>
-              <w:rPr>
-                <w:rFonts w:ascii="Amiri" w:hAnsi="Amiri"/>
-                <w:sz w:val="20"/>
-              </w:rPr>
-              <w:t>pandas</w:t>
-            </w:r>
-          </w:p>
-        </w:tc>
-        <w:tc>
-          <w:tcPr>
-            <w:tcW w:type="dxa" w:w="3135"/>
-          </w:tcPr>
-          <w:p>
-            <w:r>
-              <w:rPr>
-                <w:rFonts w:ascii="Amiri" w:hAnsi="Amiri"/>
-                <w:sz w:val="20"/>
-              </w:rPr>
-              <w:t>تحليل البيانات المالية</w:t>
-            </w:r>
-          </w:p>
-        </w:tc>
-        <w:tc>
-          <w:tcPr>
-            <w:tcW w:type="dxa" w:w="3135"/>
-          </w:tcPr>
-          <w:p>
-            <w:r>
-              <w:rPr>
-                <w:rFonts w:ascii="Amiri" w:hAnsi="Amiri"/>
-                <w:sz w:val="20"/>
-              </w:rPr>
-              <w:t>2.x</w:t>
-            </w:r>
-          </w:p>
-        </w:tc>
-      </w:tr>
-      <w:tr>
-        <w:tc>
-          <w:tcPr>
-            <w:tcW w:type="dxa" w:w="3135"/>
-          </w:tcPr>
-          <w:p>
-            <w:r>
-              <w:rPr>
-                <w:rFonts w:ascii="Amiri" w:hAnsi="Amiri"/>
-                <w:sz w:val="20"/>
-              </w:rPr>
-              <w:t>matplotlib</w:t>
-            </w:r>
-          </w:p>
-        </w:tc>
-        <w:tc>
-          <w:tcPr>
-            <w:tcW w:type="dxa" w:w="3135"/>
-          </w:tcPr>
-          <w:p>
-            <w:r>
-              <w:rPr>
-                <w:rFonts w:ascii="Amiri" w:hAnsi="Amiri"/>
-                <w:sz w:val="20"/>
-              </w:rPr>
-              <w:t>الرسوم البيانية</w:t>
-            </w:r>
-          </w:p>
-        </w:tc>
-        <w:tc>
-          <w:tcPr>
-            <w:tcW w:type="dxa" w:w="3135"/>
-          </w:tcPr>
-          <w:p>
-            <w:r>
-              <w:rPr>
-                <w:rFonts w:ascii="Amiri" w:hAnsi="Amiri"/>
-                <w:sz w:val="20"/>
-              </w:rPr>
-              <w:t>3.x</w:t>
-            </w:r>
-          </w:p>
-        </w:tc>
-      </w:tr>
-      <w:tr>
-        <w:tc>
-          <w:tcPr>
-            <w:tcW w:type="dxa" w:w="3135"/>
-          </w:tcPr>
-          <w:p>
-            <w:r>
-              <w:rPr>
-                <w:rFonts w:ascii="Amiri" w:hAnsi="Amiri"/>
-                <w:sz w:val="20"/>
-              </w:rPr>
-              <w:t>openpyxl</w:t>
-            </w:r>
-          </w:p>
-        </w:tc>
-        <w:tc>
-          <w:tcPr>
-            <w:tcW w:type="dxa" w:w="3135"/>
-          </w:tcPr>
-          <w:p>
-            <w:r>
-              <w:rPr>
-                <w:rFonts w:ascii="Amiri" w:hAnsi="Amiri"/>
-                <w:sz w:val="20"/>
-              </w:rPr>
-              <w:t>تصدير Excel</w:t>
-            </w:r>
-          </w:p>
-        </w:tc>
-        <w:tc>
-          <w:tcPr>
-            <w:tcW w:type="dxa" w:w="3135"/>
-          </w:tcPr>
-          <w:p>
-            <w:r>
-              <w:rPr>
-                <w:rFonts w:ascii="Amiri" w:hAnsi="Amiri"/>
-                <w:sz w:val="20"/>
-              </w:rPr>
-              <w:t>3.x</w:t>
-            </w:r>
-          </w:p>
-        </w:tc>
-      </w:tr>
-      <w:tr>
-        <w:tc>
-          <w:tcPr>
-            <w:tcW w:type="dxa" w:w="3135"/>
-          </w:tcPr>
-          <w:p>
-            <w:r>
-              <w:rPr>
-                <w:rFonts w:ascii="Amiri" w:hAnsi="Amiri"/>
-                <w:sz w:val="20"/>
-              </w:rPr>
-              <w:t>fpdf2</w:t>
-            </w:r>
-          </w:p>
-        </w:tc>
-        <w:tc>
-          <w:tcPr>
-            <w:tcW w:type="dxa" w:w="3135"/>
-          </w:tcPr>
-          <w:p>
-            <w:r>
-              <w:rPr>
-                <w:rFonts w:ascii="Amiri" w:hAnsi="Amiri"/>
-                <w:sz w:val="20"/>
-              </w:rPr>
-              <w:t>تصدير PDF</w:t>
-            </w:r>
-          </w:p>
-        </w:tc>
-        <w:tc>
-          <w:tcPr>
-            <w:tcW w:type="dxa" w:w="3135"/>
-          </w:tcPr>
-          <w:p>
-            <w:r>
-              <w:rPr>
-                <w:rFonts w:ascii="Amiri" w:hAnsi="Amiri"/>
-                <w:sz w:val="20"/>
-              </w:rPr>
-              <w:t>2.x</w:t>
-            </w:r>
-          </w:p>
-        </w:tc>
-      </w:tr>
-      <w:tr>
-        <w:tc>
-          <w:tcPr>
-            <w:tcW w:type="dxa" w:w="3135"/>
-          </w:tcPr>
-          <w:p>
-            <w:r>
-              <w:rPr>
-                <w:rFonts w:ascii="Amiri" w:hAnsi="Amiri"/>
-                <w:sz w:val="20"/>
-              </w:rPr>
-              <w:t>cryptography</w:t>
-            </w:r>
-          </w:p>
-        </w:tc>
-        <w:tc>
-          <w:tcPr>
-            <w:tcW w:type="dxa" w:w="3135"/>
-          </w:tcPr>
-          <w:p>
-            <w:r>
-              <w:rPr>
-                <w:rFonts w:ascii="Amiri" w:hAnsi="Amiri"/>
-                <w:sz w:val="20"/>
-              </w:rPr>
-              <w:t>التشفير والأمان</w:t>
-            </w:r>
-          </w:p>
-        </w:tc>
-        <w:tc>
-          <w:tcPr>
-            <w:tcW w:type="dxa" w:w="3135"/>
-          </w:tcPr>
-          <w:p>
-            <w:r>
-              <w:rPr>
-                <w:rFonts w:ascii="Amiri" w:hAnsi="Amiri"/>
-                <w:sz w:val="20"/>
-              </w:rPr>
-              <w:t>49.x</w:t>
-            </w:r>
-          </w:p>
-        </w:tc>
-      </w:tr>
-      <w:tr>
-        <w:tc>
-          <w:tcPr>
-            <w:tcW w:type="dxa" w:w="3135"/>
-          </w:tcPr>
-          <w:p>
-            <w:r>
-              <w:rPr>
-                <w:rFonts w:ascii="Amiri" w:hAnsi="Amiri"/>
-                <w:sz w:val="20"/>
-              </w:rPr>
-              <w:t>Nuitka</w:t>
-            </w:r>
-          </w:p>
-        </w:tc>
-        <w:tc>
-          <w:tcPr>
-            <w:tcW w:type="dxa" w:w="3135"/>
-          </w:tcPr>
-          <w:p>
-            <w:r>
-              <w:rPr>
-                <w:rFonts w:ascii="Amiri" w:hAnsi="Amiri"/>
-                <w:sz w:val="20"/>
-              </w:rPr>
-              <w:t>تحويل Python إلى C (EXE)</w:t>
-            </w:r>
-          </w:p>
-        </w:tc>
-        <w:tc>
-          <w:tcPr>
-            <w:tcW w:type="dxa" w:w="3135"/>
-          </w:tcPr>
-          <w:p>
-            <w:r>
-              <w:rPr>
-                <w:rFonts w:ascii="Amiri" w:hAnsi="Amiri"/>
-                <w:sz w:val="20"/>
-              </w:rPr>
-              <w:t>4.1.3</w:t>
-            </w:r>
-          </w:p>
-        </w:tc>
-      </w:tr>
-      <w:tr>
-        <w:tc>
-          <w:tcPr>
-            <w:tcW w:type="dxa" w:w="3135"/>
-          </w:tcPr>
-          <w:p>
-            <w:r>
-              <w:rPr>
-                <w:rFonts w:ascii="Amiri" w:hAnsi="Amiri"/>
-                <w:sz w:val="20"/>
-              </w:rPr>
-              <w:t>Inno Setup</w:t>
-            </w:r>
-          </w:p>
-        </w:tc>
-        <w:tc>
-          <w:tcPr>
-            <w:tcW w:type="dxa" w:w="3135"/>
-          </w:tcPr>
-          <w:p>
-            <w:r>
-              <w:rPr>
-                <w:rFonts w:ascii="Amiri" w:hAnsi="Amiri"/>
-                <w:sz w:val="20"/>
-              </w:rPr>
-              <w:t>إنشاء مثبت التطبيق</w:t>
-            </w:r>
-          </w:p>
-        </w:tc>
-        <w:tc>
-          <w:tcPr>
-            <w:tcW w:type="dxa" w:w="3135"/>
-          </w:tcPr>
-          <w:p>
-            <w:r>
-              <w:rPr>
-                <w:rFonts w:ascii="Amiri" w:hAnsi="Amiri"/>
-                <w:sz w:val="20"/>
-              </w:rPr>
-              <w:t>6.x</w:t>
-            </w:r>
-          </w:p>
-        </w:tc>
-      </w:tr>
-    </w:tbl>
-    <w:p>
-      <w:pPr>
-        <w:pStyle w:val="Heading1"/>
-      </w:pPr>
-      <w:r>
-        <w:t>9. وصف الوحدات البرمجية</w:t>
-      </w:r>
-    </w:p>
-    <w:p>
-      <w:pPr>
-        <w:pStyle w:val="Heading2"/>
-      </w:pPr>
-      <w:r>
-        <w:t>9.1 محرك الحسابات (calculations.py)</w:t>
-      </w:r>
-    </w:p>
-    <w:p>
-      <w:r>
-        <w:t>يقوم بحساب 28 نسبة مالية موزعة على 7 مجالات:</w:t>
-      </w:r>
-    </w:p>
-    <w:p>
-      <w:r>
-        <w:t>• السيولة (4 نسب) — نسبة التداول، السريعة، النقدية، الدفاعية</w:t>
-      </w:r>
-    </w:p>
-    <w:p>
-      <w:r>
-        <w:t>• الربحية (5 نسب) — هامش الربح الإجمالي، الصافي، العائد على الأصول، العائد على حقوق الملكية</w:t>
-      </w:r>
-    </w:p>
-    <w:p>
-      <w:r>
-        <w:t>• الكفاءة (5 نسب) — دوران الأصول، المخزون، المدينين، الدائنين</w:t>
-      </w:r>
-    </w:p>
-    <w:p>
-      <w:r>
-        <w:t>• المديونية (4 نسب) — إجمالي المديونية، تغطية الفوائد، الرافعة المالية</w:t>
-      </w:r>
-    </w:p>
-    <w:p>
-      <w:r>
-        <w:t>• السوق (3 نسب) — ربحية السهم، القيمة الدفترية، مضاعف الربحية</w:t>
-      </w:r>
-    </w:p>
-    <w:p>
-      <w:r>
-        <w:t>• النمو (4 نسب) — نمو الإيرادات، الأصول، الأرباح</w:t>
-      </w:r>
-    </w:p>
-    <w:p>
-      <w:r>
-        <w:t>• تحليل DuPont — تحليل متكامل للعائد على حقوق الملكية</w:t>
-      </w:r>
-    </w:p>
-    <w:p>
-      <w:pPr>
-        <w:pStyle w:val="Heading2"/>
-      </w:pPr>
-      <w:r>
-        <w:t>9.2 محرك التحليل (analysis.py)</w:t>
-      </w:r>
-    </w:p>
-    <w:p>
-      <w:r>
-        <w:t>تحليل متقدم للوضع المالي:</w:t>
-      </w:r>
-    </w:p>
-    <w:p>
-      <w:r>
-        <w:t>• تحليل DuPont (3 عوامل و 5 عوامل)</w:t>
-      </w:r>
-    </w:p>
-    <w:p>
-      <w:r>
-        <w:t>• تحليل رأس المال العامل</w:t>
-      </w:r>
-    </w:p>
-    <w:p>
-      <w:r>
-        <w:t>• تحليل التدفقات النقدية</w:t>
-      </w:r>
-    </w:p>
-    <w:p>
-      <w:r>
-        <w:t>• تحليل الاتجاهات المالية</w:t>
-      </w:r>
-    </w:p>
-    <w:p>
-      <w:r>
-        <w:t>• تحليل التعادل (Break-even)</w:t>
-      </w:r>
-    </w:p>
-    <w:p>
-      <w:r>
-        <w:t>• تحليل السيناريوهات</w:t>
-      </w:r>
-    </w:p>
-    <w:p>
-      <w:pPr>
-        <w:pStyle w:val="Heading2"/>
-      </w:pPr>
-      <w:r>
-        <w:t>9.3 محرك التدقيق (audit.py)</w:t>
-      </w:r>
-    </w:p>
-    <w:p>
-      <w:r>
-        <w:t>تدقيق مالي آلي مع 8 فحوصات:</w:t>
-      </w:r>
-    </w:p>
-    <w:p>
-      <w:r>
-        <w:t>• صحة معادلة الميزانية</w:t>
-      </w:r>
-    </w:p>
-    <w:p>
-      <w:r>
-        <w:t>• صحة قائمة الدخل</w:t>
-      </w:r>
-    </w:p>
-    <w:p>
-      <w:r>
-        <w:t>• صحة التدفقات النقدية</w:t>
-      </w:r>
-    </w:p>
-    <w:p>
-      <w:r>
-        <w:t>• تحليل الانحرافات</w:t>
-      </w:r>
-    </w:p>
-    <w:p>
-      <w:r>
-        <w:t>• فحص نسب السيولة</w:t>
-      </w:r>
-    </w:p>
-    <w:p>
-      <w:r>
-        <w:t>• فحص نسب الربحية</w:t>
-      </w:r>
-    </w:p>
-    <w:p>
-      <w:r>
-        <w:t>• فحص نسب المديونية</w:t>
-      </w:r>
-    </w:p>
-    <w:p>
-      <w:r>
-        <w:t>• فحص الاستمرارية</w:t>
-      </w:r>
-    </w:p>
-    <w:p>
-      <w:pPr>
-        <w:pStyle w:val="Heading2"/>
-      </w:pPr>
-      <w:r>
-        <w:t>9.4 النظام الجبائي الجزائري (tax.py)</w:t>
-      </w:r>
-    </w:p>
-    <w:p>
-      <w:r>
-        <w:t>تطبيق كامل للنظام الجبائي الجزائري:</w:t>
-      </w:r>
-    </w:p>
-    <w:p>
-      <w:r>
-        <w:t>• IBS — ضريبة أرباح الشركات (19%، 26%)</w:t>
-      </w:r>
-    </w:p>
-    <w:p>
-      <w:r>
-        <w:t>• TVA — ضريبة القيمة المضافة (19%، 9%، 0%)</w:t>
-      </w:r>
-    </w:p>
-    <w:p>
-      <w:r>
-        <w:t>• IRG — ضريبة الدخل الإجمالي (تصاعدية 0%-35%)</w:t>
-      </w:r>
-    </w:p>
-    <w:p>
-      <w:r>
-        <w:t>• CNAS — الضمان الاجتماعي (11%)</w:t>
-      </w:r>
-    </w:p>
-    <w:p>
-      <w:r>
-        <w:t>• CNAC — التأمين عن البطالة (1%)</w:t>
-      </w:r>
-    </w:p>
-    <w:p>
-      <w:r>
-        <w:t>• VF — الرسم المقطوع (0.5%)</w:t>
-      </w:r>
-    </w:p>
-    <w:p>
-      <w:r>
-        <w:t>• محاكاة جبائية كاملة</w:t>
-      </w:r>
-    </w:p>
-    <w:p>
-      <w:pPr>
-        <w:pStyle w:val="Heading2"/>
-      </w:pPr>
-      <w:r>
-        <w:t>9.5 المعايير المرجعية (benchmarks.py)</w:t>
-      </w:r>
-    </w:p>
-    <w:p>
-      <w:r>
-        <w:t>مقارنة الأداء المالي مع 7 قطاعات صناعية:</w:t>
-      </w:r>
-    </w:p>
-    <w:p>
-      <w:r>
-        <w:t>• الصناعات التحويلية</w:t>
-      </w:r>
-    </w:p>
-    <w:p>
-      <w:r>
-        <w:t>• التجارة والتوزيع</w:t>
-      </w:r>
-    </w:p>
-    <w:p>
-      <w:r>
-        <w:t>• الخدمات</w:t>
-      </w:r>
-    </w:p>
-    <w:p>
-      <w:r>
-        <w:t>• البناء والأشغال العمومية</w:t>
-      </w:r>
-    </w:p>
-    <w:p>
-      <w:r>
-        <w:t>• الفلاحة</w:t>
-      </w:r>
-    </w:p>
-    <w:p>
-      <w:r>
-        <w:t>• النقل واللوجستيك</w:t>
-      </w:r>
-    </w:p>
-    <w:p>
-      <w:r>
-        <w:t>• التكنولوجيا</w:t>
-      </w:r>
-    </w:p>
-    <w:p>
-      <w:pPr>
-        <w:pStyle w:val="Heading2"/>
-      </w:pPr>
-      <w:r>
-        <w:t>9.6 فحص التحديثات (update_checker.py)</w:t>
-      </w:r>
-    </w:p>
-    <w:p>
-      <w:r>
-        <w:t>نظام تحديث تلقائي كامل:</w:t>
-      </w:r>
-    </w:p>
-    <w:p>
-      <w:r>
-        <w:t>• فحص دوري من GitHub Pages</w:t>
-      </w:r>
-    </w:p>
-    <w:p>
-      <w:r>
-        <w:t>• مقارنة الإصدارات</w:t>
-      </w:r>
-    </w:p>
-    <w:p>
-      <w:r>
-        <w:t>• تحميل المثبت مع شريط تقدم</w:t>
-      </w:r>
-    </w:p>
-    <w:p>
-      <w:r>
-        <w:t>• تثبيت صامت (Silent Install)</w:t>
-      </w:r>
-    </w:p>
-    <w:p>
-      <w:r>
-        <w:t>• إعادة تشغيل تلقائية عبر Batch Script</w:t>
-      </w:r>
-    </w:p>
-    <w:p>
-      <w:pPr>
-        <w:pStyle w:val="Heading2"/>
-      </w:pPr>
-      <w:r>
-        <w:t>9.7 إدارة المستخدمين (user_manager.py)</w:t>
-      </w:r>
-    </w:p>
-    <w:p>
-      <w:r>
-        <w:t>نظام صلاحيات كامل:</w:t>
-      </w:r>
-    </w:p>
-    <w:p>
-      <w:r>
-        <w:t>• 4 أدوار: مدير، محاسب، مراجع، مشاهد</w:t>
-      </w:r>
-    </w:p>
-    <w:p>
-      <w:r>
-        <w:t>• 16 صلاحية دقيقة</w:t>
-      </w:r>
-    </w:p>
-    <w:p>
-      <w:r>
-        <w:t>• مصادقة ثنائية (2FA)</w:t>
-      </w:r>
-    </w:p>
-    <w:p>
-      <w:r>
-        <w:t>• استعادة كلمة المرور بخطوتين</w:t>
-      </w:r>
-    </w:p>
-    <w:p>
-      <w:pPr>
-        <w:pStyle w:val="Heading2"/>
-      </w:pPr>
-      <w:r>
-        <w:t>9.8 التقارير (reporting.py)</w:t>
-      </w:r>
-    </w:p>
-    <w:p>
-      <w:r>
-        <w:t>نظام تقارير متعدد:</w:t>
-      </w:r>
-    </w:p>
-    <w:p>
-      <w:r>
-        <w:t>• تقارير نصية (TXT)</w:t>
-      </w:r>
-    </w:p>
-    <w:p>
-      <w:r>
-        <w:t>• تقارير HTML</w:t>
-      </w:r>
-    </w:p>
-    <w:p>
-      <w:r>
-        <w:t>• تقارير PDF بالعربية (خط Amiri)</w:t>
-      </w:r>
-    </w:p>
-    <w:p>
-      <w:r>
-        <w:t>• تقارير Excel (مع تنسيق)</w:t>
-      </w:r>
-    </w:p>
-    <w:p>
-      <w:r>
-        <w:br w:type="page"/>
-      </w:r>
-    </w:p>
-    <w:p>
-      <w:pPr>
-        <w:pStyle w:val="Heading1"/>
-      </w:pPr>
-      <w:r>
-        <w:t>10. واجهات المستخدم</w:t>
-      </w:r>
-    </w:p>
-    <w:p>
-      <w:r>
-        <w:t>يحتوي النظام على 22 شاشة تفاعلية، مقسمة كالتالي:</w:t>
-      </w:r>
-    </w:p>
-    <w:tbl>
-      <w:tblPr>
-        <w:tblStyle w:val="TableGrid"/>
-        <w:tblW w:type="auto" w:w="0"/>
-        <w:jc w:val="center"/>
-        <w:tblLook w:firstColumn="1" w:firstRow="1" w:lastColumn="0" w:lastRow="0" w:noHBand="0" w:noVBand="1" w:val="04A0"/>
-      </w:tblPr>
-      <w:tblGrid>
-        <w:gridCol w:w="3135"/>
-        <w:gridCol w:w="3135"/>
-        <w:gridCol w:w="3135"/>
-      </w:tblGrid>
-      <w:tr>
-        <w:tc>
-          <w:tcPr>
-            <w:tcW w:type="dxa" w:w="3135"/>
-            <w:shd w:fill="1F4E79" w:val="clear"/>
-          </w:tcPr>
-          <w:p>
-            <w:pPr>
-              <w:jc w:val="center"/>
-            </w:pPr>
-            <w:r>
-              <w:rPr>
-                <w:b/>
-                <w:color w:val="FFFFFF"/>
-                <w:sz w:val="20"/>
-              </w:rPr>
-              <w:t>#</w:t>
-            </w:r>
-          </w:p>
-        </w:tc>
-        <w:tc>
-          <w:tcPr>
-            <w:tcW w:type="dxa" w:w="3135"/>
-            <w:shd w:fill="1F4E79" w:val="clear"/>
-          </w:tcPr>
-          <w:p>
-            <w:pPr>
-              <w:jc w:val="center"/>
-            </w:pPr>
-            <w:r>
-              <w:rPr>
-                <w:b/>
-                <w:color w:val="FFFFFF"/>
-                <w:sz w:val="20"/>
-              </w:rPr>
-              <w:t>الشاشة</w:t>
-            </w:r>
-          </w:p>
-        </w:tc>
-        <w:tc>
-          <w:tcPr>
-            <w:tcW w:type="dxa" w:w="3135"/>
-            <w:shd w:fill="1F4E79" w:val="clear"/>
-          </w:tcPr>
-          <w:p>
-            <w:pPr>
-              <w:jc w:val="center"/>
-            </w:pPr>
-            <w:r>
-              <w:rPr>
-                <w:b/>
-                <w:color w:val="FFFFFF"/>
-                <w:sz w:val="20"/>
-              </w:rPr>
-              <w:t>الوصف</w:t>
-            </w:r>
-          </w:p>
-        </w:tc>
-      </w:tr>
-      <w:tr>
-        <w:tc>
-          <w:tcPr>
-            <w:tcW w:type="dxa" w:w="3135"/>
-          </w:tcPr>
-          <w:p>
-            <w:r>
-              <w:rPr>
-                <w:rFonts w:ascii="Amiri" w:hAnsi="Amiri"/>
-                <w:sz w:val="20"/>
-              </w:rPr>
-              <w:t>1</w:t>
-            </w:r>
-          </w:p>
-        </w:tc>
-        <w:tc>
-          <w:tcPr>
-            <w:tcW w:type="dxa" w:w="3135"/>
-          </w:tcPr>
-          <w:p>
-            <w:r>
-              <w:rPr>
-                <w:rFonts w:ascii="Amiri" w:hAnsi="Amiri"/>
-                <w:sz w:val="20"/>
-              </w:rPr>
-              <w:t>LoginView</w:t>
-            </w:r>
-          </w:p>
-        </w:tc>
-        <w:tc>
-          <w:tcPr>
-            <w:tcW w:type="dxa" w:w="3135"/>
-          </w:tcPr>
-          <w:p>
-            <w:r>
-              <w:rPr>
-                <w:rFonts w:ascii="Amiri" w:hAnsi="Amiri"/>
-                <w:sz w:val="20"/>
-              </w:rPr>
-              <w:t>تسجيل الدخول + 3 خطوات لاستعادة كلمة المرور</w:t>
-            </w:r>
-          </w:p>
-        </w:tc>
-      </w:tr>
-      <w:tr>
-        <w:tc>
-          <w:tcPr>
-            <w:tcW w:type="dxa" w:w="3135"/>
-          </w:tcPr>
-          <w:p>
-            <w:r>
-              <w:rPr>
-                <w:rFonts w:ascii="Amiri" w:hAnsi="Amiri"/>
-                <w:sz w:val="20"/>
-              </w:rPr>
-              <w:t>2</w:t>
-            </w:r>
-          </w:p>
-        </w:tc>
-        <w:tc>
-          <w:tcPr>
-            <w:tcW w:type="dxa" w:w="3135"/>
-          </w:tcPr>
-          <w:p>
-            <w:r>
-              <w:rPr>
-                <w:rFonts w:ascii="Amiri" w:hAnsi="Amiri"/>
-                <w:sz w:val="20"/>
-              </w:rPr>
-              <w:t>DataEntryView</w:t>
-            </w:r>
-          </w:p>
-        </w:tc>
-        <w:tc>
-          <w:tcPr>
-            <w:tcW w:type="dxa" w:w="3135"/>
-          </w:tcPr>
-          <w:p>
-            <w:r>
-              <w:rPr>
-                <w:rFonts w:ascii="Amiri" w:hAnsi="Amiri"/>
-                <w:sz w:val="20"/>
-              </w:rPr>
-              <w:t>إدخال البيانات المالية (22 حقل)</w:t>
-            </w:r>
-          </w:p>
-        </w:tc>
-      </w:tr>
-      <w:tr>
-        <w:tc>
-          <w:tcPr>
-            <w:tcW w:type="dxa" w:w="3135"/>
-          </w:tcPr>
-          <w:p>
-            <w:r>
-              <w:rPr>
-                <w:rFonts w:ascii="Amiri" w:hAnsi="Amiri"/>
-                <w:sz w:val="20"/>
-              </w:rPr>
-              <w:t>3</w:t>
-            </w:r>
-          </w:p>
-        </w:tc>
-        <w:tc>
-          <w:tcPr>
-            <w:tcW w:type="dxa" w:w="3135"/>
-          </w:tcPr>
-          <w:p>
-            <w:r>
-              <w:rPr>
-                <w:rFonts w:ascii="Amiri" w:hAnsi="Amiri"/>
-                <w:sz w:val="20"/>
-              </w:rPr>
-              <w:t>DashboardView</w:t>
-            </w:r>
-          </w:p>
-        </w:tc>
-        <w:tc>
-          <w:tcPr>
-            <w:tcW w:type="dxa" w:w="3135"/>
-          </w:tcPr>
-          <w:p>
-            <w:r>
-              <w:rPr>
-                <w:rFonts w:ascii="Amiri" w:hAnsi="Amiri"/>
-                <w:sz w:val="20"/>
-              </w:rPr>
-              <w:t>لوحة التحكم (4 رسوم بيانية)</w:t>
-            </w:r>
-          </w:p>
-        </w:tc>
-      </w:tr>
-      <w:tr>
-        <w:tc>
-          <w:tcPr>
-            <w:tcW w:type="dxa" w:w="3135"/>
-          </w:tcPr>
-          <w:p>
-            <w:r>
-              <w:rPr>
-                <w:rFonts w:ascii="Amiri" w:hAnsi="Amiri"/>
-                <w:sz w:val="20"/>
-              </w:rPr>
-              <w:t>4</w:t>
-            </w:r>
-          </w:p>
-        </w:tc>
-        <w:tc>
-          <w:tcPr>
-            <w:tcW w:type="dxa" w:w="3135"/>
-          </w:tcPr>
-          <w:p>
-            <w:r>
-              <w:rPr>
-                <w:rFonts w:ascii="Amiri" w:hAnsi="Amiri"/>
-                <w:sz w:val="20"/>
-              </w:rPr>
-              <w:t>RatiosView</w:t>
-            </w:r>
-          </w:p>
-        </w:tc>
-        <w:tc>
-          <w:tcPr>
-            <w:tcW w:type="dxa" w:w="3135"/>
-          </w:tcPr>
-          <w:p>
-            <w:r>
-              <w:rPr>
-                <w:rFonts w:ascii="Amiri" w:hAnsi="Amiri"/>
-                <w:sz w:val="20"/>
-              </w:rPr>
-              <w:t>28 نسبة مالية في بطاقات تفاعلية</w:t>
-            </w:r>
-          </w:p>
-        </w:tc>
-      </w:tr>
-      <w:tr>
-        <w:tc>
-          <w:tcPr>
-            <w:tcW w:type="dxa" w:w="3135"/>
-          </w:tcPr>
-          <w:p>
-            <w:r>
-              <w:rPr>
-                <w:rFonts w:ascii="Amiri" w:hAnsi="Amiri"/>
-                <w:sz w:val="20"/>
-              </w:rPr>
-              <w:t>5</w:t>
-            </w:r>
-          </w:p>
-        </w:tc>
-        <w:tc>
-          <w:tcPr>
-            <w:tcW w:type="dxa" w:w="3135"/>
-          </w:tcPr>
-          <w:p>
-            <w:r>
-              <w:rPr>
-                <w:rFonts w:ascii="Amiri" w:hAnsi="Amiri"/>
-                <w:sz w:val="20"/>
-              </w:rPr>
-              <w:t>AnalysisView</w:t>
-            </w:r>
-          </w:p>
-        </w:tc>
-        <w:tc>
-          <w:tcPr>
-            <w:tcW w:type="dxa" w:w="3135"/>
-          </w:tcPr>
-          <w:p>
-            <w:r>
-              <w:rPr>
-                <w:rFonts w:ascii="Amiri" w:hAnsi="Amiri"/>
-                <w:sz w:val="20"/>
-              </w:rPr>
-              <w:t>تحليل DuPont + رأس المال العامل</w:t>
-            </w:r>
-          </w:p>
-        </w:tc>
-      </w:tr>
-      <w:tr>
-        <w:tc>
-          <w:tcPr>
-            <w:tcW w:type="dxa" w:w="3135"/>
-          </w:tcPr>
-          <w:p>
-            <w:r>
-              <w:rPr>
-                <w:rFonts w:ascii="Amiri" w:hAnsi="Amiri"/>
-                <w:sz w:val="20"/>
-              </w:rPr>
-              <w:t>6</w:t>
-            </w:r>
-          </w:p>
-        </w:tc>
-        <w:tc>
-          <w:tcPr>
-            <w:tcW w:type="dxa" w:w="3135"/>
-          </w:tcPr>
-          <w:p>
-            <w:r>
-              <w:rPr>
-                <w:rFonts w:ascii="Amiri" w:hAnsi="Amiri"/>
-                <w:sz w:val="20"/>
-              </w:rPr>
-              <w:t>AuditView</w:t>
-            </w:r>
-          </w:p>
-        </w:tc>
-        <w:tc>
-          <w:tcPr>
-            <w:tcW w:type="dxa" w:w="3135"/>
-          </w:tcPr>
-          <w:p>
-            <w:r>
-              <w:rPr>
-                <w:rFonts w:ascii="Amiri" w:hAnsi="Amiri"/>
-                <w:sz w:val="20"/>
-              </w:rPr>
-              <w:t>8 فحوصات تدقيق مالي</w:t>
-            </w:r>
-          </w:p>
-        </w:tc>
-      </w:tr>
-      <w:tr>
-        <w:tc>
-          <w:tcPr>
-            <w:tcW w:type="dxa" w:w="3135"/>
-          </w:tcPr>
-          <w:p>
-            <w:r>
-              <w:rPr>
-                <w:rFonts w:ascii="Amiri" w:hAnsi="Amiri"/>
-                <w:sz w:val="20"/>
-              </w:rPr>
-              <w:t>7</w:t>
-            </w:r>
-          </w:p>
-        </w:tc>
-        <w:tc>
-          <w:tcPr>
-            <w:tcW w:type="dxa" w:w="3135"/>
-          </w:tcPr>
-          <w:p>
-            <w:r>
-              <w:rPr>
-                <w:rFonts w:ascii="Amiri" w:hAnsi="Amiri"/>
-                <w:sz w:val="20"/>
-              </w:rPr>
-              <w:t>TaxView</w:t>
-            </w:r>
-          </w:p>
-        </w:tc>
-        <w:tc>
-          <w:tcPr>
-            <w:tcW w:type="dxa" w:w="3135"/>
-          </w:tcPr>
-          <w:p>
-            <w:r>
-              <w:rPr>
-                <w:rFonts w:ascii="Amiri" w:hAnsi="Amiri"/>
-                <w:sz w:val="20"/>
-              </w:rPr>
-              <w:t>نظام جبائي (محاكاة + حاسبات + التزامات)</w:t>
-            </w:r>
-          </w:p>
-        </w:tc>
-      </w:tr>
-      <w:tr>
-        <w:tc>
-          <w:tcPr>
-            <w:tcW w:type="dxa" w:w="3135"/>
-          </w:tcPr>
-          <w:p>
-            <w:r>
-              <w:rPr>
-                <w:rFonts w:ascii="Amiri" w:hAnsi="Amiri"/>
-                <w:sz w:val="20"/>
-              </w:rPr>
-              <w:t>8</w:t>
-            </w:r>
-          </w:p>
-        </w:tc>
-        <w:tc>
-          <w:tcPr>
-            <w:tcW w:type="dxa" w:w="3135"/>
-          </w:tcPr>
-          <w:p>
-            <w:r>
-              <w:rPr>
-                <w:rFonts w:ascii="Amiri" w:hAnsi="Amiri"/>
-                <w:sz w:val="20"/>
-              </w:rPr>
-              <w:t>BenchmarksView</w:t>
-            </w:r>
-          </w:p>
-        </w:tc>
-        <w:tc>
-          <w:tcPr>
-            <w:tcW w:type="dxa" w:w="3135"/>
-          </w:tcPr>
-          <w:p>
-            <w:r>
-              <w:rPr>
-                <w:rFonts w:ascii="Amiri" w:hAnsi="Amiri"/>
-                <w:sz w:val="20"/>
-              </w:rPr>
-              <w:t>معايير مرجعية (رادار + Bar chart)</w:t>
-            </w:r>
-          </w:p>
-        </w:tc>
-      </w:tr>
-      <w:tr>
-        <w:tc>
-          <w:tcPr>
-            <w:tcW w:type="dxa" w:w="3135"/>
-          </w:tcPr>
-          <w:p>
-            <w:r>
-              <w:rPr>
-                <w:rFonts w:ascii="Amiri" w:hAnsi="Amiri"/>
-                <w:sz w:val="20"/>
-              </w:rPr>
-              <w:t>9</w:t>
-            </w:r>
-          </w:p>
-        </w:tc>
-        <w:tc>
-          <w:tcPr>
-            <w:tcW w:type="dxa" w:w="3135"/>
-          </w:tcPr>
-          <w:p>
-            <w:r>
-              <w:rPr>
-                <w:rFonts w:ascii="Amiri" w:hAnsi="Amiri"/>
-                <w:sz w:val="20"/>
-              </w:rPr>
-              <w:t>TaxCalendarView</w:t>
-            </w:r>
-          </w:p>
-        </w:tc>
-        <w:tc>
-          <w:tcPr>
-            <w:tcW w:type="dxa" w:w="3135"/>
-          </w:tcPr>
-          <w:p>
-            <w:r>
-              <w:rPr>
-                <w:rFonts w:ascii="Amiri" w:hAnsi="Amiri"/>
-                <w:sz w:val="20"/>
-              </w:rPr>
-              <w:t>تقويم جبائي وتذكيرات</w:t>
-            </w:r>
-          </w:p>
-        </w:tc>
-      </w:tr>
-      <w:tr>
-        <w:tc>
-          <w:tcPr>
-            <w:tcW w:type="dxa" w:w="3135"/>
-          </w:tcPr>
-          <w:p>
-            <w:r>
-              <w:rPr>
-                <w:rFonts w:ascii="Amiri" w:hAnsi="Amiri"/>
-                <w:sz w:val="20"/>
-              </w:rPr>
-              <w:t>10</w:t>
-            </w:r>
-          </w:p>
-        </w:tc>
-        <w:tc>
-          <w:tcPr>
-            <w:tcW w:type="dxa" w:w="3135"/>
-          </w:tcPr>
-          <w:p>
-            <w:r>
-              <w:rPr>
-                <w:rFonts w:ascii="Amiri" w:hAnsi="Amiri"/>
-                <w:sz w:val="20"/>
-              </w:rPr>
-              <w:t>ReportsView</w:t>
-            </w:r>
-          </w:p>
-        </w:tc>
-        <w:tc>
-          <w:tcPr>
-            <w:tcW w:type="dxa" w:w="3135"/>
-          </w:tcPr>
-          <w:p>
-            <w:r>
-              <w:rPr>
-                <w:rFonts w:ascii="Amiri" w:hAnsi="Amiri"/>
-                <w:sz w:val="20"/>
-              </w:rPr>
-              <w:t>تقارير TXT/HTML/PDF/Excel</w:t>
-            </w:r>
-          </w:p>
-        </w:tc>
-      </w:tr>
-      <w:tr>
-        <w:tc>
-          <w:tcPr>
-            <w:tcW w:type="dxa" w:w="3135"/>
-          </w:tcPr>
-          <w:p>
-            <w:r>
-              <w:rPr>
-                <w:rFonts w:ascii="Amiri" w:hAnsi="Amiri"/>
-                <w:sz w:val="20"/>
-              </w:rPr>
-              <w:t>11</w:t>
-            </w:r>
-          </w:p>
-        </w:tc>
-        <w:tc>
-          <w:tcPr>
-            <w:tcW w:type="dxa" w:w="3135"/>
-          </w:tcPr>
-          <w:p>
-            <w:r>
-              <w:rPr>
-                <w:rFonts w:ascii="Amiri" w:hAnsi="Amiri"/>
-                <w:sz w:val="20"/>
-              </w:rPr>
-              <w:t>ScenariosView</w:t>
-            </w:r>
-          </w:p>
-        </w:tc>
-        <w:tc>
-          <w:tcPr>
-            <w:tcW w:type="dxa" w:w="3135"/>
-          </w:tcPr>
-          <w:p>
-            <w:r>
-              <w:rPr>
-                <w:rFonts w:ascii="Amiri" w:hAnsi="Amiri"/>
-                <w:sz w:val="20"/>
-              </w:rPr>
-              <w:t>تحليل السيناريوهات</w:t>
-            </w:r>
-          </w:p>
-        </w:tc>
-      </w:tr>
-      <w:tr>
-        <w:tc>
-          <w:tcPr>
-            <w:tcW w:type="dxa" w:w="3135"/>
-          </w:tcPr>
-          <w:p>
-            <w:r>
-              <w:rPr>
-                <w:rFonts w:ascii="Amiri" w:hAnsi="Amiri"/>
-                <w:sz w:val="20"/>
-              </w:rPr>
-              <w:t>12</w:t>
-            </w:r>
-          </w:p>
-        </w:tc>
-        <w:tc>
-          <w:tcPr>
-            <w:tcW w:type="dxa" w:w="3135"/>
-          </w:tcPr>
-          <w:p>
-            <w:r>
-              <w:rPr>
-                <w:rFonts w:ascii="Amiri" w:hAnsi="Amiri"/>
-                <w:sz w:val="20"/>
-              </w:rPr>
-              <w:t>ForecastingView</w:t>
-            </w:r>
-          </w:p>
-        </w:tc>
-        <w:tc>
-          <w:tcPr>
-            <w:tcW w:type="dxa" w:w="3135"/>
-          </w:tcPr>
-          <w:p>
-            <w:r>
-              <w:rPr>
-                <w:rFonts w:ascii="Amiri" w:hAnsi="Amiri"/>
-                <w:sz w:val="20"/>
-              </w:rPr>
-              <w:t>التنبؤات المالية</w:t>
-            </w:r>
-          </w:p>
-        </w:tc>
-      </w:tr>
-      <w:tr>
-        <w:tc>
-          <w:tcPr>
-            <w:tcW w:type="dxa" w:w="3135"/>
-          </w:tcPr>
-          <w:p>
-            <w:r>
-              <w:rPr>
-                <w:rFonts w:ascii="Amiri" w:hAnsi="Amiri"/>
-                <w:sz w:val="20"/>
-              </w:rPr>
-              <w:t>13</w:t>
-            </w:r>
-          </w:p>
-        </w:tc>
-        <w:tc>
-          <w:tcPr>
-            <w:tcW w:type="dxa" w:w="3135"/>
-          </w:tcPr>
-          <w:p>
-            <w:r>
-              <w:rPr>
-                <w:rFonts w:ascii="Amiri" w:hAnsi="Amiri"/>
-                <w:sz w:val="20"/>
-              </w:rPr>
-              <w:t>BreakevenView</w:t>
-            </w:r>
-          </w:p>
-        </w:tc>
-        <w:tc>
-          <w:tcPr>
-            <w:tcW w:type="dxa" w:w="3135"/>
-          </w:tcPr>
-          <w:p>
-            <w:r>
-              <w:rPr>
-                <w:rFonts w:ascii="Amiri" w:hAnsi="Amiri"/>
-                <w:sz w:val="20"/>
-              </w:rPr>
-              <w:t>تحليل نقطة التعادل</w:t>
-            </w:r>
-          </w:p>
-        </w:tc>
-      </w:tr>
-      <w:tr>
-        <w:tc>
-          <w:tcPr>
-            <w:tcW w:type="dxa" w:w="3135"/>
-          </w:tcPr>
-          <w:p>
-            <w:r>
-              <w:rPr>
-                <w:rFonts w:ascii="Amiri" w:hAnsi="Amiri"/>
-                <w:sz w:val="20"/>
-              </w:rPr>
-              <w:t>14</w:t>
-            </w:r>
-          </w:p>
-        </w:tc>
-        <w:tc>
-          <w:tcPr>
-            <w:tcW w:type="dxa" w:w="3135"/>
-          </w:tcPr>
-          <w:p>
-            <w:r>
-              <w:rPr>
-                <w:rFonts w:ascii="Amiri" w:hAnsi="Amiri"/>
-                <w:sz w:val="20"/>
-              </w:rPr>
-              <w:t>ChatView</w:t>
-            </w:r>
-          </w:p>
-        </w:tc>
-        <w:tc>
-          <w:tcPr>
-            <w:tcW w:type="dxa" w:w="3135"/>
-          </w:tcPr>
-          <w:p>
-            <w:r>
-              <w:rPr>
-                <w:rFonts w:ascii="Amiri" w:hAnsi="Amiri"/>
-                <w:sz w:val="20"/>
-              </w:rPr>
-              <w:t>شات ذكي (AI)</w:t>
-            </w:r>
-          </w:p>
-        </w:tc>
-      </w:tr>
-      <w:tr>
-        <w:tc>
-          <w:tcPr>
-            <w:tcW w:type="dxa" w:w="3135"/>
-          </w:tcPr>
-          <w:p>
-            <w:r>
-              <w:rPr>
-                <w:rFonts w:ascii="Amiri" w:hAnsi="Amiri"/>
-                <w:sz w:val="20"/>
-              </w:rPr>
-              <w:t>15</w:t>
-            </w:r>
-          </w:p>
-        </w:tc>
-        <w:tc>
-          <w:tcPr>
-            <w:tcW w:type="dxa" w:w="3135"/>
-          </w:tcPr>
-          <w:p>
-            <w:r>
-              <w:rPr>
-                <w:rFonts w:ascii="Amiri" w:hAnsi="Amiri"/>
-                <w:sz w:val="20"/>
-              </w:rPr>
-              <w:t>SecurityView</w:t>
-            </w:r>
-          </w:p>
-        </w:tc>
-        <w:tc>
-          <w:tcPr>
-            <w:tcW w:type="dxa" w:w="3135"/>
-          </w:tcPr>
-          <w:p>
-            <w:r>
-              <w:rPr>
-                <w:rFonts w:ascii="Amiri" w:hAnsi="Amiri"/>
-                <w:sz w:val="20"/>
-              </w:rPr>
-              <w:t>المصادقة الثنائية</w:t>
-            </w:r>
-          </w:p>
-        </w:tc>
-      </w:tr>
-      <w:tr>
-        <w:tc>
-          <w:tcPr>
-            <w:tcW w:type="dxa" w:w="3135"/>
-          </w:tcPr>
-          <w:p>
-            <w:r>
-              <w:rPr>
-                <w:rFonts w:ascii="Amiri" w:hAnsi="Amiri"/>
-                <w:sz w:val="20"/>
-              </w:rPr>
-              <w:t>16</w:t>
-            </w:r>
-          </w:p>
-        </w:tc>
-        <w:tc>
-          <w:tcPr>
-            <w:tcW w:type="dxa" w:w="3135"/>
-          </w:tcPr>
-          <w:p>
-            <w:r>
-              <w:rPr>
-                <w:rFonts w:ascii="Amiri" w:hAnsi="Amiri"/>
-                <w:sz w:val="20"/>
-              </w:rPr>
-              <w:t>UserManagementView</w:t>
-            </w:r>
-          </w:p>
-        </w:tc>
-        <w:tc>
-          <w:tcPr>
-            <w:tcW w:type="dxa" w:w="3135"/>
-          </w:tcPr>
-          <w:p>
-            <w:r>
-              <w:rPr>
-                <w:rFonts w:ascii="Amiri" w:hAnsi="Amiri"/>
-                <w:sz w:val="20"/>
-              </w:rPr>
-              <w:t>إدارة المستخدمين</w:t>
-            </w:r>
-          </w:p>
-        </w:tc>
-      </w:tr>
-      <w:tr>
-        <w:tc>
-          <w:tcPr>
-            <w:tcW w:type="dxa" w:w="3135"/>
-          </w:tcPr>
-          <w:p>
-            <w:r>
-              <w:rPr>
-                <w:rFonts w:ascii="Amiri" w:hAnsi="Amiri"/>
-                <w:sz w:val="20"/>
-              </w:rPr>
-              <w:t>17</w:t>
-            </w:r>
-          </w:p>
-        </w:tc>
-        <w:tc>
-          <w:tcPr>
-            <w:tcW w:type="dxa" w:w="3135"/>
-          </w:tcPr>
-          <w:p>
-            <w:r>
-              <w:rPr>
-                <w:rFonts w:ascii="Amiri" w:hAnsi="Amiri"/>
-                <w:sz w:val="20"/>
-              </w:rPr>
-              <w:t>SettingsView</w:t>
-            </w:r>
-          </w:p>
-        </w:tc>
-        <w:tc>
-          <w:tcPr>
-            <w:tcW w:type="dxa" w:w="3135"/>
-          </w:tcPr>
-          <w:p>
-            <w:r>
-              <w:rPr>
-                <w:rFonts w:ascii="Amiri" w:hAnsi="Amiri"/>
-                <w:sz w:val="20"/>
-              </w:rPr>
-              <w:t>إعدادات (لغة/ثيم/API)</w:t>
-            </w:r>
-          </w:p>
-        </w:tc>
-      </w:tr>
-      <w:tr>
-        <w:tc>
-          <w:tcPr>
-            <w:tcW w:type="dxa" w:w="3135"/>
-          </w:tcPr>
-          <w:p>
-            <w:r>
-              <w:rPr>
-                <w:rFonts w:ascii="Amiri" w:hAnsi="Amiri"/>
-                <w:sz w:val="20"/>
-              </w:rPr>
-              <w:t>18</w:t>
-            </w:r>
-          </w:p>
-        </w:tc>
-        <w:tc>
-          <w:tcPr>
-            <w:tcW w:type="dxa" w:w="3135"/>
-          </w:tcPr>
-          <w:p>
-            <w:r>
-              <w:rPr>
-                <w:rFonts w:ascii="Amiri" w:hAnsi="Amiri"/>
-                <w:sz w:val="20"/>
-              </w:rPr>
-              <w:t>ImportExportView</w:t>
-            </w:r>
-          </w:p>
-        </w:tc>
-        <w:tc>
-          <w:tcPr>
-            <w:tcW w:type="dxa" w:w="3135"/>
-          </w:tcPr>
-          <w:p>
-            <w:r>
-              <w:rPr>
-                <w:rFonts w:ascii="Amiri" w:hAnsi="Amiri"/>
-                <w:sz w:val="20"/>
-              </w:rPr>
-              <w:t>استيراد/تصدير</w:t>
-            </w:r>
-          </w:p>
-        </w:tc>
-      </w:tr>
-      <w:tr>
-        <w:tc>
-          <w:tcPr>
-            <w:tcW w:type="dxa" w:w="3135"/>
-          </w:tcPr>
-          <w:p>
-            <w:r>
-              <w:rPr>
-                <w:rFonts w:ascii="Amiri" w:hAnsi="Amiri"/>
-                <w:sz w:val="20"/>
-              </w:rPr>
-              <w:t>19</w:t>
-            </w:r>
-          </w:p>
-        </w:tc>
-        <w:tc>
-          <w:tcPr>
-            <w:tcW w:type="dxa" w:w="3135"/>
-          </w:tcPr>
-          <w:p>
-            <w:r>
-              <w:rPr>
-                <w:rFonts w:ascii="Amiri" w:hAnsi="Amiri"/>
-                <w:sz w:val="20"/>
-              </w:rPr>
-              <w:t>NotificationView</w:t>
-            </w:r>
-          </w:p>
-        </w:tc>
-        <w:tc>
-          <w:tcPr>
-            <w:tcW w:type="dxa" w:w="3135"/>
-          </w:tcPr>
-          <w:p>
-            <w:r>
-              <w:rPr>
-                <w:rFonts w:ascii="Amiri" w:hAnsi="Amiri"/>
-                <w:sz w:val="20"/>
-              </w:rPr>
-              <w:t>الإشعارات</w:t>
-            </w:r>
-          </w:p>
-        </w:tc>
-      </w:tr>
-      <w:tr>
-        <w:tc>
-          <w:tcPr>
-            <w:tcW w:type="dxa" w:w="3135"/>
-          </w:tcPr>
-          <w:p>
-            <w:r>
-              <w:rPr>
-                <w:rFonts w:ascii="Amiri" w:hAnsi="Amiri"/>
-                <w:sz w:val="20"/>
-              </w:rPr>
-              <w:t>20</w:t>
-            </w:r>
-          </w:p>
-        </w:tc>
-        <w:tc>
-          <w:tcPr>
-            <w:tcW w:type="dxa" w:w="3135"/>
-          </w:tcPr>
-          <w:p>
-            <w:r>
-              <w:rPr>
-                <w:rFonts w:ascii="Amiri" w:hAnsi="Amiri"/>
-                <w:sz w:val="20"/>
-              </w:rPr>
-              <w:t>ComparativeView</w:t>
-            </w:r>
-          </w:p>
-        </w:tc>
-        <w:tc>
-          <w:tcPr>
-            <w:tcW w:type="dxa" w:w="3135"/>
-          </w:tcPr>
-          <w:p>
-            <w:r>
-              <w:rPr>
-                <w:rFonts w:ascii="Amiri" w:hAnsi="Amiri"/>
-                <w:sz w:val="20"/>
-              </w:rPr>
-              <w:t>تحليل مقارن</w:t>
-            </w:r>
-          </w:p>
-        </w:tc>
-      </w:tr>
-      <w:tr>
-        <w:tc>
-          <w:tcPr>
-            <w:tcW w:type="dxa" w:w="3135"/>
-          </w:tcPr>
-          <w:p>
-            <w:r>
-              <w:rPr>
-                <w:rFonts w:ascii="Amiri" w:hAnsi="Amiri"/>
-                <w:sz w:val="20"/>
-              </w:rPr>
-              <w:t>21</w:t>
-            </w:r>
-          </w:p>
-        </w:tc>
-        <w:tc>
-          <w:tcPr>
-            <w:tcW w:type="dxa" w:w="3135"/>
-          </w:tcPr>
-          <w:p>
-            <w:r>
-              <w:rPr>
-                <w:rFonts w:ascii="Amiri" w:hAnsi="Amiri"/>
-                <w:sz w:val="20"/>
-              </w:rPr>
-              <w:t>CashFlowView</w:t>
-            </w:r>
-          </w:p>
-        </w:tc>
-        <w:tc>
-          <w:tcPr>
-            <w:tcW w:type="dxa" w:w="3135"/>
-          </w:tcPr>
-          <w:p>
-            <w:r>
-              <w:rPr>
-                <w:rFonts w:ascii="Amiri" w:hAnsi="Amiri"/>
-                <w:sz w:val="20"/>
-              </w:rPr>
-              <w:t>التدفقات النقدية</w:t>
-            </w:r>
-          </w:p>
-        </w:tc>
-      </w:tr>
-      <w:tr>
-        <w:tc>
-          <w:tcPr>
-            <w:tcW w:type="dxa" w:w="3135"/>
-          </w:tcPr>
-          <w:p>
-            <w:r>
-              <w:rPr>
-                <w:rFonts w:ascii="Amiri" w:hAnsi="Amiri"/>
-                <w:sz w:val="20"/>
-              </w:rPr>
-              <w:t>22</w:t>
-            </w:r>
-          </w:p>
-        </w:tc>
-        <w:tc>
-          <w:tcPr>
-            <w:tcW w:type="dxa" w:w="3135"/>
-          </w:tcPr>
-          <w:p>
-            <w:r>
-              <w:rPr>
-                <w:rFonts w:ascii="Amiri" w:hAnsi="Amiri"/>
-                <w:sz w:val="20"/>
-              </w:rPr>
-              <w:t>BankSyncView</w:t>
-            </w:r>
-          </w:p>
-        </w:tc>
-        <w:tc>
-          <w:tcPr>
-            <w:tcW w:type="dxa" w:w="3135"/>
-          </w:tcPr>
-          <w:p>
-            <w:r>
-              <w:rPr>
-                <w:rFonts w:ascii="Amiri" w:hAnsi="Amiri"/>
-                <w:sz w:val="20"/>
-              </w:rPr>
-              <w:t>مزامنة بنكية</w:t>
+              <w:t>ملف الإصدار على GitHub Pages</w:t>
             </w:r>
           </w:p>
         </w:tc>
@@ -3184,7 +5286,7 @@
         <w:pStyle w:val="Heading2"/>
       </w:pPr>
       <w:r>
-        <w:t>10.1 المميزات العامة للواجهات</w:t>
+        <w:t>12.4 معالجة الأخطاء</w:t>
       </w:r>
     </w:p>
     <w:p>
@@ -3192,7 +5294,7 @@
         <w:pStyle w:val="ListBullet"/>
       </w:pPr>
       <w:r>
-        <w:t>دعم 3 لغات (عربي RTL، إنجليزي LTR، فرنسي LTR) مع تبديل فوري</w:t>
+        <w:t>فشل الاتصال بالإنترنت: يتم تسجيل الخطأ في السجل (log) دون إزعاج المستخدم</w:t>
       </w:r>
     </w:p>
     <w:p>
@@ -3200,7 +5302,7 @@
         <w:pStyle w:val="ListBullet"/>
       </w:pPr>
       <w:r>
-        <w:t>3 ثيمات: فاتح (Light)، داكن (Dark)، عصري (Modern)</w:t>
+        <w:t>فشل التحميل: يتم إغلاق التطبيق دون تغيير الإصدار الحالي</w:t>
       </w:r>
     </w:p>
     <w:p>
@@ -3208,7 +5310,7 @@
         <w:pStyle w:val="ListBullet"/>
       </w:pPr>
       <w:r>
-        <w:t>اختصارات لوحة المفاتيح (Ctrl+1-9 للتنقل)</w:t>
+        <w:t>Windows SmartScreen: تم تجاوز المشكلة بعدم تشغيل التطبيق مباشرة من المثبت</w:t>
       </w:r>
     </w:p>
     <w:p>
@@ -3216,23 +5318,7 @@
         <w:pStyle w:val="ListBullet"/>
       </w:pPr>
       <w:r>
-        <w:t>شريط حالة ديناميكي</w:t>
-      </w:r>
-    </w:p>
-    <w:p>
-      <w:pPr>
-        <w:pStyle w:val="ListBullet"/>
-      </w:pPr>
-      <w:r>
-        <w:t>بطاقات إحصائية في أعلى كل شاشة</w:t>
-      </w:r>
-    </w:p>
-    <w:p>
-      <w:pPr>
-        <w:pStyle w:val="ListBullet"/>
-      </w:pPr>
-      <w:r>
-        <w:t>حالة التطبيق (AppState) تنتقل بين الشاشات عبر pyqtSignal</w:t>
+        <w:t>تعارض Mutex: يتم إغلاق التطبيق بواسطة CloseApplications=force في Inno Setup</w:t>
       </w:r>
     </w:p>
     <w:p>
@@ -3240,12 +5326,12 @@
         <w:pStyle w:val="Heading1"/>
       </w:pPr>
       <w:r>
-        <w:t>11. النظام الجبائي الجزائري</w:t>
-      </w:r>
-    </w:p>
-    <w:p>
-      <w:r>
-        <w:t>يعتبر النظام الجبائي الجزائري من أكثر الأنظمة تعقيداً في المنطقة، حيث يجمع بين ضرائب متعددة ومعدلات متفاوتة حسب النشاط والقطاع. تم تطوير هذا الموديول ليشمل جميع الجوانب الأساسية للجباية الجزائرية.</w:t>
+        <w:t>13. الاختبارات وضمان الجودة</w:t>
+      </w:r>
+    </w:p>
+    <w:p>
+      <w:r>
+        <w:t>تم تطوير 351 اختبار وحدة موزعة على 17 ملف اختبار، تغطي جميع مكونات النظام. تستخدم pytest كإطار عمل للاختبارات.</w:t>
       </w:r>
     </w:p>
     <w:p>
@@ -3253,211 +5339,7 @@
         <w:pStyle w:val="Heading2"/>
       </w:pPr>
       <w:r>
-        <w:t>IBS (Impôt sur les Bénéfices des Sociétés)</w:t>
-      </w:r>
-    </w:p>
-    <w:p>
-      <w:r>
-        <w:t>ضريبة أرباح الشركات:</w:t>
-      </w:r>
-    </w:p>
-    <w:p>
-      <w:r>
-        <w:t>• النشاط الإنتاجي: 19%</w:t>
-      </w:r>
-    </w:p>
-    <w:p>
-      <w:r>
-        <w:t>• النشاط التجاري والخدمات: 26%</w:t>
-      </w:r>
-    </w:p>
-    <w:p>
-      <w:r>
-        <w:t>• الحد الأدنى للضريبة: حسب رقم الأعمال</w:t>
-      </w:r>
-    </w:p>
-    <w:p>
-      <w:pPr>
-        <w:pStyle w:val="Heading2"/>
-      </w:pPr>
-      <w:r>
-        <w:t>TVA (Taxe sur la Valeur Ajoutée)</w:t>
-      </w:r>
-    </w:p>
-    <w:p>
-      <w:r>
-        <w:t>ضريبة القيمة المضافة:</w:t>
-      </w:r>
-    </w:p>
-    <w:p>
-      <w:r>
-        <w:t>• المعدل القياسي: 19%</w:t>
-      </w:r>
-    </w:p>
-    <w:p>
-      <w:r>
-        <w:t>• المعدل المخفض: 9%</w:t>
-      </w:r>
-    </w:p>
-    <w:p>
-      <w:r>
-        <w:t>• المعدل الصفري: 0%</w:t>
-      </w:r>
-    </w:p>
-    <w:p>
-      <w:r>
-        <w:t>• الإعفاءات: حسب النشاط</w:t>
-      </w:r>
-    </w:p>
-    <w:p>
-      <w:pPr>
-        <w:pStyle w:val="Heading2"/>
-      </w:pPr>
-      <w:r>
-        <w:t>IRG (Impôt sur le Revenu Global)</w:t>
-      </w:r>
-    </w:p>
-    <w:p>
-      <w:r>
-        <w:t>ضريبة الدخل الإجمالي:</w:t>
-      </w:r>
-    </w:p>
-    <w:p>
-      <w:r>
-        <w:t>• تصاعدية من 0% إلى 35%</w:t>
-      </w:r>
-    </w:p>
-    <w:p>
-      <w:r>
-        <w:t>• الإعفاء الأساسي: 30,000 دج شهرياً</w:t>
-      </w:r>
-    </w:p>
-    <w:p>
-      <w:r>
-        <w:t>• خصم 50% من الدخل الخاضع للضريبة</w:t>
-      </w:r>
-    </w:p>
-    <w:p>
-      <w:pPr>
-        <w:pStyle w:val="Heading2"/>
-      </w:pPr>
-      <w:r>
-        <w:t>CNAS &amp; CNAC</w:t>
-      </w:r>
-    </w:p>
-    <w:p>
-      <w:r>
-        <w:t>الاشتراكات الاجتماعية:</w:t>
-      </w:r>
-    </w:p>
-    <w:p>
-      <w:r>
-        <w:t>• CNAS: 11% (ضمان اجتماعي)</w:t>
-      </w:r>
-    </w:p>
-    <w:p>
-      <w:r>
-        <w:t>• CNAC: 1% (تأمين البطالة)</w:t>
-      </w:r>
-    </w:p>
-    <w:p>
-      <w:r>
-        <w:t>• مجموع الاشتراكات: 12%</w:t>
-      </w:r>
-    </w:p>
-    <w:p>
-      <w:pPr>
-        <w:pStyle w:val="Heading2"/>
-      </w:pPr>
-      <w:r>
-        <w:t>Versement Forfaitaire</w:t>
-      </w:r>
-    </w:p>
-    <w:p>
-      <w:r>
-        <w:t>الرسم المقطوع:</w:t>
-      </w:r>
-    </w:p>
-    <w:p>
-      <w:r>
-        <w:t>• 0.5% من رقم الأعمال</w:t>
-      </w:r>
-    </w:p>
-    <w:p>
-      <w:r>
-        <w:t>• للشركات غير منتظمة في التصريح</w:t>
-      </w:r>
-    </w:p>
-    <w:p>
-      <w:pPr>
-        <w:pStyle w:val="Heading1"/>
-      </w:pPr>
-      <w:r>
-        <w:t>12. التحديث التلقائي (Auto-Update)</w:t>
-      </w:r>
-    </w:p>
-    <w:p>
-      <w:r>
-        <w:t>تم تطوير نظام تحديث تلقائي مستوحى من نظام تحديث opencode. يعمل النظام كالتالي:</w:t>
-      </w:r>
-    </w:p>
-    <w:p>
-      <w:r>
-        <w:t>1. عند بدء التشغيل، يفحص التطبيق ملف version.json على GitHub Pages</w:t>
-      </w:r>
-    </w:p>
-    <w:p>
-      <w:r>
-        <w:t>2. يقارن الإصدار المحلي مع الإصدار البعيد</w:t>
-      </w:r>
-    </w:p>
-    <w:p>
-      <w:r>
-        <w:t>3. إذا وجد تحديثاً، يعرض رسالة للمستخدم مع قائمة التغييرات</w:t>
-      </w:r>
-    </w:p>
-    <w:p>
-      <w:r>
-        <w:t>4. عند الموافقة، يظهر شريط تقدم التحميل (QProgressDialog)</w:t>
-      </w:r>
-    </w:p>
-    <w:p>
-      <w:r>
-        <w:t>5. يتم تحميل المثبت الجديد في مجلد Temp</w:t>
-      </w:r>
-    </w:p>
-    <w:p>
-      <w:r>
-        <w:t>6. بعد اكتمال التحميل، يتم تشغيل المثبت بصمت (/SILENT)</w:t>
-      </w:r>
-    </w:p>
-    <w:p>
-      <w:r>
-        <w:t>7. يتم إنشاء Batch Script ينتظر انتهاء التثبيت ثم يعيد تشغيل التطبيق</w:t>
-      </w:r>
-    </w:p>
-    <w:p>
-      <w:r>
-        <w:t>8. المثبت يستخدم CloseApplications=force لإغلاق التطبيق القديم عبر AppMutex</w:t>
-      </w:r>
-    </w:p>
-    <w:p/>
-    <w:p>
-      <w:r>
-        <w:t>تم تطبيق هذا النظام في الإصدار v3.1.2، ليكون أول إصدار يدعم التحديث التلقائي الكامل.</w:t>
-      </w:r>
-    </w:p>
-    <w:p>
-      <w:pPr>
-        <w:pStyle w:val="Heading1"/>
-      </w:pPr>
-      <w:r>
-        <w:t>13. الاختبارات</w:t>
-      </w:r>
-    </w:p>
-    <w:p>
-      <w:r>
-        <w:t>تم تطوير 351 اختبار وحدة موزعة على 17 ملف اختبار، تغطي جميع مكونات النظام.</w:t>
+        <w:t>13.1 جدول الاختبارات</w:t>
       </w:r>
     </w:p>
     <w:tbl>
@@ -3507,7 +5389,7 @@
                 <w:color w:val="FFFFFF"/>
                 <w:sz w:val="20"/>
               </w:rPr>
-              <w:t>عدد الاختبارات</w:t>
+              <w:t>عدد</w:t>
             </w:r>
           </w:p>
         </w:tc>
@@ -3570,7 +5452,7 @@
                 <w:rFonts w:ascii="Amiri" w:hAnsi="Amiri"/>
                 <w:sz w:val="20"/>
               </w:rPr>
-              <w:t>حساب 28 نسبة مالية</w:t>
+              <w:t>28 نسبة مالية + دوال الحساب</w:t>
             </w:r>
           </w:p>
         </w:tc>
@@ -3614,7 +5496,7 @@
                 <w:rFonts w:ascii="Amiri" w:hAnsi="Amiri"/>
                 <w:sz w:val="20"/>
               </w:rPr>
-              <w:t>فحوصات التدقيق المالي</w:t>
+              <w:t>8 فحوصات تدقيق + تقارير التدقيق</w:t>
             </w:r>
           </w:p>
         </w:tc>
@@ -3658,7 +5540,7 @@
                 <w:rFonts w:ascii="Amiri" w:hAnsi="Amiri"/>
                 <w:sz w:val="20"/>
               </w:rPr>
-              <w:t>تحليل DuPont، اتجاهات</w:t>
+              <w:t>DuPont، تحليل اتجاهات، رأس مال عامل</w:t>
             </w:r>
           </w:p>
         </w:tc>
@@ -3702,7 +5584,7 @@
                 <w:rFonts w:ascii="Amiri" w:hAnsi="Amiri"/>
                 <w:sz w:val="20"/>
               </w:rPr>
-              <w:t>التحقق من صحة البيانات</w:t>
+              <w:t>التحقق من صحة البيانات (22 حقل)</w:t>
             </w:r>
           </w:p>
         </w:tc>
@@ -3746,7 +5628,7 @@
                 <w:rFonts w:ascii="Amiri" w:hAnsi="Amiri"/>
                 <w:sz w:val="20"/>
               </w:rPr>
-              <w:t>استيراد Excel/CSV</w:t>
+              <w:t>استيراد Excel/CSV مع تحقق</w:t>
             </w:r>
           </w:p>
         </w:tc>
@@ -3790,7 +5672,7 @@
                 <w:rFonts w:ascii="Amiri" w:hAnsi="Amiri"/>
                 <w:sz w:val="20"/>
               </w:rPr>
-              <w:t>قاعدة البيانات والعمليات</w:t>
+              <w:t>11 جدول + عمليات CRUD</w:t>
             </w:r>
           </w:p>
         </w:tc>
@@ -3878,7 +5760,7 @@
                 <w:rFonts w:ascii="Amiri" w:hAnsi="Amiri"/>
                 <w:sz w:val="20"/>
               </w:rPr>
-              <w:t>حالة التطبيق</w:t>
+              <w:t>حالة التطبيق + pyqtSignal</w:t>
             </w:r>
           </w:p>
         </w:tc>
@@ -3922,7 +5804,7 @@
                 <w:rFonts w:ascii="Amiri" w:hAnsi="Amiri"/>
                 <w:sz w:val="20"/>
               </w:rPr>
-              <w:t>تنسيق الأرقام والعملة</w:t>
+              <w:t>تنسيق الأرقام/العملة + RTL</w:t>
             </w:r>
           </w:p>
         </w:tc>
@@ -3966,7 +5848,7 @@
                 <w:rFonts w:ascii="Amiri" w:hAnsi="Amiri"/>
                 <w:sz w:val="20"/>
               </w:rPr>
-              <w:t>التحقق من صحة المدخلات</w:t>
+              <w:t>التحقق من المدخلات</w:t>
             </w:r>
           </w:p>
         </w:tc>
@@ -4010,7 +5892,7 @@
                 <w:rFonts w:ascii="Amiri" w:hAnsi="Amiri"/>
                 <w:sz w:val="20"/>
               </w:rPr>
-              <w:t>الحالات الحدودية</w:t>
+              <w:t>حالات حدية + قيم فارغة + صفرية</w:t>
             </w:r>
           </w:p>
         </w:tc>
@@ -4054,7 +5936,7 @@
                 <w:rFonts w:ascii="Amiri" w:hAnsi="Amiri"/>
                 <w:sz w:val="20"/>
               </w:rPr>
-              <w:t>النظام الجبائي الجزائري</w:t>
+              <w:t>IBS، TVA، IRG، CNAS، CNAC، VF</w:t>
             </w:r>
           </w:p>
         </w:tc>
@@ -4098,7 +5980,7 @@
                 <w:rFonts w:ascii="Amiri" w:hAnsi="Amiri"/>
                 <w:sz w:val="20"/>
               </w:rPr>
-              <w:t>واجهات المستخدم</w:t>
+              <w:t>22 شاشة + BaseView + ترجمة</w:t>
             </w:r>
           </w:p>
         </w:tc>
@@ -4142,7 +6024,7 @@
                 <w:rFonts w:ascii="Amiri" w:hAnsi="Amiri"/>
                 <w:sz w:val="20"/>
               </w:rPr>
-              <w:t>الأمان والتشفير</w:t>
+              <w:t>تشفير، 2FA، صلاحيات، JWT</w:t>
             </w:r>
           </w:p>
         </w:tc>
@@ -4186,7 +6068,7 @@
                 <w:rFonts w:ascii="Amiri" w:hAnsi="Amiri"/>
                 <w:sz w:val="20"/>
               </w:rPr>
-              <w:t>البيانات التجريبية</w:t>
+              <w:t>بيانات تجريبية لكل القطاعات</w:t>
             </w:r>
           </w:p>
         </w:tc>
@@ -4230,7 +6112,7 @@
                 <w:rFonts w:ascii="Amiri" w:hAnsi="Amiri"/>
                 <w:sz w:val="20"/>
               </w:rPr>
-              <w:t>الوحدات الجديدة</w:t>
+              <w:t>وحدات جديدة + تكامل</w:t>
             </w:r>
           </w:p>
         </w:tc>
@@ -4274,7 +6156,7 @@
                 <w:rFonts w:ascii="Amiri" w:hAnsi="Amiri"/>
                 <w:sz w:val="20"/>
               </w:rPr>
-              <w:t>الميزات الجديدة</w:t>
+              <w:t>ميزات جديدة + تحديثات</w:t>
             </w:r>
           </w:p>
         </w:tc>
@@ -4318,7 +6200,7 @@
                 <w:rFonts w:ascii="Amiri" w:hAnsi="Amiri"/>
                 <w:sz w:val="20"/>
               </w:rPr>
-              <w:t>تغطية شاملة</w:t>
+              <w:t>تغطية شاملة (100% ناجح)</w:t>
             </w:r>
           </w:p>
         </w:tc>
@@ -4326,8 +6208,57 @@
     </w:tbl>
     <w:p/>
     <w:p>
-      <w:r>
-        <w:t>جميع الاختبارات ناجحة (351/351) مع 0 فشل.</w:t>
+      <w:pPr>
+        <w:pStyle w:val="Heading2"/>
+      </w:pPr>
+      <w:r>
+        <w:t>13.2 أدوات الاختبار</w:t>
+      </w:r>
+    </w:p>
+    <w:p>
+      <w:pPr>
+        <w:pStyle w:val="ListBullet"/>
+      </w:pPr>
+      <w:r>
+        <w:t>pytest 8.4.2: إطار الاختبار الأساسي</w:t>
+      </w:r>
+    </w:p>
+    <w:p>
+      <w:pPr>
+        <w:pStyle w:val="ListBullet"/>
+      </w:pPr>
+      <w:r>
+        <w:t>unittest.mock: محاكاة (Mock) للاتصالات الخارجية</w:t>
+      </w:r>
+    </w:p>
+    <w:p>
+      <w:pPr>
+        <w:pStyle w:val="ListBullet"/>
+      </w:pPr>
+      <w:r>
+        <w:t>tempfile: ملفات مؤقتة لاختبار التصدير</w:t>
+      </w:r>
+    </w:p>
+    <w:p>
+      <w:pPr>
+        <w:pStyle w:val="ListBullet"/>
+      </w:pPr>
+      <w:r>
+        <w:t>io.StringIO: اختبار التقارير النصية</w:t>
+      </w:r>
+    </w:p>
+    <w:p>
+      <w:pPr>
+        <w:pStyle w:val="ListBullet"/>
+      </w:pPr>
+      <w:r>
+        <w:t>pathlib: إدارة مسارات الملفات المؤقتة</w:t>
+      </w:r>
+    </w:p>
+    <w:p/>
+    <w:p>
+      <w:r>
+        <w:t>جميع الاختبارات ناجحة بنسبة 100% (351/351)، مع 0 فشل و0 أخطاء.</w:t>
       </w:r>
     </w:p>
     <w:p>
@@ -4474,7 +6405,7 @@
                 <w:rFonts w:ascii="Amiri" w:hAnsi="Amiri"/>
                 <w:sz w:val="20"/>
               </w:rPr>
-              <w:t>22</w:t>
+              <w:t>22 شاشة</w:t>
             </w:r>
           </w:p>
         </w:tc>
@@ -4504,7 +6435,7 @@
                 <w:rFonts w:ascii="Amiri" w:hAnsi="Amiri"/>
                 <w:sz w:val="20"/>
               </w:rPr>
-              <w:t>28</w:t>
+              <w:t>28 نسبة</w:t>
             </w:r>
           </w:p>
         </w:tc>
@@ -4534,7 +6465,7 @@
                 <w:rFonts w:ascii="Amiri" w:hAnsi="Amiri"/>
                 <w:sz w:val="20"/>
               </w:rPr>
-              <w:t>7</w:t>
+              <w:t>7 قطاعات</w:t>
             </w:r>
           </w:p>
         </w:tc>
@@ -4564,7 +6495,7 @@
                 <w:rFonts w:ascii="Amiri" w:hAnsi="Amiri"/>
                 <w:sz w:val="20"/>
               </w:rPr>
-              <w:t>3 (عربي، إنجليزي، فرنسي)</w:t>
+              <w:t>3 (AR/EN/FR)</w:t>
             </w:r>
           </w:p>
         </w:tc>
@@ -4594,7 +6525,7 @@
                 <w:rFonts w:ascii="Amiri" w:hAnsi="Amiri"/>
                 <w:sz w:val="20"/>
               </w:rPr>
-              <w:t>3 (فاتح، داكن، عصري)</w:t>
+              <w:t>3 (Light/Dark/Modern)</w:t>
             </w:r>
           </w:p>
         </w:tc>
@@ -4624,7 +6555,127 @@
                 <w:rFonts w:ascii="Amiri" w:hAnsi="Amiri"/>
                 <w:sz w:val="20"/>
               </w:rPr>
-              <w:t>351</w:t>
+              <w:t>351 (100% ناجح)</w:t>
+            </w:r>
+          </w:p>
+        </w:tc>
+      </w:tr>
+      <w:tr>
+        <w:tc>
+          <w:tcPr>
+            <w:tcW w:type="dxa" w:w="4703"/>
+          </w:tcPr>
+          <w:p>
+            <w:r>
+              <w:rPr>
+                <w:rFonts w:ascii="Amiri" w:hAnsi="Amiri"/>
+                <w:sz w:val="20"/>
+              </w:rPr>
+              <w:t>عدد الأدوار</w:t>
+            </w:r>
+          </w:p>
+        </w:tc>
+        <w:tc>
+          <w:tcPr>
+            <w:tcW w:type="dxa" w:w="4703"/>
+          </w:tcPr>
+          <w:p>
+            <w:r>
+              <w:rPr>
+                <w:rFonts w:ascii="Amiri" w:hAnsi="Amiri"/>
+                <w:sz w:val="20"/>
+              </w:rPr>
+              <w:t>4 أدوار</w:t>
+            </w:r>
+          </w:p>
+        </w:tc>
+      </w:tr>
+      <w:tr>
+        <w:tc>
+          <w:tcPr>
+            <w:tcW w:type="dxa" w:w="4703"/>
+          </w:tcPr>
+          <w:p>
+            <w:r>
+              <w:rPr>
+                <w:rFonts w:ascii="Amiri" w:hAnsi="Amiri"/>
+                <w:sz w:val="20"/>
+              </w:rPr>
+              <w:t>عدد الصلاحيات</w:t>
+            </w:r>
+          </w:p>
+        </w:tc>
+        <w:tc>
+          <w:tcPr>
+            <w:tcW w:type="dxa" w:w="4703"/>
+          </w:tcPr>
+          <w:p>
+            <w:r>
+              <w:rPr>
+                <w:rFonts w:ascii="Amiri" w:hAnsi="Amiri"/>
+                <w:sz w:val="20"/>
+              </w:rPr>
+              <w:t>16 صلاحية</w:t>
+            </w:r>
+          </w:p>
+        </w:tc>
+      </w:tr>
+      <w:tr>
+        <w:tc>
+          <w:tcPr>
+            <w:tcW w:type="dxa" w:w="4703"/>
+          </w:tcPr>
+          <w:p>
+            <w:r>
+              <w:rPr>
+                <w:rFonts w:ascii="Amiri" w:hAnsi="Amiri"/>
+                <w:sz w:val="20"/>
+              </w:rPr>
+              <w:t>عدد جداول DB</w:t>
+            </w:r>
+          </w:p>
+        </w:tc>
+        <w:tc>
+          <w:tcPr>
+            <w:tcW w:type="dxa" w:w="4703"/>
+          </w:tcPr>
+          <w:p>
+            <w:r>
+              <w:rPr>
+                <w:rFonts w:ascii="Amiri" w:hAnsi="Amiri"/>
+                <w:sz w:val="20"/>
+              </w:rPr>
+              <w:t>11 جدول</w:t>
+            </w:r>
+          </w:p>
+        </w:tc>
+      </w:tr>
+      <w:tr>
+        <w:tc>
+          <w:tcPr>
+            <w:tcW w:type="dxa" w:w="4703"/>
+          </w:tcPr>
+          <w:p>
+            <w:r>
+              <w:rPr>
+                <w:rFonts w:ascii="Amiri" w:hAnsi="Amiri"/>
+                <w:sz w:val="20"/>
+              </w:rPr>
+              <w:t>عدد مفاتيح الترجمة</w:t>
+            </w:r>
+          </w:p>
+        </w:tc>
+        <w:tc>
+          <w:tcPr>
+            <w:tcW w:type="dxa" w:w="4703"/>
+          </w:tcPr>
+          <w:p>
+            <w:r>
+              <w:rPr>
+                <w:rFonts w:ascii="Amiri" w:hAnsi="Amiri"/>
+                <w:sz w:val="20"/>
+              </w:rPr>
+              <w:t>300+</w:t>
             </w:r>
           </w:p>
         </w:tc>
@@ -4670,7 +6721,7 @@
                 <w:rFonts w:ascii="Amiri" w:hAnsi="Amiri"/>
                 <w:sz w:val="20"/>
               </w:rPr>
-              <w:t>حجم النسخة المحمولة</w:t>
+              <w:t>حجم المحمول</w:t>
             </w:r>
           </w:p>
         </w:tc>
@@ -4700,7 +6751,7 @@
                 <w:rFonts w:ascii="Amiri" w:hAnsi="Amiri"/>
                 <w:sz w:val="20"/>
               </w:rPr>
-              <w:t>عدد الأدوار</w:t>
+              <w:t>مدة التطوير</w:t>
             </w:r>
           </w:p>
         </w:tc>
@@ -4714,7 +6765,7 @@
                 <w:rFonts w:ascii="Amiri" w:hAnsi="Amiri"/>
                 <w:sz w:val="20"/>
               </w:rPr>
-              <w:t>4</w:t>
+              <w:t>~شهرين</w:t>
             </w:r>
           </w:p>
         </w:tc>
@@ -4730,7 +6781,7 @@
                 <w:rFonts w:ascii="Amiri" w:hAnsi="Amiri"/>
                 <w:sz w:val="20"/>
               </w:rPr>
-              <w:t>عدد الصلاحيات</w:t>
+              <w:t>عدد الـ Commits</w:t>
             </w:r>
           </w:p>
         </w:tc>
@@ -4744,67 +6795,7 @@
                 <w:rFonts w:ascii="Amiri" w:hAnsi="Amiri"/>
                 <w:sz w:val="20"/>
               </w:rPr>
-              <w:t>16</w:t>
-            </w:r>
-          </w:p>
-        </w:tc>
-      </w:tr>
-      <w:tr>
-        <w:tc>
-          <w:tcPr>
-            <w:tcW w:type="dxa" w:w="4703"/>
-          </w:tcPr>
-          <w:p>
-            <w:r>
-              <w:rPr>
-                <w:rFonts w:ascii="Amiri" w:hAnsi="Amiri"/>
-                <w:sz w:val="20"/>
-              </w:rPr>
-              <w:t>عدد جداول قاعدة البيانات</w:t>
-            </w:r>
-          </w:p>
-        </w:tc>
-        <w:tc>
-          <w:tcPr>
-            <w:tcW w:type="dxa" w:w="4703"/>
-          </w:tcPr>
-          <w:p>
-            <w:r>
-              <w:rPr>
-                <w:rFonts w:ascii="Amiri" w:hAnsi="Amiri"/>
-                <w:sz w:val="20"/>
-              </w:rPr>
-              <w:t>11</w:t>
-            </w:r>
-          </w:p>
-        </w:tc>
-      </w:tr>
-      <w:tr>
-        <w:tc>
-          <w:tcPr>
-            <w:tcW w:type="dxa" w:w="4703"/>
-          </w:tcPr>
-          <w:p>
-            <w:r>
-              <w:rPr>
-                <w:rFonts w:ascii="Amiri" w:hAnsi="Amiri"/>
-                <w:sz w:val="20"/>
-              </w:rPr>
-              <w:t>عدد مفاتيح الترجمة</w:t>
-            </w:r>
-          </w:p>
-        </w:tc>
-        <w:tc>
-          <w:tcPr>
-            <w:tcW w:type="dxa" w:w="4703"/>
-          </w:tcPr>
-          <w:p>
-            <w:r>
-              <w:rPr>
-                <w:rFonts w:ascii="Amiri" w:hAnsi="Amiri"/>
-                <w:sz w:val="20"/>
-              </w:rPr>
-              <w:t>300+</w:t>
+              <w:t>35+</w:t>
             </w:r>
           </w:p>
         </w:tc>
@@ -4834,6 +6825,11 @@
       </w:r>
     </w:p>
     <w:p>
+      <w:r>
+        <w:t>المشروع مفتوح المصدر بالكامل (رخصة MIT) على GitHub، مما يسمح بالمساهمة والتطوير من قبل المجتمع.</w:t>
+      </w:r>
+    </w:p>
+    <w:p>
       <w:pPr>
         <w:pStyle w:val="Heading1"/>
       </w:pPr>
@@ -4842,53 +6838,82 @@
       </w:r>
     </w:p>
     <w:p>
+      <w:pPr>
+        <w:pStyle w:val="Heading2"/>
+      </w:pPr>
+      <w:r>
+        <w:t>16.1 المدى القصير</w:t>
+      </w:r>
+    </w:p>
+    <w:p>
       <w:r>
         <w:t>1. ربط API مع البنوك الجزائرية للمزامنة البنكية التلقائية</w:t>
       </w:r>
     </w:p>
     <w:p>
       <w:r>
-        <w:t>2. إضافة المزيد من تقنيات الذكاء الاصطناعي للتنبؤ المالي</w:t>
-      </w:r>
-    </w:p>
-    <w:p>
-      <w:r>
-        <w:t>3. تطوير نسخة سحابية (Cloud) مع قاعدة بيانات مركزية</w:t>
-      </w:r>
-    </w:p>
-    <w:p>
-      <w:r>
-        <w:t>4. دعم الفواتير الإلكترونية</w:t>
-      </w:r>
-    </w:p>
-    <w:p>
-      <w:r>
-        <w:t>5. إضافة تقارير مالية معيارية (FRS، IAS)</w:t>
-      </w:r>
-    </w:p>
-    <w:p>
-      <w:r>
-        <w:t>6. تطوير تطبيق جوال (Mobile App)</w:t>
-      </w:r>
-    </w:p>
-    <w:p>
-      <w:r>
-        <w:t>7. دعم التوقيع الإلكتروني</w:t>
-      </w:r>
-    </w:p>
-    <w:p>
-      <w:r>
-        <w:t>8. ربط مع مصلحة الضرائب الجزائرية</w:t>
-      </w:r>
-    </w:p>
-    <w:p>
-      <w:r>
-        <w:t>9. إضافة وحدات إدارة المخزون والمشتريات</w:t>
-      </w:r>
-    </w:p>
-    <w:p>
-      <w:r>
-        <w:t>10. تحسين أداء وتقليل حجم التطبيق</w:t>
+        <w:t>2. دعم الفواتير الإلكترونية (E-Invoicing)</w:t>
+      </w:r>
+    </w:p>
+    <w:p>
+      <w:r>
+        <w:t>3. تحسين أداء وتقليل حجم التطبيق</w:t>
+      </w:r>
+    </w:p>
+    <w:p>
+      <w:pPr>
+        <w:pStyle w:val="Heading2"/>
+      </w:pPr>
+      <w:r>
+        <w:t>16.2 المدى المتوسط</w:t>
+      </w:r>
+    </w:p>
+    <w:p>
+      <w:r>
+        <w:t>1. تطوير نسخة سحابية (Cloud) مع قاعدة بيانات مركزية</w:t>
+      </w:r>
+    </w:p>
+    <w:p>
+      <w:r>
+        <w:t>2. إضافة وحدات إدارة المخزون والمشتريات</w:t>
+      </w:r>
+    </w:p>
+    <w:p>
+      <w:r>
+        <w:t>3. إضافة تقارير مالية معيارية (IFRS، IAS)</w:t>
+      </w:r>
+    </w:p>
+    <w:p>
+      <w:r>
+        <w:t>4. تحليل متقدم باستخدام Machine Learning للتنبؤ بالأزمات المالية</w:t>
+      </w:r>
+    </w:p>
+    <w:p>
+      <w:pPr>
+        <w:pStyle w:val="Heading2"/>
+      </w:pPr>
+      <w:r>
+        <w:t>16.3 المدى البعيد</w:t>
+      </w:r>
+    </w:p>
+    <w:p>
+      <w:r>
+        <w:t>1. تطوير تطبيق جوال (Mobile App) لمتابعة المؤشرات</w:t>
+      </w:r>
+    </w:p>
+    <w:p>
+      <w:r>
+        <w:t>2. ربط مع مصلحة الضرائب الجزائرية للتصريح الإلكتروني</w:t>
+      </w:r>
+    </w:p>
+    <w:p>
+      <w:r>
+        <w:t>3. دعم التوقيع الإلكتروني</w:t>
+      </w:r>
+    </w:p>
+    <w:p>
+      <w:r>
+        <w:t>4. منصة ذكاء اصطناعي متكاملة للتحليل المالي والتنبؤ</w:t>
       </w:r>
     </w:p>
     <w:sectPr>

--- a/docs/Smart_Accounting_Platform_Report.docx
+++ b/docs/Smart_Accounting_Platform_Report.docx
@@ -532,7 +532,7 @@
           <w:sz w:val="22"/>
           <w:rtl/>
         </w:rPr>
-        <w:t>وصل المشروع إلى الإصدار v3.1.7 بعد جلسات تطوير متتالية أضافت ميزات متقدمة شملت تحليل DuPont، تحليل السيناريوهات، المعايير المرجعية، لوحة التحكم المتقدمة، الامتثال الضريبي الكامل، محرك الرؤى الذكية، تحليل مراكز التكلفة، تعدد العملات، المزامنة السحابية، والشركات التجريبية.</w:t>
+        <w:t>وصل المشروع إلى الإصدار v3.1.7 بعد جلسات تطوير متتالية أضافت ميزات متقدمة شملت تحليل DuPont، تحليل السيناريوهات، المعايير المرجعية، لوحة التحكم المتقدمة، الامتثال الضريبي الكامل، محرك الرؤى الذكية، تحليل مراكز التكلفة، تعدد العملات، المزامنة السحابية، الشركات التجريبية، واختبار UAT شامل (1786 اختباراً ناجحاً).</w:t>
       </w:r>
     </w:p>
     <w:p>
@@ -970,7 +970,7 @@
           <w:sz w:val="22"/>
           <w:rtl/>
         </w:rPr>
-        <w:t>ح. توفير 1229 اختبار وحدة ناجحاً مع تغطية 99% للوحدات البرمجية</w:t>
+        <w:t>ح. توفير 1786 اختبار وحدة ناجحاً مع تغطية 100% للوحدات البرمجية</w:t>
       </w:r>
     </w:p>
     <w:p>
@@ -1535,7 +1535,7 @@
           <w:sz w:val="22"/>
           <w:rtl/>
         </w:rPr>
-        <w:t>7. الاختبار والتحسين المستمر (1229 اختباراً + تغطية 99%)</w:t>
+        <w:t>7. الاختبار والتحسين المستمر (1786 اختباراً + تغطية 100%)</w:t>
       </w:r>
     </w:p>
     <w:p>
@@ -7034,6 +7034,102 @@
           <w:sz w:val="26"/>
           <w:rtl/>
         </w:rPr>
+        <w:t>13.12 اختبار UAT الشامل (v3.1.7)</w:t>
+      </w:r>
+    </w:p>
+    <w:p>
+      <w:pPr>
+        <w:bidi/>
+        <w:spacing w:after="60"/>
+        <w:ind w:left="454"/>
+        <w:jc w:val="right"/>
+      </w:pPr>
+      <w:r>
+        <w:rPr>
+          <w:rFonts w:ascii="Tahoma" w:hAnsi="Tahoma" w:cs="Tahoma" w:eastAsia="Tahoma"/>
+          <w:b/>
+          <w:sz w:val="22"/>
+          <w:rtl/>
+        </w:rPr>
+        <w:t xml:space="preserve">• </w:t>
+      </w:r>
+      <w:r>
+        <w:rPr>
+          <w:rFonts w:ascii="Tahoma" w:hAnsi="Tahoma" w:cs="Tahoma" w:eastAsia="Tahoma"/>
+          <w:b w:val="0"/>
+          <w:sz w:val="22"/>
+          <w:rtl/>
+        </w:rPr>
+        <w:t>رحلة مستخدم حقيقية عبر التطبيق: تسجيل دخول + تجوّل 35 شاشة + إدخال بيانات + تبديل 3 لغات + حفظ + تسجيل خروج (tests/test_uat.py)</w:t>
+      </w:r>
+    </w:p>
+    <w:p>
+      <w:pPr>
+        <w:bidi/>
+        <w:spacing w:after="60"/>
+        <w:ind w:left="454"/>
+        <w:jc w:val="right"/>
+      </w:pPr>
+      <w:r>
+        <w:rPr>
+          <w:rFonts w:ascii="Tahoma" w:hAnsi="Tahoma" w:cs="Tahoma" w:eastAsia="Tahoma"/>
+          <w:b/>
+          <w:sz w:val="22"/>
+          <w:rtl/>
+        </w:rPr>
+        <w:t xml:space="preserve">• </w:t>
+      </w:r>
+      <w:r>
+        <w:rPr>
+          <w:rFonts w:ascii="Tahoma" w:hAnsi="Tahoma" w:cs="Tahoma" w:eastAsia="Tahoma"/>
+          <w:b w:val="0"/>
+          <w:sz w:val="22"/>
+          <w:rtl/>
+        </w:rPr>
+        <w:t>كشف وإصلاح بغّ حقيقي: تبديل اللغة على شاشتي المزامنة البنكية واستيراد البيانات كان يسقط التطبيق (_clear_layout)</w:t>
+      </w:r>
+    </w:p>
+    <w:p>
+      <w:pPr>
+        <w:bidi/>
+        <w:spacing w:after="60"/>
+        <w:ind w:left="454"/>
+        <w:jc w:val="right"/>
+      </w:pPr>
+      <w:r>
+        <w:rPr>
+          <w:rFonts w:ascii="Tahoma" w:hAnsi="Tahoma" w:cs="Tahoma" w:eastAsia="Tahoma"/>
+          <w:b/>
+          <w:sz w:val="22"/>
+          <w:rtl/>
+        </w:rPr>
+        <w:t xml:space="preserve">• </w:t>
+      </w:r>
+      <w:r>
+        <w:rPr>
+          <w:rFonts w:ascii="Tahoma" w:hAnsi="Tahoma" w:cs="Tahoma" w:eastAsia="Tahoma"/>
+          <w:b w:val="0"/>
+          <w:sz w:val="22"/>
+          <w:rtl/>
+        </w:rPr>
+        <w:t>1786 اختباراً ناجحاً + تغطية وحدات 100%</w:t>
+      </w:r>
+    </w:p>
+    <w:p>
+      <w:pPr>
+        <w:keepNext/>
+        <w:bidi/>
+        <w:spacing w:before="200" w:after="120"/>
+        <w:jc w:val="right"/>
+      </w:pPr>
+      <w:r>
+        <w:rPr>
+          <w:rFonts w:ascii="Tahoma" w:hAnsi="Tahoma" w:cs="Tahoma" w:eastAsia="Tahoma"/>
+          <w:b/>
+          <w:color w:val="1E3A5F"/>
+          <w:sz w:val="26"/>
+          <w:rtl/>
+        </w:rPr>
         <w:t>13.12 تحسينات UI/UX</w:t>
       </w:r>
     </w:p>
@@ -7183,7 +7279,7 @@
           <w:sz w:val="22"/>
           <w:rtl/>
         </w:rPr>
-        <w:t>بلغت تغطية الوحدات البرمجية 99% عبر `python -m coverage run --source=modules --omit="modules/__init__.py" -m pytest tests -q` (كانت 73%)، وكل ملفات modules/ عند 100% ما عدا tax_reminders.py بنسبة 98% (فرع ميت غير قابل للوصول).</w:t>
+        <w:t>بلغت تغطية الوحدات البرمجية 100% عبر `python -m coverage run --source=modules --omit="modules/__init__.py" -m pytest tests -q` (كانت 73% ثم 99%)، وكل ملفات modules/ عند 100% (5768 سطراً بلا أي سطر مفقود).</w:t>
       </w:r>
     </w:p>
     <w:p>
@@ -8388,7 +8484,7 @@
           <w:sz w:val="22"/>
           <w:rtl/>
         </w:rPr>
-        <w:t>1229 اختباراً ناجحاً مع تغطية 99% للوحدات</w:t>
+        <w:t>1786 اختباراً ناجحاً مع تغطية 100% للوحدات</w:t>
       </w:r>
     </w:p>
     <w:p>
@@ -8440,7 +8536,7 @@
           <w:sz w:val="22"/>
           <w:rtl/>
         </w:rPr>
-        <w:t>مثبت Inno Setup (63.2MB) ونسخة ZIP (41.4MB) وتحديث تلقائي مخفي</w:t>
+        <w:t>مثبت Inno Setup (51.6MB) ونسخة ZIP (82.9MB) وتحديث تلقائي مخفي</w:t>
       </w:r>
     </w:p>
     <w:p>
@@ -8493,7 +8589,7 @@
           <w:sz w:val="22"/>
           <w:rtl/>
         </w:rPr>
-        <w:t>تم تطوير المشروع وفق أفضل ممارسات هندسة البرمجيات، مع الالتزام بمبادئ الجودة والاختبار المستمر، مما نتج عنه 1229 اختبار وحدة ناجحاً وتغطية 99% للوحدات. كما تم توفير نظام تحديث تلقائي لتسهيل عملية التطوير والصيانة المستمرة.</w:t>
+        <w:t>تم تطوير المشروع وفق أفضل ممارسات هندسة البرمجيات، مع الالتزام بمبادئ الجودة والاختبار المستمر، مما نتج عنه 1786 اختبار وحدة ناجحاً وتغطية 100% للوحدات. كما تم توفير نظام تحديث تلقائي لتسهيل عملية التطوير والصيانة المستمرة.</w:t>
       </w:r>
     </w:p>
     <w:p>

--- a/docs/Smart_Accounting_Platform_Report.docx
+++ b/docs/Smart_Accounting_Platform_Report.docx
@@ -532,7 +532,7 @@
           <w:sz w:val="22"/>
           <w:rtl/>
         </w:rPr>
-        <w:t>وصل المشروع إلى الإصدار v3.1.7 بعد جلسات تطوير متتالية أضافت ميزات متقدمة شملت تحليل DuPont، تحليل السيناريوهات، المعايير المرجعية، لوحة التحكم المتقدمة، الامتثال الضريبي الكامل، محرك الرؤى الذكية، تحليل مراكز التكلفة، تعدد العملات، المزامنة السحابية، الشركات التجريبية، واختبار UAT شامل (1786 اختباراً ناجحاً).</w:t>
+        <w:t>وصل المشروع إلى الإصدار v3.1.7 بعد جلسات تطوير متتالية أضافت ميزات متقدمة شملت تحليل DuPont، تحليل السيناريوهات، المعايير المرجعية، لوحة التحكم المتقدمة، الامتثال الضريبي الكامل، محرك الرؤى الذكية، تحليل مراكز التكلفة، تعدد العملات، المزامنة السحابية، الشركات التجريبية، واختبار UAT شامل (1787 اختباراً ناجحاً).</w:t>
       </w:r>
     </w:p>
     <w:p>
@@ -970,7 +970,7 @@
           <w:sz w:val="22"/>
           <w:rtl/>
         </w:rPr>
-        <w:t>ح. توفير 1786 اختبار وحدة ناجحاً مع تغطية 100% للوحدات البرمجية</w:t>
+        <w:t>ح. توفير 1787 اختبار وحدة ناجحاً مع تغطية 100% للوحدات البرمجية</w:t>
       </w:r>
     </w:p>
     <w:p>
@@ -1535,7 +1535,7 @@
           <w:sz w:val="22"/>
           <w:rtl/>
         </w:rPr>
-        <w:t>7. الاختبار والتحسين المستمر (1786 اختباراً + تغطية 100%)</w:t>
+        <w:t>7. الاختبار والتحسين المستمر (1787 اختباراً + تغطية 100%)</w:t>
       </w:r>
     </w:p>
     <w:p>
@@ -7112,7 +7112,7 @@
           <w:sz w:val="22"/>
           <w:rtl/>
         </w:rPr>
-        <w:t>1786 اختباراً ناجحاً + تغطية وحدات 100%</w:t>
+        <w:t>1787 اختباراً ناجحاً + تغطية وحدات 100%</w:t>
       </w:r>
     </w:p>
     <w:p>
@@ -7130,7 +7130,155 @@
           <w:sz w:val="26"/>
           <w:rtl/>
         </w:rPr>
-        <w:t>13.12 تحسينات UI/UX</w:t>
+        <w:t>13.13 إصلاح مشاكل النسخة المثبّتة (v3.1.7)</w:t>
+      </w:r>
+    </w:p>
+    <w:p>
+      <w:pPr>
+        <w:bidi/>
+        <w:spacing w:after="60"/>
+        <w:ind w:left="454"/>
+        <w:jc w:val="right"/>
+      </w:pPr>
+      <w:r>
+        <w:rPr>
+          <w:rFonts w:ascii="Tahoma" w:hAnsi="Tahoma" w:cs="Tahoma" w:eastAsia="Tahoma"/>
+          <w:b/>
+          <w:sz w:val="22"/>
+          <w:rtl/>
+        </w:rPr>
+        <w:t xml:space="preserve">• </w:t>
+      </w:r>
+      <w:r>
+        <w:rPr>
+          <w:rFonts w:ascii="Tahoma" w:hAnsi="Tahoma" w:cs="Tahoma" w:eastAsia="Tahoma"/>
+          <w:b w:val="0"/>
+          <w:sz w:val="22"/>
+          <w:rtl/>
+        </w:rPr>
+        <w:t>الشاشات الفارغة: الترقية القادمة من Setup-v3.1.6 وصلت ناقصة الملفات الحرجة (sqlite3.dll/_sqlite3.pyd + pandas/_libs + pytz/zoneinfo) — نُسخت الملفات المفقودة وتحقق آلي بتحميل كل الشاشات بلا استثناءات</w:t>
+      </w:r>
+    </w:p>
+    <w:p>
+      <w:pPr>
+        <w:bidi/>
+        <w:spacing w:after="60"/>
+        <w:ind w:left="454"/>
+        <w:jc w:val="right"/>
+      </w:pPr>
+      <w:r>
+        <w:rPr>
+          <w:rFonts w:ascii="Tahoma" w:hAnsi="Tahoma" w:cs="Tahoma" w:eastAsia="Tahoma"/>
+          <w:b/>
+          <w:sz w:val="22"/>
+          <w:rtl/>
+        </w:rPr>
+        <w:t xml:space="preserve">• </w:t>
+      </w:r>
+      <w:r>
+        <w:rPr>
+          <w:rFonts w:ascii="Tahoma" w:hAnsi="Tahoma" w:cs="Tahoma" w:eastAsia="Tahoma"/>
+          <w:b w:val="0"/>
+          <w:sz w:val="22"/>
+          <w:rtl/>
+        </w:rPr>
+        <w:t>تجمّد تحليل DuPont عند العودة: سببه ملفات numpy/matplotlib الناقصة في التثبيت — بعد النسخ تحقق بدورة عودة مزدوجة بلا تجمّد</w:t>
+      </w:r>
+    </w:p>
+    <w:p>
+      <w:pPr>
+        <w:bidi/>
+        <w:spacing w:after="60"/>
+        <w:ind w:left="454"/>
+        <w:jc w:val="right"/>
+      </w:pPr>
+      <w:r>
+        <w:rPr>
+          <w:rFonts w:ascii="Tahoma" w:hAnsi="Tahoma" w:cs="Tahoma" w:eastAsia="Tahoma"/>
+          <w:b/>
+          <w:sz w:val="22"/>
+          <w:rtl/>
+        </w:rPr>
+        <w:t xml:space="preserve">• </w:t>
+      </w:r>
+      <w:r>
+        <w:rPr>
+          <w:rFonts w:ascii="Tahoma" w:hAnsi="Tahoma" w:cs="Tahoma" w:eastAsia="Tahoma"/>
+          <w:b w:val="0"/>
+          <w:sz w:val="22"/>
+          <w:rtl/>
+        </w:rPr>
+        <w:t>الأرقام قبل الإدخال: حقول المبالغ أصبحت تعرض «أدخل المبلغ» بدل 0.00 (مفتاح i18n جديد + اختبار انحدار)</w:t>
+      </w:r>
+    </w:p>
+    <w:p>
+      <w:pPr>
+        <w:bidi/>
+        <w:spacing w:after="60"/>
+        <w:ind w:left="454"/>
+        <w:jc w:val="right"/>
+      </w:pPr>
+      <w:r>
+        <w:rPr>
+          <w:rFonts w:ascii="Tahoma" w:hAnsi="Tahoma" w:cs="Tahoma" w:eastAsia="Tahoma"/>
+          <w:b/>
+          <w:sz w:val="22"/>
+          <w:rtl/>
+        </w:rPr>
+        <w:t xml:space="preserve">• </w:t>
+      </w:r>
+      <w:r>
+        <w:rPr>
+          <w:rFonts w:ascii="Tahoma" w:hAnsi="Tahoma" w:cs="Tahoma" w:eastAsia="Tahoma"/>
+          <w:b w:val="0"/>
+          <w:sz w:val="22"/>
+          <w:rtl/>
+        </w:rPr>
+        <w:t>الترقية تطلب سرّية جديدة: المثبّت أصبح يستثني ملفات الحالة (users/settings/accounting_data/DB/logs/data/backups) — تحقق حقيقي: ترقية فوق تثبيت سابق حافظت على users.json الحرفي</w:t>
+      </w:r>
+    </w:p>
+    <w:p>
+      <w:pPr>
+        <w:bidi/>
+        <w:spacing w:after="60"/>
+        <w:ind w:left="454"/>
+        <w:jc w:val="right"/>
+      </w:pPr>
+      <w:r>
+        <w:rPr>
+          <w:rFonts w:ascii="Tahoma" w:hAnsi="Tahoma" w:cs="Tahoma" w:eastAsia="Tahoma"/>
+          <w:b/>
+          <w:sz w:val="22"/>
+          <w:rtl/>
+        </w:rPr>
+        <w:t xml:space="preserve">• </w:t>
+      </w:r>
+      <w:r>
+        <w:rPr>
+          <w:rFonts w:ascii="Tahoma" w:hAnsi="Tahoma" w:cs="Tahoma" w:eastAsia="Tahoma"/>
+          <w:b w:val="0"/>
+          <w:sz w:val="22"/>
+          <w:rtl/>
+        </w:rPr>
+        <w:t>إعادة بناء Nuitka (exe 137MB) + Inno Setup (63.8MB) + ZIP محمول (104.3MB بلا ملفات حالة)</w:t>
+      </w:r>
+    </w:p>
+    <w:p>
+      <w:pPr>
+        <w:keepNext/>
+        <w:bidi/>
+        <w:spacing w:before="200" w:after="120"/>
+        <w:jc w:val="right"/>
+      </w:pPr>
+      <w:r>
+        <w:rPr>
+          <w:rFonts w:ascii="Tahoma" w:hAnsi="Tahoma" w:cs="Tahoma" w:eastAsia="Tahoma"/>
+          <w:b/>
+          <w:color w:val="1E3A5F"/>
+          <w:sz w:val="26"/>
+          <w:rtl/>
+        </w:rPr>
+        <w:t>13.14 تحسينات UI/UX</w:t>
       </w:r>
     </w:p>
     <w:p>
@@ -8484,7 +8632,7 @@
           <w:sz w:val="22"/>
           <w:rtl/>
         </w:rPr>
-        <w:t>1786 اختباراً ناجحاً مع تغطية 100% للوحدات</w:t>
+        <w:t>1787 اختباراً ناجحاً مع تغطية 100% للوحدات</w:t>
       </w:r>
     </w:p>
     <w:p>
@@ -8589,7 +8737,7 @@
           <w:sz w:val="22"/>
           <w:rtl/>
         </w:rPr>
-        <w:t>تم تطوير المشروع وفق أفضل ممارسات هندسة البرمجيات، مع الالتزام بمبادئ الجودة والاختبار المستمر، مما نتج عنه 1786 اختبار وحدة ناجحاً وتغطية 100% للوحدات. كما تم توفير نظام تحديث تلقائي لتسهيل عملية التطوير والصيانة المستمرة.</w:t>
+        <w:t>تم تطوير المشروع وفق أفضل ممارسات هندسة البرمجيات، مع الالتزام بمبادئ الجودة والاختبار المستمر، مما نتج عنه 1787 اختبار وحدة ناجحاً وتغطية 100% للوحدات. كما تم توفير نظام تحديث تلقائي لتسهيل عملية التطوير والصيانة المستمرة.</w:t>
       </w:r>
     </w:p>
     <w:p>

--- a/docs/Smart_Accounting_Platform_Report.docx
+++ b/docs/Smart_Accounting_Platform_Report.docx
@@ -7260,7 +7260,7 @@
           <w:sz w:val="22"/>
           <w:rtl/>
         </w:rPr>
-        <w:t>إعادة بناء Nuitka (exe 137MB) + Inno Setup (63.8MB) + ZIP محمول (104.3MB بلا ملفات حالة)</w:t>
+        <w:t>إعادة بناء Nuitka (exe 143MB) + Inno Setup (66.9MB) + ZIP محمول (109.4MB بلا ملفات حالة)</w:t>
       </w:r>
     </w:p>
     <w:p>

--- a/docs/Smart_Accounting_Platform_Report.docx
+++ b/docs/Smart_Accounting_Platform_Report.docx
@@ -970,7 +970,7 @@
           <w:sz w:val="22"/>
           <w:rtl/>
         </w:rPr>
-        <w:t>ح. توفير 1787 اختبار وحدة ناجحاً مع تغطية 100% للوحدات البرمجية</w:t>
+        <w:t>ح. توفير 1800 اختبار وحدة ناجحاً مع تغطية 100% للوحدات البرمجية</w:t>
       </w:r>
     </w:p>
     <w:p>
@@ -1535,7 +1535,7 @@
           <w:sz w:val="22"/>
           <w:rtl/>
         </w:rPr>
-        <w:t>7. الاختبار والتحسين المستمر (1787 اختباراً + تغطية 100%)</w:t>
+        <w:t>7. الاختبار والتحسين المستمر (1800 اختباراً + تغطية 100%)</w:t>
       </w:r>
     </w:p>
     <w:p>
@@ -7112,7 +7112,7 @@
           <w:sz w:val="22"/>
           <w:rtl/>
         </w:rPr>
-        <w:t>1787 اختباراً ناجحاً + تغطية وحدات 100%</w:t>
+        <w:t>1800 اختباراً ناجحاً + تغطية وحدات 100%</w:t>
       </w:r>
     </w:p>
     <w:p>
@@ -7278,7 +7278,155 @@
           <w:sz w:val="26"/>
           <w:rtl/>
         </w:rPr>
-        <w:t>13.14 تحسينات UI/UX</w:t>
+        <w:t>13.14 معالجة ملاحظات تحليل المشروع (2026-08-04)</w:t>
+      </w:r>
+    </w:p>
+    <w:p>
+      <w:pPr>
+        <w:bidi/>
+        <w:spacing w:after="60"/>
+        <w:ind w:left="454"/>
+        <w:jc w:val="right"/>
+      </w:pPr>
+      <w:r>
+        <w:rPr>
+          <w:rFonts w:ascii="Tahoma" w:hAnsi="Tahoma" w:cs="Tahoma" w:eastAsia="Tahoma"/>
+          <w:b/>
+          <w:sz w:val="22"/>
+          <w:rtl/>
+        </w:rPr>
+        <w:t xml:space="preserve">• </w:t>
+      </w:r>
+      <w:r>
+        <w:rPr>
+          <w:rFonts w:ascii="Tahoma" w:hAnsi="Tahoma" w:cs="Tahoma" w:eastAsia="Tahoma"/>
+          <w:b w:val="0"/>
+          <w:sz w:val="22"/>
+          <w:rtl/>
+        </w:rPr>
+        <w:t>تنظيف git: إزالة ملفات الحالة والتقارير الملوّثة من التاريخ (-32,652 سطراً) + توسيع .gitignore (chat_history/login_session/db-sidecars/artifacts)</w:t>
+      </w:r>
+    </w:p>
+    <w:p>
+      <w:pPr>
+        <w:bidi/>
+        <w:spacing w:after="60"/>
+        <w:ind w:left="454"/>
+        <w:jc w:val="right"/>
+      </w:pPr>
+      <w:r>
+        <w:rPr>
+          <w:rFonts w:ascii="Tahoma" w:hAnsi="Tahoma" w:cs="Tahoma" w:eastAsia="Tahoma"/>
+          <w:b/>
+          <w:sz w:val="22"/>
+          <w:rtl/>
+        </w:rPr>
+        <w:t xml:space="preserve">• </w:t>
+      </w:r>
+      <w:r>
+        <w:rPr>
+          <w:rFonts w:ascii="Tahoma" w:hAnsi="Tahoma" w:cs="Tahoma" w:eastAsia="Tahoma"/>
+          <w:b w:val="0"/>
+          <w:sz w:val="22"/>
+          <w:rtl/>
+        </w:rPr>
+        <w:t>اختبارات أداء test_startup_perf.py (4): إقلاع 44ms + مشاهد 95-402ms + ذاكرة 45MB بحدود متسامحة</w:t>
+      </w:r>
+    </w:p>
+    <w:p>
+      <w:pPr>
+        <w:bidi/>
+        <w:spacing w:after="60"/>
+        <w:ind w:left="454"/>
+        <w:jc w:val="right"/>
+      </w:pPr>
+      <w:r>
+        <w:rPr>
+          <w:rFonts w:ascii="Tahoma" w:hAnsi="Tahoma" w:cs="Tahoma" w:eastAsia="Tahoma"/>
+          <w:b/>
+          <w:sz w:val="22"/>
+          <w:rtl/>
+        </w:rPr>
+        <w:t xml:space="preserve">• </w:t>
+      </w:r>
+      <w:r>
+        <w:rPr>
+          <w:rFonts w:ascii="Tahoma" w:hAnsi="Tahoma" w:cs="Tahoma" w:eastAsia="Tahoma"/>
+          <w:b w:val="0"/>
+          <w:sz w:val="22"/>
+          <w:rtl/>
+        </w:rPr>
+        <w:t>CI عبر GitHub Actions: ubuntu + Python 3.11 + xvfb-run pytest tests -q + تغطية معلوماتية فقط</w:t>
+      </w:r>
+    </w:p>
+    <w:p>
+      <w:pPr>
+        <w:bidi/>
+        <w:spacing w:after="60"/>
+        <w:ind w:left="454"/>
+        <w:jc w:val="right"/>
+      </w:pPr>
+      <w:r>
+        <w:rPr>
+          <w:rFonts w:ascii="Tahoma" w:hAnsi="Tahoma" w:cs="Tahoma" w:eastAsia="Tahoma"/>
+          <w:b/>
+          <w:sz w:val="22"/>
+          <w:rtl/>
+        </w:rPr>
+        <w:t xml:space="preserve">• </w:t>
+      </w:r>
+      <w:r>
+        <w:rPr>
+          <w:rFonts w:ascii="Tahoma" w:hAnsi="Tahoma" w:cs="Tahoma" w:eastAsia="Tahoma"/>
+          <w:b w:val="0"/>
+          <w:sz w:val="22"/>
+          <w:rtl/>
+        </w:rPr>
+        <w:t>تفكيك setup_ui الست العملاقة (350→27 / 261→15 / 224→28 / 217→31 / 212→24 / 192→9) إلى دوال _build_* — إعادة ترتيب صرفة بلا تغيير منطقي</w:t>
+      </w:r>
+    </w:p>
+    <w:p>
+      <w:pPr>
+        <w:bidi/>
+        <w:spacing w:after="60"/>
+        <w:ind w:left="454"/>
+        <w:jc w:val="right"/>
+      </w:pPr>
+      <w:r>
+        <w:rPr>
+          <w:rFonts w:ascii="Tahoma" w:hAnsi="Tahoma" w:cs="Tahoma" w:eastAsia="Tahoma"/>
+          <w:b/>
+          <w:sz w:val="22"/>
+          <w:rtl/>
+        </w:rPr>
+        <w:t xml:space="preserve">• </w:t>
+      </w:r>
+      <w:r>
+        <w:rPr>
+          <w:rFonts w:ascii="Tahoma" w:hAnsi="Tahoma" w:cs="Tahoma" w:eastAsia="Tahoma"/>
+          <w:b w:val="0"/>
+          <w:sz w:val="22"/>
+          <w:rtl/>
+        </w:rPr>
+        <w:t>طبقة تصدير موحدة ui/exporters.py (new_workbook/add_excel_sheet/ask_save_path/style_header_row/write_charts_pdf) + ترحيل 3 شاشات (لوحة التحكم المتقدمة/الرؤى الذكية/ربحية المراكز) −180 سطر boilerplate + 9 اختبارات</w:t>
+      </w:r>
+    </w:p>
+    <w:p>
+      <w:pPr>
+        <w:keepNext/>
+        <w:bidi/>
+        <w:spacing w:before="200" w:after="120"/>
+        <w:jc w:val="right"/>
+      </w:pPr>
+      <w:r>
+        <w:rPr>
+          <w:rFonts w:ascii="Tahoma" w:hAnsi="Tahoma" w:cs="Tahoma" w:eastAsia="Tahoma"/>
+          <w:b/>
+          <w:color w:val="1E3A5F"/>
+          <w:sz w:val="26"/>
+          <w:rtl/>
+        </w:rPr>
+        <w:t>13.15 تحسينات UI/UX</w:t>
       </w:r>
     </w:p>
     <w:p>
@@ -8632,7 +8780,7 @@
           <w:sz w:val="22"/>
           <w:rtl/>
         </w:rPr>
-        <w:t>1787 اختباراً ناجحاً مع تغطية 100% للوحدات</w:t>
+        <w:t>1800 اختباراً ناجحاً مع تغطية 100% للوحدات</w:t>
       </w:r>
     </w:p>
     <w:p>
@@ -8737,7 +8885,7 @@
           <w:sz w:val="22"/>
           <w:rtl/>
         </w:rPr>
-        <w:t>تم تطوير المشروع وفق أفضل ممارسات هندسة البرمجيات، مع الالتزام بمبادئ الجودة والاختبار المستمر، مما نتج عنه 1787 اختبار وحدة ناجحاً وتغطية 100% للوحدات. كما تم توفير نظام تحديث تلقائي لتسهيل عملية التطوير والصيانة المستمرة.</w:t>
+        <w:t>تم تطوير المشروع وفق أفضل ممارسات هندسة البرمجيات، مع الالتزام بمبادئ الجودة والاختبار المستمر، مما نتج عنه 1800 اختبار وحدة ناجحاً وتغطية 100% للوحدات. كما تم توفير نظام تحديث تلقائي لتسهيل عملية التطوير والصيانة المستمرة.</w:t>
       </w:r>
     </w:p>
     <w:p>

--- a/docs/Smart_Accounting_Platform_Report.docx
+++ b/docs/Smart_Accounting_Platform_Report.docx
@@ -128,7 +128,7 @@
           <w:sz w:val="28"/>
           <w:rtl/>
         </w:rPr>
-        <w:t>الإصدار: v3.1.7</w:t>
+        <w:t>الإصدار: v3.1.8</w:t>
       </w:r>
     </w:p>
     <w:p>
@@ -532,7 +532,7 @@
           <w:sz w:val="22"/>
           <w:rtl/>
         </w:rPr>
-        <w:t>وصل المشروع إلى الإصدار v3.1.7 بعد جلسات تطوير متتالية أضافت ميزات متقدمة شملت تحليل DuPont، تحليل السيناريوهات، المعايير المرجعية، لوحة التحكم المتقدمة، الامتثال الضريبي الكامل، محرك الرؤى الذكية، تحليل مراكز التكلفة، تعدد العملات، المزامنة السحابية، الشركات التجريبية، واختبار UAT شامل (1787 اختباراً ناجحاً).</w:t>
+        <w:t>وصل المشروع إلى الإصدار v3.1.7 بعد جلسات تطوير متتالية أضافت ميزات متقدمة شملت تحليل DuPont، تحليل السيناريوهات، المعايير المرجعية، لوحة التحكم المتقدمة، الامتثال الضريبي الكامل، محرك الرؤى الذكية، تحليل مراكز التكلفة، تعدد العملات، المزامنة السحابية، الشركات التجريبية، واختبار UAT شامل (2020 اختباراً ناجحاً).</w:t>
       </w:r>
     </w:p>
     <w:p>
@@ -866,7 +866,7 @@
           <w:sz w:val="22"/>
           <w:rtl/>
         </w:rPr>
-        <w:t>د. توفير 28 شاشة تفاعلية بواجهة سهلة الاستخدام مع اختصارات لوحة مفاتيح كاملة</w:t>
+        <w:t>د. توفير 35 شاشة تفاعلية بواجهة سهلة الاستخدام مع اختصارات لوحة مفاتيح كاملة</w:t>
       </w:r>
     </w:p>
     <w:p>
@@ -892,7 +892,7 @@
           <w:sz w:val="22"/>
           <w:rtl/>
         </w:rPr>
-        <w:t>هـ. دعم 3 لغات: العربية، الإنجليزية، الفرنسية مع تبديل فوري (1530 مفتاحاً للترجمة)</w:t>
+        <w:t>هـ. دعم 3 لغات: العربية، الإنجليزية، الفرنسية مع تبديل فوري (2018 مفتاحاً للترجمة)</w:t>
       </w:r>
     </w:p>
     <w:p>
@@ -970,7 +970,7 @@
           <w:sz w:val="22"/>
           <w:rtl/>
         </w:rPr>
-        <w:t>ح. توفير 1800 اختبار وحدة ناجحاً مع تغطية 100% للوحدات البرمجية</w:t>
+        <w:t>ح. توفير 2020 اختبار وحدة ناجحاً مع تغطية 100% للوحدات البرمجية</w:t>
       </w:r>
     </w:p>
     <w:p>
@@ -1457,7 +1457,7 @@
           <w:sz w:val="22"/>
           <w:rtl/>
         </w:rPr>
-        <w:t>4. تطوير واجهات المستخدم (28 شاشة)</w:t>
+        <w:t>4. تطوير واجهات المستخدم (35 شاشة)</w:t>
       </w:r>
     </w:p>
     <w:p>
@@ -1535,7 +1535,7 @@
           <w:sz w:val="22"/>
           <w:rtl/>
         </w:rPr>
-        <w:t>7. الاختبار والتحسين المستمر (1800 اختباراً + تغطية 100%)</w:t>
+        <w:t>7. الاختبار والتحسين المستمر (2020 اختباراً + تغطية 100%)</w:t>
       </w:r>
     </w:p>
     <w:p>
@@ -1642,7 +1642,7 @@
           <w:sz w:val="22"/>
           <w:rtl/>
         </w:rPr>
-        <w:t>طبقة العرض (UI): 28 شاشة عبر PyQt5 مع تحميل كسول (Lazy Loading)</w:t>
+        <w:t>طبقة العرض (UI): 35 شاشة عبر PyQt5 مع تحميل كسول (Lazy Loading)</w:t>
       </w:r>
     </w:p>
     <w:p>
@@ -1668,7 +1668,7 @@
           <w:sz w:val="22"/>
           <w:rtl/>
         </w:rPr>
-        <w:t>طبقة المنطق التجاري (Modules): أكثر من 25 وحدة برمجية متخصصة</w:t>
+        <w:t>طبقة المنطق التجاري (Modules): أكثر من 37 وحدة برمجية متخصصة</w:t>
       </w:r>
     </w:p>
     <w:p>
@@ -1902,7 +1902,7 @@
           <w:sz w:val="22"/>
           <w:rtl/>
         </w:rPr>
-        <w:t>يتم إنشاء MainWindow (QMainWindow) عند بدء التشغيل. تحتوي على QStackedWidget يضم 28 شاشة (QWidget). التنقل بين الشاشات يتم عبر QListWidget جانبي. يتم تحميل الشاشات عند الطلب (Lazy Loading) لتحسين الأداء.</w:t>
+        <w:t>يتم إنشاء MainWindow (QMainWindow) عند بدء التشغيل. تحتوي على QStackedWidget يضم 35 شاشة (QWidget). التنقل بين الشاشات يتم عبر QListWidget جانبي. يتم تحميل الشاشات عند الطلب (Lazy Loading) لتحسين الأداء.</w:t>
       </w:r>
     </w:p>
     <w:p>
@@ -2093,7 +2093,7 @@
           <w:sz w:val="22"/>
           <w:rtl/>
         </w:rPr>
-        <w:t>مترجم Python يحول الكود إلى C ثم يجمعه إلى ملف تنفيذي. أنتج نسخة مستقلة (Standalone EXE) حجمها 133MB. تم تحسين الإقلاع من 778ms إلى 49ms وتقليل استهلاك الذاكرة من 128MB إلى 45MB.</w:t>
+        <w:t>مترجم Python يحول الكود إلى C ثم يجمعه إلى ملف تنفيذي. أنتج نسخة مستقلة (Standalone EXE) حجمها 143MB. تم تحسين الإقلاع من 778ms إلى 44ms وتقليل استهلاك الذاكرة من 128MB إلى 45MB.</w:t>
       </w:r>
     </w:p>
     <w:p>
@@ -2127,7 +2127,7 @@
           <w:sz w:val="22"/>
           <w:rtl/>
         </w:rPr>
-        <w:t>أداة إنشاء مثبتات Windows. توزّع التطبيق بمثبت حجمه 63.2MB ونسخة ZIP بحجم 41.4MB. الميزات: AppMutex لضمان إغلاق التطبيق، CloseApplications=force، وتحديث صامت.</w:t>
+        <w:t>أداة إنشاء مثبتات Windows. توزّع التطبيق بمثبت حجمه 66.9MB ونسخة ZIP بحجم 109.4MB. الميزات: AppMutex لضمان إغلاق التطبيق، CloseApplications=force، وتحديث صامت.</w:t>
       </w:r>
     </w:p>
     <w:p>
@@ -3401,6 +3401,214 @@
     </w:p>
     <w:p>
       <w:pPr>
+        <w:bidi/>
+        <w:spacing w:after="60"/>
+        <w:ind w:left="454"/>
+        <w:jc w:val="right"/>
+      </w:pPr>
+      <w:r>
+        <w:rPr>
+          <w:rFonts w:ascii="Tahoma" w:hAnsi="Tahoma" w:cs="Tahoma" w:eastAsia="Tahoma"/>
+          <w:b/>
+          <w:sz w:val="22"/>
+          <w:rtl/>
+        </w:rPr>
+        <w:t xml:space="preserve">• </w:t>
+      </w:r>
+      <w:r>
+        <w:rPr>
+          <w:rFonts w:ascii="Tahoma" w:hAnsi="Tahoma" w:cs="Tahoma" w:eastAsia="Tahoma"/>
+          <w:b w:val="0"/>
+          <w:sz w:val="22"/>
+          <w:rtl/>
+        </w:rPr>
+        <w:t>modules/ledger.py: ميزان المراجعة والأستاذ العام (شاشة 30)</w:t>
+      </w:r>
+    </w:p>
+    <w:p>
+      <w:pPr>
+        <w:bidi/>
+        <w:spacing w:after="60"/>
+        <w:ind w:left="454"/>
+        <w:jc w:val="right"/>
+      </w:pPr>
+      <w:r>
+        <w:rPr>
+          <w:rFonts w:ascii="Tahoma" w:hAnsi="Tahoma" w:cs="Tahoma" w:eastAsia="Tahoma"/>
+          <w:b/>
+          <w:sz w:val="22"/>
+          <w:rtl/>
+        </w:rPr>
+        <w:t xml:space="preserve">• </w:t>
+      </w:r>
+      <w:r>
+        <w:rPr>
+          <w:rFonts w:ascii="Tahoma" w:hAnsi="Tahoma" w:cs="Tahoma" w:eastAsia="Tahoma"/>
+          <w:b w:val="0"/>
+          <w:sz w:val="22"/>
+          <w:rtl/>
+        </w:rPr>
+        <w:t>modules/partners.py: تقادم ديون العملاء والموردين (شاشة 31)</w:t>
+      </w:r>
+    </w:p>
+    <w:p>
+      <w:pPr>
+        <w:bidi/>
+        <w:spacing w:after="60"/>
+        <w:ind w:left="454"/>
+        <w:jc w:val="right"/>
+      </w:pPr>
+      <w:r>
+        <w:rPr>
+          <w:rFonts w:ascii="Tahoma" w:hAnsi="Tahoma" w:cs="Tahoma" w:eastAsia="Tahoma"/>
+          <w:b/>
+          <w:sz w:val="22"/>
+          <w:rtl/>
+        </w:rPr>
+        <w:t xml:space="preserve">• </w:t>
+      </w:r>
+      <w:r>
+        <w:rPr>
+          <w:rFonts w:ascii="Tahoma" w:hAnsi="Tahoma" w:cs="Tahoma" w:eastAsia="Tahoma"/>
+          <w:b w:val="0"/>
+          <w:sz w:val="22"/>
+          <w:rtl/>
+        </w:rPr>
+        <w:t>modules/invoicing.py: إدارة الفواتير وحساب TVA (شاشة 32)</w:t>
+      </w:r>
+    </w:p>
+    <w:p>
+      <w:pPr>
+        <w:bidi/>
+        <w:spacing w:after="60"/>
+        <w:ind w:left="454"/>
+        <w:jc w:val="right"/>
+      </w:pPr>
+      <w:r>
+        <w:rPr>
+          <w:rFonts w:ascii="Tahoma" w:hAnsi="Tahoma" w:cs="Tahoma" w:eastAsia="Tahoma"/>
+          <w:b/>
+          <w:sz w:val="22"/>
+          <w:rtl/>
+        </w:rPr>
+        <w:t xml:space="preserve">• </w:t>
+      </w:r>
+      <w:r>
+        <w:rPr>
+          <w:rFonts w:ascii="Tahoma" w:hAnsi="Tahoma" w:cs="Tahoma" w:eastAsia="Tahoma"/>
+          <w:b w:val="0"/>
+          <w:sz w:val="22"/>
+          <w:rtl/>
+        </w:rPr>
+        <w:t>modules/inventory.py: إدارة المخزون بمتوسط التكلفة (شاشة 33)</w:t>
+      </w:r>
+    </w:p>
+    <w:p>
+      <w:pPr>
+        <w:bidi/>
+        <w:spacing w:after="60"/>
+        <w:ind w:left="454"/>
+        <w:jc w:val="right"/>
+      </w:pPr>
+      <w:r>
+        <w:rPr>
+          <w:rFonts w:ascii="Tahoma" w:hAnsi="Tahoma" w:cs="Tahoma" w:eastAsia="Tahoma"/>
+          <w:b/>
+          <w:sz w:val="22"/>
+          <w:rtl/>
+        </w:rPr>
+        <w:t xml:space="preserve">• </w:t>
+      </w:r>
+      <w:r>
+        <w:rPr>
+          <w:rFonts w:ascii="Tahoma" w:hAnsi="Tahoma" w:cs="Tahoma" w:eastAsia="Tahoma"/>
+          <w:b w:val="0"/>
+          <w:sz w:val="22"/>
+          <w:rtl/>
+        </w:rPr>
+        <w:t>modules/payroll.py: كشف الرواتب CNAS+IRG (شاشة 34)</w:t>
+      </w:r>
+    </w:p>
+    <w:p>
+      <w:pPr>
+        <w:bidi/>
+        <w:spacing w:after="60"/>
+        <w:ind w:left="454"/>
+        <w:jc w:val="right"/>
+      </w:pPr>
+      <w:r>
+        <w:rPr>
+          <w:rFonts w:ascii="Tahoma" w:hAnsi="Tahoma" w:cs="Tahoma" w:eastAsia="Tahoma"/>
+          <w:b/>
+          <w:sz w:val="22"/>
+          <w:rtl/>
+        </w:rPr>
+        <w:t xml:space="preserve">• </w:t>
+      </w:r>
+      <w:r>
+        <w:rPr>
+          <w:rFonts w:ascii="Tahoma" w:hAnsi="Tahoma" w:cs="Tahoma" w:eastAsia="Tahoma"/>
+          <w:b w:val="0"/>
+          <w:sz w:val="22"/>
+          <w:rtl/>
+        </w:rPr>
+        <w:t>modules/budgeting.py: مقارنة الميزانية الفعلية والمخطط (شاشة 35)</w:t>
+      </w:r>
+    </w:p>
+    <w:p>
+      <w:pPr>
+        <w:bidi/>
+        <w:spacing w:after="60"/>
+        <w:ind w:left="454"/>
+        <w:jc w:val="right"/>
+      </w:pPr>
+      <w:r>
+        <w:rPr>
+          <w:rFonts w:ascii="Tahoma" w:hAnsi="Tahoma" w:cs="Tahoma" w:eastAsia="Tahoma"/>
+          <w:b/>
+          <w:sz w:val="22"/>
+          <w:rtl/>
+        </w:rPr>
+        <w:t xml:space="preserve">• </w:t>
+      </w:r>
+      <w:r>
+        <w:rPr>
+          <w:rFonts w:ascii="Tahoma" w:hAnsi="Tahoma" w:cs="Tahoma" w:eastAsia="Tahoma"/>
+          <w:b w:val="0"/>
+          <w:sz w:val="22"/>
+          <w:rtl/>
+        </w:rPr>
+        <w:t>modules/tax_years.py: إدارة سنوات النظام الجبائي (2025/2026/... مع تحقق وتصدير)</w:t>
+      </w:r>
+    </w:p>
+    <w:p>
+      <w:pPr>
+        <w:bidi/>
+        <w:spacing w:after="60"/>
+        <w:ind w:left="454"/>
+        <w:jc w:val="right"/>
+      </w:pPr>
+      <w:r>
+        <w:rPr>
+          <w:rFonts w:ascii="Tahoma" w:hAnsi="Tahoma" w:cs="Tahoma" w:eastAsia="Tahoma"/>
+          <w:b/>
+          <w:sz w:val="22"/>
+          <w:rtl/>
+        </w:rPr>
+        <w:t xml:space="preserve">• </w:t>
+      </w:r>
+      <w:r>
+        <w:rPr>
+          <w:rFonts w:ascii="Tahoma" w:hAnsi="Tahoma" w:cs="Tahoma" w:eastAsia="Tahoma"/>
+          <w:b w:val="0"/>
+          <w:sz w:val="22"/>
+          <w:rtl/>
+        </w:rPr>
+        <w:t>modules/commercial/: الترخيص والتشفير وطبقات الاستخدام (RSA-2048 + Argon2id + بوابة الميزات)</w:t>
+      </w:r>
+    </w:p>
+    <w:p>
+      <w:pPr>
         <w:keepNext/>
         <w:bidi/>
         <w:spacing w:before="280" w:after="160"/>
@@ -3433,7 +3641,7 @@
           <w:sz w:val="22"/>
           <w:rtl/>
         </w:rPr>
-        <w:t>يحتوي النظام على 28 شاشة تفاعلية بواجهة سهلة الاستخدام، مع دعم كامل للغة العربية من اليمين لليسار (RTL).</w:t>
+        <w:t>يحتوي النظام على 35 شاشة تفاعلية بواجهة سهلة الاستخدام، مع دعم كامل للغة العربية من اليمين لليسار (RTL).</w:t>
       </w:r>
     </w:p>
     <w:p>
@@ -3477,7 +3685,7 @@
           <w:sz w:val="22"/>
           <w:rtl/>
         </w:rPr>
-        <w:t>دعم 3 لغات (عربي RTL، إنجليزي LTR، فرنسي LTR) مع تبديل فوري (1530 مفتاح ترجمة)</w:t>
+        <w:t>دعم 3 لغات (عربي RTL، إنجليزي LTR، فرنسي LTR) مع تبديل فوري (2018 مفتاح ترجمة)</w:t>
       </w:r>
     </w:p>
     <w:p>
@@ -3529,7 +3737,7 @@
           <w:sz w:val="22"/>
           <w:rtl/>
         </w:rPr>
-        <w:t>اختصارات كاملة: Ctrl+1..0 و Ctrl+Shift+1..0 و F2..F8 للشاشات 21-28 و Ctrl+T للثيم و F1 للاختصارات</w:t>
+        <w:t>اختصارات كاملة: Ctrl+1..0 و Ctrl+Shift+1..0 و F2..F12 للشاشات 21-35 و Ctrl+T للثيم و F1 للاختصارات</w:t>
       </w:r>
     </w:p>
     <w:p>
@@ -3555,7 +3763,7 @@
           <w:sz w:val="22"/>
           <w:rtl/>
         </w:rPr>
-        <w:t>قائمة عرض (View) ديناميكية بكل الشاشات 28</w:t>
+        <w:t>قائمة عرض (View) ديناميكية بكل الشاشات 35</w:t>
       </w:r>
     </w:p>
     <w:p>
@@ -3651,7 +3859,7 @@
           <w:sz w:val="26"/>
           <w:rtl/>
         </w:rPr>
-        <w:t>10.2 الشاشات الـ28</w:t>
+        <w:t>10.2 الشاشات الـ35</w:t>
       </w:r>
     </w:p>
     <w:tbl>
@@ -3816,7 +4024,7 @@
                 <w:sz w:val="20"/>
                 <w:rtl/>
               </w:rPr>
-              <w:t>15</w:t>
+              <w:t>19</w:t>
             </w:r>
           </w:p>
         </w:tc>
@@ -3837,7 +4045,7 @@
                 <w:sz w:val="20"/>
                 <w:rtl/>
               </w:rPr>
-              <w:t>المعايير المرجعية</w:t>
+              <w:t>الطباعة والتصدير</w:t>
             </w:r>
           </w:p>
         </w:tc>
@@ -3902,7 +4110,7 @@
                 <w:sz w:val="20"/>
                 <w:rtl/>
               </w:rPr>
-              <w:t>16</w:t>
+              <w:t>20</w:t>
             </w:r>
           </w:p>
         </w:tc>
@@ -3923,7 +4131,7 @@
                 <w:sz w:val="20"/>
                 <w:rtl/>
               </w:rPr>
-              <w:t>مخطط الحسابات</w:t>
+              <w:t>نقطة التعادل</w:t>
             </w:r>
           </w:p>
         </w:tc>
@@ -3967,7 +4175,7 @@
                 <w:sz w:val="20"/>
                 <w:rtl/>
               </w:rPr>
-              <w:t>النسب المالية (20 نسبة + Z-Score)</w:t>
+              <w:t>النسب المالية (20 + Z-Score)</w:t>
             </w:r>
           </w:p>
         </w:tc>
@@ -3988,7 +4196,7 @@
                 <w:sz w:val="20"/>
                 <w:rtl/>
               </w:rPr>
-              <w:t>17</w:t>
+              <w:t>21</w:t>
             </w:r>
           </w:p>
         </w:tc>
@@ -4009,7 +4217,7 @@
                 <w:sz w:val="20"/>
                 <w:rtl/>
               </w:rPr>
-              <w:t>البنك</w:t>
+              <w:t>مراكز التكلفة</w:t>
             </w:r>
           </w:p>
         </w:tc>
@@ -4053,7 +4261,7 @@
                 <w:sz w:val="20"/>
                 <w:rtl/>
               </w:rPr>
-              <w:t>التقويم الجبائي</w:t>
+              <w:t>التقارير المحفوظة</w:t>
             </w:r>
           </w:p>
         </w:tc>
@@ -4074,7 +4282,7 @@
                 <w:sz w:val="20"/>
                 <w:rtl/>
               </w:rPr>
-              <w:t>18</w:t>
+              <w:t>22</w:t>
             </w:r>
           </w:p>
         </w:tc>
@@ -4095,7 +4303,7 @@
                 <w:sz w:val="20"/>
                 <w:rtl/>
               </w:rPr>
-              <w:t>التقارير</w:t>
+              <w:t>مقارنة الميزانية</w:t>
             </w:r>
           </w:p>
         </w:tc>
@@ -4139,7 +4347,7 @@
                 <w:sz w:val="20"/>
                 <w:rtl/>
               </w:rPr>
-              <w:t>الطباعة</w:t>
+              <w:t>النسخ الاحتياطي</w:t>
             </w:r>
           </w:p>
         </w:tc>
@@ -4160,7 +4368,7 @@
                 <w:sz w:val="20"/>
                 <w:rtl/>
               </w:rPr>
-              <w:t>19</w:t>
+              <w:t>23</w:t>
             </w:r>
           </w:p>
         </w:tc>
@@ -4181,7 +4389,7 @@
                 <w:sz w:val="20"/>
                 <w:rtl/>
               </w:rPr>
-              <w:t>النسخ الاحتياطي</w:t>
+              <w:t>لوحة التحكم المتقدمة</w:t>
             </w:r>
           </w:p>
         </w:tc>
@@ -4225,7 +4433,7 @@
                 <w:sz w:val="20"/>
                 <w:rtl/>
               </w:rPr>
-              <w:t>تحليل DuPont المتقدم</w:t>
+              <w:t>استيراد البيانات</w:t>
             </w:r>
           </w:p>
         </w:tc>
@@ -4246,7 +4454,7 @@
                 <w:sz w:val="20"/>
                 <w:rtl/>
               </w:rPr>
-              <w:t>20</w:t>
+              <w:t>24</w:t>
             </w:r>
           </w:p>
         </w:tc>
@@ -4267,7 +4475,7 @@
                 <w:sz w:val="20"/>
                 <w:rtl/>
               </w:rPr>
-              <w:t>الاستيراد</w:t>
+              <w:t>الرؤى الذكية AI</w:t>
             </w:r>
           </w:p>
         </w:tc>
@@ -4311,7 +4519,7 @@
                 <w:sz w:val="20"/>
                 <w:rtl/>
               </w:rPr>
-              <w:t>تحليل السيناريوهات</w:t>
+              <w:t>الإعدادات</w:t>
             </w:r>
           </w:p>
         </w:tc>
@@ -4332,7 +4540,7 @@
                 <w:sz w:val="20"/>
                 <w:rtl/>
               </w:rPr>
-              <w:t>21</w:t>
+              <w:t>25</w:t>
             </w:r>
           </w:p>
         </w:tc>
@@ -4353,7 +4561,7 @@
                 <w:sz w:val="20"/>
                 <w:rtl/>
               </w:rPr>
-              <w:t>التنبؤ المالي</w:t>
+              <w:t>ربحية مراكز التكلفة</w:t>
             </w:r>
           </w:p>
         </w:tc>
@@ -4397,7 +4605,7 @@
                 <w:sz w:val="20"/>
                 <w:rtl/>
               </w:rPr>
-              <w:t>لوحة التحكم المتقدمة</w:t>
+              <w:t>المستخدمون</w:t>
             </w:r>
           </w:p>
         </w:tc>
@@ -4418,7 +4626,7 @@
                 <w:sz w:val="20"/>
                 <w:rtl/>
               </w:rPr>
-              <w:t>22</w:t>
+              <w:t>26</w:t>
             </w:r>
           </w:p>
         </w:tc>
@@ -4439,7 +4647,7 @@
                 <w:sz w:val="20"/>
                 <w:rtl/>
               </w:rPr>
-              <w:t>مراكز التكلفة</w:t>
+              <w:t>تعدد العملات</w:t>
             </w:r>
           </w:p>
         </w:tc>
@@ -4483,7 +4691,7 @@
                 <w:sz w:val="20"/>
                 <w:rtl/>
               </w:rPr>
-              <w:t>محرك الرؤى الذكية AI</w:t>
+              <w:t>النظام الجبائي</w:t>
             </w:r>
           </w:p>
         </w:tc>
@@ -4504,7 +4712,7 @@
                 <w:sz w:val="20"/>
                 <w:rtl/>
               </w:rPr>
-              <w:t>23</w:t>
+              <w:t>27</w:t>
             </w:r>
           </w:p>
         </w:tc>
@@ -4525,7 +4733,7 @@
                 <w:sz w:val="20"/>
                 <w:rtl/>
               </w:rPr>
-              <w:t>تعدد العملات</w:t>
+              <w:t>المزامنة السحابية</w:t>
             </w:r>
           </w:p>
         </w:tc>
@@ -4569,7 +4777,7 @@
                 <w:sz w:val="20"/>
                 <w:rtl/>
               </w:rPr>
-              <w:t>مراكز التكلفة الربحية</w:t>
+              <w:t>التقويم الجبائي</w:t>
             </w:r>
           </w:p>
         </w:tc>
@@ -4590,7 +4798,7 @@
                 <w:sz w:val="20"/>
                 <w:rtl/>
               </w:rPr>
-              <w:t>24</w:t>
+              <w:t>28</w:t>
             </w:r>
           </w:p>
         </w:tc>
@@ -4611,7 +4819,7 @@
                 <w:sz w:val="20"/>
                 <w:rtl/>
               </w:rPr>
-              <w:t>المزامنة السحابية</w:t>
+              <w:t>الشركات التجريبية</w:t>
             </w:r>
           </w:p>
         </w:tc>
@@ -4655,7 +4863,7 @@
                 <w:sz w:val="20"/>
                 <w:rtl/>
               </w:rPr>
-              <w:t>الشركات التجريبية</w:t>
+              <w:t>التدقيق والمراجعة</w:t>
             </w:r>
           </w:p>
         </w:tc>
@@ -4676,7 +4884,7 @@
                 <w:sz w:val="20"/>
                 <w:rtl/>
               </w:rPr>
-              <w:t>25</w:t>
+              <w:t>29</w:t>
             </w:r>
           </w:p>
         </w:tc>
@@ -4697,7 +4905,7 @@
                 <w:sz w:val="20"/>
                 <w:rtl/>
               </w:rPr>
-              <w:t>المستخدمون</w:t>
+              <w:t>اختبار المستخدمين</w:t>
             </w:r>
           </w:p>
         </w:tc>
@@ -4741,7 +4949,7 @@
                 <w:sz w:val="20"/>
                 <w:rtl/>
               </w:rPr>
-              <w:t>التقارير الضريبية</w:t>
+              <w:t>الأمان والمصادقة</w:t>
             </w:r>
           </w:p>
         </w:tc>
@@ -4762,7 +4970,7 @@
                 <w:sz w:val="20"/>
                 <w:rtl/>
               </w:rPr>
-              <w:t>26</w:t>
+              <w:t>30</w:t>
             </w:r>
           </w:p>
         </w:tc>
@@ -4783,7 +4991,7 @@
                 <w:sz w:val="20"/>
                 <w:rtl/>
               </w:rPr>
-              <w:t>الإعدادات</w:t>
+              <w:t>ميزان المراجعة</w:t>
             </w:r>
           </w:p>
         </w:tc>
@@ -4827,7 +5035,7 @@
                 <w:sz w:val="20"/>
                 <w:rtl/>
               </w:rPr>
-              <w:t>البيانات المالية</w:t>
+              <w:t>مركز المساعدة</w:t>
             </w:r>
           </w:p>
         </w:tc>
@@ -4848,7 +5056,7 @@
                 <w:sz w:val="20"/>
                 <w:rtl/>
               </w:rPr>
-              <w:t>27</w:t>
+              <w:t>31</w:t>
             </w:r>
           </w:p>
         </w:tc>
@@ -4869,7 +5077,7 @@
                 <w:sz w:val="20"/>
                 <w:rtl/>
               </w:rPr>
-              <w:t>مركز المساعدة</w:t>
+              <w:t>الشركاء والعملاء</w:t>
             </w:r>
           </w:p>
         </w:tc>
@@ -4913,6 +5121,350 @@
                 <w:sz w:val="20"/>
                 <w:rtl/>
               </w:rPr>
+              <w:t>التنبؤ المالي</w:t>
+            </w:r>
+          </w:p>
+        </w:tc>
+        <w:tc>
+          <w:tcPr>
+            <w:tcW w:type="dxa" w:w="680"/>
+          </w:tcPr>
+          <w:p>
+            <w:pPr>
+              <w:bidi/>
+              <w:spacing w:after="40"/>
+              <w:jc w:val="right"/>
+            </w:pPr>
+            <w:r>
+              <w:rPr>
+                <w:rFonts w:ascii="Tahoma" w:hAnsi="Tahoma" w:cs="Tahoma" w:eastAsia="Tahoma"/>
+                <w:b w:val="0"/>
+                <w:sz w:val="20"/>
+                <w:rtl/>
+              </w:rPr>
+              <w:t>32</w:t>
+            </w:r>
+          </w:p>
+        </w:tc>
+        <w:tc>
+          <w:tcPr>
+            <w:tcW w:type="dxa" w:w="3969"/>
+          </w:tcPr>
+          <w:p>
+            <w:pPr>
+              <w:bidi/>
+              <w:spacing w:after="40"/>
+              <w:jc w:val="right"/>
+            </w:pPr>
+            <w:r>
+              <w:rPr>
+                <w:rFonts w:ascii="Tahoma" w:hAnsi="Tahoma" w:cs="Tahoma" w:eastAsia="Tahoma"/>
+                <w:b w:val="0"/>
+                <w:sz w:val="20"/>
+                <w:rtl/>
+              </w:rPr>
+              <w:t>الفواتير</w:t>
+            </w:r>
+          </w:p>
+        </w:tc>
+      </w:tr>
+      <w:tr>
+        <w:tc>
+          <w:tcPr>
+            <w:tcW w:type="dxa" w:w="680"/>
+          </w:tcPr>
+          <w:p>
+            <w:pPr>
+              <w:bidi/>
+              <w:spacing w:after="40"/>
+              <w:jc w:val="right"/>
+            </w:pPr>
+            <w:r>
+              <w:rPr>
+                <w:rFonts w:ascii="Tahoma" w:hAnsi="Tahoma" w:cs="Tahoma" w:eastAsia="Tahoma"/>
+                <w:b w:val="0"/>
+                <w:sz w:val="20"/>
+                <w:rtl/>
+              </w:rPr>
+              <w:t>15</w:t>
+            </w:r>
+          </w:p>
+        </w:tc>
+        <w:tc>
+          <w:tcPr>
+            <w:tcW w:type="dxa" w:w="3969"/>
+          </w:tcPr>
+          <w:p>
+            <w:pPr>
+              <w:bidi/>
+              <w:spacing w:after="40"/>
+              <w:jc w:val="right"/>
+            </w:pPr>
+            <w:r>
+              <w:rPr>
+                <w:rFonts w:ascii="Tahoma" w:hAnsi="Tahoma" w:cs="Tahoma" w:eastAsia="Tahoma"/>
+                <w:b w:val="0"/>
+                <w:sz w:val="20"/>
+                <w:rtl/>
+              </w:rPr>
+              <w:t>المعايير المرجعية</w:t>
+            </w:r>
+          </w:p>
+        </w:tc>
+        <w:tc>
+          <w:tcPr>
+            <w:tcW w:type="dxa" w:w="680"/>
+          </w:tcPr>
+          <w:p>
+            <w:pPr>
+              <w:bidi/>
+              <w:spacing w:after="40"/>
+              <w:jc w:val="right"/>
+            </w:pPr>
+            <w:r>
+              <w:rPr>
+                <w:rFonts w:ascii="Tahoma" w:hAnsi="Tahoma" w:cs="Tahoma" w:eastAsia="Tahoma"/>
+                <w:b w:val="0"/>
+                <w:sz w:val="20"/>
+                <w:rtl/>
+              </w:rPr>
+              <w:t>33</w:t>
+            </w:r>
+          </w:p>
+        </w:tc>
+        <w:tc>
+          <w:tcPr>
+            <w:tcW w:type="dxa" w:w="3969"/>
+          </w:tcPr>
+          <w:p>
+            <w:pPr>
+              <w:bidi/>
+              <w:spacing w:after="40"/>
+              <w:jc w:val="right"/>
+            </w:pPr>
+            <w:r>
+              <w:rPr>
+                <w:rFonts w:ascii="Tahoma" w:hAnsi="Tahoma" w:cs="Tahoma" w:eastAsia="Tahoma"/>
+                <w:b w:val="0"/>
+                <w:sz w:val="20"/>
+                <w:rtl/>
+              </w:rPr>
+              <w:t>المخزون</w:t>
+            </w:r>
+          </w:p>
+        </w:tc>
+      </w:tr>
+      <w:tr>
+        <w:tc>
+          <w:tcPr>
+            <w:tcW w:type="dxa" w:w="680"/>
+          </w:tcPr>
+          <w:p>
+            <w:pPr>
+              <w:bidi/>
+              <w:spacing w:after="40"/>
+              <w:jc w:val="right"/>
+            </w:pPr>
+            <w:r>
+              <w:rPr>
+                <w:rFonts w:ascii="Tahoma" w:hAnsi="Tahoma" w:cs="Tahoma" w:eastAsia="Tahoma"/>
+                <w:b w:val="0"/>
+                <w:sz w:val="20"/>
+                <w:rtl/>
+              </w:rPr>
+              <w:t>16</w:t>
+            </w:r>
+          </w:p>
+        </w:tc>
+        <w:tc>
+          <w:tcPr>
+            <w:tcW w:type="dxa" w:w="3969"/>
+          </w:tcPr>
+          <w:p>
+            <w:pPr>
+              <w:bidi/>
+              <w:spacing w:after="40"/>
+              <w:jc w:val="right"/>
+            </w:pPr>
+            <w:r>
+              <w:rPr>
+                <w:rFonts w:ascii="Tahoma" w:hAnsi="Tahoma" w:cs="Tahoma" w:eastAsia="Tahoma"/>
+                <w:b w:val="0"/>
+                <w:sz w:val="20"/>
+                <w:rtl/>
+              </w:rPr>
+              <w:t>تحليل السيناريوهات</w:t>
+            </w:r>
+          </w:p>
+        </w:tc>
+        <w:tc>
+          <w:tcPr>
+            <w:tcW w:type="dxa" w:w="680"/>
+          </w:tcPr>
+          <w:p>
+            <w:pPr>
+              <w:bidi/>
+              <w:spacing w:after="40"/>
+              <w:jc w:val="right"/>
+            </w:pPr>
+            <w:r>
+              <w:rPr>
+                <w:rFonts w:ascii="Tahoma" w:hAnsi="Tahoma" w:cs="Tahoma" w:eastAsia="Tahoma"/>
+                <w:b w:val="0"/>
+                <w:sz w:val="20"/>
+                <w:rtl/>
+              </w:rPr>
+              <w:t>34</w:t>
+            </w:r>
+          </w:p>
+        </w:tc>
+        <w:tc>
+          <w:tcPr>
+            <w:tcW w:type="dxa" w:w="3969"/>
+          </w:tcPr>
+          <w:p>
+            <w:pPr>
+              <w:bidi/>
+              <w:spacing w:after="40"/>
+              <w:jc w:val="right"/>
+            </w:pPr>
+            <w:r>
+              <w:rPr>
+                <w:rFonts w:ascii="Tahoma" w:hAnsi="Tahoma" w:cs="Tahoma" w:eastAsia="Tahoma"/>
+                <w:b w:val="0"/>
+                <w:sz w:val="20"/>
+                <w:rtl/>
+              </w:rPr>
+              <w:t>الرواتب والأجور</w:t>
+            </w:r>
+          </w:p>
+        </w:tc>
+      </w:tr>
+      <w:tr>
+        <w:tc>
+          <w:tcPr>
+            <w:tcW w:type="dxa" w:w="680"/>
+          </w:tcPr>
+          <w:p>
+            <w:pPr>
+              <w:bidi/>
+              <w:spacing w:after="40"/>
+              <w:jc w:val="right"/>
+            </w:pPr>
+            <w:r>
+              <w:rPr>
+                <w:rFonts w:ascii="Tahoma" w:hAnsi="Tahoma" w:cs="Tahoma" w:eastAsia="Tahoma"/>
+                <w:b w:val="0"/>
+                <w:sz w:val="20"/>
+                <w:rtl/>
+              </w:rPr>
+              <w:t>17</w:t>
+            </w:r>
+          </w:p>
+        </w:tc>
+        <w:tc>
+          <w:tcPr>
+            <w:tcW w:type="dxa" w:w="3969"/>
+          </w:tcPr>
+          <w:p>
+            <w:pPr>
+              <w:bidi/>
+              <w:spacing w:after="40"/>
+              <w:jc w:val="right"/>
+            </w:pPr>
+            <w:r>
+              <w:rPr>
+                <w:rFonts w:ascii="Tahoma" w:hAnsi="Tahoma" w:cs="Tahoma" w:eastAsia="Tahoma"/>
+                <w:b w:val="0"/>
+                <w:sz w:val="20"/>
+                <w:rtl/>
+              </w:rPr>
+              <w:t>التدفقات النقدية</w:t>
+            </w:r>
+          </w:p>
+        </w:tc>
+        <w:tc>
+          <w:tcPr>
+            <w:tcW w:type="dxa" w:w="680"/>
+          </w:tcPr>
+          <w:p>
+            <w:pPr>
+              <w:bidi/>
+              <w:spacing w:after="40"/>
+              <w:jc w:val="right"/>
+            </w:pPr>
+            <w:r>
+              <w:rPr>
+                <w:rFonts w:ascii="Tahoma" w:hAnsi="Tahoma" w:cs="Tahoma" w:eastAsia="Tahoma"/>
+                <w:b w:val="0"/>
+                <w:sz w:val="20"/>
+                <w:rtl/>
+              </w:rPr>
+              <w:t>35</w:t>
+            </w:r>
+          </w:p>
+        </w:tc>
+        <w:tc>
+          <w:tcPr>
+            <w:tcW w:type="dxa" w:w="3969"/>
+          </w:tcPr>
+          <w:p>
+            <w:pPr>
+              <w:bidi/>
+              <w:spacing w:after="40"/>
+              <w:jc w:val="right"/>
+            </w:pPr>
+            <w:r>
+              <w:rPr>
+                <w:rFonts w:ascii="Tahoma" w:hAnsi="Tahoma" w:cs="Tahoma" w:eastAsia="Tahoma"/>
+                <w:b w:val="0"/>
+                <w:sz w:val="20"/>
+                <w:rtl/>
+              </w:rPr>
+              <w:t>الميزانية</w:t>
+            </w:r>
+          </w:p>
+        </w:tc>
+      </w:tr>
+      <w:tr>
+        <w:tc>
+          <w:tcPr>
+            <w:tcW w:type="dxa" w:w="680"/>
+          </w:tcPr>
+          <w:p>
+            <w:pPr>
+              <w:bidi/>
+              <w:spacing w:after="40"/>
+              <w:jc w:val="right"/>
+            </w:pPr>
+            <w:r>
+              <w:rPr>
+                <w:rFonts w:ascii="Tahoma" w:hAnsi="Tahoma" w:cs="Tahoma" w:eastAsia="Tahoma"/>
+                <w:b w:val="0"/>
+                <w:sz w:val="20"/>
+                <w:rtl/>
+              </w:rPr>
+              <w:t>18</w:t>
+            </w:r>
+          </w:p>
+        </w:tc>
+        <w:tc>
+          <w:tcPr>
+            <w:tcW w:type="dxa" w:w="3969"/>
+          </w:tcPr>
+          <w:p>
+            <w:pPr>
+              <w:bidi/>
+              <w:spacing w:after="40"/>
+              <w:jc w:val="right"/>
+            </w:pPr>
+            <w:r>
+              <w:rPr>
+                <w:rFonts w:ascii="Tahoma" w:hAnsi="Tahoma" w:cs="Tahoma" w:eastAsia="Tahoma"/>
+                <w:b w:val="0"/>
+                <w:sz w:val="20"/>
+                <w:rtl/>
+              </w:rPr>
               <w:t>المقارنات المالية</w:t>
             </w:r>
           </w:p>
@@ -4934,7 +5486,6 @@
                 <w:sz w:val="20"/>
                 <w:rtl/>
               </w:rPr>
-              <w:t>28</w:t>
             </w:r>
           </w:p>
         </w:tc>
@@ -4955,7 +5506,6 @@
                 <w:sz w:val="20"/>
                 <w:rtl/>
               </w:rPr>
-              <w:t>المعاينة والتصدير</w:t>
             </w:r>
           </w:p>
         </w:tc>
@@ -5934,7 +6484,7 @@
           <w:sz w:val="22"/>
           <w:rtl/>
         </w:rPr>
-        <w:t>شملت جلسات التطوير الأخيرة (من v3.1.3 إلى v3.1.7) إضافة مجموعة من الميزات المتقدمة التي تُعدّ جوهر الابتكار في هذا المشروع:</w:t>
+        <w:t>شملت جلسات التطوير الأخيرة (من v3.1.3 إلى v3.1.8) إضافة مجموعة من الميزات المتقدمة التي تُعدّ جوهر الابتكار في هذا المشروع:</w:t>
       </w:r>
     </w:p>
     <w:p>
@@ -7112,7 +7662,7 @@
           <w:sz w:val="22"/>
           <w:rtl/>
         </w:rPr>
-        <w:t>1800 اختباراً ناجحاً + تغطية وحدات 100%</w:t>
+        <w:t>2020 اختباراً ناجحاً + تغطية وحدات 100%</w:t>
       </w:r>
     </w:p>
     <w:p>
@@ -7511,6 +8061,826 @@
       <w:pPr>
         <w:keepNext/>
         <w:bidi/>
+        <w:spacing w:before="200" w:after="120"/>
+        <w:jc w:val="right"/>
+      </w:pPr>
+      <w:r>
+        <w:rPr>
+          <w:rFonts w:ascii="Tahoma" w:hAnsi="Tahoma" w:cs="Tahoma" w:eastAsia="Tahoma"/>
+          <w:b/>
+          <w:color w:val="1E3A5F"/>
+          <w:sz w:val="26"/>
+          <w:rtl/>
+        </w:rPr>
+        <w:t>13.16 الشاشات المحاسبية الجديدة (شاشات 30–35)</w:t>
+      </w:r>
+    </w:p>
+    <w:p>
+      <w:pPr>
+        <w:bidi/>
+        <w:spacing w:after="120" w:before="0" w:line="276" w:lineRule="auto"/>
+        <w:jc w:val="right"/>
+      </w:pPr>
+      <w:r>
+        <w:rPr>
+          <w:rFonts w:ascii="Tahoma" w:hAnsi="Tahoma" w:cs="Tahoma" w:eastAsia="Tahoma"/>
+          <w:b w:val="0"/>
+          <w:sz w:val="22"/>
+          <w:rtl/>
+        </w:rPr>
+        <w:t>أُضيفت 6 شاشات محاسبية في الإصدار v3.1.8 تُكمل الدورة المحاسبية الأساسية:</w:t>
+      </w:r>
+    </w:p>
+    <w:p>
+      <w:pPr>
+        <w:bidi/>
+        <w:spacing w:after="60"/>
+        <w:ind w:left="454"/>
+        <w:jc w:val="right"/>
+      </w:pPr>
+      <w:r>
+        <w:rPr>
+          <w:rFonts w:ascii="Tahoma" w:hAnsi="Tahoma" w:cs="Tahoma" w:eastAsia="Tahoma"/>
+          <w:b/>
+          <w:sz w:val="22"/>
+          <w:rtl/>
+        </w:rPr>
+        <w:t xml:space="preserve">• </w:t>
+      </w:r>
+      <w:r>
+        <w:rPr>
+          <w:rFonts w:ascii="Tahoma" w:hAnsi="Tahoma" w:cs="Tahoma" w:eastAsia="Tahoma"/>
+          <w:b w:val="0"/>
+          <w:sz w:val="22"/>
+          <w:rtl/>
+        </w:rPr>
+        <w:t>ميزان المراجعة (30): أرصدة الحسابات مدينة/دائنة مع تسوية وأستاذ عام</w:t>
+      </w:r>
+    </w:p>
+    <w:p>
+      <w:pPr>
+        <w:bidi/>
+        <w:spacing w:after="60"/>
+        <w:ind w:left="454"/>
+        <w:jc w:val="right"/>
+      </w:pPr>
+      <w:r>
+        <w:rPr>
+          <w:rFonts w:ascii="Tahoma" w:hAnsi="Tahoma" w:cs="Tahoma" w:eastAsia="Tahoma"/>
+          <w:b/>
+          <w:sz w:val="22"/>
+          <w:rtl/>
+        </w:rPr>
+        <w:t xml:space="preserve">• </w:t>
+      </w:r>
+      <w:r>
+        <w:rPr>
+          <w:rFonts w:ascii="Tahoma" w:hAnsi="Tahoma" w:cs="Tahoma" w:eastAsia="Tahoma"/>
+          <w:b w:val="0"/>
+          <w:sz w:val="22"/>
+          <w:rtl/>
+        </w:rPr>
+        <w:t>الشركاء والعملاء (31): تقادم ديون العملاء والموردين وتحليل الملاءة</w:t>
+      </w:r>
+    </w:p>
+    <w:p>
+      <w:pPr>
+        <w:bidi/>
+        <w:spacing w:after="60"/>
+        <w:ind w:left="454"/>
+        <w:jc w:val="right"/>
+      </w:pPr>
+      <w:r>
+        <w:rPr>
+          <w:rFonts w:ascii="Tahoma" w:hAnsi="Tahoma" w:cs="Tahoma" w:eastAsia="Tahoma"/>
+          <w:b/>
+          <w:sz w:val="22"/>
+          <w:rtl/>
+        </w:rPr>
+        <w:t xml:space="preserve">• </w:t>
+      </w:r>
+      <w:r>
+        <w:rPr>
+          <w:rFonts w:ascii="Tahoma" w:hAnsi="Tahoma" w:cs="Tahoma" w:eastAsia="Tahoma"/>
+          <w:b w:val="0"/>
+          <w:sz w:val="22"/>
+          <w:rtl/>
+        </w:rPr>
+        <w:t>الفواتير (32): إدارة الفواتير مع حساب TVA وتقارير دورية</w:t>
+      </w:r>
+    </w:p>
+    <w:p>
+      <w:pPr>
+        <w:bidi/>
+        <w:spacing w:after="60"/>
+        <w:ind w:left="454"/>
+        <w:jc w:val="right"/>
+      </w:pPr>
+      <w:r>
+        <w:rPr>
+          <w:rFonts w:ascii="Tahoma" w:hAnsi="Tahoma" w:cs="Tahoma" w:eastAsia="Tahoma"/>
+          <w:b/>
+          <w:sz w:val="22"/>
+          <w:rtl/>
+        </w:rPr>
+        <w:t xml:space="preserve">• </w:t>
+      </w:r>
+      <w:r>
+        <w:rPr>
+          <w:rFonts w:ascii="Tahoma" w:hAnsi="Tahoma" w:cs="Tahoma" w:eastAsia="Tahoma"/>
+          <w:b w:val="0"/>
+          <w:sz w:val="22"/>
+          <w:rtl/>
+        </w:rPr>
+        <w:t>المخزون (33): جرد وتقييم المخزون بمتوسط التكلفة المتحرك</w:t>
+      </w:r>
+    </w:p>
+    <w:p>
+      <w:pPr>
+        <w:bidi/>
+        <w:spacing w:after="60"/>
+        <w:ind w:left="454"/>
+        <w:jc w:val="right"/>
+      </w:pPr>
+      <w:r>
+        <w:rPr>
+          <w:rFonts w:ascii="Tahoma" w:hAnsi="Tahoma" w:cs="Tahoma" w:eastAsia="Tahoma"/>
+          <w:b/>
+          <w:sz w:val="22"/>
+          <w:rtl/>
+        </w:rPr>
+        <w:t xml:space="preserve">• </w:t>
+      </w:r>
+      <w:r>
+        <w:rPr>
+          <w:rFonts w:ascii="Tahoma" w:hAnsi="Tahoma" w:cs="Tahoma" w:eastAsia="Tahoma"/>
+          <w:b w:val="0"/>
+          <w:sz w:val="22"/>
+          <w:rtl/>
+        </w:rPr>
+        <w:t>الرواتب والأجور (34): كشف الرواتب مع خصم CNAS وIRG وكشف سنوي</w:t>
+      </w:r>
+    </w:p>
+    <w:p>
+      <w:pPr>
+        <w:bidi/>
+        <w:spacing w:after="60"/>
+        <w:ind w:left="454"/>
+        <w:jc w:val="right"/>
+      </w:pPr>
+      <w:r>
+        <w:rPr>
+          <w:rFonts w:ascii="Tahoma" w:hAnsi="Tahoma" w:cs="Tahoma" w:eastAsia="Tahoma"/>
+          <w:b/>
+          <w:sz w:val="22"/>
+          <w:rtl/>
+        </w:rPr>
+        <w:t xml:space="preserve">• </w:t>
+      </w:r>
+      <w:r>
+        <w:rPr>
+          <w:rFonts w:ascii="Tahoma" w:hAnsi="Tahoma" w:cs="Tahoma" w:eastAsia="Tahoma"/>
+          <w:b w:val="0"/>
+          <w:sz w:val="22"/>
+          <w:rtl/>
+        </w:rPr>
+        <w:t>الميزانية (35): مقارنة فعلية/مخططة وانحرافات وتوقعات</w:t>
+      </w:r>
+    </w:p>
+    <w:p>
+      <w:pPr>
+        <w:keepNext/>
+        <w:bidi/>
+        <w:spacing w:before="200" w:after="120"/>
+        <w:jc w:val="right"/>
+      </w:pPr>
+      <w:r>
+        <w:rPr>
+          <w:rFonts w:ascii="Tahoma" w:hAnsi="Tahoma" w:cs="Tahoma" w:eastAsia="Tahoma"/>
+          <w:b/>
+          <w:color w:val="1E3A5F"/>
+          <w:sz w:val="26"/>
+          <w:rtl/>
+        </w:rPr>
+        <w:t>13.17 نظام السنوات الجبائية (2025/2026)</w:t>
+      </w:r>
+    </w:p>
+    <w:p>
+      <w:pPr>
+        <w:bidi/>
+        <w:spacing w:after="120" w:before="0" w:line="276" w:lineRule="auto"/>
+        <w:jc w:val="right"/>
+      </w:pPr>
+      <w:r>
+        <w:rPr>
+          <w:rFonts w:ascii="Tahoma" w:hAnsi="Tahoma" w:cs="Tahoma" w:eastAsia="Tahoma"/>
+          <w:b w:val="0"/>
+          <w:sz w:val="22"/>
+          <w:rtl/>
+        </w:rPr>
+        <w:t>أُضيف نظام إدارة السنوات الجبائية لتمكين المحاسب من العمل على الإعدادات الضريبية للسنة المختارة، استناداً إلى نشرة DGI الرسمية لسنة 2026:</w:t>
+      </w:r>
+    </w:p>
+    <w:p>
+      <w:pPr>
+        <w:bidi/>
+        <w:spacing w:after="60"/>
+        <w:ind w:left="454"/>
+        <w:jc w:val="right"/>
+      </w:pPr>
+      <w:r>
+        <w:rPr>
+          <w:rFonts w:ascii="Tahoma" w:hAnsi="Tahoma" w:cs="Tahoma" w:eastAsia="Tahoma"/>
+          <w:b/>
+          <w:sz w:val="22"/>
+          <w:rtl/>
+        </w:rPr>
+        <w:t xml:space="preserve">• </w:t>
+      </w:r>
+      <w:r>
+        <w:rPr>
+          <w:rFonts w:ascii="Tahoma" w:hAnsi="Tahoma" w:cs="Tahoma" w:eastAsia="Tahoma"/>
+          <w:b w:val="0"/>
+          <w:sz w:val="22"/>
+          <w:rtl/>
+        </w:rPr>
+        <w:t>ملفا tax_config_2025.json (مرجعي) وtax_config_2026.json (وفق النشرة الجديدة)</w:t>
+      </w:r>
+    </w:p>
+    <w:p>
+      <w:pPr>
+        <w:bidi/>
+        <w:spacing w:after="60"/>
+        <w:ind w:left="454"/>
+        <w:jc w:val="right"/>
+      </w:pPr>
+      <w:r>
+        <w:rPr>
+          <w:rFonts w:ascii="Tahoma" w:hAnsi="Tahoma" w:cs="Tahoma" w:eastAsia="Tahoma"/>
+          <w:b/>
+          <w:sz w:val="22"/>
+          <w:rtl/>
+        </w:rPr>
+        <w:t xml:space="preserve">• </w:t>
+      </w:r>
+      <w:r>
+        <w:rPr>
+          <w:rFonts w:ascii="Tahoma" w:hAnsi="Tahoma" w:cs="Tahoma" w:eastAsia="Tahoma"/>
+          <w:b w:val="0"/>
+          <w:sz w:val="22"/>
+          <w:rtl/>
+        </w:rPr>
+        <w:t>شرائح IRG 2026 محدّثة: 0% / 23% / 27% / 30% / 33% / 35%</w:t>
+      </w:r>
+    </w:p>
+    <w:p>
+      <w:pPr>
+        <w:bidi/>
+        <w:spacing w:after="60"/>
+        <w:ind w:left="454"/>
+        <w:jc w:val="right"/>
+      </w:pPr>
+      <w:r>
+        <w:rPr>
+          <w:rFonts w:ascii="Tahoma" w:hAnsi="Tahoma" w:cs="Tahoma" w:eastAsia="Tahoma"/>
+          <w:b/>
+          <w:sz w:val="22"/>
+          <w:rtl/>
+        </w:rPr>
+        <w:t xml:space="preserve">• </w:t>
+      </w:r>
+      <w:r>
+        <w:rPr>
+          <w:rFonts w:ascii="Tahoma" w:hAnsi="Tahoma" w:cs="Tahoma" w:eastAsia="Tahoma"/>
+          <w:b w:val="0"/>
+          <w:sz w:val="22"/>
+          <w:rtl/>
+        </w:rPr>
+        <w:t>إضافة IFU (0.5% / 5% / 12% بحد أدنى 30,000 دج)</w:t>
+      </w:r>
+    </w:p>
+    <w:p>
+      <w:pPr>
+        <w:bidi/>
+        <w:spacing w:after="60"/>
+        <w:ind w:left="454"/>
+        <w:jc w:val="right"/>
+      </w:pPr>
+      <w:r>
+        <w:rPr>
+          <w:rFonts w:ascii="Tahoma" w:hAnsi="Tahoma" w:cs="Tahoma" w:eastAsia="Tahoma"/>
+          <w:b/>
+          <w:sz w:val="22"/>
+          <w:rtl/>
+        </w:rPr>
+        <w:t xml:space="preserve">• </w:t>
+      </w:r>
+      <w:r>
+        <w:rPr>
+          <w:rFonts w:ascii="Tahoma" w:hAnsi="Tahoma" w:cs="Tahoma" w:eastAsia="Tahoma"/>
+          <w:b w:val="0"/>
+          <w:sz w:val="22"/>
+          <w:rtl/>
+        </w:rPr>
+        <w:t>رسم التكوين والتمهين (1%+1% خصم بالإنفاق)</w:t>
+      </w:r>
+    </w:p>
+    <w:p>
+      <w:pPr>
+        <w:bidi/>
+        <w:spacing w:after="60"/>
+        <w:ind w:left="454"/>
+        <w:jc w:val="right"/>
+      </w:pPr>
+      <w:r>
+        <w:rPr>
+          <w:rFonts w:ascii="Tahoma" w:hAnsi="Tahoma" w:cs="Tahoma" w:eastAsia="Tahoma"/>
+          <w:b/>
+          <w:sz w:val="22"/>
+          <w:rtl/>
+        </w:rPr>
+        <w:t xml:space="preserve">• </w:t>
+      </w:r>
+      <w:r>
+        <w:rPr>
+          <w:rFonts w:ascii="Tahoma" w:hAnsi="Tahoma" w:cs="Tahoma" w:eastAsia="Tahoma"/>
+          <w:b w:val="0"/>
+          <w:sz w:val="22"/>
+          <w:rtl/>
+        </w:rPr>
+        <w:t>اقتطاع الإيجارات (7%/15%/مؤقت 7% فوق 1.8M)</w:t>
+      </w:r>
+    </w:p>
+    <w:p>
+      <w:pPr>
+        <w:bidi/>
+        <w:spacing w:after="60"/>
+        <w:ind w:left="454"/>
+        <w:jc w:val="right"/>
+      </w:pPr>
+      <w:r>
+        <w:rPr>
+          <w:rFonts w:ascii="Tahoma" w:hAnsi="Tahoma" w:cs="Tahoma" w:eastAsia="Tahoma"/>
+          <w:b/>
+          <w:sz w:val="22"/>
+          <w:rtl/>
+        </w:rPr>
+        <w:t xml:space="preserve">• </w:t>
+      </w:r>
+      <w:r>
+        <w:rPr>
+          <w:rFonts w:ascii="Tahoma" w:hAnsi="Tahoma" w:cs="Tahoma" w:eastAsia="Tahoma"/>
+          <w:b w:val="0"/>
+          <w:sz w:val="22"/>
+          <w:rtl/>
+        </w:rPr>
+        <w:t>تبويب «سنوات النظام» في TaxView: مبدّل سنوات + محرر JSON + حاسبات</w:t>
+      </w:r>
+    </w:p>
+    <w:p>
+      <w:pPr>
+        <w:keepNext/>
+        <w:bidi/>
+        <w:spacing w:before="200" w:after="120"/>
+        <w:jc w:val="right"/>
+      </w:pPr>
+      <w:r>
+        <w:rPr>
+          <w:rFonts w:ascii="Tahoma" w:hAnsi="Tahoma" w:cs="Tahoma" w:eastAsia="Tahoma"/>
+          <w:b/>
+          <w:color w:val="1E3A5F"/>
+          <w:sz w:val="26"/>
+          <w:rtl/>
+        </w:rPr>
+        <w:t>13.18 الوحدات التجارية (Licensing + Encryption + Entitlement)</w:t>
+      </w:r>
+    </w:p>
+    <w:p>
+      <w:pPr>
+        <w:bidi/>
+        <w:spacing w:after="120" w:before="0" w:line="276" w:lineRule="auto"/>
+        <w:jc w:val="right"/>
+      </w:pPr>
+      <w:r>
+        <w:rPr>
+          <w:rFonts w:ascii="Tahoma" w:hAnsi="Tahoma" w:cs="Tahoma" w:eastAsia="Tahoma"/>
+          <w:b w:val="0"/>
+          <w:sz w:val="22"/>
+          <w:rtl/>
+        </w:rPr>
+        <w:t>أُضيفت ثلاث وحدات تجارية في إطار حماية المنتج وتأمينه:</w:t>
+      </w:r>
+    </w:p>
+    <w:p>
+      <w:pPr>
+        <w:bidi/>
+        <w:spacing w:after="60"/>
+        <w:ind w:left="454"/>
+        <w:jc w:val="right"/>
+      </w:pPr>
+      <w:r>
+        <w:rPr>
+          <w:rFonts w:ascii="Tahoma" w:hAnsi="Tahoma" w:cs="Tahoma" w:eastAsia="Tahoma"/>
+          <w:b/>
+          <w:sz w:val="22"/>
+          <w:rtl/>
+        </w:rPr>
+        <w:t xml:space="preserve">• </w:t>
+      </w:r>
+      <w:r>
+        <w:rPr>
+          <w:rFonts w:ascii="Tahoma" w:hAnsi="Tahoma" w:cs="Tahoma" w:eastAsia="Tahoma"/>
+          <w:b w:val="0"/>
+          <w:sz w:val="22"/>
+          <w:rtl/>
+        </w:rPr>
+        <w:t>Module 1 – الترخيص (commercial/licensing/): مفاتيح RSA-2048 بتوقيع PKCS1v15 SHA-256 + تثبيت على عتاد المستخدم (MAC+CPU+Disk → SHA-256) + مهلة 14 يوماً ثم read-only + طبقات FREE/PRO/ENTERPRISE</w:t>
+      </w:r>
+    </w:p>
+    <w:p>
+      <w:pPr>
+        <w:bidi/>
+        <w:spacing w:after="60"/>
+        <w:ind w:left="454"/>
+        <w:jc w:val="right"/>
+      </w:pPr>
+      <w:r>
+        <w:rPr>
+          <w:rFonts w:ascii="Tahoma" w:hAnsi="Tahoma" w:cs="Tahoma" w:eastAsia="Tahoma"/>
+          <w:b/>
+          <w:sz w:val="22"/>
+          <w:rtl/>
+        </w:rPr>
+        <w:t xml:space="preserve">• </w:t>
+      </w:r>
+      <w:r>
+        <w:rPr>
+          <w:rFonts w:ascii="Tahoma" w:hAnsi="Tahoma" w:cs="Tahoma" w:eastAsia="Tahoma"/>
+          <w:b w:val="0"/>
+          <w:sz w:val="22"/>
+          <w:rtl/>
+        </w:rPr>
+        <w:t>Module 2 – التشفير (commercial/encryption/): Argon2id من cryptography المدمج + تنسيق SACF1 (AES-256-GCM: الـ tag يصادق الرأس كاملاً) + دعم توافق القديم PBKDF2</w:t>
+      </w:r>
+    </w:p>
+    <w:p>
+      <w:pPr>
+        <w:bidi/>
+        <w:spacing w:after="60"/>
+        <w:ind w:left="454"/>
+        <w:jc w:val="right"/>
+      </w:pPr>
+      <w:r>
+        <w:rPr>
+          <w:rFonts w:ascii="Tahoma" w:hAnsi="Tahoma" w:cs="Tahoma" w:eastAsia="Tahoma"/>
+          <w:b/>
+          <w:sz w:val="22"/>
+          <w:rtl/>
+        </w:rPr>
+        <w:t xml:space="preserve">• </w:t>
+      </w:r>
+      <w:r>
+        <w:rPr>
+          <w:rFonts w:ascii="Tahoma" w:hAnsi="Tahoma" w:cs="Tahoma" w:eastAsia="Tahoma"/>
+          <w:b w:val="0"/>
+          <w:sz w:val="22"/>
+          <w:rtl/>
+        </w:rPr>
+        <w:t>Module 3 – البوابات (commercial/entitlement.py): current_tier()/feature_allowed()/set_store() — بوابات مفعّلة: cloud_sync على PRO، ai_unlimited على ENTERPRISE</w:t>
+      </w:r>
+    </w:p>
+    <w:p>
+      <w:pPr>
+        <w:keepNext/>
+        <w:bidi/>
+        <w:spacing w:before="200" w:after="120"/>
+        <w:jc w:val="right"/>
+      </w:pPr>
+      <w:r>
+        <w:rPr>
+          <w:rFonts w:ascii="Tahoma" w:hAnsi="Tahoma" w:cs="Tahoma" w:eastAsia="Tahoma"/>
+          <w:b/>
+          <w:color w:val="1E3A5F"/>
+          <w:sz w:val="26"/>
+          <w:rtl/>
+        </w:rPr>
+        <w:t>13.19 حفظ الجلسة المشفّر (Remember Me)</w:t>
+      </w:r>
+    </w:p>
+    <w:p>
+      <w:pPr>
+        <w:bidi/>
+        <w:spacing w:after="120" w:before="0" w:line="276" w:lineRule="auto"/>
+        <w:jc w:val="right"/>
+      </w:pPr>
+      <w:r>
+        <w:rPr>
+          <w:rFonts w:ascii="Tahoma" w:hAnsi="Tahoma" w:cs="Tahoma" w:eastAsia="Tahoma"/>
+          <w:b w:val="0"/>
+          <w:sz w:val="22"/>
+          <w:rtl/>
+        </w:rPr>
+        <w:t>ميزة «تذكرني» في شاشة الدخول تحفظ الجلسة بتشفير AES-256-GCM بمفتاح SHA-256 لبصمة العتاد (hardware_id.fingerprint):</w:t>
+      </w:r>
+    </w:p>
+    <w:p>
+      <w:pPr>
+        <w:bidi/>
+        <w:spacing w:after="60"/>
+        <w:ind w:left="454"/>
+        <w:jc w:val="right"/>
+      </w:pPr>
+      <w:r>
+        <w:rPr>
+          <w:rFonts w:ascii="Tahoma" w:hAnsi="Tahoma" w:cs="Tahoma" w:eastAsia="Tahoma"/>
+          <w:b/>
+          <w:sz w:val="22"/>
+          <w:rtl/>
+        </w:rPr>
+        <w:t xml:space="preserve">• </w:t>
+      </w:r>
+      <w:r>
+        <w:rPr>
+          <w:rFonts w:ascii="Tahoma" w:hAnsi="Tahoma" w:cs="Tahoma" w:eastAsia="Tahoma"/>
+          <w:b w:val="0"/>
+          <w:sz w:val="22"/>
+          <w:rtl/>
+        </w:rPr>
+        <w:t>كلمة السر لا تُكتب نصاً أبداً — تعمل على جهاز التخزين فقط</w:t>
+      </w:r>
+    </w:p>
+    <w:p>
+      <w:pPr>
+        <w:bidi/>
+        <w:spacing w:after="60"/>
+        <w:ind w:left="454"/>
+        <w:jc w:val="right"/>
+      </w:pPr>
+      <w:r>
+        <w:rPr>
+          <w:rFonts w:ascii="Tahoma" w:hAnsi="Tahoma" w:cs="Tahoma" w:eastAsia="Tahoma"/>
+          <w:b/>
+          <w:sz w:val="22"/>
+          <w:rtl/>
+        </w:rPr>
+        <w:t xml:space="preserve">• </w:t>
+      </w:r>
+      <w:r>
+        <w:rPr>
+          <w:rFonts w:ascii="Tahoma" w:hAnsi="Tahoma" w:cs="Tahoma" w:eastAsia="Tahoma"/>
+          <w:b w:val="0"/>
+          <w:sz w:val="22"/>
+          <w:rtl/>
+        </w:rPr>
+        <w:t>الجهاز الآخر: إكمال تلقائي للبريد وفشل آمن</w:t>
+      </w:r>
+    </w:p>
+    <w:p>
+      <w:pPr>
+        <w:bidi/>
+        <w:spacing w:after="60"/>
+        <w:ind w:left="454"/>
+        <w:jc w:val="right"/>
+      </w:pPr>
+      <w:r>
+        <w:rPr>
+          <w:rFonts w:ascii="Tahoma" w:hAnsi="Tahoma" w:cs="Tahoma" w:eastAsia="Tahoma"/>
+          <w:b/>
+          <w:sz w:val="22"/>
+          <w:rtl/>
+        </w:rPr>
+        <w:t xml:space="preserve">• </w:t>
+      </w:r>
+      <w:r>
+        <w:rPr>
+          <w:rFonts w:ascii="Tahoma" w:hAnsi="Tahoma" w:cs="Tahoma" w:eastAsia="Tahoma"/>
+          <w:b w:val="0"/>
+          <w:sz w:val="22"/>
+          <w:rtl/>
+        </w:rPr>
+        <w:t>حراسة تلقائية: لا تسجيل تلقائي عند must_change_password/2FA/كلمة خاطئة</w:t>
+      </w:r>
+    </w:p>
+    <w:p>
+      <w:pPr>
+        <w:bidi/>
+        <w:spacing w:after="60"/>
+        <w:ind w:left="454"/>
+        <w:jc w:val="right"/>
+      </w:pPr>
+      <w:r>
+        <w:rPr>
+          <w:rFonts w:ascii="Tahoma" w:hAnsi="Tahoma" w:cs="Tahoma" w:eastAsia="Tahoma"/>
+          <w:b/>
+          <w:sz w:val="22"/>
+          <w:rtl/>
+        </w:rPr>
+        <w:t xml:space="preserve">• </w:t>
+      </w:r>
+      <w:r>
+        <w:rPr>
+          <w:rFonts w:ascii="Tahoma" w:hAnsi="Tahoma" w:cs="Tahoma" w:eastAsia="Tahoma"/>
+          <w:b w:val="0"/>
+          <w:sz w:val="22"/>
+          <w:rtl/>
+        </w:rPr>
+        <w:t>تسجيل الخروج يمسح كلمة السر المخزّنة فقط (يبقي البريد)</w:t>
+      </w:r>
+    </w:p>
+    <w:p>
+      <w:pPr>
+        <w:keepNext/>
+        <w:bidi/>
+        <w:spacing w:before="200" w:after="120"/>
+        <w:jc w:val="right"/>
+      </w:pPr>
+      <w:r>
+        <w:rPr>
+          <w:rFonts w:ascii="Tahoma" w:hAnsi="Tahoma" w:cs="Tahoma" w:eastAsia="Tahoma"/>
+          <w:b/>
+          <w:color w:val="1E3A5F"/>
+          <w:sz w:val="26"/>
+          <w:rtl/>
+        </w:rPr>
+        <w:t>13.20 تنظيم وتوحيد الواجهة (v3.1.8)</w:t>
+      </w:r>
+    </w:p>
+    <w:p>
+      <w:pPr>
+        <w:bidi/>
+        <w:spacing w:after="120" w:before="0" w:line="276" w:lineRule="auto"/>
+        <w:jc w:val="right"/>
+      </w:pPr>
+      <w:r>
+        <w:rPr>
+          <w:rFonts w:ascii="Tahoma" w:hAnsi="Tahoma" w:cs="Tahoma" w:eastAsia="Tahoma"/>
+          <w:b w:val="0"/>
+          <w:sz w:val="22"/>
+          <w:rtl/>
+        </w:rPr>
+        <w:t>شملت جلسات v3.1.8 تنظيم الواجهة بشكل شامل لمعالجة ملاحظات المستخدمين:</w:t>
+      </w:r>
+    </w:p>
+    <w:p>
+      <w:pPr>
+        <w:bidi/>
+        <w:spacing w:after="60"/>
+        <w:ind w:left="454"/>
+        <w:jc w:val="right"/>
+      </w:pPr>
+      <w:r>
+        <w:rPr>
+          <w:rFonts w:ascii="Tahoma" w:hAnsi="Tahoma" w:cs="Tahoma" w:eastAsia="Tahoma"/>
+          <w:b/>
+          <w:sz w:val="22"/>
+          <w:rtl/>
+        </w:rPr>
+        <w:t xml:space="preserve">• </w:t>
+      </w:r>
+      <w:r>
+        <w:rPr>
+          <w:rFonts w:ascii="Tahoma" w:hAnsi="Tahoma" w:cs="Tahoma" w:eastAsia="Tahoma"/>
+          <w:b w:val="0"/>
+          <w:sz w:val="22"/>
+          <w:rtl/>
+        </w:rPr>
+        <w:t>الشريط الجانبي المجمّع: 6 مجموعات (رئيسي/محاسبة/تحليل/جباية/أدوات/نظام) بعناوين غير قابلة للنقر</w:t>
+      </w:r>
+    </w:p>
+    <w:p>
+      <w:pPr>
+        <w:bidi/>
+        <w:spacing w:after="60"/>
+        <w:ind w:left="454"/>
+        <w:jc w:val="right"/>
+      </w:pPr>
+      <w:r>
+        <w:rPr>
+          <w:rFonts w:ascii="Tahoma" w:hAnsi="Tahoma" w:cs="Tahoma" w:eastAsia="Tahoma"/>
+          <w:b/>
+          <w:sz w:val="22"/>
+          <w:rtl/>
+        </w:rPr>
+        <w:t xml:space="preserve">• </w:t>
+      </w:r>
+      <w:r>
+        <w:rPr>
+          <w:rFonts w:ascii="Tahoma" w:hAnsi="Tahoma" w:cs="Tahoma" w:eastAsia="Tahoma"/>
+          <w:b w:val="0"/>
+          <w:sz w:val="22"/>
+          <w:rtl/>
+        </w:rPr>
+        <w:t>نافذة متكيفة: حجم النافذة يتكيف مع دقة الشاشة تلقائياً عبر availableGeometry()</w:t>
+      </w:r>
+    </w:p>
+    <w:p>
+      <w:pPr>
+        <w:bidi/>
+        <w:spacing w:after="60"/>
+        <w:ind w:left="454"/>
+        <w:jc w:val="right"/>
+      </w:pPr>
+      <w:r>
+        <w:rPr>
+          <w:rFonts w:ascii="Tahoma" w:hAnsi="Tahoma" w:cs="Tahoma" w:eastAsia="Tahoma"/>
+          <w:b/>
+          <w:sz w:val="22"/>
+          <w:rtl/>
+        </w:rPr>
+        <w:t xml:space="preserve">• </w:t>
+      </w:r>
+      <w:r>
+        <w:rPr>
+          <w:rFonts w:ascii="Tahoma" w:hAnsi="Tahoma" w:cs="Tahoma" w:eastAsia="Tahoma"/>
+          <w:b w:val="0"/>
+          <w:sz w:val="22"/>
+          <w:rtl/>
+        </w:rPr>
+        <w:t>شريط حالة 40px مع ملصق إصدار دائم v3.1.8</w:t>
+      </w:r>
+    </w:p>
+    <w:p>
+      <w:pPr>
+        <w:bidi/>
+        <w:spacing w:after="60"/>
+        <w:ind w:left="454"/>
+        <w:jc w:val="right"/>
+      </w:pPr>
+      <w:r>
+        <w:rPr>
+          <w:rFonts w:ascii="Tahoma" w:hAnsi="Tahoma" w:cs="Tahoma" w:eastAsia="Tahoma"/>
+          <w:b/>
+          <w:sz w:val="22"/>
+          <w:rtl/>
+        </w:rPr>
+        <w:t xml:space="preserve">• </w:t>
+      </w:r>
+      <w:r>
+        <w:rPr>
+          <w:rFonts w:ascii="Tahoma" w:hAnsi="Tahoma" w:cs="Tahoma" w:eastAsia="Tahoma"/>
+          <w:b w:val="0"/>
+          <w:sz w:val="22"/>
+          <w:rtl/>
+        </w:rPr>
+        <w:t>توحيد ارتفاعات العناصر: حقول وأزرار 40px، صفوف جداول 44px عبر كل الشاشات الـ35</w:t>
+      </w:r>
+    </w:p>
+    <w:p>
+      <w:pPr>
+        <w:bidi/>
+        <w:spacing w:after="60"/>
+        <w:ind w:left="454"/>
+        <w:jc w:val="right"/>
+      </w:pPr>
+      <w:r>
+        <w:rPr>
+          <w:rFonts w:ascii="Tahoma" w:hAnsi="Tahoma" w:cs="Tahoma" w:eastAsia="Tahoma"/>
+          <w:b/>
+          <w:sz w:val="22"/>
+          <w:rtl/>
+        </w:rPr>
+        <w:t xml:space="preserve">• </w:t>
+      </w:r>
+      <w:r>
+        <w:rPr>
+          <w:rFonts w:ascii="Tahoma" w:hAnsi="Tahoma" w:cs="Tahoma" w:eastAsia="Tahoma"/>
+          <w:b w:val="0"/>
+          <w:sz w:val="22"/>
+          <w:rtl/>
+        </w:rPr>
+        <w:t>توحيد الهوامش والتباعد: CARD_MARGINS (16,12,16,12) للبطاقات + (15,20,15,15) للمجموعات</w:t>
+      </w:r>
+    </w:p>
+    <w:p>
+      <w:pPr>
+        <w:bidi/>
+        <w:spacing w:after="60"/>
+        <w:ind w:left="454"/>
+        <w:jc w:val="right"/>
+      </w:pPr>
+      <w:r>
+        <w:rPr>
+          <w:rFonts w:ascii="Tahoma" w:hAnsi="Tahoma" w:cs="Tahoma" w:eastAsia="Tahoma"/>
+          <w:b/>
+          <w:sz w:val="22"/>
+          <w:rtl/>
+        </w:rPr>
+        <w:t xml:space="preserve">• </w:t>
+      </w:r>
+      <w:r>
+        <w:rPr>
+          <w:rFonts w:ascii="Tahoma" w:hAnsi="Tahoma" w:cs="Tahoma" w:eastAsia="Tahoma"/>
+          <w:b w:val="0"/>
+          <w:sz w:val="22"/>
+          <w:rtl/>
+        </w:rPr>
+        <w:t>إصلاح ترميز اللغة العربية في settings_view وإصلاح تداخل الحقول في tax_view</w:t>
+      </w:r>
+    </w:p>
+    <w:p>
+      <w:pPr>
+        <w:keepNext/>
+        <w:bidi/>
         <w:spacing w:before="280" w:after="160"/>
         <w:jc w:val="right"/>
         <w:pBdr>
@@ -7541,7 +8911,7 @@
           <w:sz w:val="22"/>
           <w:rtl/>
         </w:rPr>
-        <w:t>تم تطوير 1229 اختبار وحدة موزعة على 45 ملف اختبار، تغطي جميع مكونات النظام، عبر `python -m pytest tests -q` (و1090 عبر unittest).</w:t>
+        <w:t>تم تطوير 2020 اختباراً موزعة على 65 ملف اختبار، تغطي جميع مكونات النظام، عبر `python -m pytest tests -q`.</w:t>
       </w:r>
     </w:p>
     <w:p>
@@ -7593,890 +8963,258 @@
           <w:sz w:val="26"/>
           <w:rtl/>
         </w:rPr>
-        <w:t>14.2 ملفات الاختبار الجديدة</w:t>
-      </w:r>
-    </w:p>
-    <w:tbl>
-      <w:tblPr>
-        <w:tblStyle w:val="TableGrid"/>
-        <w:tblW w:type="auto" w:w="0"/>
-        <w:tblLook w:firstColumn="1" w:firstRow="1" w:lastColumn="0" w:lastRow="0" w:noHBand="0" w:noVBand="1" w:val="04A0"/>
-      </w:tblPr>
-      <w:tblGrid>
-        <w:gridCol w:w="2493"/>
-        <w:gridCol w:w="2493"/>
-        <w:gridCol w:w="2493"/>
-        <w:gridCol w:w="2493"/>
-      </w:tblGrid>
-      <w:tr>
-        <w:tc>
-          <w:tcPr>
-            <w:tcW w:type="dxa" w:w="2948"/>
-            <w:shd w:val="clear" w:fill="1F7A33"/>
-          </w:tcPr>
-          <w:p>
-            <w:pPr>
-              <w:bidi/>
-              <w:spacing w:after="40"/>
-              <w:jc w:val="right"/>
-            </w:pPr>
-            <w:r>
-              <w:rPr>
-                <w:rFonts w:ascii="Tahoma" w:hAnsi="Tahoma" w:cs="Tahoma" w:eastAsia="Tahoma"/>
-                <w:b/>
-                <w:sz w:val="20"/>
-                <w:rtl/>
-              </w:rPr>
-              <w:t>ملف الاختبار</w:t>
-            </w:r>
-          </w:p>
-        </w:tc>
-        <w:tc>
-          <w:tcPr>
-            <w:tcW w:type="dxa" w:w="3402"/>
-            <w:shd w:val="clear" w:fill="1F7A33"/>
-          </w:tcPr>
-          <w:p>
-            <w:pPr>
-              <w:bidi/>
-              <w:spacing w:after="40"/>
-              <w:jc w:val="right"/>
-            </w:pPr>
-            <w:r>
-              <w:rPr>
-                <w:rFonts w:ascii="Tahoma" w:hAnsi="Tahoma" w:cs="Tahoma" w:eastAsia="Tahoma"/>
-                <w:b/>
-                <w:sz w:val="20"/>
-                <w:rtl/>
-              </w:rPr>
-              <w:t>الوحدات المغطاة</w:t>
-            </w:r>
-          </w:p>
-        </w:tc>
-        <w:tc>
-          <w:tcPr>
-            <w:tcW w:type="dxa" w:w="2948"/>
-            <w:shd w:val="clear" w:fill="1F7A33"/>
-          </w:tcPr>
-          <w:p>
-            <w:pPr>
-              <w:bidi/>
-              <w:spacing w:after="40"/>
-              <w:jc w:val="right"/>
-            </w:pPr>
-            <w:r>
-              <w:rPr>
-                <w:rFonts w:ascii="Tahoma" w:hAnsi="Tahoma" w:cs="Tahoma" w:eastAsia="Tahoma"/>
-                <w:b/>
-                <w:sz w:val="20"/>
-                <w:rtl/>
-              </w:rPr>
-              <w:t>ملف الاختبار</w:t>
-            </w:r>
-          </w:p>
-        </w:tc>
-        <w:tc>
-          <w:tcPr>
-            <w:tcW w:type="dxa" w:w="3402"/>
-            <w:shd w:val="clear" w:fill="1F7A33"/>
-          </w:tcPr>
-          <w:p>
-            <w:pPr>
-              <w:bidi/>
-              <w:spacing w:after="40"/>
-              <w:jc w:val="right"/>
-            </w:pPr>
-            <w:r>
-              <w:rPr>
-                <w:rFonts w:ascii="Tahoma" w:hAnsi="Tahoma" w:cs="Tahoma" w:eastAsia="Tahoma"/>
-                <w:b/>
-                <w:sz w:val="20"/>
-                <w:rtl/>
-              </w:rPr>
-              <w:t>الوحدات المغطاة</w:t>
-            </w:r>
-          </w:p>
-        </w:tc>
-      </w:tr>
-      <w:tr>
-        <w:tc>
-          <w:tcPr>
-            <w:tcW w:type="dxa" w:w="2948"/>
-          </w:tcPr>
-          <w:p>
-            <w:pPr>
-              <w:bidi/>
-              <w:spacing w:after="40"/>
-              <w:jc w:val="right"/>
-            </w:pPr>
-            <w:r>
-              <w:rPr>
-                <w:rFonts w:ascii="Tahoma" w:hAnsi="Tahoma" w:cs="Tahoma" w:eastAsia="Tahoma"/>
-                <w:b w:val="0"/>
-                <w:sz w:val="20"/>
-                <w:rtl/>
-              </w:rPr>
-              <w:t>test_edge_errors</w:t>
-            </w:r>
-          </w:p>
-        </w:tc>
-        <w:tc>
-          <w:tcPr>
-            <w:tcW w:type="dxa" w:w="3402"/>
-          </w:tcPr>
-          <w:p>
-            <w:pPr>
-              <w:bidi/>
-              <w:spacing w:after="40"/>
-              <w:jc w:val="right"/>
-            </w:pPr>
-            <w:r>
-              <w:rPr>
-                <w:rFonts w:ascii="Tahoma" w:hAnsi="Tahoma" w:cs="Tahoma" w:eastAsia="Tahoma"/>
-                <w:b w:val="0"/>
-                <w:sz w:val="20"/>
-                <w:rtl/>
-              </w:rPr>
-              <w:t>edge/error للميزات الست</w:t>
-            </w:r>
-          </w:p>
-        </w:tc>
-        <w:tc>
-          <w:tcPr>
-            <w:tcW w:type="dxa" w:w="2948"/>
-          </w:tcPr>
-          <w:p>
-            <w:pPr>
-              <w:bidi/>
-              <w:spacing w:after="40"/>
-              <w:jc w:val="right"/>
-            </w:pPr>
-            <w:r>
-              <w:rPr>
-                <w:rFonts w:ascii="Tahoma" w:hAnsi="Tahoma" w:cs="Tahoma" w:eastAsia="Tahoma"/>
-                <w:b w:val="0"/>
-                <w:sz w:val="20"/>
-                <w:rtl/>
-              </w:rPr>
-              <w:t>test_importers</w:t>
-            </w:r>
-          </w:p>
-        </w:tc>
-        <w:tc>
-          <w:tcPr>
-            <w:tcW w:type="dxa" w:w="3402"/>
-          </w:tcPr>
-          <w:p>
-            <w:pPr>
-              <w:bidi/>
-              <w:spacing w:after="40"/>
-              <w:jc w:val="right"/>
-            </w:pPr>
-            <w:r>
-              <w:rPr>
-                <w:rFonts w:ascii="Tahoma" w:hAnsi="Tahoma" w:cs="Tahoma" w:eastAsia="Tahoma"/>
-                <w:b w:val="0"/>
-                <w:sz w:val="20"/>
-                <w:rtl/>
-              </w:rPr>
-              <w:t>data_import + csv_import</w:t>
-            </w:r>
-          </w:p>
-        </w:tc>
-      </w:tr>
-      <w:tr>
-        <w:tc>
-          <w:tcPr>
-            <w:tcW w:type="dxa" w:w="2948"/>
-          </w:tcPr>
-          <w:p>
-            <w:pPr>
-              <w:bidi/>
-              <w:spacing w:after="40"/>
-              <w:jc w:val="right"/>
-            </w:pPr>
-            <w:r>
-              <w:rPr>
-                <w:rFonts w:ascii="Tahoma" w:hAnsi="Tahoma" w:cs="Tahoma" w:eastAsia="Tahoma"/>
-                <w:b w:val="0"/>
-                <w:sz w:val="20"/>
-                <w:rtl/>
-              </w:rPr>
-              <w:t>test_cashflow</w:t>
-            </w:r>
-          </w:p>
-        </w:tc>
-        <w:tc>
-          <w:tcPr>
-            <w:tcW w:type="dxa" w:w="3402"/>
-          </w:tcPr>
-          <w:p>
-            <w:pPr>
-              <w:bidi/>
-              <w:spacing w:after="40"/>
-              <w:jc w:val="right"/>
-            </w:pPr>
-            <w:r>
-              <w:rPr>
-                <w:rFonts w:ascii="Tahoma" w:hAnsi="Tahoma" w:cs="Tahoma" w:eastAsia="Tahoma"/>
-                <w:b w:val="0"/>
-                <w:sz w:val="20"/>
-                <w:rtl/>
-              </w:rPr>
-              <w:t>cashflow</w:t>
-            </w:r>
-          </w:p>
-        </w:tc>
-        <w:tc>
-          <w:tcPr>
-            <w:tcW w:type="dxa" w:w="2948"/>
-          </w:tcPr>
-          <w:p>
-            <w:pPr>
-              <w:bidi/>
-              <w:spacing w:after="40"/>
-              <w:jc w:val="right"/>
-            </w:pPr>
-            <w:r>
-              <w:rPr>
-                <w:rFonts w:ascii="Tahoma" w:hAnsi="Tahoma" w:cs="Tahoma" w:eastAsia="Tahoma"/>
-                <w:b w:val="0"/>
-                <w:sz w:val="20"/>
-                <w:rtl/>
-              </w:rPr>
-              <w:t>test_excel_export</w:t>
-            </w:r>
-          </w:p>
-        </w:tc>
-        <w:tc>
-          <w:tcPr>
-            <w:tcW w:type="dxa" w:w="3402"/>
-          </w:tcPr>
-          <w:p>
-            <w:pPr>
-              <w:bidi/>
-              <w:spacing w:after="40"/>
-              <w:jc w:val="right"/>
-            </w:pPr>
-            <w:r>
-              <w:rPr>
-                <w:rFonts w:ascii="Tahoma" w:hAnsi="Tahoma" w:cs="Tahoma" w:eastAsia="Tahoma"/>
-                <w:b w:val="0"/>
-                <w:sz w:val="20"/>
-                <w:rtl/>
-              </w:rPr>
-              <w:t>excel_export</w:t>
-            </w:r>
-          </w:p>
-        </w:tc>
-      </w:tr>
-      <w:tr>
-        <w:tc>
-          <w:tcPr>
-            <w:tcW w:type="dxa" w:w="2948"/>
-          </w:tcPr>
-          <w:p>
-            <w:pPr>
-              <w:bidi/>
-              <w:spacing w:after="40"/>
-              <w:jc w:val="right"/>
-            </w:pPr>
-            <w:r>
-              <w:rPr>
-                <w:rFonts w:ascii="Tahoma" w:hAnsi="Tahoma" w:cs="Tahoma" w:eastAsia="Tahoma"/>
-                <w:b w:val="0"/>
-                <w:sz w:val="20"/>
-                <w:rtl/>
-              </w:rPr>
-              <w:t>test_comparative</w:t>
-            </w:r>
-          </w:p>
-        </w:tc>
-        <w:tc>
-          <w:tcPr>
-            <w:tcW w:type="dxa" w:w="3402"/>
-          </w:tcPr>
-          <w:p>
-            <w:pPr>
-              <w:bidi/>
-              <w:spacing w:after="40"/>
-              <w:jc w:val="right"/>
-            </w:pPr>
-            <w:r>
-              <w:rPr>
-                <w:rFonts w:ascii="Tahoma" w:hAnsi="Tahoma" w:cs="Tahoma" w:eastAsia="Tahoma"/>
-                <w:b w:val="0"/>
-                <w:sz w:val="20"/>
-                <w:rtl/>
-              </w:rPr>
-              <w:t>comparative</w:t>
-            </w:r>
-          </w:p>
-        </w:tc>
-        <w:tc>
-          <w:tcPr>
-            <w:tcW w:type="dxa" w:w="2948"/>
-          </w:tcPr>
-          <w:p>
-            <w:pPr>
-              <w:bidi/>
-              <w:spacing w:after="40"/>
-              <w:jc w:val="right"/>
-            </w:pPr>
-            <w:r>
-              <w:rPr>
-                <w:rFonts w:ascii="Tahoma" w:hAnsi="Tahoma" w:cs="Tahoma" w:eastAsia="Tahoma"/>
-                <w:b w:val="0"/>
-                <w:sz w:val="20"/>
-                <w:rtl/>
-              </w:rPr>
-              <w:t>test_reporting_extra</w:t>
-            </w:r>
-          </w:p>
-        </w:tc>
-        <w:tc>
-          <w:tcPr>
-            <w:tcW w:type="dxa" w:w="3402"/>
-          </w:tcPr>
-          <w:p>
-            <w:pPr>
-              <w:bidi/>
-              <w:spacing w:after="40"/>
-              <w:jc w:val="right"/>
-            </w:pPr>
-            <w:r>
-              <w:rPr>
-                <w:rFonts w:ascii="Tahoma" w:hAnsi="Tahoma" w:cs="Tahoma" w:eastAsia="Tahoma"/>
-                <w:b w:val="0"/>
-                <w:sz w:val="20"/>
-                <w:rtl/>
-              </w:rPr>
-              <w:t>reporting</w:t>
-            </w:r>
-          </w:p>
-        </w:tc>
-      </w:tr>
-      <w:tr>
-        <w:tc>
-          <w:tcPr>
-            <w:tcW w:type="dxa" w:w="2948"/>
-          </w:tcPr>
-          <w:p>
-            <w:pPr>
-              <w:bidi/>
-              <w:spacing w:after="40"/>
-              <w:jc w:val="right"/>
-            </w:pPr>
-            <w:r>
-              <w:rPr>
-                <w:rFonts w:ascii="Tahoma" w:hAnsi="Tahoma" w:cs="Tahoma" w:eastAsia="Tahoma"/>
-                <w:b w:val="0"/>
-                <w:sz w:val="20"/>
-                <w:rtl/>
-              </w:rPr>
-              <w:t>test_backup</w:t>
-            </w:r>
-          </w:p>
-        </w:tc>
-        <w:tc>
-          <w:tcPr>
-            <w:tcW w:type="dxa" w:w="3402"/>
-          </w:tcPr>
-          <w:p>
-            <w:pPr>
-              <w:bidi/>
-              <w:spacing w:after="40"/>
-              <w:jc w:val="right"/>
-            </w:pPr>
-            <w:r>
-              <w:rPr>
-                <w:rFonts w:ascii="Tahoma" w:hAnsi="Tahoma" w:cs="Tahoma" w:eastAsia="Tahoma"/>
-                <w:b w:val="0"/>
-                <w:sz w:val="20"/>
-                <w:rtl/>
-              </w:rPr>
-              <w:t>backup + scheduled_backup</w:t>
-            </w:r>
-          </w:p>
-        </w:tc>
-        <w:tc>
-          <w:tcPr>
-            <w:tcW w:type="dxa" w:w="2948"/>
-          </w:tcPr>
-          <w:p>
-            <w:pPr>
-              <w:bidi/>
-              <w:spacing w:after="40"/>
-              <w:jc w:val="right"/>
-            </w:pPr>
-            <w:r>
-              <w:rPr>
-                <w:rFonts w:ascii="Tahoma" w:hAnsi="Tahoma" w:cs="Tahoma" w:eastAsia="Tahoma"/>
-                <w:b w:val="0"/>
-                <w:sz w:val="20"/>
-                <w:rtl/>
-              </w:rPr>
-              <w:t>test_user_manager</w:t>
-            </w:r>
-          </w:p>
-        </w:tc>
-        <w:tc>
-          <w:tcPr>
-            <w:tcW w:type="dxa" w:w="3402"/>
-          </w:tcPr>
-          <w:p>
-            <w:pPr>
-              <w:bidi/>
-              <w:spacing w:after="40"/>
-              <w:jc w:val="right"/>
-            </w:pPr>
-            <w:r>
-              <w:rPr>
-                <w:rFonts w:ascii="Tahoma" w:hAnsi="Tahoma" w:cs="Tahoma" w:eastAsia="Tahoma"/>
-                <w:b w:val="0"/>
-                <w:sz w:val="20"/>
-                <w:rtl/>
-              </w:rPr>
-              <w:t>user_manager</w:t>
-            </w:r>
-          </w:p>
-        </w:tc>
-      </w:tr>
-      <w:tr>
-        <w:tc>
-          <w:tcPr>
-            <w:tcW w:type="dxa" w:w="2948"/>
-          </w:tcPr>
-          <w:p>
-            <w:pPr>
-              <w:bidi/>
-              <w:spacing w:after="40"/>
-              <w:jc w:val="right"/>
-            </w:pPr>
-            <w:r>
-              <w:rPr>
-                <w:rFonts w:ascii="Tahoma" w:hAnsi="Tahoma" w:cs="Tahoma" w:eastAsia="Tahoma"/>
-                <w:b w:val="0"/>
-                <w:sz w:val="20"/>
-                <w:rtl/>
-              </w:rPr>
-              <w:t>test_bank_print</w:t>
-            </w:r>
-          </w:p>
-        </w:tc>
-        <w:tc>
-          <w:tcPr>
-            <w:tcW w:type="dxa" w:w="3402"/>
-          </w:tcPr>
-          <w:p>
-            <w:pPr>
-              <w:bidi/>
-              <w:spacing w:after="40"/>
-              <w:jc w:val="right"/>
-            </w:pPr>
-            <w:r>
-              <w:rPr>
-                <w:rFonts w:ascii="Tahoma" w:hAnsi="Tahoma" w:cs="Tahoma" w:eastAsia="Tahoma"/>
-                <w:b w:val="0"/>
-                <w:sz w:val="20"/>
-                <w:rtl/>
-              </w:rPr>
-              <w:t>bank_sync + print_manager</w:t>
-            </w:r>
-          </w:p>
-        </w:tc>
-        <w:tc>
-          <w:tcPr>
-            <w:tcW w:type="dxa" w:w="2948"/>
-          </w:tcPr>
-          <w:p>
-            <w:pPr>
-              <w:bidi/>
-              <w:spacing w:after="40"/>
-              <w:jc w:val="right"/>
-            </w:pPr>
-            <w:r>
-              <w:rPr>
-                <w:rFonts w:ascii="Tahoma" w:hAnsi="Tahoma" w:cs="Tahoma" w:eastAsia="Tahoma"/>
-                <w:b w:val="0"/>
-                <w:sz w:val="20"/>
-                <w:rtl/>
-              </w:rPr>
-              <w:t>test_update_checker_extra</w:t>
-            </w:r>
-          </w:p>
-        </w:tc>
-        <w:tc>
-          <w:tcPr>
-            <w:tcW w:type="dxa" w:w="3402"/>
-          </w:tcPr>
-          <w:p>
-            <w:pPr>
-              <w:bidi/>
-              <w:spacing w:after="40"/>
-              <w:jc w:val="right"/>
-            </w:pPr>
-            <w:r>
-              <w:rPr>
-                <w:rFonts w:ascii="Tahoma" w:hAnsi="Tahoma" w:cs="Tahoma" w:eastAsia="Tahoma"/>
-                <w:b w:val="0"/>
-                <w:sz w:val="20"/>
-                <w:rtl/>
-              </w:rPr>
-              <w:t>update_checker</w:t>
-            </w:r>
-          </w:p>
-        </w:tc>
-      </w:tr>
-      <w:tr>
-        <w:tc>
-          <w:tcPr>
-            <w:tcW w:type="dxa" w:w="2948"/>
-          </w:tcPr>
-          <w:p>
-            <w:pPr>
-              <w:bidi/>
-              <w:spacing w:after="40"/>
-              <w:jc w:val="right"/>
-            </w:pPr>
-            <w:r>
-              <w:rPr>
-                <w:rFonts w:ascii="Tahoma" w:hAnsi="Tahoma" w:cs="Tahoma" w:eastAsia="Tahoma"/>
-                <w:b w:val="0"/>
-                <w:sz w:val="20"/>
-                <w:rtl/>
-              </w:rPr>
-              <w:t>test_breakeven_costcenter</w:t>
-            </w:r>
-          </w:p>
-        </w:tc>
-        <w:tc>
-          <w:tcPr>
-            <w:tcW w:type="dxa" w:w="3402"/>
-          </w:tcPr>
-          <w:p>
-            <w:pPr>
-              <w:bidi/>
-              <w:spacing w:after="40"/>
-              <w:jc w:val="right"/>
-            </w:pPr>
-            <w:r>
-              <w:rPr>
-                <w:rFonts w:ascii="Tahoma" w:hAnsi="Tahoma" w:cs="Tahoma" w:eastAsia="Tahoma"/>
-                <w:b w:val="0"/>
-                <w:sz w:val="20"/>
-                <w:rtl/>
-              </w:rPr>
-              <w:t>breakeven + cost_center + forecasting</w:t>
-            </w:r>
-          </w:p>
-        </w:tc>
-        <w:tc>
-          <w:tcPr>
-            <w:tcW w:type="dxa" w:w="2948"/>
-          </w:tcPr>
-          <w:p>
-            <w:pPr>
-              <w:bidi/>
-              <w:spacing w:after="40"/>
-              <w:jc w:val="right"/>
-            </w:pPr>
-            <w:r>
-              <w:rPr>
-                <w:rFonts w:ascii="Tahoma" w:hAnsi="Tahoma" w:cs="Tahoma" w:eastAsia="Tahoma"/>
-                <w:b w:val="0"/>
-                <w:sz w:val="20"/>
-                <w:rtl/>
-              </w:rPr>
-              <w:t>test_cloud_sync_extra</w:t>
-            </w:r>
-          </w:p>
-        </w:tc>
-        <w:tc>
-          <w:tcPr>
-            <w:tcW w:type="dxa" w:w="3402"/>
-          </w:tcPr>
-          <w:p>
-            <w:pPr>
-              <w:bidi/>
-              <w:spacing w:after="40"/>
-              <w:jc w:val="right"/>
-            </w:pPr>
-            <w:r>
-              <w:rPr>
-                <w:rFonts w:ascii="Tahoma" w:hAnsi="Tahoma" w:cs="Tahoma" w:eastAsia="Tahoma"/>
-                <w:b w:val="0"/>
-                <w:sz w:val="20"/>
-                <w:rtl/>
-              </w:rPr>
-              <w:t>cloud_sync</w:t>
-            </w:r>
-          </w:p>
-        </w:tc>
-      </w:tr>
-      <w:tr>
-        <w:tc>
-          <w:tcPr>
-            <w:tcW w:type="dxa" w:w="2948"/>
-          </w:tcPr>
-          <w:p>
-            <w:pPr>
-              <w:bidi/>
-              <w:spacing w:after="40"/>
-              <w:jc w:val="right"/>
-            </w:pPr>
-            <w:r>
-              <w:rPr>
-                <w:rFonts w:ascii="Tahoma" w:hAnsi="Tahoma" w:cs="Tahoma" w:eastAsia="Tahoma"/>
-                <w:b w:val="0"/>
-                <w:sz w:val="20"/>
-                <w:rtl/>
-              </w:rPr>
-              <w:t>test_reporting_modules</w:t>
-            </w:r>
-          </w:p>
-        </w:tc>
-        <w:tc>
-          <w:tcPr>
-            <w:tcW w:type="dxa" w:w="3402"/>
-          </w:tcPr>
-          <w:p>
-            <w:pPr>
-              <w:bidi/>
-              <w:spacing w:after="40"/>
-              <w:jc w:val="right"/>
-            </w:pPr>
-            <w:r>
-              <w:rPr>
-                <w:rFonts w:ascii="Tahoma" w:hAnsi="Tahoma" w:cs="Tahoma" w:eastAsia="Tahoma"/>
-                <w:b w:val="0"/>
-                <w:sz w:val="20"/>
-                <w:rtl/>
-              </w:rPr>
-              <w:t>calculations + report_templates + activity_log</w:t>
-            </w:r>
-          </w:p>
-        </w:tc>
-        <w:tc>
-          <w:tcPr>
-            <w:tcW w:type="dxa" w:w="2948"/>
-          </w:tcPr>
-          <w:p>
-            <w:pPr>
-              <w:bidi/>
-              <w:spacing w:after="40"/>
-              <w:jc w:val="right"/>
-            </w:pPr>
-            <w:r>
-              <w:rPr>
-                <w:rFonts w:ascii="Tahoma" w:hAnsi="Tahoma" w:cs="Tahoma" w:eastAsia="Tahoma"/>
-                <w:b w:val="0"/>
-                <w:sz w:val="20"/>
-                <w:rtl/>
-              </w:rPr>
-              <w:t>test_tax_reminders_extra</w:t>
-            </w:r>
-          </w:p>
-        </w:tc>
-        <w:tc>
-          <w:tcPr>
-            <w:tcW w:type="dxa" w:w="3402"/>
-          </w:tcPr>
-          <w:p>
-            <w:pPr>
-              <w:bidi/>
-              <w:spacing w:after="40"/>
-              <w:jc w:val="right"/>
-            </w:pPr>
-            <w:r>
-              <w:rPr>
-                <w:rFonts w:ascii="Tahoma" w:hAnsi="Tahoma" w:cs="Tahoma" w:eastAsia="Tahoma"/>
-                <w:b w:val="0"/>
-                <w:sz w:val="20"/>
-                <w:rtl/>
-              </w:rPr>
-              <w:t>tax_reminders</w:t>
-            </w:r>
-          </w:p>
-        </w:tc>
-      </w:tr>
-      <w:tr>
-        <w:tc>
-          <w:tcPr>
-            <w:tcW w:type="dxa" w:w="2948"/>
-          </w:tcPr>
-          <w:p>
-            <w:pPr>
-              <w:bidi/>
-              <w:spacing w:after="40"/>
-              <w:jc w:val="right"/>
-            </w:pPr>
-            <w:r>
-              <w:rPr>
-                <w:rFonts w:ascii="Tahoma" w:hAnsi="Tahoma" w:cs="Tahoma" w:eastAsia="Tahoma"/>
-                <w:b w:val="0"/>
-                <w:sz w:val="20"/>
-                <w:rtl/>
-              </w:rPr>
-              <w:t>test_email_currency</w:t>
-            </w:r>
-          </w:p>
-        </w:tc>
-        <w:tc>
-          <w:tcPr>
-            <w:tcW w:type="dxa" w:w="3402"/>
-          </w:tcPr>
-          <w:p>
-            <w:pPr>
-              <w:bidi/>
-              <w:spacing w:after="40"/>
-              <w:jc w:val="right"/>
-            </w:pPr>
-            <w:r>
-              <w:rPr>
-                <w:rFonts w:ascii="Tahoma" w:hAnsi="Tahoma" w:cs="Tahoma" w:eastAsia="Tahoma"/>
-                <w:b w:val="0"/>
-                <w:sz w:val="20"/>
-                <w:rtl/>
-              </w:rPr>
-              <w:t>email_notifier + currency</w:t>
-            </w:r>
-          </w:p>
-        </w:tc>
-        <w:tc>
-          <w:tcPr>
-            <w:tcW w:type="dxa" w:w="2948"/>
-          </w:tcPr>
-          <w:p>
-            <w:pPr>
-              <w:bidi/>
-              <w:spacing w:after="40"/>
-              <w:jc w:val="right"/>
-            </w:pPr>
-            <w:r>
-              <w:rPr>
-                <w:rFonts w:ascii="Tahoma" w:hAnsi="Tahoma" w:cs="Tahoma" w:eastAsia="Tahoma"/>
-                <w:b w:val="0"/>
-                <w:sz w:val="20"/>
-                <w:rtl/>
-              </w:rPr>
-              <w:t>test_tax_reports_extra</w:t>
-            </w:r>
-          </w:p>
-        </w:tc>
-        <w:tc>
-          <w:tcPr>
-            <w:tcW w:type="dxa" w:w="3402"/>
-          </w:tcPr>
-          <w:p>
-            <w:pPr>
-              <w:bidi/>
-              <w:spacing w:after="40"/>
-              <w:jc w:val="right"/>
-            </w:pPr>
-            <w:r>
-              <w:rPr>
-                <w:rFonts w:ascii="Tahoma" w:hAnsi="Tahoma" w:cs="Tahoma" w:eastAsia="Tahoma"/>
-                <w:b w:val="0"/>
-                <w:sz w:val="20"/>
-                <w:rtl/>
-              </w:rPr>
-              <w:t>tax_reports</w:t>
-            </w:r>
-          </w:p>
-        </w:tc>
-      </w:tr>
-      <w:tr>
-        <w:tc>
-          <w:tcPr>
-            <w:tcW w:type="dxa" w:w="2948"/>
-          </w:tcPr>
-          <w:p>
-            <w:pPr>
-              <w:bidi/>
-              <w:spacing w:after="40"/>
-              <w:jc w:val="right"/>
-            </w:pPr>
-            <w:r>
-              <w:rPr>
-                <w:rFonts w:ascii="Tahoma" w:hAnsi="Tahoma" w:cs="Tahoma" w:eastAsia="Tahoma"/>
-                <w:b w:val="0"/>
-                <w:sz w:val="20"/>
-                <w:rtl/>
-              </w:rPr>
-              <w:t>test_small_gaps</w:t>
-            </w:r>
-          </w:p>
-        </w:tc>
-        <w:tc>
-          <w:tcPr>
-            <w:tcW w:type="dxa" w:w="3402"/>
-          </w:tcPr>
-          <w:p>
-            <w:pPr>
-              <w:bidi/>
-              <w:spacing w:after="40"/>
-              <w:jc w:val="right"/>
-            </w:pPr>
-            <w:r>
-              <w:rPr>
-                <w:rFonts w:ascii="Tahoma" w:hAnsi="Tahoma" w:cs="Tahoma" w:eastAsia="Tahoma"/>
-                <w:b w:val="0"/>
-                <w:sz w:val="20"/>
-                <w:rtl/>
-              </w:rPr>
-              <w:t>budget + validation + advanced_dashboard</w:t>
-            </w:r>
-          </w:p>
-        </w:tc>
-        <w:tc>
-          <w:tcPr>
-            <w:tcW w:type="dxa" w:w="2948"/>
-          </w:tcPr>
-          <w:p>
-            <w:pPr>
-              <w:bidi/>
-              <w:spacing w:after="40"/>
-              <w:jc w:val="right"/>
-            </w:pPr>
-            <w:r>
-              <w:rPr>
-                <w:rFonts w:ascii="Tahoma" w:hAnsi="Tahoma" w:cs="Tahoma" w:eastAsia="Tahoma"/>
-                <w:b w:val="0"/>
-                <w:sz w:val="20"/>
-                <w:rtl/>
-              </w:rPr>
-              <w:t>الملفات القديمة</w:t>
-            </w:r>
-          </w:p>
-        </w:tc>
-        <w:tc>
-          <w:tcPr>
-            <w:tcW w:type="dxa" w:w="3402"/>
-          </w:tcPr>
-          <w:p>
-            <w:pPr>
-              <w:bidi/>
-              <w:spacing w:after="40"/>
-              <w:jc w:val="right"/>
-            </w:pPr>
-            <w:r>
-              <w:rPr>
-                <w:rFonts w:ascii="Tahoma" w:hAnsi="Tahoma" w:cs="Tahoma" w:eastAsia="Tahoma"/>
-                <w:b w:val="0"/>
-                <w:sz w:val="20"/>
-                <w:rtl/>
-              </w:rPr>
-              <w:t>الميزات الأساسية</w:t>
-            </w:r>
-          </w:p>
-        </w:tc>
-      </w:tr>
-    </w:tbl>
-    <w:p>
-      <w:pPr>
-        <w:spacing w:after="80"/>
-      </w:pPr>
+        <w:t>14.2 ملفات الاختبار</w:t>
+      </w:r>
+    </w:p>
+    <w:p>
+      <w:pPr>
+        <w:bidi/>
+        <w:spacing w:after="120" w:before="0" w:line="276" w:lineRule="auto"/>
+        <w:jc w:val="right"/>
+      </w:pPr>
+      <w:r>
+        <w:rPr>
+          <w:rFonts w:ascii="Tahoma" w:hAnsi="Tahoma" w:cs="Tahoma" w:eastAsia="Tahoma"/>
+          <w:b w:val="0"/>
+          <w:sz w:val="22"/>
+          <w:rtl/>
+        </w:rPr>
+        <w:t>يضم المشروع 65 ملف اختبار موزعة على فئات:</w:t>
+      </w:r>
+    </w:p>
+    <w:p>
+      <w:pPr>
+        <w:bidi/>
+        <w:spacing w:after="60"/>
+        <w:ind w:left="454"/>
+        <w:jc w:val="right"/>
+      </w:pPr>
+      <w:r>
+        <w:rPr>
+          <w:rFonts w:ascii="Tahoma" w:hAnsi="Tahoma" w:cs="Tahoma" w:eastAsia="Tahoma"/>
+          <w:b/>
+          <w:sz w:val="22"/>
+          <w:rtl/>
+        </w:rPr>
+        <w:t xml:space="preserve">• </w:t>
+      </w:r>
+      <w:r>
+        <w:rPr>
+          <w:rFonts w:ascii="Tahoma" w:hAnsi="Tahoma" w:cs="Tahoma" w:eastAsia="Tahoma"/>
+          <w:b w:val="0"/>
+          <w:sz w:val="22"/>
+          <w:rtl/>
+        </w:rPr>
+        <w:t>اختبارات الوحدات الأساسية: test_calculation.py (النسب المالية)، test_analysis.py (DuPont)، test_audit.py (التدقيق)، test_tax.py (الجباية)</w:t>
+      </w:r>
+    </w:p>
+    <w:p>
+      <w:pPr>
+        <w:bidi/>
+        <w:spacing w:after="60"/>
+        <w:ind w:left="454"/>
+        <w:jc w:val="right"/>
+      </w:pPr>
+      <w:r>
+        <w:rPr>
+          <w:rFonts w:ascii="Tahoma" w:hAnsi="Tahoma" w:cs="Tahoma" w:eastAsia="Tahoma"/>
+          <w:b/>
+          <w:sz w:val="22"/>
+          <w:rtl/>
+        </w:rPr>
+        <w:t xml:space="preserve">• </w:t>
+      </w:r>
+      <w:r>
+        <w:rPr>
+          <w:rFonts w:ascii="Tahoma" w:hAnsi="Tahoma" w:cs="Tahoma" w:eastAsia="Tahoma"/>
+          <w:b w:val="0"/>
+          <w:sz w:val="22"/>
+          <w:rtl/>
+        </w:rPr>
+        <w:t>اختبارات الميزات: test_cashflow.py، test_comparative.py، test_breakeven.py، test_budget.py، test_forecasting.py</w:t>
+      </w:r>
+    </w:p>
+    <w:p>
+      <w:pPr>
+        <w:bidi/>
+        <w:spacing w:after="60"/>
+        <w:ind w:left="454"/>
+        <w:jc w:val="right"/>
+      </w:pPr>
+      <w:r>
+        <w:rPr>
+          <w:rFonts w:ascii="Tahoma" w:hAnsi="Tahoma" w:cs="Tahoma" w:eastAsia="Tahoma"/>
+          <w:b/>
+          <w:sz w:val="22"/>
+          <w:rtl/>
+        </w:rPr>
+        <w:t xml:space="preserve">• </w:t>
+      </w:r>
+      <w:r>
+        <w:rPr>
+          <w:rFonts w:ascii="Tahoma" w:hAnsi="Tahoma" w:cs="Tahoma" w:eastAsia="Tahoma"/>
+          <w:b w:val="0"/>
+          <w:sz w:val="22"/>
+          <w:rtl/>
+        </w:rPr>
+        <w:t>اختبارات متقدمة: test_ai_insights.py، test_benchmarks.py، test_scenarios.py، test_cost_center.py، test_advanced_dashboard.py</w:t>
+      </w:r>
+    </w:p>
+    <w:p>
+      <w:pPr>
+        <w:bidi/>
+        <w:spacing w:after="60"/>
+        <w:ind w:left="454"/>
+        <w:jc w:val="right"/>
+      </w:pPr>
+      <w:r>
+        <w:rPr>
+          <w:rFonts w:ascii="Tahoma" w:hAnsi="Tahoma" w:cs="Tahoma" w:eastAsia="Tahoma"/>
+          <w:b/>
+          <w:sz w:val="22"/>
+          <w:rtl/>
+        </w:rPr>
+        <w:t xml:space="preserve">• </w:t>
+      </w:r>
+      <w:r>
+        <w:rPr>
+          <w:rFonts w:ascii="Tahoma" w:hAnsi="Tahoma" w:cs="Tahoma" w:eastAsia="Tahoma"/>
+          <w:b w:val="0"/>
+          <w:sz w:val="22"/>
+          <w:rtl/>
+        </w:rPr>
+        <w:t>اختبارات واجهات: test_ui.py، test_ui_views.py، test_ui_constants.py</w:t>
+      </w:r>
+    </w:p>
+    <w:p>
+      <w:pPr>
+        <w:bidi/>
+        <w:spacing w:after="60"/>
+        <w:ind w:left="454"/>
+        <w:jc w:val="right"/>
+      </w:pPr>
+      <w:r>
+        <w:rPr>
+          <w:rFonts w:ascii="Tahoma" w:hAnsi="Tahoma" w:cs="Tahoma" w:eastAsia="Tahoma"/>
+          <w:b/>
+          <w:sz w:val="22"/>
+          <w:rtl/>
+        </w:rPr>
+        <w:t xml:space="preserve">• </w:t>
+      </w:r>
+      <w:r>
+        <w:rPr>
+          <w:rFonts w:ascii="Tahoma" w:hAnsi="Tahoma" w:cs="Tahoma" w:eastAsia="Tahoma"/>
+          <w:b w:val="0"/>
+          <w:sz w:val="22"/>
+          <w:rtl/>
+        </w:rPr>
+        <w:t>اختبارات تكامل: test_integration_workflow.py، test_integration_database.py، test_integration_performance.py</w:t>
+      </w:r>
+    </w:p>
+    <w:p>
+      <w:pPr>
+        <w:bidi/>
+        <w:spacing w:after="60"/>
+        <w:ind w:left="454"/>
+        <w:jc w:val="right"/>
+      </w:pPr>
+      <w:r>
+        <w:rPr>
+          <w:rFonts w:ascii="Tahoma" w:hAnsi="Tahoma" w:cs="Tahoma" w:eastAsia="Tahoma"/>
+          <w:b/>
+          <w:sz w:val="22"/>
+          <w:rtl/>
+        </w:rPr>
+        <w:t xml:space="preserve">• </w:t>
+      </w:r>
+      <w:r>
+        <w:rPr>
+          <w:rFonts w:ascii="Tahoma" w:hAnsi="Tahoma" w:cs="Tahoma" w:eastAsia="Tahoma"/>
+          <w:b w:val="0"/>
+          <w:sz w:val="22"/>
+          <w:rtl/>
+        </w:rPr>
+        <w:t>اختبارات قبول: test_uat.py (رحلة كاملة بـ35 شاشة)</w:t>
+      </w:r>
+    </w:p>
+    <w:p>
+      <w:pPr>
+        <w:bidi/>
+        <w:spacing w:after="60"/>
+        <w:ind w:left="454"/>
+        <w:jc w:val="right"/>
+      </w:pPr>
+      <w:r>
+        <w:rPr>
+          <w:rFonts w:ascii="Tahoma" w:hAnsi="Tahoma" w:cs="Tahoma" w:eastAsia="Tahoma"/>
+          <w:b/>
+          <w:sz w:val="22"/>
+          <w:rtl/>
+        </w:rPr>
+        <w:t xml:space="preserve">• </w:t>
+      </w:r>
+      <w:r>
+        <w:rPr>
+          <w:rFonts w:ascii="Tahoma" w:hAnsi="Tahoma" w:cs="Tahoma" w:eastAsia="Tahoma"/>
+          <w:b w:val="0"/>
+          <w:sz w:val="22"/>
+          <w:rtl/>
+        </w:rPr>
+        <w:t>اختبارات تجارية: test_licensing.py، test_encryption.py، test_entitlement.py (تغطية 99%+)</w:t>
+      </w:r>
+    </w:p>
+    <w:p>
+      <w:pPr>
+        <w:bidi/>
+        <w:spacing w:after="60"/>
+        <w:ind w:left="454"/>
+        <w:jc w:val="right"/>
+      </w:pPr>
+      <w:r>
+        <w:rPr>
+          <w:rFonts w:ascii="Tahoma" w:hAnsi="Tahoma" w:cs="Tahoma" w:eastAsia="Tahoma"/>
+          <w:b/>
+          <w:sz w:val="22"/>
+          <w:rtl/>
+        </w:rPr>
+        <w:t xml:space="preserve">• </w:t>
+      </w:r>
+      <w:r>
+        <w:rPr>
+          <w:rFonts w:ascii="Tahoma" w:hAnsi="Tahoma" w:cs="Tahoma" w:eastAsia="Tahoma"/>
+          <w:b w:val="0"/>
+          <w:sz w:val="22"/>
+          <w:rtl/>
+        </w:rPr>
+        <w:t>اختبارات أداء: test_startup_perf.py</w:t>
+      </w:r>
+    </w:p>
+    <w:p>
+      <w:pPr>
+        <w:bidi/>
+        <w:spacing w:after="60"/>
+        <w:ind w:left="454"/>
+        <w:jc w:val="right"/>
+      </w:pPr>
+      <w:r>
+        <w:rPr>
+          <w:rFonts w:ascii="Tahoma" w:hAnsi="Tahoma" w:cs="Tahoma" w:eastAsia="Tahoma"/>
+          <w:b/>
+          <w:sz w:val="22"/>
+          <w:rtl/>
+        </w:rPr>
+        <w:t xml:space="preserve">• </w:t>
+      </w:r>
+      <w:r>
+        <w:rPr>
+          <w:rFonts w:ascii="Tahoma" w:hAnsi="Tahoma" w:cs="Tahoma" w:eastAsia="Tahoma"/>
+          <w:b w:val="0"/>
+          <w:sz w:val="22"/>
+          <w:rtl/>
+        </w:rPr>
+        <w:t>المجموع: 2020 اختباراً ناجحاً (python -m pytest tests -q)</w:t>
+      </w:r>
     </w:p>
     <w:p>
       <w:pPr>
@@ -8597,7 +9335,7 @@
           <w:sz w:val="22"/>
           <w:rtl/>
         </w:rPr>
-        <w:t>i18n: 1530 مفتاحاً × 3 لغات (AR/EN/FR)</w:t>
+        <w:t>i18n: 2018 مفتاحاً × 3 لغات (AR/EN/FR)</w:t>
       </w:r>
     </w:p>
     <w:p>
@@ -8676,7 +9414,7 @@
           <w:sz w:val="22"/>
           <w:rtl/>
         </w:rPr>
-        <w:t>28 شاشة تفاعلية كاملة مع دعم RTL للعربية و3 لغات و3 ثيمات</w:t>
+        <w:t>35 شاشة تفاعلية كاملة مع دعم RTL للعربية و3 لغات و3 ثيمات</w:t>
       </w:r>
     </w:p>
     <w:p>
@@ -8780,7 +9518,7 @@
           <w:sz w:val="22"/>
           <w:rtl/>
         </w:rPr>
-        <w:t>1800 اختباراً ناجحاً مع تغطية 100% للوحدات</w:t>
+        <w:t>2020 اختباراً ناجحاً مع تغطية 100% للوحدات</w:t>
       </w:r>
     </w:p>
     <w:p>
@@ -8806,7 +9544,7 @@
           <w:sz w:val="22"/>
           <w:rtl/>
         </w:rPr>
-        <w:t>أداء محسّن: إقلاع 49ms وذاكرة 45MB</w:t>
+        <w:t>أداء محسّن: إقلاع 44ms وذاكرة 45MB</w:t>
       </w:r>
     </w:p>
     <w:p>
@@ -8832,7 +9570,7 @@
           <w:sz w:val="22"/>
           <w:rtl/>
         </w:rPr>
-        <w:t>مثبت Inno Setup (51.6MB) ونسخة ZIP (82.9MB) وتحديث تلقائي مخفي</w:t>
+        <w:t>مثبت Inno Setup (66.9MB) ونسخة ZIP (109.4MB) وتحديث تلقائي مخفي</w:t>
       </w:r>
     </w:p>
     <w:p>
@@ -8885,7 +9623,7 @@
           <w:sz w:val="22"/>
           <w:rtl/>
         </w:rPr>
-        <w:t>تم تطوير المشروع وفق أفضل ممارسات هندسة البرمجيات، مع الالتزام بمبادئ الجودة والاختبار المستمر، مما نتج عنه 1800 اختبار وحدة ناجحاً وتغطية 100% للوحدات. كما تم توفير نظام تحديث تلقائي لتسهيل عملية التطوير والصيانة المستمرة.</w:t>
+        <w:t>تم تطوير المشروع وفق أفضل ممارسات هندسة البرمجيات، مع الالتزام بمبادئ الجودة والاختبار المستمر، مما نتج عنه 2020 اختبار وحدة ناجحاً وتغطية 100% للوحدات. كما تم توفير نظام تحديث تلقائي لتسهيل عملية التطوير والصيانة المستمرة.</w:t>
       </w:r>
     </w:p>
     <w:p>
@@ -8940,7 +9678,7 @@
           <w:sz w:val="26"/>
           <w:rtl/>
         </w:rPr>
-        <w:t>17.1 المدى القصير</w:t>
+        <w:t>17.1 المدى القصير (قيد التطوير)</w:t>
       </w:r>
     </w:p>
     <w:p>
@@ -8966,7 +9704,7 @@
           <w:sz w:val="22"/>
           <w:rtl/>
         </w:rPr>
-        <w:t>1. ربط API مع البنوك الجزائرية للمزامنة البنكية التلقائية</w:t>
+        <w:t>1. وحدة المشتريات: إدارة طلبات الشراء وأوامر التوريد والموردين (شاشة 36)</w:t>
       </w:r>
     </w:p>
     <w:p>
@@ -8992,7 +9730,7 @@
           <w:sz w:val="22"/>
           <w:rtl/>
         </w:rPr>
-        <w:t>2. دعم الفواتير الإلكترونية (E-Invoicing)</w:t>
+        <w:t>2. دعم الفواتير الإلكترونية (E-Invoicing — شاشة 37)</w:t>
       </w:r>
     </w:p>
     <w:p>
@@ -9018,7 +9756,7 @@
           <w:sz w:val="22"/>
           <w:rtl/>
         </w:rPr>
-        <w:t>3. توقيع رقمي للنسخ التنفيذية وتجاوز Smart App Control</w:t>
+        <w:t>3. المزامنة البنكية التلقائية: إطار API بنكي مع محاكي للتجربة دون اتصال</w:t>
       </w:r>
     </w:p>
     <w:p>
@@ -9062,7 +9800,7 @@
           <w:sz w:val="22"/>
           <w:rtl/>
         </w:rPr>
-        <w:t>1. تطوير نسخة سحابية (Cloud) مع قاعدة بيانات مركزية</w:t>
+        <w:t>1. توقيع رقمي للنسخ التنفيذية وتجاوز Smart App Control</w:t>
       </w:r>
     </w:p>
     <w:p>
@@ -9088,7 +9826,7 @@
           <w:sz w:val="22"/>
           <w:rtl/>
         </w:rPr>
-        <w:t>2. إضافة وحدات إدارة المخزون والمشتريات</w:t>
+        <w:t>2. تطوير نسخة سحابية (Cloud) مع قاعدة بيانات مركزية متعددة المستخدمين</w:t>
       </w:r>
     </w:p>
     <w:p>
@@ -9140,7 +9878,7 @@
           <w:sz w:val="22"/>
           <w:rtl/>
         </w:rPr>
-        <w:t>4. تحليل متقدم باستخدام Machine Learning للتنبؤ بالأزمات المالية</w:t>
+        <w:t>4. تحليل متقدم باستخدام Machine Learning (scikit-learn) للتنبؤ بالأزمات المالية — ترقية من النماذج الإحصائية الحالية</w:t>
       </w:r>
     </w:p>
     <w:p>
@@ -9184,7 +9922,7 @@
           <w:sz w:val="22"/>
           <w:rtl/>
         </w:rPr>
-        <w:t>1. تطوير تطبيق جوال (Mobile App) لمتابعة المؤشرات</w:t>
+        <w:t>1. تطوير تطبيق جوال (Mobile App) لمتابعة المؤشرات — معلق حالياً</w:t>
       </w:r>
     </w:p>
     <w:p>
@@ -9210,7 +9948,7 @@
           <w:sz w:val="22"/>
           <w:rtl/>
         </w:rPr>
-        <w:t>2. ربط مع مصلحة الضرائب الجزائرية للتصريح الإلكتروني</w:t>
+        <w:t>2. الربط مع مصلحة الضرائب الجزائرية للتصريح الإلكتروني</w:t>
       </w:r>
     </w:p>
     <w:p>
@@ -9262,7 +10000,7 @@
           <w:sz w:val="22"/>
           <w:rtl/>
         </w:rPr>
-        <w:t>4. منصة ذكاء اصطناعي متكاملة للتحليل المالي والتنبؤ</w:t>
+        <w:t>4. منصة ذكاء اصطناعي متكاملة للتحليل المالي والتنبؤ — يتم تطويرها حالياً</w:t>
       </w:r>
     </w:p>
     <w:sectPr>
